--- a/data/outputs/v2/Maths/SS2.3_Area_of_Part_of_a_Circle/Mathematics_Area_of_Part_of_a_Circle_CBE_LessonSequence.docx
+++ b/data/outputs/v2/Maths/SS2.3_Area_of_Part_of_a_Circle/Mathematics_Area_of_Part_of_a_Circle_CBE_LessonSequence.docx
@@ -3161,32 +3161,32 @@
         <w:tc>
           <w:tcPr>
             <w:tcW w:type="dxa" w:w="1520"/>
-            <w:shd w:fill="F2F2F2" w:color="auto" w:val="clear"/>
-            <w:tcMar>
-              <w:top w:type="dxa" w:w="60"/>
-              <w:left w:type="dxa" w:w="120"/>
-              <w:bottom w:type="dxa" w:w="60"/>
-              <w:right w:type="dxa" w:w="120"/>
-            </w:tcMar>
-            <w:vAlign w:val="top"/>
-          </w:tcPr>
-          <w:p>
-            <w:pPr>
-              <w:spacing w:after="40" w:before="0"/>
-              <w:jc w:val="left"/>
-            </w:pPr>
-            <w:r>
-              <w:rPr>
-                <w:rFonts w:ascii="Arial" w:cs="Arial" w:eastAsia="Arial" w:hAnsi="Arial"/>
-                <w:b/>
-                <w:bCs/>
-                <w:i w:val="false"/>
-                <w:iCs w:val="false"/>
-                <w:color w:val="000000"/>
-                <w:sz w:val="18"/>
-                <w:szCs w:val="18"/>
-              </w:rPr>
-              <w:t xml:space="preserve">Phase 1 — PREDICT (25 minutes)</w:t>
+            <w:shd w:fill="EAD1F5" w:color="auto" w:val="clear"/>
+            <w:tcMar>
+              <w:top w:type="dxa" w:w="60"/>
+              <w:left w:type="dxa" w:w="120"/>
+              <w:bottom w:type="dxa" w:w="60"/>
+              <w:right w:type="dxa" w:w="120"/>
+            </w:tcMar>
+            <w:vAlign w:val="top"/>
+          </w:tcPr>
+          <w:p>
+            <w:pPr>
+              <w:spacing w:after="40" w:before="0"/>
+              <w:jc w:val="left"/>
+            </w:pPr>
+            <w:r>
+              <w:rPr>
+                <w:rFonts w:ascii="Arial" w:cs="Arial" w:eastAsia="Arial" w:hAnsi="Arial"/>
+                <w:b/>
+                <w:bCs/>
+                <w:i w:val="false"/>
+                <w:iCs w:val="false"/>
+                <w:color w:val="000000"/>
+                <w:sz w:val="18"/>
+                <w:szCs w:val="18"/>
+              </w:rPr>
+              <w:t xml:space="preserve">Predict Phase</w:t>
             </w:r>
           </w:p>
           <w:p>
@@ -3209,7 +3209,7 @@
             <w:pPr>
               <w:spacing w:after="20" w:before="0"/>
             </w:pPr>
-            <w:hyperlink w:history="1" r:id="rId6vgvjsvu9khhksjanvivl">
+            <w:hyperlink w:history="1" r:id="rId02c10je7oouqxofa8t0wx">
               <w:r>
                 <w:rPr>
                   <w:rFonts w:ascii="Arial" w:cs="Arial" w:eastAsia="Arial" w:hAnsi="Arial"/>
@@ -3242,7 +3242,7 @@
               <w:spacing w:after="10" w:before="0"/>
               <w:ind w:left="120"/>
             </w:pPr>
-            <w:hyperlink w:history="1" r:id="rIdn_wmi2fanallzpudjdcgz">
+            <w:hyperlink w:history="1" r:id="rIdlwxt9qna0w1nmzzl3ln2u">
               <w:r>
                 <w:rPr>
                   <w:rFonts w:ascii="Arial" w:cs="Arial" w:eastAsia="Arial" w:hAnsi="Arial"/>
@@ -3287,7 +3287,7 @@
             <w:pPr>
               <w:spacing w:after="20" w:before="0"/>
             </w:pPr>
-            <w:hyperlink w:history="1" r:id="rIdkqnv8yflqbwpuoucis2jp">
+            <w:hyperlink w:history="1" r:id="rId-r_bvbco_8duobsr30_et">
               <w:r>
                 <w:rPr>
                   <w:rFonts w:ascii="Arial" w:cs="Arial" w:eastAsia="Arial" w:hAnsi="Arial"/>
@@ -3320,7 +3320,7 @@
               <w:spacing w:after="10" w:before="0"/>
               <w:ind w:left="120"/>
             </w:pPr>
-            <w:hyperlink w:history="1" r:id="rIdmsk-ay88srphsiq2fi4ru">
+            <w:hyperlink w:history="1" r:id="rId_wd2g8fct2ggwicpzhx57">
               <w:r>
                 <w:rPr>
                   <w:rFonts w:ascii="Arial" w:cs="Arial" w:eastAsia="Arial" w:hAnsi="Arial"/>
@@ -3467,32 +3467,32 @@
         <w:tc>
           <w:tcPr>
             <w:tcW w:type="dxa" w:w="1520"/>
-            <w:shd w:fill="F2F2F2" w:color="auto" w:val="clear"/>
-            <w:tcMar>
-              <w:top w:type="dxa" w:w="60"/>
-              <w:left w:type="dxa" w:w="120"/>
-              <w:bottom w:type="dxa" w:w="60"/>
-              <w:right w:type="dxa" w:w="120"/>
-            </w:tcMar>
-            <w:vAlign w:val="top"/>
-          </w:tcPr>
-          <w:p>
-            <w:pPr>
-              <w:spacing w:after="40" w:before="0"/>
-              <w:jc w:val="left"/>
-            </w:pPr>
-            <w:r>
-              <w:rPr>
-                <w:rFonts w:ascii="Arial" w:cs="Arial" w:eastAsia="Arial" w:hAnsi="Arial"/>
-                <w:b/>
-                <w:bCs/>
-                <w:i w:val="false"/>
-                <w:iCs w:val="false"/>
-                <w:color w:val="000000"/>
-                <w:sz w:val="18"/>
-                <w:szCs w:val="18"/>
-              </w:rPr>
-              <w:t xml:space="preserve">Phase 2 — OBSERVE (20 minutes)</w:t>
+            <w:shd w:fill="D9EEF1" w:color="auto" w:val="clear"/>
+            <w:tcMar>
+              <w:top w:type="dxa" w:w="60"/>
+              <w:left w:type="dxa" w:w="120"/>
+              <w:bottom w:type="dxa" w:w="60"/>
+              <w:right w:type="dxa" w:w="120"/>
+            </w:tcMar>
+            <w:vAlign w:val="top"/>
+          </w:tcPr>
+          <w:p>
+            <w:pPr>
+              <w:spacing w:after="40" w:before="0"/>
+              <w:jc w:val="left"/>
+            </w:pPr>
+            <w:r>
+              <w:rPr>
+                <w:rFonts w:ascii="Arial" w:cs="Arial" w:eastAsia="Arial" w:hAnsi="Arial"/>
+                <w:b/>
+                <w:bCs/>
+                <w:i w:val="false"/>
+                <w:iCs w:val="false"/>
+                <w:color w:val="000000"/>
+                <w:sz w:val="18"/>
+                <w:szCs w:val="18"/>
+              </w:rPr>
+              <w:t xml:space="preserve">Observe Phase</w:t>
             </w:r>
           </w:p>
           <w:p>
@@ -3515,7 +3515,7 @@
             <w:pPr>
               <w:spacing w:after="20" w:before="0"/>
             </w:pPr>
-            <w:hyperlink w:history="1" r:id="rIdpzf6n-1o_us4bxiznmlvj">
+            <w:hyperlink w:history="1" r:id="rIduk_uljokppgcgeff7uuuq">
               <w:r>
                 <w:rPr>
                   <w:rFonts w:ascii="Arial" w:cs="Arial" w:eastAsia="Arial" w:hAnsi="Arial"/>
@@ -3548,7 +3548,7 @@
               <w:spacing w:after="10" w:before="0"/>
               <w:ind w:left="120"/>
             </w:pPr>
-            <w:hyperlink w:history="1" r:id="rId2bqdypitdaqtbe6indr0f">
+            <w:hyperlink w:history="1" r:id="rIdnhwj7gil0kcepgq_ncx63">
               <w:r>
                 <w:rPr>
                   <w:rFonts w:ascii="Arial" w:cs="Arial" w:eastAsia="Arial" w:hAnsi="Arial"/>
@@ -3593,7 +3593,7 @@
             <w:pPr>
               <w:spacing w:after="20" w:before="0"/>
             </w:pPr>
-            <w:hyperlink w:history="1" r:id="rId25pdxy1kttlw2keecueiw">
+            <w:hyperlink w:history="1" r:id="rIdsqfvb0pucfnn42ukrnpsp">
               <w:r>
                 <w:rPr>
                   <w:rFonts w:ascii="Arial" w:cs="Arial" w:eastAsia="Arial" w:hAnsi="Arial"/>
@@ -3626,7 +3626,7 @@
               <w:spacing w:after="10" w:before="0"/>
               <w:ind w:left="120"/>
             </w:pPr>
-            <w:hyperlink w:history="1" r:id="rIdelzcev4qo5m-sjvggjjjl">
+            <w:hyperlink w:history="1" r:id="rIdeovlwkk5hrkhnq06welrc">
               <w:r>
                 <w:rPr>
                   <w:rFonts w:ascii="Arial" w:cs="Arial" w:eastAsia="Arial" w:hAnsi="Arial"/>
@@ -3773,32 +3773,32 @@
         <w:tc>
           <w:tcPr>
             <w:tcW w:type="dxa" w:w="1520"/>
-            <w:shd w:fill="F2F2F2" w:color="auto" w:val="clear"/>
-            <w:tcMar>
-              <w:top w:type="dxa" w:w="60"/>
-              <w:left w:type="dxa" w:w="120"/>
-              <w:bottom w:type="dxa" w:w="60"/>
-              <w:right w:type="dxa" w:w="120"/>
-            </w:tcMar>
-            <w:vAlign w:val="top"/>
-          </w:tcPr>
-          <w:p>
-            <w:pPr>
-              <w:spacing w:after="40" w:before="0"/>
-              <w:jc w:val="left"/>
-            </w:pPr>
-            <w:r>
-              <w:rPr>
-                <w:rFonts w:ascii="Arial" w:cs="Arial" w:eastAsia="Arial" w:hAnsi="Arial"/>
-                <w:b/>
-                <w:bCs/>
-                <w:i w:val="false"/>
-                <w:iCs w:val="false"/>
-                <w:color w:val="000000"/>
-                <w:sz w:val="18"/>
-                <w:szCs w:val="18"/>
-              </w:rPr>
-              <w:t xml:space="preserve">Phase 3 — EXPLAIN (15 minutes)</w:t>
+            <w:shd w:fill="E2EFDA" w:color="auto" w:val="clear"/>
+            <w:tcMar>
+              <w:top w:type="dxa" w:w="60"/>
+              <w:left w:type="dxa" w:w="120"/>
+              <w:bottom w:type="dxa" w:w="60"/>
+              <w:right w:type="dxa" w:w="120"/>
+            </w:tcMar>
+            <w:vAlign w:val="top"/>
+          </w:tcPr>
+          <w:p>
+            <w:pPr>
+              <w:spacing w:after="40" w:before="0"/>
+              <w:jc w:val="left"/>
+            </w:pPr>
+            <w:r>
+              <w:rPr>
+                <w:rFonts w:ascii="Arial" w:cs="Arial" w:eastAsia="Arial" w:hAnsi="Arial"/>
+                <w:b/>
+                <w:bCs/>
+                <w:i w:val="false"/>
+                <w:iCs w:val="false"/>
+                <w:color w:val="000000"/>
+                <w:sz w:val="18"/>
+                <w:szCs w:val="18"/>
+              </w:rPr>
+              <w:t xml:space="preserve">Explain Phase</w:t>
             </w:r>
           </w:p>
           <w:p>
@@ -3821,7 +3821,7 @@
             <w:pPr>
               <w:spacing w:after="20" w:before="0"/>
             </w:pPr>
-            <w:hyperlink w:history="1" r:id="rIdro6tq5kda7iuf1lduwbnx">
+            <w:hyperlink w:history="1" r:id="rIdcmvzln2irbvurmcvsuszt">
               <w:r>
                 <w:rPr>
                   <w:rFonts w:ascii="Arial" w:cs="Arial" w:eastAsia="Arial" w:hAnsi="Arial"/>
@@ -3854,7 +3854,7 @@
               <w:spacing w:after="10" w:before="0"/>
               <w:ind w:left="120"/>
             </w:pPr>
-            <w:hyperlink w:history="1" r:id="rIdj5mjqpgazxy8_75fppmxf">
+            <w:hyperlink w:history="1" r:id="rId7btus4oi8sbxjc2wwvgjv">
               <w:r>
                 <w:rPr>
                   <w:rFonts w:ascii="Arial" w:cs="Arial" w:eastAsia="Arial" w:hAnsi="Arial"/>
@@ -3899,7 +3899,7 @@
             <w:pPr>
               <w:spacing w:after="20" w:before="0"/>
             </w:pPr>
-            <w:hyperlink w:history="1" r:id="rIdsm5g-60phdefhvejq5xzn">
+            <w:hyperlink w:history="1" r:id="rIdnrb_qwqrrfavodxl56qng">
               <w:r>
                 <w:rPr>
                   <w:rFonts w:ascii="Arial" w:cs="Arial" w:eastAsia="Arial" w:hAnsi="Arial"/>
@@ -3932,7 +3932,7 @@
               <w:spacing w:after="10" w:before="0"/>
               <w:ind w:left="120"/>
             </w:pPr>
-            <w:hyperlink w:history="1" r:id="rIdka_relah_fl2-gwlrnixi">
+            <w:hyperlink w:history="1" r:id="rId0k3py6lvzcirv7ihkfnam">
               <w:r>
                 <w:rPr>
                   <w:rFonts w:ascii="Arial" w:cs="Arial" w:eastAsia="Arial" w:hAnsi="Arial"/>
@@ -4079,32 +4079,32 @@
         <w:tc>
           <w:tcPr>
             <w:tcW w:type="dxa" w:w="1520"/>
-            <w:shd w:fill="F2F2F2" w:color="auto" w:val="clear"/>
-            <w:tcMar>
-              <w:top w:type="dxa" w:w="60"/>
-              <w:left w:type="dxa" w:w="120"/>
-              <w:bottom w:type="dxa" w:w="60"/>
-              <w:right w:type="dxa" w:w="120"/>
-            </w:tcMar>
-            <w:vAlign w:val="top"/>
-          </w:tcPr>
-          <w:p>
-            <w:pPr>
-              <w:spacing w:after="40" w:before="0"/>
-              <w:jc w:val="left"/>
-            </w:pPr>
-            <w:r>
-              <w:rPr>
-                <w:rFonts w:ascii="Arial" w:cs="Arial" w:eastAsia="Arial" w:hAnsi="Arial"/>
-                <w:b/>
-                <w:bCs/>
-                <w:i w:val="false"/>
-                <w:iCs w:val="false"/>
-                <w:color w:val="000000"/>
-                <w:sz w:val="18"/>
-                <w:szCs w:val="18"/>
-              </w:rPr>
-              <w:t xml:space="preserve">Phase 4 — DRIVING QUESTION BOARD (DQB) CREATION (10 minutes)</w:t>
+            <w:shd w:fill="FCE4D6" w:color="auto" w:val="clear"/>
+            <w:tcMar>
+              <w:top w:type="dxa" w:w="60"/>
+              <w:left w:type="dxa" w:w="120"/>
+              <w:bottom w:type="dxa" w:w="60"/>
+              <w:right w:type="dxa" w:w="120"/>
+            </w:tcMar>
+            <w:vAlign w:val="top"/>
+          </w:tcPr>
+          <w:p>
+            <w:pPr>
+              <w:spacing w:after="40" w:before="0"/>
+              <w:jc w:val="left"/>
+            </w:pPr>
+            <w:r>
+              <w:rPr>
+                <w:rFonts w:ascii="Arial" w:cs="Arial" w:eastAsia="Arial" w:hAnsi="Arial"/>
+                <w:b/>
+                <w:bCs/>
+                <w:i w:val="false"/>
+                <w:iCs w:val="false"/>
+                <w:color w:val="000000"/>
+                <w:sz w:val="18"/>
+                <w:szCs w:val="18"/>
+              </w:rPr>
+              <w:t xml:space="preserve">Driving Question Board (DQB) Creation</w:t>
             </w:r>
           </w:p>
           <w:p>
@@ -4127,7 +4127,7 @@
             <w:pPr>
               <w:spacing w:after="20" w:before="0"/>
             </w:pPr>
-            <w:hyperlink w:history="1" r:id="rIdkl5cidfye3yur-w6-ovvj">
+            <w:hyperlink w:history="1" r:id="rIdgxfgrlcnmm1s8yylikopt">
               <w:r>
                 <w:rPr>
                   <w:rFonts w:ascii="Arial" w:cs="Arial" w:eastAsia="Arial" w:hAnsi="Arial"/>
@@ -4160,7 +4160,7 @@
               <w:spacing w:after="10" w:before="0"/>
               <w:ind w:left="120"/>
             </w:pPr>
-            <w:hyperlink w:history="1" r:id="rIdhgrz7eoa3d6jqsz_bds1m">
+            <w:hyperlink w:history="1" r:id="rIddlpnmmiopv2xw3dok2yeb">
               <w:r>
                 <w:rPr>
                   <w:rFonts w:ascii="Arial" w:cs="Arial" w:eastAsia="Arial" w:hAnsi="Arial"/>
@@ -4205,7 +4205,7 @@
             <w:pPr>
               <w:spacing w:after="20" w:before="0"/>
             </w:pPr>
-            <w:hyperlink w:history="1" r:id="rIdwp5uypjfaedmoj0gc77ai">
+            <w:hyperlink w:history="1" r:id="rIdqz3i3pk1ravf76frz2ogb">
               <w:r>
                 <w:rPr>
                   <w:rFonts w:ascii="Arial" w:cs="Arial" w:eastAsia="Arial" w:hAnsi="Arial"/>
@@ -4238,7 +4238,7 @@
               <w:spacing w:after="10" w:before="0"/>
               <w:ind w:left="120"/>
             </w:pPr>
-            <w:hyperlink w:history="1" r:id="rIdz-yxiiewhkyeoijteaoj6">
+            <w:hyperlink w:history="1" r:id="rIdzk7eka9svtejsskzhdjvb">
               <w:r>
                 <w:rPr>
                   <w:rFonts w:ascii="Arial" w:cs="Arial" w:eastAsia="Arial" w:hAnsi="Arial"/>
@@ -4385,32 +4385,32 @@
         <w:tc>
           <w:tcPr>
             <w:tcW w:type="dxa" w:w="1520"/>
-            <w:shd w:fill="F2F2F2" w:color="auto" w:val="clear"/>
-            <w:tcMar>
-              <w:top w:type="dxa" w:w="60"/>
-              <w:left w:type="dxa" w:w="120"/>
-              <w:bottom w:type="dxa" w:w="60"/>
-              <w:right w:type="dxa" w:w="120"/>
-            </w:tcMar>
-            <w:vAlign w:val="top"/>
-          </w:tcPr>
-          <w:p>
-            <w:pPr>
-              <w:spacing w:after="40" w:before="0"/>
-              <w:jc w:val="left"/>
-            </w:pPr>
-            <w:r>
-              <w:rPr>
-                <w:rFonts w:ascii="Arial" w:cs="Arial" w:eastAsia="Arial" w:hAnsi="Arial"/>
-                <w:b/>
-                <w:bCs/>
-                <w:i w:val="false"/>
-                <w:iCs w:val="false"/>
-                <w:color w:val="000000"/>
-                <w:sz w:val="18"/>
-                <w:szCs w:val="18"/>
-              </w:rPr>
-              <w:t xml:space="preserve">Phase 5 — MODEL BUILDING (10 minutes)</w:t>
+            <w:shd w:fill="D5E8F0" w:color="auto" w:val="clear"/>
+            <w:tcMar>
+              <w:top w:type="dxa" w:w="60"/>
+              <w:left w:type="dxa" w:w="120"/>
+              <w:bottom w:type="dxa" w:w="60"/>
+              <w:right w:type="dxa" w:w="120"/>
+            </w:tcMar>
+            <w:vAlign w:val="top"/>
+          </w:tcPr>
+          <w:p>
+            <w:pPr>
+              <w:spacing w:after="40" w:before="0"/>
+              <w:jc w:val="left"/>
+            </w:pPr>
+            <w:r>
+              <w:rPr>
+                <w:rFonts w:ascii="Arial" w:cs="Arial" w:eastAsia="Arial" w:hAnsi="Arial"/>
+                <w:b/>
+                <w:bCs/>
+                <w:i w:val="false"/>
+                <w:iCs w:val="false"/>
+                <w:color w:val="000000"/>
+                <w:sz w:val="18"/>
+                <w:szCs w:val="18"/>
+              </w:rPr>
+              <w:t xml:space="preserve">Model Building Phase</w:t>
             </w:r>
           </w:p>
           <w:p>
@@ -4433,7 +4433,7 @@
             <w:pPr>
               <w:spacing w:after="20" w:before="0"/>
             </w:pPr>
-            <w:hyperlink w:history="1" r:id="rIdvn2t21o2zla9yhdngclda">
+            <w:hyperlink w:history="1" r:id="rIdnvis-ntgtddsgfaoion31">
               <w:r>
                 <w:rPr>
                   <w:rFonts w:ascii="Arial" w:cs="Arial" w:eastAsia="Arial" w:hAnsi="Arial"/>
@@ -4466,7 +4466,7 @@
               <w:spacing w:after="10" w:before="0"/>
               <w:ind w:left="120"/>
             </w:pPr>
-            <w:hyperlink w:history="1" r:id="rIdxc28rk8e2vublhzcsd6rp">
+            <w:hyperlink w:history="1" r:id="rIdgnrz_6r2ncr30ffqao95x">
               <w:r>
                 <w:rPr>
                   <w:rFonts w:ascii="Arial" w:cs="Arial" w:eastAsia="Arial" w:hAnsi="Arial"/>
@@ -4511,7 +4511,7 @@
             <w:pPr>
               <w:spacing w:after="20" w:before="0"/>
             </w:pPr>
-            <w:hyperlink w:history="1" r:id="rIdufp0qcixib5-jjjc4rzzl">
+            <w:hyperlink w:history="1" r:id="rIdn2cbniwnfk-qqryzfzsqk">
               <w:r>
                 <w:rPr>
                   <w:rFonts w:ascii="Arial" w:cs="Arial" w:eastAsia="Arial" w:hAnsi="Arial"/>
@@ -4544,7 +4544,7 @@
               <w:spacing w:after="10" w:before="0"/>
               <w:ind w:left="120"/>
             </w:pPr>
-            <w:hyperlink w:history="1" r:id="rIdgqfjtinigk276f00cauaw">
+            <w:hyperlink w:history="1" r:id="rIdn1_ujheqwfo1qhp-ukrad">
               <w:r>
                 <w:rPr>
                   <w:rFonts w:ascii="Arial" w:cs="Arial" w:eastAsia="Arial" w:hAnsi="Arial"/>
@@ -5983,32 +5983,32 @@
         <w:tc>
           <w:tcPr>
             <w:tcW w:type="dxa" w:w="1520"/>
-            <w:shd w:fill="F2F2F2" w:color="auto" w:val="clear"/>
-            <w:tcMar>
-              <w:top w:type="dxa" w:w="60"/>
-              <w:left w:type="dxa" w:w="120"/>
-              <w:bottom w:type="dxa" w:w="60"/>
-              <w:right w:type="dxa" w:w="120"/>
-            </w:tcMar>
-            <w:vAlign w:val="top"/>
-          </w:tcPr>
-          <w:p>
-            <w:pPr>
-              <w:spacing w:after="40" w:before="0"/>
-              <w:jc w:val="left"/>
-            </w:pPr>
-            <w:r>
-              <w:rPr>
-                <w:rFonts w:ascii="Arial" w:cs="Arial" w:eastAsia="Arial" w:hAnsi="Arial"/>
-                <w:b/>
-                <w:bCs/>
-                <w:i w:val="false"/>
-                <w:iCs w:val="false"/>
-                <w:color w:val="000000"/>
-                <w:sz w:val="18"/>
-                <w:szCs w:val="18"/>
-              </w:rPr>
-              <w:t xml:space="preserve">Phase 1 — PREDICT (Revisit &amp; Activate) [10 minutes]</w:t>
+            <w:shd w:fill="EAD1F5" w:color="auto" w:val="clear"/>
+            <w:tcMar>
+              <w:top w:type="dxa" w:w="60"/>
+              <w:left w:type="dxa" w:w="120"/>
+              <w:bottom w:type="dxa" w:w="60"/>
+              <w:right w:type="dxa" w:w="120"/>
+            </w:tcMar>
+            <w:vAlign w:val="top"/>
+          </w:tcPr>
+          <w:p>
+            <w:pPr>
+              <w:spacing w:after="40" w:before="0"/>
+              <w:jc w:val="left"/>
+            </w:pPr>
+            <w:r>
+              <w:rPr>
+                <w:rFonts w:ascii="Arial" w:cs="Arial" w:eastAsia="Arial" w:hAnsi="Arial"/>
+                <w:b/>
+                <w:bCs/>
+                <w:i w:val="false"/>
+                <w:iCs w:val="false"/>
+                <w:color w:val="000000"/>
+                <w:sz w:val="18"/>
+                <w:szCs w:val="18"/>
+              </w:rPr>
+              <w:t xml:space="preserve">Predict Phase</w:t>
             </w:r>
           </w:p>
           <w:p>
@@ -6031,7 +6031,7 @@
             <w:pPr>
               <w:spacing w:after="20" w:before="0"/>
             </w:pPr>
-            <w:hyperlink w:history="1" r:id="rIdbwhow1xngcki8mbqgheym">
+            <w:hyperlink w:history="1" r:id="rIdqsq8ewtna6daiqjhjbukd">
               <w:r>
                 <w:rPr>
                   <w:rFonts w:ascii="Arial" w:cs="Arial" w:eastAsia="Arial" w:hAnsi="Arial"/>
@@ -6064,7 +6064,7 @@
               <w:spacing w:after="10" w:before="0"/>
               <w:ind w:left="120"/>
             </w:pPr>
-            <w:hyperlink w:history="1" r:id="rIdpfntbjb4uhet2trxbwyib">
+            <w:hyperlink w:history="1" r:id="rIdqkt-se6he1_lo8qmtp20k">
               <w:r>
                 <w:rPr>
                   <w:rFonts w:ascii="Arial" w:cs="Arial" w:eastAsia="Arial" w:hAnsi="Arial"/>
@@ -6109,7 +6109,7 @@
             <w:pPr>
               <w:spacing w:after="20" w:before="0"/>
             </w:pPr>
-            <w:hyperlink w:history="1" r:id="rIdiz9gcaahbkt1iqrwgkhq8">
+            <w:hyperlink w:history="1" r:id="rIdnnbeszl1p4avnxglbfedz">
               <w:r>
                 <w:rPr>
                   <w:rFonts w:ascii="Arial" w:cs="Arial" w:eastAsia="Arial" w:hAnsi="Arial"/>
@@ -6142,7 +6142,7 @@
               <w:spacing w:after="10" w:before="0"/>
               <w:ind w:left="120"/>
             </w:pPr>
-            <w:hyperlink w:history="1" r:id="rId7ljwccjtpxfunnv77rs98">
+            <w:hyperlink w:history="1" r:id="rIdwcp_pqfvmwlvty3vycpok">
               <w:r>
                 <w:rPr>
                   <w:rFonts w:ascii="Arial" w:cs="Arial" w:eastAsia="Arial" w:hAnsi="Arial"/>
@@ -6365,32 +6365,32 @@
         <w:tc>
           <w:tcPr>
             <w:tcW w:type="dxa" w:w="1520"/>
-            <w:shd w:fill="F2F2F2" w:color="auto" w:val="clear"/>
-            <w:tcMar>
-              <w:top w:type="dxa" w:w="60"/>
-              <w:left w:type="dxa" w:w="120"/>
-              <w:bottom w:type="dxa" w:w="60"/>
-              <w:right w:type="dxa" w:w="120"/>
-            </w:tcMar>
-            <w:vAlign w:val="top"/>
-          </w:tcPr>
-          <w:p>
-            <w:pPr>
-              <w:spacing w:after="40" w:before="0"/>
-              <w:jc w:val="left"/>
-            </w:pPr>
-            <w:r>
-              <w:rPr>
-                <w:rFonts w:ascii="Arial" w:cs="Arial" w:eastAsia="Arial" w:hAnsi="Arial"/>
-                <w:b/>
-                <w:bCs/>
-                <w:i w:val="false"/>
-                <w:iCs w:val="false"/>
-                <w:color w:val="000000"/>
-                <w:sz w:val="18"/>
-                <w:szCs w:val="18"/>
-              </w:rPr>
-              <w:t xml:space="preserve">Phase 2 — OBSERVE (Vocabulary Review — Circle Parts) [15 minutes]</w:t>
+            <w:shd w:fill="D9EEF1" w:color="auto" w:val="clear"/>
+            <w:tcMar>
+              <w:top w:type="dxa" w:w="60"/>
+              <w:left w:type="dxa" w:w="120"/>
+              <w:bottom w:type="dxa" w:w="60"/>
+              <w:right w:type="dxa" w:w="120"/>
+            </w:tcMar>
+            <w:vAlign w:val="top"/>
+          </w:tcPr>
+          <w:p>
+            <w:pPr>
+              <w:spacing w:after="40" w:before="0"/>
+              <w:jc w:val="left"/>
+            </w:pPr>
+            <w:r>
+              <w:rPr>
+                <w:rFonts w:ascii="Arial" w:cs="Arial" w:eastAsia="Arial" w:hAnsi="Arial"/>
+                <w:b/>
+                <w:bCs/>
+                <w:i w:val="false"/>
+                <w:iCs w:val="false"/>
+                <w:color w:val="000000"/>
+                <w:sz w:val="18"/>
+                <w:szCs w:val="18"/>
+              </w:rPr>
+              <w:t xml:space="preserve">Observe Phase</w:t>
             </w:r>
           </w:p>
           <w:p>
@@ -6413,7 +6413,7 @@
             <w:pPr>
               <w:spacing w:after="20" w:before="0"/>
             </w:pPr>
-            <w:hyperlink w:history="1" r:id="rId13jb6j5afdizytvvjmrm-">
+            <w:hyperlink w:history="1" r:id="rId_mcfc-mspsam_66xpg-jh">
               <w:r>
                 <w:rPr>
                   <w:rFonts w:ascii="Arial" w:cs="Arial" w:eastAsia="Arial" w:hAnsi="Arial"/>
@@ -6446,7 +6446,7 @@
               <w:spacing w:after="10" w:before="0"/>
               <w:ind w:left="120"/>
             </w:pPr>
-            <w:hyperlink w:history="1" r:id="rIdghb5wnqzokzvfmhywuco1">
+            <w:hyperlink w:history="1" r:id="rId01qzw6qmcro_ss49q3-b-">
               <w:r>
                 <w:rPr>
                   <w:rFonts w:ascii="Arial" w:cs="Arial" w:eastAsia="Arial" w:hAnsi="Arial"/>
@@ -6491,7 +6491,7 @@
             <w:pPr>
               <w:spacing w:after="20" w:before="0"/>
             </w:pPr>
-            <w:hyperlink w:history="1" r:id="rId7t7jc9isi8o4qzzoju_vr">
+            <w:hyperlink w:history="1" r:id="rIdtmxexzaphaujlfqwo36gt">
               <w:r>
                 <w:rPr>
                   <w:rFonts w:ascii="Arial" w:cs="Arial" w:eastAsia="Arial" w:hAnsi="Arial"/>
@@ -6524,7 +6524,7 @@
               <w:spacing w:after="10" w:before="0"/>
               <w:ind w:left="120"/>
             </w:pPr>
-            <w:hyperlink w:history="1" r:id="rId_cgqqvfhcqvmbd68un8iz">
+            <w:hyperlink w:history="1" r:id="rIdfwqrkvvdelaxzaamns0rt">
               <w:r>
                 <w:rPr>
                   <w:rFonts w:ascii="Arial" w:cs="Arial" w:eastAsia="Arial" w:hAnsi="Arial"/>
@@ -6766,32 +6766,32 @@
         <w:tc>
           <w:tcPr>
             <w:tcW w:type="dxa" w:w="1520"/>
-            <w:shd w:fill="F2F2F2" w:color="auto" w:val="clear"/>
-            <w:tcMar>
-              <w:top w:type="dxa" w:w="60"/>
-              <w:left w:type="dxa" w:w="120"/>
-              <w:bottom w:type="dxa" w:w="60"/>
-              <w:right w:type="dxa" w:w="120"/>
-            </w:tcMar>
-            <w:vAlign w:val="top"/>
-          </w:tcPr>
-          <w:p>
-            <w:pPr>
-              <w:spacing w:after="40" w:before="0"/>
-              <w:jc w:val="left"/>
-            </w:pPr>
-            <w:r>
-              <w:rPr>
-                <w:rFonts w:ascii="Arial" w:cs="Arial" w:eastAsia="Arial" w:hAnsi="Arial"/>
-                <w:b/>
-                <w:bCs/>
-                <w:i w:val="false"/>
-                <w:iCs w:val="false"/>
-                <w:color w:val="000000"/>
-                <w:sz w:val="18"/>
-                <w:szCs w:val="18"/>
-              </w:rPr>
-              <w:t xml:space="preserve">Phase 3 — OBSERVE (Hands-On Data Collection Activity) [25 minutes]</w:t>
+            <w:shd w:fill="D9EEF1" w:color="auto" w:val="clear"/>
+            <w:tcMar>
+              <w:top w:type="dxa" w:w="60"/>
+              <w:left w:type="dxa" w:w="120"/>
+              <w:bottom w:type="dxa" w:w="60"/>
+              <w:right w:type="dxa" w:w="120"/>
+            </w:tcMar>
+            <w:vAlign w:val="top"/>
+          </w:tcPr>
+          <w:p>
+            <w:pPr>
+              <w:spacing w:after="40" w:before="0"/>
+              <w:jc w:val="left"/>
+            </w:pPr>
+            <w:r>
+              <w:rPr>
+                <w:rFonts w:ascii="Arial" w:cs="Arial" w:eastAsia="Arial" w:hAnsi="Arial"/>
+                <w:b/>
+                <w:bCs/>
+                <w:i w:val="false"/>
+                <w:iCs w:val="false"/>
+                <w:color w:val="000000"/>
+                <w:sz w:val="18"/>
+                <w:szCs w:val="18"/>
+              </w:rPr>
+              <w:t xml:space="preserve">Observe Phase</w:t>
             </w:r>
           </w:p>
           <w:p>
@@ -6814,7 +6814,7 @@
             <w:pPr>
               <w:spacing w:after="20" w:before="0"/>
             </w:pPr>
-            <w:hyperlink w:history="1" r:id="rIdnkclvgq-jsiwbykitt9sl">
+            <w:hyperlink w:history="1" r:id="rIdoi3ex8ilfao2jcii2nrwc">
               <w:r>
                 <w:rPr>
                   <w:rFonts w:ascii="Arial" w:cs="Arial" w:eastAsia="Arial" w:hAnsi="Arial"/>
@@ -6847,7 +6847,7 @@
               <w:spacing w:after="10" w:before="0"/>
               <w:ind w:left="120"/>
             </w:pPr>
-            <w:hyperlink w:history="1" r:id="rIdmjpnwqxia9xiajq2aw0hv">
+            <w:hyperlink w:history="1" r:id="rIdvnem-46n7bj6ohyswpotu">
               <w:r>
                 <w:rPr>
                   <w:rFonts w:ascii="Arial" w:cs="Arial" w:eastAsia="Arial" w:hAnsi="Arial"/>
@@ -6892,7 +6892,7 @@
             <w:pPr>
               <w:spacing w:after="20" w:before="0"/>
             </w:pPr>
-            <w:hyperlink w:history="1" r:id="rIdaqhmfd5mqjqr-rpqusozu">
+            <w:hyperlink w:history="1" r:id="rIdmy6gmmq_me8dyhgc0c9x8">
               <w:r>
                 <w:rPr>
                   <w:rFonts w:ascii="Arial" w:cs="Arial" w:eastAsia="Arial" w:hAnsi="Arial"/>
@@ -6925,7 +6925,7 @@
               <w:spacing w:after="10" w:before="0"/>
               <w:ind w:left="120"/>
             </w:pPr>
-            <w:hyperlink w:history="1" r:id="rIdlewxo-2em58hb66d_kbqm">
+            <w:hyperlink w:history="1" r:id="rIdaml2uwcc-6qm4cxwtngwd">
               <w:r>
                 <w:rPr>
                   <w:rFonts w:ascii="Arial" w:cs="Arial" w:eastAsia="Arial" w:hAnsi="Arial"/>
@@ -7167,32 +7167,32 @@
         <w:tc>
           <w:tcPr>
             <w:tcW w:type="dxa" w:w="1520"/>
-            <w:shd w:fill="F2F2F2" w:color="auto" w:val="clear"/>
-            <w:tcMar>
-              <w:top w:type="dxa" w:w="60"/>
-              <w:left w:type="dxa" w:w="120"/>
-              <w:bottom w:type="dxa" w:w="60"/>
-              <w:right w:type="dxa" w:w="120"/>
-            </w:tcMar>
-            <w:vAlign w:val="top"/>
-          </w:tcPr>
-          <w:p>
-            <w:pPr>
-              <w:spacing w:after="40" w:before="0"/>
-              <w:jc w:val="left"/>
-            </w:pPr>
-            <w:r>
-              <w:rPr>
-                <w:rFonts w:ascii="Arial" w:cs="Arial" w:eastAsia="Arial" w:hAnsi="Arial"/>
-                <w:b/>
-                <w:bCs/>
-                <w:i w:val="false"/>
-                <w:iCs w:val="false"/>
-                <w:color w:val="000000"/>
-                <w:sz w:val="18"/>
-                <w:szCs w:val="18"/>
-              </w:rPr>
-              <w:t xml:space="preserve">Phase 4 — EXPLAIN (Sensemaking Discussion &amp; Formula Emergence) [20 minutes]</w:t>
+            <w:shd w:fill="E2EFDA" w:color="auto" w:val="clear"/>
+            <w:tcMar>
+              <w:top w:type="dxa" w:w="60"/>
+              <w:left w:type="dxa" w:w="120"/>
+              <w:bottom w:type="dxa" w:w="60"/>
+              <w:right w:type="dxa" w:w="120"/>
+            </w:tcMar>
+            <w:vAlign w:val="top"/>
+          </w:tcPr>
+          <w:p>
+            <w:pPr>
+              <w:spacing w:after="40" w:before="0"/>
+              <w:jc w:val="left"/>
+            </w:pPr>
+            <w:r>
+              <w:rPr>
+                <w:rFonts w:ascii="Arial" w:cs="Arial" w:eastAsia="Arial" w:hAnsi="Arial"/>
+                <w:b/>
+                <w:bCs/>
+                <w:i w:val="false"/>
+                <w:iCs w:val="false"/>
+                <w:color w:val="000000"/>
+                <w:sz w:val="18"/>
+                <w:szCs w:val="18"/>
+              </w:rPr>
+              <w:t xml:space="preserve">Explain Phase</w:t>
             </w:r>
           </w:p>
           <w:p>
@@ -7215,7 +7215,7 @@
             <w:pPr>
               <w:spacing w:after="20" w:before="0"/>
             </w:pPr>
-            <w:hyperlink w:history="1" r:id="rId-tmgiqvi3tgvvu5dsaoo2">
+            <w:hyperlink w:history="1" r:id="rIdc9wf-3z_mezhl_zqmjv_c">
               <w:r>
                 <w:rPr>
                   <w:rFonts w:ascii="Arial" w:cs="Arial" w:eastAsia="Arial" w:hAnsi="Arial"/>
@@ -7248,7 +7248,7 @@
               <w:spacing w:after="10" w:before="0"/>
               <w:ind w:left="120"/>
             </w:pPr>
-            <w:hyperlink w:history="1" r:id="rId9efvmgqusrfqksalcnicq">
+            <w:hyperlink w:history="1" r:id="rIdzde16drwmvp1p9sek_u9w">
               <w:r>
                 <w:rPr>
                   <w:rFonts w:ascii="Arial" w:cs="Arial" w:eastAsia="Arial" w:hAnsi="Arial"/>
@@ -7293,7 +7293,7 @@
             <w:pPr>
               <w:spacing w:after="20" w:before="0"/>
             </w:pPr>
-            <w:hyperlink w:history="1" r:id="rIdt_w615lq3rif_tibv_lap">
+            <w:hyperlink w:history="1" r:id="rIdk36p03g61m0z69u0k06u8">
               <w:r>
                 <w:rPr>
                   <w:rFonts w:ascii="Arial" w:cs="Arial" w:eastAsia="Arial" w:hAnsi="Arial"/>
@@ -7326,7 +7326,7 @@
               <w:spacing w:after="10" w:before="0"/>
               <w:ind w:left="120"/>
             </w:pPr>
-            <w:hyperlink w:history="1" r:id="rIdeikeguygxzf5pox2ofm_r">
+            <w:hyperlink w:history="1" r:id="rIdi23twm-1vnjhsu4xdf77c">
               <w:r>
                 <w:rPr>
                   <w:rFonts w:ascii="Arial" w:cs="Arial" w:eastAsia="Arial" w:hAnsi="Arial"/>
@@ -7587,32 +7587,32 @@
         <w:tc>
           <w:tcPr>
             <w:tcW w:type="dxa" w:w="1520"/>
-            <w:shd w:fill="F2F2F2" w:color="auto" w:val="clear"/>
-            <w:tcMar>
-              <w:top w:type="dxa" w:w="60"/>
-              <w:left w:type="dxa" w:w="120"/>
-              <w:bottom w:type="dxa" w:w="60"/>
-              <w:right w:type="dxa" w:w="120"/>
-            </w:tcMar>
-            <w:vAlign w:val="top"/>
-          </w:tcPr>
-          <w:p>
-            <w:pPr>
-              <w:spacing w:after="40" w:before="0"/>
-              <w:jc w:val="left"/>
-            </w:pPr>
-            <w:r>
-              <w:rPr>
-                <w:rFonts w:ascii="Arial" w:cs="Arial" w:eastAsia="Arial" w:hAnsi="Arial"/>
-                <w:b/>
-                <w:bCs/>
-                <w:i w:val="false"/>
-                <w:iCs w:val="false"/>
-                <w:color w:val="000000"/>
-                <w:sz w:val="18"/>
-                <w:szCs w:val="18"/>
-              </w:rPr>
-              <w:t xml:space="preserve">Phase 5 — DRIVING QUESTION BOARD UPDATE &amp; MODEL BUILDING [10 minutes]</w:t>
+            <w:shd w:fill="D5E8F0" w:color="auto" w:val="clear"/>
+            <w:tcMar>
+              <w:top w:type="dxa" w:w="60"/>
+              <w:left w:type="dxa" w:w="120"/>
+              <w:bottom w:type="dxa" w:w="60"/>
+              <w:right w:type="dxa" w:w="120"/>
+            </w:tcMar>
+            <w:vAlign w:val="top"/>
+          </w:tcPr>
+          <w:p>
+            <w:pPr>
+              <w:spacing w:after="40" w:before="0"/>
+              <w:jc w:val="left"/>
+            </w:pPr>
+            <w:r>
+              <w:rPr>
+                <w:rFonts w:ascii="Arial" w:cs="Arial" w:eastAsia="Arial" w:hAnsi="Arial"/>
+                <w:b/>
+                <w:bCs/>
+                <w:i w:val="false"/>
+                <w:iCs w:val="false"/>
+                <w:color w:val="000000"/>
+                <w:sz w:val="18"/>
+                <w:szCs w:val="18"/>
+              </w:rPr>
+              <w:t xml:space="preserve">Model Building Phase</w:t>
             </w:r>
           </w:p>
           <w:p>
@@ -7635,7 +7635,7 @@
             <w:pPr>
               <w:spacing w:after="20" w:before="0"/>
             </w:pPr>
-            <w:hyperlink w:history="1" r:id="rIdxbzadkfdt-ay8nlvtvlxq">
+            <w:hyperlink w:history="1" r:id="rIdx6byn-vzkxln5nuowojwd">
               <w:r>
                 <w:rPr>
                   <w:rFonts w:ascii="Arial" w:cs="Arial" w:eastAsia="Arial" w:hAnsi="Arial"/>
@@ -7668,7 +7668,7 @@
               <w:spacing w:after="10" w:before="0"/>
               <w:ind w:left="120"/>
             </w:pPr>
-            <w:hyperlink w:history="1" r:id="rId8rlsrob8ux3-6fr262t2q">
+            <w:hyperlink w:history="1" r:id="rIdklixodtpuaou9tszvqgkx">
               <w:r>
                 <w:rPr>
                   <w:rFonts w:ascii="Arial" w:cs="Arial" w:eastAsia="Arial" w:hAnsi="Arial"/>
@@ -7713,7 +7713,7 @@
             <w:pPr>
               <w:spacing w:after="20" w:before="0"/>
             </w:pPr>
-            <w:hyperlink w:history="1" r:id="rIdmttyrdjmz83at8x7fouv0">
+            <w:hyperlink w:history="1" r:id="rIdvvwxhanxio9mc50ey2ucw">
               <w:r>
                 <w:rPr>
                   <w:rFonts w:ascii="Arial" w:cs="Arial" w:eastAsia="Arial" w:hAnsi="Arial"/>
@@ -7746,7 +7746,7 @@
               <w:spacing w:after="10" w:before="0"/>
               <w:ind w:left="120"/>
             </w:pPr>
-            <w:hyperlink w:history="1" r:id="rIdqy_kcj78hspekz1fczk1s">
+            <w:hyperlink w:history="1" r:id="rIdiurq14jrl5lbzloer2cmu">
               <w:r>
                 <w:rPr>
                   <w:rFonts w:ascii="Arial" w:cs="Arial" w:eastAsia="Arial" w:hAnsi="Arial"/>
@@ -9031,7 +9031,25 @@
             </w:tcMar>
             <w:vAlign w:val="top"/>
           </w:tcPr>
-          <w:p/>
+          <w:p>
+            <w:pPr>
+              <w:spacing w:after="40" w:before="0"/>
+              <w:jc w:val="left"/>
+            </w:pPr>
+            <w:r>
+              <w:rPr>
+                <w:rFonts w:ascii="Arial" w:cs="Arial" w:eastAsia="Arial" w:hAnsi="Arial"/>
+                <w:b w:val="false"/>
+                <w:bCs w:val="false"/>
+                <w:i w:val="false"/>
+                <w:iCs w:val="false"/>
+                <w:color w:val="000000"/>
+                <w:sz w:val="18"/>
+                <w:szCs w:val="18"/>
+              </w:rPr>
+              <w:t xml:space="preserve">No significant safety concerns. If physical circular cut-outs or string are used for measurement, remind students to handle scissors or compasses carefully. Ensure adequate lighting for reading protractors.</w:t>
+            </w:r>
+          </w:p>
         </w:tc>
       </w:tr>
     </w:tbl>
@@ -9405,7 +9423,7 @@
             <w:pPr>
               <w:spacing w:after="20" w:before="0"/>
             </w:pPr>
-            <w:hyperlink w:history="1" r:id="rIdmqrflxqc6ksflanfk0ia-">
+            <w:hyperlink w:history="1" r:id="rIdbjc_2as5npctw1ok-nisn">
               <w:r>
                 <w:rPr>
                   <w:rFonts w:ascii="Arial" w:cs="Arial" w:eastAsia="Arial" w:hAnsi="Arial"/>
@@ -9438,7 +9456,7 @@
               <w:spacing w:after="10" w:before="0"/>
               <w:ind w:left="120"/>
             </w:pPr>
-            <w:hyperlink w:history="1" r:id="rId9guhiqq4j_pihr-6q9onn">
+            <w:hyperlink w:history="1" r:id="rIdpmb1uexqkuk6plkkib0t3">
               <w:r>
                 <w:rPr>
                   <w:rFonts w:ascii="Arial" w:cs="Arial" w:eastAsia="Arial" w:hAnsi="Arial"/>
@@ -9483,7 +9501,7 @@
             <w:pPr>
               <w:spacing w:after="20" w:before="0"/>
             </w:pPr>
-            <w:hyperlink w:history="1" r:id="rIdeqfqntk9dqhzafx9_vmp_">
+            <w:hyperlink w:history="1" r:id="rIdu63esnths7jn597p6jhs4">
               <w:r>
                 <w:rPr>
                   <w:rFonts w:ascii="Arial" w:cs="Arial" w:eastAsia="Arial" w:hAnsi="Arial"/>
@@ -9516,7 +9534,7 @@
               <w:spacing w:after="10" w:before="0"/>
               <w:ind w:left="120"/>
             </w:pPr>
-            <w:hyperlink w:history="1" r:id="rId06tcggdr0dihm1as_27y1">
+            <w:hyperlink w:history="1" r:id="rIdwrf0hkrzlwdslwowxh1la">
               <w:r>
                 <w:rPr>
                   <w:rFonts w:ascii="Arial" w:cs="Arial" w:eastAsia="Arial" w:hAnsi="Arial"/>
@@ -9711,7 +9729,7 @@
             <w:pPr>
               <w:spacing w:after="20" w:before="0"/>
             </w:pPr>
-            <w:hyperlink w:history="1" r:id="rIduq_7w80hbaep0heiidcnk">
+            <w:hyperlink w:history="1" r:id="rIdlud8fbrqpqr6igxnz2dus">
               <w:r>
                 <w:rPr>
                   <w:rFonts w:ascii="Arial" w:cs="Arial" w:eastAsia="Arial" w:hAnsi="Arial"/>
@@ -9744,7 +9762,7 @@
               <w:spacing w:after="10" w:before="0"/>
               <w:ind w:left="120"/>
             </w:pPr>
-            <w:hyperlink w:history="1" r:id="rId_k7kxcnyg9gwblnifjkmx">
+            <w:hyperlink w:history="1" r:id="rIdnizxwsgdngmja7gq9alws">
               <w:r>
                 <w:rPr>
                   <w:rFonts w:ascii="Arial" w:cs="Arial" w:eastAsia="Arial" w:hAnsi="Arial"/>
@@ -9789,7 +9807,7 @@
             <w:pPr>
               <w:spacing w:after="20" w:before="0"/>
             </w:pPr>
-            <w:hyperlink w:history="1" r:id="rIdcsli3adrf0ist4uscoml9">
+            <w:hyperlink w:history="1" r:id="rId_fjutow-ixlayhr-lscxd">
               <w:r>
                 <w:rPr>
                   <w:rFonts w:ascii="Arial" w:cs="Arial" w:eastAsia="Arial" w:hAnsi="Arial"/>
@@ -9822,7 +9840,7 @@
               <w:spacing w:after="10" w:before="0"/>
               <w:ind w:left="120"/>
             </w:pPr>
-            <w:hyperlink w:history="1" r:id="rIdn8ula5iruiyxv76ue7lib">
+            <w:hyperlink w:history="1" r:id="rIdaf5dxyev2xmhsmx0ytvjh">
               <w:r>
                 <w:rPr>
                   <w:rFonts w:ascii="Arial" w:cs="Arial" w:eastAsia="Arial" w:hAnsi="Arial"/>
@@ -10017,7 +10035,7 @@
             <w:pPr>
               <w:spacing w:after="20" w:before="0"/>
             </w:pPr>
-            <w:hyperlink w:history="1" r:id="rIdt_kfmspyxlzv6bwwo0ugy">
+            <w:hyperlink w:history="1" r:id="rId5nfpn_ikzpo82nevtkwhl">
               <w:r>
                 <w:rPr>
                   <w:rFonts w:ascii="Arial" w:cs="Arial" w:eastAsia="Arial" w:hAnsi="Arial"/>
@@ -10050,7 +10068,7 @@
               <w:spacing w:after="10" w:before="0"/>
               <w:ind w:left="120"/>
             </w:pPr>
-            <w:hyperlink w:history="1" r:id="rIdug8xnuk1ixxexmc8puwsd">
+            <w:hyperlink w:history="1" r:id="rId_clikiemqm3b6anpvybun">
               <w:r>
                 <w:rPr>
                   <w:rFonts w:ascii="Arial" w:cs="Arial" w:eastAsia="Arial" w:hAnsi="Arial"/>
@@ -10095,7 +10113,7 @@
             <w:pPr>
               <w:spacing w:after="20" w:before="0"/>
             </w:pPr>
-            <w:hyperlink w:history="1" r:id="rIdfgmikianxf6xccbshqt2y">
+            <w:hyperlink w:history="1" r:id="rIdkmqn7mvogakbrv4svtfpr">
               <w:r>
                 <w:rPr>
                   <w:rFonts w:ascii="Arial" w:cs="Arial" w:eastAsia="Arial" w:hAnsi="Arial"/>
@@ -10128,7 +10146,7 @@
               <w:spacing w:after="10" w:before="0"/>
               <w:ind w:left="120"/>
             </w:pPr>
-            <w:hyperlink w:history="1" r:id="rIdo9zykfck_hevv92t5kuu0">
+            <w:hyperlink w:history="1" r:id="rId8yrdw1falofso4xwyjjnj">
               <w:r>
                 <w:rPr>
                   <w:rFonts w:ascii="Arial" w:cs="Arial" w:eastAsia="Arial" w:hAnsi="Arial"/>
@@ -10323,7 +10341,7 @@
             <w:pPr>
               <w:spacing w:after="20" w:before="0"/>
             </w:pPr>
-            <w:hyperlink w:history="1" r:id="rIdkfvlqitgs7gge-uiyrz0u">
+            <w:hyperlink w:history="1" r:id="rIdf5s3sbe1ba8sjr_k3i4di">
               <w:r>
                 <w:rPr>
                   <w:rFonts w:ascii="Arial" w:cs="Arial" w:eastAsia="Arial" w:hAnsi="Arial"/>
@@ -10356,7 +10374,7 @@
               <w:spacing w:after="10" w:before="0"/>
               <w:ind w:left="120"/>
             </w:pPr>
-            <w:hyperlink w:history="1" r:id="rIdflipsu-aoa3vgrgnlj0a0">
+            <w:hyperlink w:history="1" r:id="rIdqng_wdw52ncsqx_y0mrr7">
               <w:r>
                 <w:rPr>
                   <w:rFonts w:ascii="Arial" w:cs="Arial" w:eastAsia="Arial" w:hAnsi="Arial"/>
@@ -10401,7 +10419,7 @@
             <w:pPr>
               <w:spacing w:after="20" w:before="0"/>
             </w:pPr>
-            <w:hyperlink w:history="1" r:id="rIdtamdbrdm93x3jji9-pam0">
+            <w:hyperlink w:history="1" r:id="rIdraozomsifemkd450tqd31">
               <w:r>
                 <w:rPr>
                   <w:rFonts w:ascii="Arial" w:cs="Arial" w:eastAsia="Arial" w:hAnsi="Arial"/>
@@ -10434,7 +10452,7 @@
               <w:spacing w:after="10" w:before="0"/>
               <w:ind w:left="120"/>
             </w:pPr>
-            <w:hyperlink w:history="1" r:id="rIdtdbutqxwyebuenytk47qk">
+            <w:hyperlink w:history="1" r:id="rIdmpi9o77eoe7pgoeno8sz4">
               <w:r>
                 <w:rPr>
                   <w:rFonts w:ascii="Arial" w:cs="Arial" w:eastAsia="Arial" w:hAnsi="Arial"/>
@@ -10629,7 +10647,7 @@
             <w:pPr>
               <w:spacing w:after="20" w:before="0"/>
             </w:pPr>
-            <w:hyperlink w:history="1" r:id="rId8hxqmkhr21i4ceyfb-xag">
+            <w:hyperlink w:history="1" r:id="rIdz3hn808xrjh6l8itkijms">
               <w:r>
                 <w:rPr>
                   <w:rFonts w:ascii="Arial" w:cs="Arial" w:eastAsia="Arial" w:hAnsi="Arial"/>
@@ -10662,7 +10680,7 @@
               <w:spacing w:after="10" w:before="0"/>
               <w:ind w:left="120"/>
             </w:pPr>
-            <w:hyperlink w:history="1" r:id="rId4o0b_0fkvzrzkktlgg9iv">
+            <w:hyperlink w:history="1" r:id="rId1zlqnxlxacfncdomhgo_j">
               <w:r>
                 <w:rPr>
                   <w:rFonts w:ascii="Arial" w:cs="Arial" w:eastAsia="Arial" w:hAnsi="Arial"/>
@@ -10707,7 +10725,7 @@
             <w:pPr>
               <w:spacing w:after="20" w:before="0"/>
             </w:pPr>
-            <w:hyperlink w:history="1" r:id="rId2gt94gyvwbs8kxotsutth">
+            <w:hyperlink w:history="1" r:id="rId88pqbtzxdwwk4cssi2rzc">
               <w:r>
                 <w:rPr>
                   <w:rFonts w:ascii="Arial" w:cs="Arial" w:eastAsia="Arial" w:hAnsi="Arial"/>
@@ -10740,7 +10758,7 @@
               <w:spacing w:after="10" w:before="0"/>
               <w:ind w:left="120"/>
             </w:pPr>
-            <w:hyperlink w:history="1" r:id="rIdnyx2zoiaftltnjcslmopg">
+            <w:hyperlink w:history="1" r:id="rIdhumbcvqzl-rhglucct3t7">
               <w:r>
                 <w:rPr>
                   <w:rFonts w:ascii="Arial" w:cs="Arial" w:eastAsia="Arial" w:hAnsi="Arial"/>
@@ -12179,32 +12197,32 @@
         <w:tc>
           <w:tcPr>
             <w:tcW w:type="dxa" w:w="1520"/>
-            <w:shd w:fill="F2F2F2" w:color="auto" w:val="clear"/>
-            <w:tcMar>
-              <w:top w:type="dxa" w:w="60"/>
-              <w:left w:type="dxa" w:w="120"/>
-              <w:bottom w:type="dxa" w:w="60"/>
-              <w:right w:type="dxa" w:w="120"/>
-            </w:tcMar>
-            <w:vAlign w:val="top"/>
-          </w:tcPr>
-          <w:p>
-            <w:pPr>
-              <w:spacing w:after="40" w:before="0"/>
-              <w:jc w:val="left"/>
-            </w:pPr>
-            <w:r>
-              <w:rPr>
-                <w:rFonts w:ascii="Arial" w:cs="Arial" w:eastAsia="Arial" w:hAnsi="Arial"/>
-                <w:b/>
-                <w:bCs/>
-                <w:i w:val="false"/>
-                <w:iCs w:val="false"/>
-                <w:color w:val="000000"/>
-                <w:sz w:val="18"/>
-                <w:szCs w:val="18"/>
-              </w:rPr>
-              <w:t xml:space="preserve">Phase 1 — PREDICT (Activate Prior Knowledge &amp; Generate Predictions)</w:t>
+            <w:shd w:fill="EAD1F5" w:color="auto" w:val="clear"/>
+            <w:tcMar>
+              <w:top w:type="dxa" w:w="60"/>
+              <w:left w:type="dxa" w:w="120"/>
+              <w:bottom w:type="dxa" w:w="60"/>
+              <w:right w:type="dxa" w:w="120"/>
+            </w:tcMar>
+            <w:vAlign w:val="top"/>
+          </w:tcPr>
+          <w:p>
+            <w:pPr>
+              <w:spacing w:after="40" w:before="0"/>
+              <w:jc w:val="left"/>
+            </w:pPr>
+            <w:r>
+              <w:rPr>
+                <w:rFonts w:ascii="Arial" w:cs="Arial" w:eastAsia="Arial" w:hAnsi="Arial"/>
+                <w:b/>
+                <w:bCs/>
+                <w:i w:val="false"/>
+                <w:iCs w:val="false"/>
+                <w:color w:val="000000"/>
+                <w:sz w:val="18"/>
+                <w:szCs w:val="18"/>
+              </w:rPr>
+              <w:t xml:space="preserve">Predict Phase</w:t>
             </w:r>
           </w:p>
           <w:p>
@@ -12227,7 +12245,7 @@
             <w:pPr>
               <w:spacing w:after="20" w:before="0"/>
             </w:pPr>
-            <w:hyperlink w:history="1" r:id="rIdfcnd0figmseaj9ezahfys">
+            <w:hyperlink w:history="1" r:id="rIdpfn0xxnyds3fyptxc6mez">
               <w:r>
                 <w:rPr>
                   <w:rFonts w:ascii="Arial" w:cs="Arial" w:eastAsia="Arial" w:hAnsi="Arial"/>
@@ -12260,7 +12278,7 @@
               <w:spacing w:after="10" w:before="0"/>
               <w:ind w:left="120"/>
             </w:pPr>
-            <w:hyperlink w:history="1" r:id="rIdmfbgfd7msvz-aozciesqz">
+            <w:hyperlink w:history="1" r:id="rId51ugepjlagadryp460la9">
               <w:r>
                 <w:rPr>
                   <w:rFonts w:ascii="Arial" w:cs="Arial" w:eastAsia="Arial" w:hAnsi="Arial"/>
@@ -12305,7 +12323,7 @@
             <w:pPr>
               <w:spacing w:after="20" w:before="0"/>
             </w:pPr>
-            <w:hyperlink w:history="1" r:id="rIdwgt2jzbngvdc49hmov-dv">
+            <w:hyperlink w:history="1" r:id="rIdd_p9hq4drels6bzoj8lki">
               <w:r>
                 <w:rPr>
                   <w:rFonts w:ascii="Arial" w:cs="Arial" w:eastAsia="Arial" w:hAnsi="Arial"/>
@@ -12338,7 +12356,7 @@
               <w:spacing w:after="10" w:before="0"/>
               <w:ind w:left="120"/>
             </w:pPr>
-            <w:hyperlink w:history="1" r:id="rIdpehrydbjydpk_eazdvm1q">
+            <w:hyperlink w:history="1" r:id="rIdfcx84lthecm1ujpext2vy">
               <w:r>
                 <w:rPr>
                   <w:rFonts w:ascii="Arial" w:cs="Arial" w:eastAsia="Arial" w:hAnsi="Arial"/>
@@ -12485,32 +12503,32 @@
         <w:tc>
           <w:tcPr>
             <w:tcW w:type="dxa" w:w="1520"/>
-            <w:shd w:fill="F2F2F2" w:color="auto" w:val="clear"/>
-            <w:tcMar>
-              <w:top w:type="dxa" w:w="60"/>
-              <w:left w:type="dxa" w:w="120"/>
-              <w:bottom w:type="dxa" w:w="60"/>
-              <w:right w:type="dxa" w:w="120"/>
-            </w:tcMar>
-            <w:vAlign w:val="top"/>
-          </w:tcPr>
-          <w:p>
-            <w:pPr>
-              <w:spacing w:after="40" w:before="0"/>
-              <w:jc w:val="left"/>
-            </w:pPr>
-            <w:r>
-              <w:rPr>
-                <w:rFonts w:ascii="Arial" w:cs="Arial" w:eastAsia="Arial" w:hAnsi="Arial"/>
-                <w:b/>
-                <w:bCs/>
-                <w:i w:val="false"/>
-                <w:iCs w:val="false"/>
-                <w:color w:val="000000"/>
-                <w:sz w:val="18"/>
-                <w:szCs w:val="18"/>
-              </w:rPr>
-              <w:t xml:space="preserve">Phase 2 — OBSERVE (Evidence Gathering — Guided Derivation by Analogy)</w:t>
+            <w:shd w:fill="D9EEF1" w:color="auto" w:val="clear"/>
+            <w:tcMar>
+              <w:top w:type="dxa" w:w="60"/>
+              <w:left w:type="dxa" w:w="120"/>
+              <w:bottom w:type="dxa" w:w="60"/>
+              <w:right w:type="dxa" w:w="120"/>
+            </w:tcMar>
+            <w:vAlign w:val="top"/>
+          </w:tcPr>
+          <w:p>
+            <w:pPr>
+              <w:spacing w:after="40" w:before="0"/>
+              <w:jc w:val="left"/>
+            </w:pPr>
+            <w:r>
+              <w:rPr>
+                <w:rFonts w:ascii="Arial" w:cs="Arial" w:eastAsia="Arial" w:hAnsi="Arial"/>
+                <w:b/>
+                <w:bCs/>
+                <w:i w:val="false"/>
+                <w:iCs w:val="false"/>
+                <w:color w:val="000000"/>
+                <w:sz w:val="18"/>
+                <w:szCs w:val="18"/>
+              </w:rPr>
+              <w:t xml:space="preserve">Observe Phase</w:t>
             </w:r>
           </w:p>
           <w:p>
@@ -12533,7 +12551,7 @@
             <w:pPr>
               <w:spacing w:after="20" w:before="0"/>
             </w:pPr>
-            <w:hyperlink w:history="1" r:id="rIdfaluc8alxjvpcdvezmq4v">
+            <w:hyperlink w:history="1" r:id="rIdzhz33gxh-i_vii1scm38v">
               <w:r>
                 <w:rPr>
                   <w:rFonts w:ascii="Arial" w:cs="Arial" w:eastAsia="Arial" w:hAnsi="Arial"/>
@@ -12566,7 +12584,7 @@
               <w:spacing w:after="10" w:before="0"/>
               <w:ind w:left="120"/>
             </w:pPr>
-            <w:hyperlink w:history="1" r:id="rId77r_japo4v2-mhs8mfl35">
+            <w:hyperlink w:history="1" r:id="rIdtalsujir62xqe_5hdlhpt">
               <w:r>
                 <w:rPr>
                   <w:rFonts w:ascii="Arial" w:cs="Arial" w:eastAsia="Arial" w:hAnsi="Arial"/>
@@ -12611,7 +12629,7 @@
             <w:pPr>
               <w:spacing w:after="20" w:before="0"/>
             </w:pPr>
-            <w:hyperlink w:history="1" r:id="rIdmneatmnov2sdbmwiovqim">
+            <w:hyperlink w:history="1" r:id="rIdxbp4mt9akkmt-9n7ky5am">
               <w:r>
                 <w:rPr>
                   <w:rFonts w:ascii="Arial" w:cs="Arial" w:eastAsia="Arial" w:hAnsi="Arial"/>
@@ -12644,7 +12662,7 @@
               <w:spacing w:after="10" w:before="0"/>
               <w:ind w:left="120"/>
             </w:pPr>
-            <w:hyperlink w:history="1" r:id="rIdjr04mdmwxqokvvvqraiik">
+            <w:hyperlink w:history="1" r:id="rIdtz5fthxxkwg2bldsleto1">
               <w:r>
                 <w:rPr>
                   <w:rFonts w:ascii="Arial" w:cs="Arial" w:eastAsia="Arial" w:hAnsi="Arial"/>
@@ -12791,32 +12809,32 @@
         <w:tc>
           <w:tcPr>
             <w:tcW w:type="dxa" w:w="1520"/>
-            <w:shd w:fill="F2F2F2" w:color="auto" w:val="clear"/>
-            <w:tcMar>
-              <w:top w:type="dxa" w:w="60"/>
-              <w:left w:type="dxa" w:w="120"/>
-              <w:bottom w:type="dxa" w:w="60"/>
-              <w:right w:type="dxa" w:w="120"/>
-            </w:tcMar>
-            <w:vAlign w:val="top"/>
-          </w:tcPr>
-          <w:p>
-            <w:pPr>
-              <w:spacing w:after="40" w:before="0"/>
-              <w:jc w:val="left"/>
-            </w:pPr>
-            <w:r>
-              <w:rPr>
-                <w:rFonts w:ascii="Arial" w:cs="Arial" w:eastAsia="Arial" w:hAnsi="Arial"/>
-                <w:b/>
-                <w:bCs/>
-                <w:i w:val="false"/>
-                <w:iCs w:val="false"/>
-                <w:color w:val="000000"/>
-                <w:sz w:val="18"/>
-                <w:szCs w:val="18"/>
-              </w:rPr>
-              <w:t xml:space="preserve">Phase 3 — EXPLAIN (Applying the Formula — Three Kenya-Context Problems)</w:t>
+            <w:shd w:fill="E2EFDA" w:color="auto" w:val="clear"/>
+            <w:tcMar>
+              <w:top w:type="dxa" w:w="60"/>
+              <w:left w:type="dxa" w:w="120"/>
+              <w:bottom w:type="dxa" w:w="60"/>
+              <w:right w:type="dxa" w:w="120"/>
+            </w:tcMar>
+            <w:vAlign w:val="top"/>
+          </w:tcPr>
+          <w:p>
+            <w:pPr>
+              <w:spacing w:after="40" w:before="0"/>
+              <w:jc w:val="left"/>
+            </w:pPr>
+            <w:r>
+              <w:rPr>
+                <w:rFonts w:ascii="Arial" w:cs="Arial" w:eastAsia="Arial" w:hAnsi="Arial"/>
+                <w:b/>
+                <w:bCs/>
+                <w:i w:val="false"/>
+                <w:iCs w:val="false"/>
+                <w:color w:val="000000"/>
+                <w:sz w:val="18"/>
+                <w:szCs w:val="18"/>
+              </w:rPr>
+              <w:t xml:space="preserve">Explain Phase</w:t>
             </w:r>
           </w:p>
           <w:p>
@@ -12839,7 +12857,7 @@
             <w:pPr>
               <w:spacing w:after="20" w:before="0"/>
             </w:pPr>
-            <w:hyperlink w:history="1" r:id="rIdqoigupahzwks4yeyjlyp_">
+            <w:hyperlink w:history="1" r:id="rIduulqn3x8j2dz2suvrdcxc">
               <w:r>
                 <w:rPr>
                   <w:rFonts w:ascii="Arial" w:cs="Arial" w:eastAsia="Arial" w:hAnsi="Arial"/>
@@ -12872,7 +12890,7 @@
               <w:spacing w:after="10" w:before="0"/>
               <w:ind w:left="120"/>
             </w:pPr>
-            <w:hyperlink w:history="1" r:id="rIdpohqrhpsk6aujwnzi9lnc">
+            <w:hyperlink w:history="1" r:id="rIdffaqemm_narold9vzml2w">
               <w:r>
                 <w:rPr>
                   <w:rFonts w:ascii="Arial" w:cs="Arial" w:eastAsia="Arial" w:hAnsi="Arial"/>
@@ -12917,7 +12935,7 @@
             <w:pPr>
               <w:spacing w:after="20" w:before="0"/>
             </w:pPr>
-            <w:hyperlink w:history="1" r:id="rId4yz075zcal9mm_m_m8sy9">
+            <w:hyperlink w:history="1" r:id="rIdtvqfcvdxoj9ybpblz9pqr">
               <w:r>
                 <w:rPr>
                   <w:rFonts w:ascii="Arial" w:cs="Arial" w:eastAsia="Arial" w:hAnsi="Arial"/>
@@ -12950,7 +12968,7 @@
               <w:spacing w:after="10" w:before="0"/>
               <w:ind w:left="120"/>
             </w:pPr>
-            <w:hyperlink w:history="1" r:id="rId8h-wnp06etnrztrpvn06f">
+            <w:hyperlink w:history="1" r:id="rIdt646qft3yuenhkjpqyhlk">
               <w:r>
                 <w:rPr>
                   <w:rFonts w:ascii="Arial" w:cs="Arial" w:eastAsia="Arial" w:hAnsi="Arial"/>
@@ -13097,32 +13115,32 @@
         <w:tc>
           <w:tcPr>
             <w:tcW w:type="dxa" w:w="1520"/>
-            <w:shd w:fill="F2F2F2" w:color="auto" w:val="clear"/>
-            <w:tcMar>
-              <w:top w:type="dxa" w:w="60"/>
-              <w:left w:type="dxa" w:w="120"/>
-              <w:bottom w:type="dxa" w:w="60"/>
-              <w:right w:type="dxa" w:w="120"/>
-            </w:tcMar>
-            <w:vAlign w:val="top"/>
-          </w:tcPr>
-          <w:p>
-            <w:pPr>
-              <w:spacing w:after="40" w:before="0"/>
-              <w:jc w:val="left"/>
-            </w:pPr>
-            <w:r>
-              <w:rPr>
-                <w:rFonts w:ascii="Arial" w:cs="Arial" w:eastAsia="Arial" w:hAnsi="Arial"/>
-                <w:b/>
-                <w:bCs/>
-                <w:i w:val="false"/>
-                <w:iCs w:val="false"/>
-                <w:color w:val="000000"/>
-                <w:sz w:val="18"/>
-                <w:szCs w:val="18"/>
-              </w:rPr>
-              <w:t xml:space="preserve">Phase 4 — DRIVING QUESTION BOARD (DQB) Update)</w:t>
+            <w:shd w:fill="FCE4D6" w:color="auto" w:val="clear"/>
+            <w:tcMar>
+              <w:top w:type="dxa" w:w="60"/>
+              <w:left w:type="dxa" w:w="120"/>
+              <w:bottom w:type="dxa" w:w="60"/>
+              <w:right w:type="dxa" w:w="120"/>
+            </w:tcMar>
+            <w:vAlign w:val="top"/>
+          </w:tcPr>
+          <w:p>
+            <w:pPr>
+              <w:spacing w:after="40" w:before="0"/>
+              <w:jc w:val="left"/>
+            </w:pPr>
+            <w:r>
+              <w:rPr>
+                <w:rFonts w:ascii="Arial" w:cs="Arial" w:eastAsia="Arial" w:hAnsi="Arial"/>
+                <w:b/>
+                <w:bCs/>
+                <w:i w:val="false"/>
+                <w:iCs w:val="false"/>
+                <w:color w:val="000000"/>
+                <w:sz w:val="18"/>
+                <w:szCs w:val="18"/>
+              </w:rPr>
+              <w:t xml:space="preserve">Driving Question Board (DQB) Creation</w:t>
             </w:r>
           </w:p>
           <w:p>
@@ -13145,7 +13163,7 @@
             <w:pPr>
               <w:spacing w:after="20" w:before="0"/>
             </w:pPr>
-            <w:hyperlink w:history="1" r:id="rIdoszm5ulznoktbk_mimyrt">
+            <w:hyperlink w:history="1" r:id="rIdtoiujj3jkg2pbewtg5mo1">
               <w:r>
                 <w:rPr>
                   <w:rFonts w:ascii="Arial" w:cs="Arial" w:eastAsia="Arial" w:hAnsi="Arial"/>
@@ -13178,7 +13196,7 @@
               <w:spacing w:after="10" w:before="0"/>
               <w:ind w:left="120"/>
             </w:pPr>
-            <w:hyperlink w:history="1" r:id="rIdeibqebuhev7ymu_ybp6cc">
+            <w:hyperlink w:history="1" r:id="rIdcwrlrwlmrbbcuceempprm">
               <w:r>
                 <w:rPr>
                   <w:rFonts w:ascii="Arial" w:cs="Arial" w:eastAsia="Arial" w:hAnsi="Arial"/>
@@ -13223,7 +13241,7 @@
             <w:pPr>
               <w:spacing w:after="20" w:before="0"/>
             </w:pPr>
-            <w:hyperlink w:history="1" r:id="rId-okulrf23swhwjt1jcoem">
+            <w:hyperlink w:history="1" r:id="rIdpnarroxidsev4e9k3moeo">
               <w:r>
                 <w:rPr>
                   <w:rFonts w:ascii="Arial" w:cs="Arial" w:eastAsia="Arial" w:hAnsi="Arial"/>
@@ -13256,7 +13274,7 @@
               <w:spacing w:after="10" w:before="0"/>
               <w:ind w:left="120"/>
             </w:pPr>
-            <w:hyperlink w:history="1" r:id="rIdb4w5h6p6fm1xm6wbur_0n">
+            <w:hyperlink w:history="1" r:id="rIdvhhlffhwh1w5gwpygzmjr">
               <w:r>
                 <w:rPr>
                   <w:rFonts w:ascii="Arial" w:cs="Arial" w:eastAsia="Arial" w:hAnsi="Arial"/>
@@ -13403,32 +13421,32 @@
         <w:tc>
           <w:tcPr>
             <w:tcW w:type="dxa" w:w="1520"/>
-            <w:shd w:fill="F2F2F2" w:color="auto" w:val="clear"/>
-            <w:tcMar>
-              <w:top w:type="dxa" w:w="60"/>
-              <w:left w:type="dxa" w:w="120"/>
-              <w:bottom w:type="dxa" w:w="60"/>
-              <w:right w:type="dxa" w:w="120"/>
-            </w:tcMar>
-            <w:vAlign w:val="top"/>
-          </w:tcPr>
-          <w:p>
-            <w:pPr>
-              <w:spacing w:after="40" w:before="0"/>
-              <w:jc w:val="left"/>
-            </w:pPr>
-            <w:r>
-              <w:rPr>
-                <w:rFonts w:ascii="Arial" w:cs="Arial" w:eastAsia="Arial" w:hAnsi="Arial"/>
-                <w:b/>
-                <w:bCs/>
-                <w:i w:val="false"/>
-                <w:iCs w:val="false"/>
-                <w:color w:val="000000"/>
-                <w:sz w:val="18"/>
-                <w:szCs w:val="18"/>
-              </w:rPr>
-              <w:t xml:space="preserve">Phase 5 — MODEL BUILDING (Cumulative Model Revision)</w:t>
+            <w:shd w:fill="D5E8F0" w:color="auto" w:val="clear"/>
+            <w:tcMar>
+              <w:top w:type="dxa" w:w="60"/>
+              <w:left w:type="dxa" w:w="120"/>
+              <w:bottom w:type="dxa" w:w="60"/>
+              <w:right w:type="dxa" w:w="120"/>
+            </w:tcMar>
+            <w:vAlign w:val="top"/>
+          </w:tcPr>
+          <w:p>
+            <w:pPr>
+              <w:spacing w:after="40" w:before="0"/>
+              <w:jc w:val="left"/>
+            </w:pPr>
+            <w:r>
+              <w:rPr>
+                <w:rFonts w:ascii="Arial" w:cs="Arial" w:eastAsia="Arial" w:hAnsi="Arial"/>
+                <w:b/>
+                <w:bCs/>
+                <w:i w:val="false"/>
+                <w:iCs w:val="false"/>
+                <w:color w:val="000000"/>
+                <w:sz w:val="18"/>
+                <w:szCs w:val="18"/>
+              </w:rPr>
+              <w:t xml:space="preserve">Model Building Phase</w:t>
             </w:r>
           </w:p>
           <w:p>
@@ -13451,7 +13469,7 @@
             <w:pPr>
               <w:spacing w:after="20" w:before="0"/>
             </w:pPr>
-            <w:hyperlink w:history="1" r:id="rIdafhalvf2zchzpd-8uceoj">
+            <w:hyperlink w:history="1" r:id="rIdvw_tkempsv8tuxxbesbmk">
               <w:r>
                 <w:rPr>
                   <w:rFonts w:ascii="Arial" w:cs="Arial" w:eastAsia="Arial" w:hAnsi="Arial"/>
@@ -13484,7 +13502,7 @@
               <w:spacing w:after="10" w:before="0"/>
               <w:ind w:left="120"/>
             </w:pPr>
-            <w:hyperlink w:history="1" r:id="rId8vjkxuqtyjxzxiuwtou8z">
+            <w:hyperlink w:history="1" r:id="rIdohg1kavsjbogbkaonku6a">
               <w:r>
                 <w:rPr>
                   <w:rFonts w:ascii="Arial" w:cs="Arial" w:eastAsia="Arial" w:hAnsi="Arial"/>
@@ -13529,7 +13547,7 @@
             <w:pPr>
               <w:spacing w:after="20" w:before="0"/>
             </w:pPr>
-            <w:hyperlink w:history="1" r:id="rIdjmklahhqlkuyor2o0vkva">
+            <w:hyperlink w:history="1" r:id="rIdzzpe9x8izfm-6_aawu5c5">
               <w:r>
                 <w:rPr>
                   <w:rFonts w:ascii="Arial" w:cs="Arial" w:eastAsia="Arial" w:hAnsi="Arial"/>
@@ -13562,7 +13580,7 @@
               <w:spacing w:after="10" w:before="0"/>
               <w:ind w:left="120"/>
             </w:pPr>
-            <w:hyperlink w:history="1" r:id="rIdf06o5tjwxcjo_beo_j1lv">
+            <w:hyperlink w:history="1" r:id="rIdcfb2lu_skjckhbsxe06hi">
               <w:r>
                 <w:rPr>
                   <w:rFonts w:ascii="Arial" w:cs="Arial" w:eastAsia="Arial" w:hAnsi="Arial"/>
@@ -14752,7 +14770,25 @@
             </w:tcMar>
             <w:vAlign w:val="top"/>
           </w:tcPr>
-          <w:p/>
+          <w:p>
+            <w:pPr>
+              <w:spacing w:after="40" w:before="0"/>
+              <w:jc w:val="left"/>
+            </w:pPr>
+            <w:r>
+              <w:rPr>
+                <w:rFonts w:ascii="Arial" w:cs="Arial" w:eastAsia="Arial" w:hAnsi="Arial"/>
+                <w:b w:val="false"/>
+                <w:bCs w:val="false"/>
+                <w:i w:val="false"/>
+                <w:iCs w:val="false"/>
+                <w:color w:val="000000"/>
+                <w:sz w:val="18"/>
+                <w:szCs w:val="18"/>
+              </w:rPr>
+              <w:t xml:space="preserve">No physical cutting tools are used in this lesson. Compasses used for diagrams should be handled with care. Ensure learners cap compasses when not in use.</w:t>
+            </w:r>
+          </w:p>
         </w:tc>
       </w:tr>
     </w:tbl>
@@ -15126,7 +15162,7 @@
             <w:pPr>
               <w:spacing w:after="20" w:before="0"/>
             </w:pPr>
-            <w:hyperlink w:history="1" r:id="rId5d8kddrflylykl-kl8kz4">
+            <w:hyperlink w:history="1" r:id="rIdrbo9ohdrkcil_l0evtqs-">
               <w:r>
                 <w:rPr>
                   <w:rFonts w:ascii="Arial" w:cs="Arial" w:eastAsia="Arial" w:hAnsi="Arial"/>
@@ -15159,7 +15195,7 @@
               <w:spacing w:after="10" w:before="0"/>
               <w:ind w:left="120"/>
             </w:pPr>
-            <w:hyperlink w:history="1" r:id="rIdkhctjnfummvm_a3u_zrkt">
+            <w:hyperlink w:history="1" r:id="rIdgld6fspizovenxwj1tgyq">
               <w:r>
                 <w:rPr>
                   <w:rFonts w:ascii="Arial" w:cs="Arial" w:eastAsia="Arial" w:hAnsi="Arial"/>
@@ -15204,7 +15240,7 @@
             <w:pPr>
               <w:spacing w:after="20" w:before="0"/>
             </w:pPr>
-            <w:hyperlink w:history="1" r:id="rIdra-fjpfsrqbjjywoiwto1">
+            <w:hyperlink w:history="1" r:id="rIdgrvyyowkxc1sl4e_huer6">
               <w:r>
                 <w:rPr>
                   <w:rFonts w:ascii="Arial" w:cs="Arial" w:eastAsia="Arial" w:hAnsi="Arial"/>
@@ -15237,7 +15273,7 @@
               <w:spacing w:after="10" w:before="0"/>
               <w:ind w:left="120"/>
             </w:pPr>
-            <w:hyperlink w:history="1" r:id="rIddrz6go4bx11czhineykrs">
+            <w:hyperlink w:history="1" r:id="rId1rxpzjjpmh97xqx7belko">
               <w:r>
                 <w:rPr>
                   <w:rFonts w:ascii="Arial" w:cs="Arial" w:eastAsia="Arial" w:hAnsi="Arial"/>
@@ -15432,7 +15468,7 @@
             <w:pPr>
               <w:spacing w:after="20" w:before="0"/>
             </w:pPr>
-            <w:hyperlink w:history="1" r:id="rIdv8mgej5rjoayx-hk_gqs1">
+            <w:hyperlink w:history="1" r:id="rIdrdkxvkivmnnh8ubxqsthf">
               <w:r>
                 <w:rPr>
                   <w:rFonts w:ascii="Arial" w:cs="Arial" w:eastAsia="Arial" w:hAnsi="Arial"/>
@@ -15465,7 +15501,7 @@
               <w:spacing w:after="10" w:before="0"/>
               <w:ind w:left="120"/>
             </w:pPr>
-            <w:hyperlink w:history="1" r:id="rIdwlee_si0muio6p-m6v6sg">
+            <w:hyperlink w:history="1" r:id="rIdl_vxwonfragjvbmvjvaon">
               <w:r>
                 <w:rPr>
                   <w:rFonts w:ascii="Arial" w:cs="Arial" w:eastAsia="Arial" w:hAnsi="Arial"/>
@@ -15510,7 +15546,7 @@
             <w:pPr>
               <w:spacing w:after="20" w:before="0"/>
             </w:pPr>
-            <w:hyperlink w:history="1" r:id="rIdxxc2lsqd48e0hsca0q5is">
+            <w:hyperlink w:history="1" r:id="rIdcvwza2gdcn9wzniemcq9p">
               <w:r>
                 <w:rPr>
                   <w:rFonts w:ascii="Arial" w:cs="Arial" w:eastAsia="Arial" w:hAnsi="Arial"/>
@@ -15543,7 +15579,7 @@
               <w:spacing w:after="10" w:before="0"/>
               <w:ind w:left="120"/>
             </w:pPr>
-            <w:hyperlink w:history="1" r:id="rId2whl6tpktfjg7aep7zlld">
+            <w:hyperlink w:history="1" r:id="rId9a606uoiidin3zwp88i0f">
               <w:r>
                 <w:rPr>
                   <w:rFonts w:ascii="Arial" w:cs="Arial" w:eastAsia="Arial" w:hAnsi="Arial"/>
@@ -15738,7 +15774,7 @@
             <w:pPr>
               <w:spacing w:after="20" w:before="0"/>
             </w:pPr>
-            <w:hyperlink w:history="1" r:id="rId4x5nqmgb38epv_elvtvd2">
+            <w:hyperlink w:history="1" r:id="rIdcehgnxp3tfenkuoeiawwu">
               <w:r>
                 <w:rPr>
                   <w:rFonts w:ascii="Arial" w:cs="Arial" w:eastAsia="Arial" w:hAnsi="Arial"/>
@@ -15771,7 +15807,7 @@
               <w:spacing w:after="10" w:before="0"/>
               <w:ind w:left="120"/>
             </w:pPr>
-            <w:hyperlink w:history="1" r:id="rIdj_ujvdnl_aqykfuio2p-d">
+            <w:hyperlink w:history="1" r:id="rIdsj_3ugmydwcutp_mtkkdf">
               <w:r>
                 <w:rPr>
                   <w:rFonts w:ascii="Arial" w:cs="Arial" w:eastAsia="Arial" w:hAnsi="Arial"/>
@@ -15816,7 +15852,7 @@
             <w:pPr>
               <w:spacing w:after="20" w:before="0"/>
             </w:pPr>
-            <w:hyperlink w:history="1" r:id="rId1brorcc4pq1k2klse28aa">
+            <w:hyperlink w:history="1" r:id="rIda3tbrfsadtosgegw9ydql">
               <w:r>
                 <w:rPr>
                   <w:rFonts w:ascii="Arial" w:cs="Arial" w:eastAsia="Arial" w:hAnsi="Arial"/>
@@ -15849,7 +15885,7 @@
               <w:spacing w:after="10" w:before="0"/>
               <w:ind w:left="120"/>
             </w:pPr>
-            <w:hyperlink w:history="1" r:id="rId8dg92x8xcuqa9c-2z3_yv">
+            <w:hyperlink w:history="1" r:id="rIdsw0f2aitw_mfexrfql15g">
               <w:r>
                 <w:rPr>
                   <w:rFonts w:ascii="Arial" w:cs="Arial" w:eastAsia="Arial" w:hAnsi="Arial"/>
@@ -16044,7 +16080,7 @@
             <w:pPr>
               <w:spacing w:after="20" w:before="0"/>
             </w:pPr>
-            <w:hyperlink w:history="1" r:id="rIdr8ls04poz_uhhzt2bdfsy">
+            <w:hyperlink w:history="1" r:id="rIdwuhwnlgt-7xuvhq5sov9r">
               <w:r>
                 <w:rPr>
                   <w:rFonts w:ascii="Arial" w:cs="Arial" w:eastAsia="Arial" w:hAnsi="Arial"/>
@@ -16077,7 +16113,7 @@
               <w:spacing w:after="10" w:before="0"/>
               <w:ind w:left="120"/>
             </w:pPr>
-            <w:hyperlink w:history="1" r:id="rIdmrvqyyacxwodppxaciuve">
+            <w:hyperlink w:history="1" r:id="rIdky6lc4klr6qx5_0f4gpdy">
               <w:r>
                 <w:rPr>
                   <w:rFonts w:ascii="Arial" w:cs="Arial" w:eastAsia="Arial" w:hAnsi="Arial"/>
@@ -16122,7 +16158,7 @@
             <w:pPr>
               <w:spacing w:after="20" w:before="0"/>
             </w:pPr>
-            <w:hyperlink w:history="1" r:id="rIdvvmw22e7wd-wslksxnkym">
+            <w:hyperlink w:history="1" r:id="rIdfu7rc8rf-2yysmxra6cng">
               <w:r>
                 <w:rPr>
                   <w:rFonts w:ascii="Arial" w:cs="Arial" w:eastAsia="Arial" w:hAnsi="Arial"/>
@@ -16155,7 +16191,7 @@
               <w:spacing w:after="10" w:before="0"/>
               <w:ind w:left="120"/>
             </w:pPr>
-            <w:hyperlink w:history="1" r:id="rId2yjsir0hzloy4jq8v8u84">
+            <w:hyperlink w:history="1" r:id="rId9vzwyth-nav0s9wtn-zy7">
               <w:r>
                 <w:rPr>
                   <w:rFonts w:ascii="Arial" w:cs="Arial" w:eastAsia="Arial" w:hAnsi="Arial"/>
@@ -16350,7 +16386,7 @@
             <w:pPr>
               <w:spacing w:after="20" w:before="0"/>
             </w:pPr>
-            <w:hyperlink w:history="1" r:id="rId9npo9exrmynb9ltsxewyn">
+            <w:hyperlink w:history="1" r:id="rId98keg17tzebvhwxxujx-q">
               <w:r>
                 <w:rPr>
                   <w:rFonts w:ascii="Arial" w:cs="Arial" w:eastAsia="Arial" w:hAnsi="Arial"/>
@@ -16383,7 +16419,7 @@
               <w:spacing w:after="10" w:before="0"/>
               <w:ind w:left="120"/>
             </w:pPr>
-            <w:hyperlink w:history="1" r:id="rIdafvqpq4henr18wypcgsgo">
+            <w:hyperlink w:history="1" r:id="rIdgpwsdgm_pdluu8ohtiegd">
               <w:r>
                 <w:rPr>
                   <w:rFonts w:ascii="Arial" w:cs="Arial" w:eastAsia="Arial" w:hAnsi="Arial"/>
@@ -16428,7 +16464,7 @@
             <w:pPr>
               <w:spacing w:after="20" w:before="0"/>
             </w:pPr>
-            <w:hyperlink w:history="1" r:id="rIdp5npf3mftv3nd_78mcxi3">
+            <w:hyperlink w:history="1" r:id="rId8i1umnhydyfozmve-bjyg">
               <w:r>
                 <w:rPr>
                   <w:rFonts w:ascii="Arial" w:cs="Arial" w:eastAsia="Arial" w:hAnsi="Arial"/>
@@ -16461,7 +16497,7 @@
               <w:spacing w:after="10" w:before="0"/>
               <w:ind w:left="120"/>
             </w:pPr>
-            <w:hyperlink w:history="1" r:id="rIdozdajxhzg-gu2u0kybm9j">
+            <w:hyperlink w:history="1" r:id="rIddwjn8mzvfozqd9drlh62o">
               <w:r>
                 <w:rPr>
                   <w:rFonts w:ascii="Arial" w:cs="Arial" w:eastAsia="Arial" w:hAnsi="Arial"/>
@@ -17900,32 +17936,32 @@
         <w:tc>
           <w:tcPr>
             <w:tcW w:type="dxa" w:w="1520"/>
-            <w:shd w:fill="F2F2F2" w:color="auto" w:val="clear"/>
-            <w:tcMar>
-              <w:top w:type="dxa" w:w="60"/>
-              <w:left w:type="dxa" w:w="120"/>
-              <w:bottom w:type="dxa" w:w="60"/>
-              <w:right w:type="dxa" w:w="120"/>
-            </w:tcMar>
-            <w:vAlign w:val="top"/>
-          </w:tcPr>
-          <w:p>
-            <w:pPr>
-              <w:spacing w:after="40" w:before="0"/>
-              <w:jc w:val="left"/>
-            </w:pPr>
-            <w:r>
-              <w:rPr>
-                <w:rFonts w:ascii="Arial" w:cs="Arial" w:eastAsia="Arial" w:hAnsi="Arial"/>
-                <w:b/>
-                <w:bCs/>
-                <w:i w:val="false"/>
-                <w:iCs w:val="false"/>
-                <w:color w:val="000000"/>
-                <w:sz w:val="18"/>
-                <w:szCs w:val="18"/>
-              </w:rPr>
-              <w:t xml:space="preserve">Phase 1 — PREDICT (15 minutes)</w:t>
+            <w:shd w:fill="EAD1F5" w:color="auto" w:val="clear"/>
+            <w:tcMar>
+              <w:top w:type="dxa" w:w="60"/>
+              <w:left w:type="dxa" w:w="120"/>
+              <w:bottom w:type="dxa" w:w="60"/>
+              <w:right w:type="dxa" w:w="120"/>
+            </w:tcMar>
+            <w:vAlign w:val="top"/>
+          </w:tcPr>
+          <w:p>
+            <w:pPr>
+              <w:spacing w:after="40" w:before="0"/>
+              <w:jc w:val="left"/>
+            </w:pPr>
+            <w:r>
+              <w:rPr>
+                <w:rFonts w:ascii="Arial" w:cs="Arial" w:eastAsia="Arial" w:hAnsi="Arial"/>
+                <w:b/>
+                <w:bCs/>
+                <w:i w:val="false"/>
+                <w:iCs w:val="false"/>
+                <w:color w:val="000000"/>
+                <w:sz w:val="18"/>
+                <w:szCs w:val="18"/>
+              </w:rPr>
+              <w:t xml:space="preserve">Predict Phase</w:t>
             </w:r>
           </w:p>
           <w:p>
@@ -17948,7 +17984,7 @@
             <w:pPr>
               <w:spacing w:after="20" w:before="0"/>
             </w:pPr>
-            <w:hyperlink w:history="1" r:id="rIdjadi3am-temq75gg-p-do">
+            <w:hyperlink w:history="1" r:id="rIdkzafxwdkffo2rs6k42ykb">
               <w:r>
                 <w:rPr>
                   <w:rFonts w:ascii="Arial" w:cs="Arial" w:eastAsia="Arial" w:hAnsi="Arial"/>
@@ -17981,7 +18017,7 @@
               <w:spacing w:after="10" w:before="0"/>
               <w:ind w:left="120"/>
             </w:pPr>
-            <w:hyperlink w:history="1" r:id="rIdtz-mu8zjwxjpexrojm83u">
+            <w:hyperlink w:history="1" r:id="rIdclvia8yig4eue8supzmkb">
               <w:r>
                 <w:rPr>
                   <w:rFonts w:ascii="Arial" w:cs="Arial" w:eastAsia="Arial" w:hAnsi="Arial"/>
@@ -18026,7 +18062,7 @@
             <w:pPr>
               <w:spacing w:after="20" w:before="0"/>
             </w:pPr>
-            <w:hyperlink w:history="1" r:id="rIdgwdd-fjuwzzdjy6-yt7uw">
+            <w:hyperlink w:history="1" r:id="rIdlhbc565exuqlwjewne8mk">
               <w:r>
                 <w:rPr>
                   <w:rFonts w:ascii="Arial" w:cs="Arial" w:eastAsia="Arial" w:hAnsi="Arial"/>
@@ -18059,7 +18095,7 @@
               <w:spacing w:after="10" w:before="0"/>
               <w:ind w:left="120"/>
             </w:pPr>
-            <w:hyperlink w:history="1" r:id="rIdw0semtvgr_qvwn2slxbpx">
+            <w:hyperlink w:history="1" r:id="rIdndczh7l0xpshhs7sdgsln">
               <w:r>
                 <w:rPr>
                   <w:rFonts w:ascii="Arial" w:cs="Arial" w:eastAsia="Arial" w:hAnsi="Arial"/>
@@ -18206,32 +18242,32 @@
         <w:tc>
           <w:tcPr>
             <w:tcW w:type="dxa" w:w="1520"/>
-            <w:shd w:fill="F2F2F2" w:color="auto" w:val="clear"/>
-            <w:tcMar>
-              <w:top w:type="dxa" w:w="60"/>
-              <w:left w:type="dxa" w:w="120"/>
-              <w:bottom w:type="dxa" w:w="60"/>
-              <w:right w:type="dxa" w:w="120"/>
-            </w:tcMar>
-            <w:vAlign w:val="top"/>
-          </w:tcPr>
-          <w:p>
-            <w:pPr>
-              <w:spacing w:after="40" w:before="0"/>
-              <w:jc w:val="left"/>
-            </w:pPr>
-            <w:r>
-              <w:rPr>
-                <w:rFonts w:ascii="Arial" w:cs="Arial" w:eastAsia="Arial" w:hAnsi="Arial"/>
-                <w:b/>
-                <w:bCs/>
-                <w:i w:val="false"/>
-                <w:iCs w:val="false"/>
-                <w:color w:val="000000"/>
-                <w:sz w:val="18"/>
-                <w:szCs w:val="18"/>
-              </w:rPr>
-              <w:t xml:space="preserve">Phase 2 — OBSERVE (20 minutes)</w:t>
+            <w:shd w:fill="D9EEF1" w:color="auto" w:val="clear"/>
+            <w:tcMar>
+              <w:top w:type="dxa" w:w="60"/>
+              <w:left w:type="dxa" w:w="120"/>
+              <w:bottom w:type="dxa" w:w="60"/>
+              <w:right w:type="dxa" w:w="120"/>
+            </w:tcMar>
+            <w:vAlign w:val="top"/>
+          </w:tcPr>
+          <w:p>
+            <w:pPr>
+              <w:spacing w:after="40" w:before="0"/>
+              <w:jc w:val="left"/>
+            </w:pPr>
+            <w:r>
+              <w:rPr>
+                <w:rFonts w:ascii="Arial" w:cs="Arial" w:eastAsia="Arial" w:hAnsi="Arial"/>
+                <w:b/>
+                <w:bCs/>
+                <w:i w:val="false"/>
+                <w:iCs w:val="false"/>
+                <w:color w:val="000000"/>
+                <w:sz w:val="18"/>
+                <w:szCs w:val="18"/>
+              </w:rPr>
+              <w:t xml:space="preserve">Observe Phase</w:t>
             </w:r>
           </w:p>
           <w:p>
@@ -18254,7 +18290,7 @@
             <w:pPr>
               <w:spacing w:after="20" w:before="0"/>
             </w:pPr>
-            <w:hyperlink w:history="1" r:id="rIdypoptglpmvtgszkhjtwdu">
+            <w:hyperlink w:history="1" r:id="rIdrbl0w2fvkrofudch7i6f-">
               <w:r>
                 <w:rPr>
                   <w:rFonts w:ascii="Arial" w:cs="Arial" w:eastAsia="Arial" w:hAnsi="Arial"/>
@@ -18287,7 +18323,7 @@
               <w:spacing w:after="10" w:before="0"/>
               <w:ind w:left="120"/>
             </w:pPr>
-            <w:hyperlink w:history="1" r:id="rIducexvlfvdakwb-mpmeett">
+            <w:hyperlink w:history="1" r:id="rId8_6imu7w7oucxqshtwpjo">
               <w:r>
                 <w:rPr>
                   <w:rFonts w:ascii="Arial" w:cs="Arial" w:eastAsia="Arial" w:hAnsi="Arial"/>
@@ -18332,7 +18368,7 @@
             <w:pPr>
               <w:spacing w:after="20" w:before="0"/>
             </w:pPr>
-            <w:hyperlink w:history="1" r:id="rIdov-zpm1ohqnguduepf7az">
+            <w:hyperlink w:history="1" r:id="rIdqnna1ryqynobg0wjnjuyp">
               <w:r>
                 <w:rPr>
                   <w:rFonts w:ascii="Arial" w:cs="Arial" w:eastAsia="Arial" w:hAnsi="Arial"/>
@@ -18365,7 +18401,7 @@
               <w:spacing w:after="10" w:before="0"/>
               <w:ind w:left="120"/>
             </w:pPr>
-            <w:hyperlink w:history="1" r:id="rIdj17rlwse1rk_az_conh8f">
+            <w:hyperlink w:history="1" r:id="rIdp2oqzkd70p_kzort0f_fb">
               <w:r>
                 <w:rPr>
                   <w:rFonts w:ascii="Arial" w:cs="Arial" w:eastAsia="Arial" w:hAnsi="Arial"/>
@@ -18512,32 +18548,32 @@
         <w:tc>
           <w:tcPr>
             <w:tcW w:type="dxa" w:w="1520"/>
-            <w:shd w:fill="F2F2F2" w:color="auto" w:val="clear"/>
-            <w:tcMar>
-              <w:top w:type="dxa" w:w="60"/>
-              <w:left w:type="dxa" w:w="120"/>
-              <w:bottom w:type="dxa" w:w="60"/>
-              <w:right w:type="dxa" w:w="120"/>
-            </w:tcMar>
-            <w:vAlign w:val="top"/>
-          </w:tcPr>
-          <w:p>
-            <w:pPr>
-              <w:spacing w:after="40" w:before="0"/>
-              <w:jc w:val="left"/>
-            </w:pPr>
-            <w:r>
-              <w:rPr>
-                <w:rFonts w:ascii="Arial" w:cs="Arial" w:eastAsia="Arial" w:hAnsi="Arial"/>
-                <w:b/>
-                <w:bCs/>
-                <w:i w:val="false"/>
-                <w:iCs w:val="false"/>
-                <w:color w:val="000000"/>
-                <w:sz w:val="18"/>
-                <w:szCs w:val="18"/>
-              </w:rPr>
-              <w:t xml:space="preserve">Phase 3 — EXPLAIN (20 minutes)</w:t>
+            <w:shd w:fill="E2EFDA" w:color="auto" w:val="clear"/>
+            <w:tcMar>
+              <w:top w:type="dxa" w:w="60"/>
+              <w:left w:type="dxa" w:w="120"/>
+              <w:bottom w:type="dxa" w:w="60"/>
+              <w:right w:type="dxa" w:w="120"/>
+            </w:tcMar>
+            <w:vAlign w:val="top"/>
+          </w:tcPr>
+          <w:p>
+            <w:pPr>
+              <w:spacing w:after="40" w:before="0"/>
+              <w:jc w:val="left"/>
+            </w:pPr>
+            <w:r>
+              <w:rPr>
+                <w:rFonts w:ascii="Arial" w:cs="Arial" w:eastAsia="Arial" w:hAnsi="Arial"/>
+                <w:b/>
+                <w:bCs/>
+                <w:i w:val="false"/>
+                <w:iCs w:val="false"/>
+                <w:color w:val="000000"/>
+                <w:sz w:val="18"/>
+                <w:szCs w:val="18"/>
+              </w:rPr>
+              <w:t xml:space="preserve">Explain Phase</w:t>
             </w:r>
           </w:p>
           <w:p>
@@ -18560,7 +18596,7 @@
             <w:pPr>
               <w:spacing w:after="20" w:before="0"/>
             </w:pPr>
-            <w:hyperlink w:history="1" r:id="rIdbbqqexh0dlvyrcrh-3tqd">
+            <w:hyperlink w:history="1" r:id="rId8lqsah5n3y8izntksdofs">
               <w:r>
                 <w:rPr>
                   <w:rFonts w:ascii="Arial" w:cs="Arial" w:eastAsia="Arial" w:hAnsi="Arial"/>
@@ -18593,7 +18629,7 @@
               <w:spacing w:after="10" w:before="0"/>
               <w:ind w:left="120"/>
             </w:pPr>
-            <w:hyperlink w:history="1" r:id="rIdaxvzgbpxzlsnskvnnguxm">
+            <w:hyperlink w:history="1" r:id="rIddvssaophq7fhmrfjd3wlb">
               <w:r>
                 <w:rPr>
                   <w:rFonts w:ascii="Arial" w:cs="Arial" w:eastAsia="Arial" w:hAnsi="Arial"/>
@@ -18638,7 +18674,7 @@
             <w:pPr>
               <w:spacing w:after="20" w:before="0"/>
             </w:pPr>
-            <w:hyperlink w:history="1" r:id="rIdip4qu2hezax7kweirb0x9">
+            <w:hyperlink w:history="1" r:id="rIds3cs2oc76ukthpgfptb1f">
               <w:r>
                 <w:rPr>
                   <w:rFonts w:ascii="Arial" w:cs="Arial" w:eastAsia="Arial" w:hAnsi="Arial"/>
@@ -18671,7 +18707,7 @@
               <w:spacing w:after="10" w:before="0"/>
               <w:ind w:left="120"/>
             </w:pPr>
-            <w:hyperlink w:history="1" r:id="rIdiwmbhkobpv-jeqxoyhyvk">
+            <w:hyperlink w:history="1" r:id="rIdixox4gt3yqdnqvfjrht9u">
               <w:r>
                 <w:rPr>
                   <w:rFonts w:ascii="Arial" w:cs="Arial" w:eastAsia="Arial" w:hAnsi="Arial"/>
@@ -18818,32 +18854,32 @@
         <w:tc>
           <w:tcPr>
             <w:tcW w:type="dxa" w:w="1520"/>
-            <w:shd w:fill="F2F2F2" w:color="auto" w:val="clear"/>
-            <w:tcMar>
-              <w:top w:type="dxa" w:w="60"/>
-              <w:left w:type="dxa" w:w="120"/>
-              <w:bottom w:type="dxa" w:w="60"/>
-              <w:right w:type="dxa" w:w="120"/>
-            </w:tcMar>
-            <w:vAlign w:val="top"/>
-          </w:tcPr>
-          <w:p>
-            <w:pPr>
-              <w:spacing w:after="40" w:before="0"/>
-              <w:jc w:val="left"/>
-            </w:pPr>
-            <w:r>
-              <w:rPr>
-                <w:rFonts w:ascii="Arial" w:cs="Arial" w:eastAsia="Arial" w:hAnsi="Arial"/>
-                <w:b/>
-                <w:bCs/>
-                <w:i w:val="false"/>
-                <w:iCs w:val="false"/>
-                <w:color w:val="000000"/>
-                <w:sz w:val="18"/>
-                <w:szCs w:val="18"/>
-              </w:rPr>
-              <w:t xml:space="preserve">Phase 4 — DRIVING QUESTION BOARD (DQB) Update (10 minutes)</w:t>
+            <w:shd w:fill="FCE4D6" w:color="auto" w:val="clear"/>
+            <w:tcMar>
+              <w:top w:type="dxa" w:w="60"/>
+              <w:left w:type="dxa" w:w="120"/>
+              <w:bottom w:type="dxa" w:w="60"/>
+              <w:right w:type="dxa" w:w="120"/>
+            </w:tcMar>
+            <w:vAlign w:val="top"/>
+          </w:tcPr>
+          <w:p>
+            <w:pPr>
+              <w:spacing w:after="40" w:before="0"/>
+              <w:jc w:val="left"/>
+            </w:pPr>
+            <w:r>
+              <w:rPr>
+                <w:rFonts w:ascii="Arial" w:cs="Arial" w:eastAsia="Arial" w:hAnsi="Arial"/>
+                <w:b/>
+                <w:bCs/>
+                <w:i w:val="false"/>
+                <w:iCs w:val="false"/>
+                <w:color w:val="000000"/>
+                <w:sz w:val="18"/>
+                <w:szCs w:val="18"/>
+              </w:rPr>
+              <w:t xml:space="preserve">Driving Question Board (DQB) Creation</w:t>
             </w:r>
           </w:p>
           <w:p>
@@ -18866,7 +18902,7 @@
             <w:pPr>
               <w:spacing w:after="20" w:before="0"/>
             </w:pPr>
-            <w:hyperlink w:history="1" r:id="rId_j3v6lvuohsfsy_p6s6s0">
+            <w:hyperlink w:history="1" r:id="rIdwvi7eqjb8dgyhfc5wwnaj">
               <w:r>
                 <w:rPr>
                   <w:rFonts w:ascii="Arial" w:cs="Arial" w:eastAsia="Arial" w:hAnsi="Arial"/>
@@ -18899,7 +18935,7 @@
               <w:spacing w:after="10" w:before="0"/>
               <w:ind w:left="120"/>
             </w:pPr>
-            <w:hyperlink w:history="1" r:id="rIdmfp1ou0ufrks5biepgjd3">
+            <w:hyperlink w:history="1" r:id="rIdce9bx7wm7p04bi0x2jqbw">
               <w:r>
                 <w:rPr>
                   <w:rFonts w:ascii="Arial" w:cs="Arial" w:eastAsia="Arial" w:hAnsi="Arial"/>
@@ -18944,7 +18980,7 @@
             <w:pPr>
               <w:spacing w:after="20" w:before="0"/>
             </w:pPr>
-            <w:hyperlink w:history="1" r:id="rIddbpsl1chon4gozoeehdpx">
+            <w:hyperlink w:history="1" r:id="rIdd_lxf0cg7ezrobu0xeebu">
               <w:r>
                 <w:rPr>
                   <w:rFonts w:ascii="Arial" w:cs="Arial" w:eastAsia="Arial" w:hAnsi="Arial"/>
@@ -18977,7 +19013,7 @@
               <w:spacing w:after="10" w:before="0"/>
               <w:ind w:left="120"/>
             </w:pPr>
-            <w:hyperlink w:history="1" r:id="rIdfjpv6odrxybntlfsv8oc5">
+            <w:hyperlink w:history="1" r:id="rIdymjumxcf-03tokpd9gt_p">
               <w:r>
                 <w:rPr>
                   <w:rFonts w:ascii="Arial" w:cs="Arial" w:eastAsia="Arial" w:hAnsi="Arial"/>
@@ -19124,32 +19160,32 @@
         <w:tc>
           <w:tcPr>
             <w:tcW w:type="dxa" w:w="1520"/>
-            <w:shd w:fill="F2F2F2" w:color="auto" w:val="clear"/>
-            <w:tcMar>
-              <w:top w:type="dxa" w:w="60"/>
-              <w:left w:type="dxa" w:w="120"/>
-              <w:bottom w:type="dxa" w:w="60"/>
-              <w:right w:type="dxa" w:w="120"/>
-            </w:tcMar>
-            <w:vAlign w:val="top"/>
-          </w:tcPr>
-          <w:p>
-            <w:pPr>
-              <w:spacing w:after="40" w:before="0"/>
-              <w:jc w:val="left"/>
-            </w:pPr>
-            <w:r>
-              <w:rPr>
-                <w:rFonts w:ascii="Arial" w:cs="Arial" w:eastAsia="Arial" w:hAnsi="Arial"/>
-                <w:b/>
-                <w:bCs/>
-                <w:i w:val="false"/>
-                <w:iCs w:val="false"/>
-                <w:color w:val="000000"/>
-                <w:sz w:val="18"/>
-                <w:szCs w:val="18"/>
-              </w:rPr>
-              <w:t xml:space="preserve">Phase 5 — MODEL BUILDING (15 minutes)</w:t>
+            <w:shd w:fill="D5E8F0" w:color="auto" w:val="clear"/>
+            <w:tcMar>
+              <w:top w:type="dxa" w:w="60"/>
+              <w:left w:type="dxa" w:w="120"/>
+              <w:bottom w:type="dxa" w:w="60"/>
+              <w:right w:type="dxa" w:w="120"/>
+            </w:tcMar>
+            <w:vAlign w:val="top"/>
+          </w:tcPr>
+          <w:p>
+            <w:pPr>
+              <w:spacing w:after="40" w:before="0"/>
+              <w:jc w:val="left"/>
+            </w:pPr>
+            <w:r>
+              <w:rPr>
+                <w:rFonts w:ascii="Arial" w:cs="Arial" w:eastAsia="Arial" w:hAnsi="Arial"/>
+                <w:b/>
+                <w:bCs/>
+                <w:i w:val="false"/>
+                <w:iCs w:val="false"/>
+                <w:color w:val="000000"/>
+                <w:sz w:val="18"/>
+                <w:szCs w:val="18"/>
+              </w:rPr>
+              <w:t xml:space="preserve">Model Building Phase</w:t>
             </w:r>
           </w:p>
           <w:p>
@@ -19172,7 +19208,7 @@
             <w:pPr>
               <w:spacing w:after="20" w:before="0"/>
             </w:pPr>
-            <w:hyperlink w:history="1" r:id="rIddsgcvdhxytp-xcxy9oc8p">
+            <w:hyperlink w:history="1" r:id="rIdadjztjzpqbepl32uxl2be">
               <w:r>
                 <w:rPr>
                   <w:rFonts w:ascii="Arial" w:cs="Arial" w:eastAsia="Arial" w:hAnsi="Arial"/>
@@ -19205,7 +19241,7 @@
               <w:spacing w:after="10" w:before="0"/>
               <w:ind w:left="120"/>
             </w:pPr>
-            <w:hyperlink w:history="1" r:id="rIdxyx3rf4qbfbfxtot2oryi">
+            <w:hyperlink w:history="1" r:id="rIdxefurhe1wk5obud6kepdi">
               <w:r>
                 <w:rPr>
                   <w:rFonts w:ascii="Arial" w:cs="Arial" w:eastAsia="Arial" w:hAnsi="Arial"/>
@@ -19250,7 +19286,7 @@
             <w:pPr>
               <w:spacing w:after="20" w:before="0"/>
             </w:pPr>
-            <w:hyperlink w:history="1" r:id="rIdiltmn_bz57vnrn0bcw-6k">
+            <w:hyperlink w:history="1" r:id="rId6bcaz1bnadlgiwhxffybw">
               <w:r>
                 <w:rPr>
                   <w:rFonts w:ascii="Arial" w:cs="Arial" w:eastAsia="Arial" w:hAnsi="Arial"/>
@@ -19283,7 +19319,7 @@
               <w:spacing w:after="10" w:before="0"/>
               <w:ind w:left="120"/>
             </w:pPr>
-            <w:hyperlink w:history="1" r:id="rIdht2mt9q-lpfu9-spaqupu">
+            <w:hyperlink w:history="1" r:id="rIdb4lwf0qnbp54xu56fedr4">
               <w:r>
                 <w:rPr>
                   <w:rFonts w:ascii="Arial" w:cs="Arial" w:eastAsia="Arial" w:hAnsi="Arial"/>
@@ -20722,32 +20758,32 @@
         <w:tc>
           <w:tcPr>
             <w:tcW w:type="dxa" w:w="1520"/>
-            <w:shd w:fill="F2F2F2" w:color="auto" w:val="clear"/>
-            <w:tcMar>
-              <w:top w:type="dxa" w:w="60"/>
-              <w:left w:type="dxa" w:w="120"/>
-              <w:bottom w:type="dxa" w:w="60"/>
-              <w:right w:type="dxa" w:w="120"/>
-            </w:tcMar>
-            <w:vAlign w:val="top"/>
-          </w:tcPr>
-          <w:p>
-            <w:pPr>
-              <w:spacing w:after="40" w:before="0"/>
-              <w:jc w:val="left"/>
-            </w:pPr>
-            <w:r>
-              <w:rPr>
-                <w:rFonts w:ascii="Arial" w:cs="Arial" w:eastAsia="Arial" w:hAnsi="Arial"/>
-                <w:b/>
-                <w:bCs/>
-                <w:i w:val="false"/>
-                <w:iCs w:val="false"/>
-                <w:color w:val="000000"/>
-                <w:sz w:val="18"/>
-                <w:szCs w:val="18"/>
-              </w:rPr>
-              <w:t xml:space="preserve">Phase 1 — Predict</w:t>
+            <w:shd w:fill="EAD1F5" w:color="auto" w:val="clear"/>
+            <w:tcMar>
+              <w:top w:type="dxa" w:w="60"/>
+              <w:left w:type="dxa" w:w="120"/>
+              <w:bottom w:type="dxa" w:w="60"/>
+              <w:right w:type="dxa" w:w="120"/>
+            </w:tcMar>
+            <w:vAlign w:val="top"/>
+          </w:tcPr>
+          <w:p>
+            <w:pPr>
+              <w:spacing w:after="40" w:before="0"/>
+              <w:jc w:val="left"/>
+            </w:pPr>
+            <w:r>
+              <w:rPr>
+                <w:rFonts w:ascii="Arial" w:cs="Arial" w:eastAsia="Arial" w:hAnsi="Arial"/>
+                <w:b/>
+                <w:bCs/>
+                <w:i w:val="false"/>
+                <w:iCs w:val="false"/>
+                <w:color w:val="000000"/>
+                <w:sz w:val="18"/>
+                <w:szCs w:val="18"/>
+              </w:rPr>
+              <w:t xml:space="preserve">Predict Phase</w:t>
             </w:r>
           </w:p>
           <w:p>
@@ -20770,7 +20806,7 @@
             <w:pPr>
               <w:spacing w:after="20" w:before="0"/>
             </w:pPr>
-            <w:hyperlink w:history="1" r:id="rIdlawtc7jhpk0xwql41ithz">
+            <w:hyperlink w:history="1" r:id="rIdhqj-tp2mecb4hdy6tr3i9">
               <w:r>
                 <w:rPr>
                   <w:rFonts w:ascii="Arial" w:cs="Arial" w:eastAsia="Arial" w:hAnsi="Arial"/>
@@ -20803,7 +20839,7 @@
               <w:spacing w:after="10" w:before="0"/>
               <w:ind w:left="120"/>
             </w:pPr>
-            <w:hyperlink w:history="1" r:id="rIdus7ibpjwizbd260woeyjh">
+            <w:hyperlink w:history="1" r:id="rIdrygrtshiwbpcnlhuvukxo">
               <w:r>
                 <w:rPr>
                   <w:rFonts w:ascii="Arial" w:cs="Arial" w:eastAsia="Arial" w:hAnsi="Arial"/>
@@ -20848,7 +20884,7 @@
             <w:pPr>
               <w:spacing w:after="20" w:before="0"/>
             </w:pPr>
-            <w:hyperlink w:history="1" r:id="rIdj68c-2v-rpmnrji9hkc7z">
+            <w:hyperlink w:history="1" r:id="rIdwqln7bwksqnpbqhq06j7y">
               <w:r>
                 <w:rPr>
                   <w:rFonts w:ascii="Arial" w:cs="Arial" w:eastAsia="Arial" w:hAnsi="Arial"/>
@@ -20881,7 +20917,7 @@
               <w:spacing w:after="10" w:before="0"/>
               <w:ind w:left="120"/>
             </w:pPr>
-            <w:hyperlink w:history="1" r:id="rId6o5wodvxnetn80qsafpll">
+            <w:hyperlink w:history="1" r:id="rId9ifzs2ngf5baiea_r_kum">
               <w:r>
                 <w:rPr>
                   <w:rFonts w:ascii="Arial" w:cs="Arial" w:eastAsia="Arial" w:hAnsi="Arial"/>
@@ -21028,32 +21064,32 @@
         <w:tc>
           <w:tcPr>
             <w:tcW w:type="dxa" w:w="1520"/>
-            <w:shd w:fill="F2F2F2" w:color="auto" w:val="clear"/>
-            <w:tcMar>
-              <w:top w:type="dxa" w:w="60"/>
-              <w:left w:type="dxa" w:w="120"/>
-              <w:bottom w:type="dxa" w:w="60"/>
-              <w:right w:type="dxa" w:w="120"/>
-            </w:tcMar>
-            <w:vAlign w:val="top"/>
-          </w:tcPr>
-          <w:p>
-            <w:pPr>
-              <w:spacing w:after="40" w:before="0"/>
-              <w:jc w:val="left"/>
-            </w:pPr>
-            <w:r>
-              <w:rPr>
-                <w:rFonts w:ascii="Arial" w:cs="Arial" w:eastAsia="Arial" w:hAnsi="Arial"/>
-                <w:b/>
-                <w:bCs/>
-                <w:i w:val="false"/>
-                <w:iCs w:val="false"/>
-                <w:color w:val="000000"/>
-                <w:sz w:val="18"/>
-                <w:szCs w:val="18"/>
-              </w:rPr>
-              <w:t xml:space="preserve">Phase 2 — Observe</w:t>
+            <w:shd w:fill="D9EEF1" w:color="auto" w:val="clear"/>
+            <w:tcMar>
+              <w:top w:type="dxa" w:w="60"/>
+              <w:left w:type="dxa" w:w="120"/>
+              <w:bottom w:type="dxa" w:w="60"/>
+              <w:right w:type="dxa" w:w="120"/>
+            </w:tcMar>
+            <w:vAlign w:val="top"/>
+          </w:tcPr>
+          <w:p>
+            <w:pPr>
+              <w:spacing w:after="40" w:before="0"/>
+              <w:jc w:val="left"/>
+            </w:pPr>
+            <w:r>
+              <w:rPr>
+                <w:rFonts w:ascii="Arial" w:cs="Arial" w:eastAsia="Arial" w:hAnsi="Arial"/>
+                <w:b/>
+                <w:bCs/>
+                <w:i w:val="false"/>
+                <w:iCs w:val="false"/>
+                <w:color w:val="000000"/>
+                <w:sz w:val="18"/>
+                <w:szCs w:val="18"/>
+              </w:rPr>
+              <w:t xml:space="preserve">Observe Phase</w:t>
             </w:r>
           </w:p>
           <w:p>
@@ -21076,7 +21112,7 @@
             <w:pPr>
               <w:spacing w:after="20" w:before="0"/>
             </w:pPr>
-            <w:hyperlink w:history="1" r:id="rIdndtsbjgq-k6e1u7wyvlja">
+            <w:hyperlink w:history="1" r:id="rIdju3mgq275peun64qg58su">
               <w:r>
                 <w:rPr>
                   <w:rFonts w:ascii="Arial" w:cs="Arial" w:eastAsia="Arial" w:hAnsi="Arial"/>
@@ -21109,7 +21145,7 @@
               <w:spacing w:after="10" w:before="0"/>
               <w:ind w:left="120"/>
             </w:pPr>
-            <w:hyperlink w:history="1" r:id="rId70vdjygwafmt0cqrzaaur">
+            <w:hyperlink w:history="1" r:id="rId4bdzhoank0lxuj-2keqr9">
               <w:r>
                 <w:rPr>
                   <w:rFonts w:ascii="Arial" w:cs="Arial" w:eastAsia="Arial" w:hAnsi="Arial"/>
@@ -21154,7 +21190,7 @@
             <w:pPr>
               <w:spacing w:after="20" w:before="0"/>
             </w:pPr>
-            <w:hyperlink w:history="1" r:id="rIdgmchj_utnzlblidpuqpal">
+            <w:hyperlink w:history="1" r:id="rIdqs98iomhqq4vtcyuhwums">
               <w:r>
                 <w:rPr>
                   <w:rFonts w:ascii="Arial" w:cs="Arial" w:eastAsia="Arial" w:hAnsi="Arial"/>
@@ -21187,7 +21223,7 @@
               <w:spacing w:after="10" w:before="0"/>
               <w:ind w:left="120"/>
             </w:pPr>
-            <w:hyperlink w:history="1" r:id="rIdacxtrs5j9sdrzbt0qoi5z">
+            <w:hyperlink w:history="1" r:id="rIdj6ydct2gt3-mg1g3dhl4v">
               <w:r>
                 <w:rPr>
                   <w:rFonts w:ascii="Arial" w:cs="Arial" w:eastAsia="Arial" w:hAnsi="Arial"/>
@@ -21334,32 +21370,32 @@
         <w:tc>
           <w:tcPr>
             <w:tcW w:type="dxa" w:w="1520"/>
-            <w:shd w:fill="F2F2F2" w:color="auto" w:val="clear"/>
-            <w:tcMar>
-              <w:top w:type="dxa" w:w="60"/>
-              <w:left w:type="dxa" w:w="120"/>
-              <w:bottom w:type="dxa" w:w="60"/>
-              <w:right w:type="dxa" w:w="120"/>
-            </w:tcMar>
-            <w:vAlign w:val="top"/>
-          </w:tcPr>
-          <w:p>
-            <w:pPr>
-              <w:spacing w:after="40" w:before="0"/>
-              <w:jc w:val="left"/>
-            </w:pPr>
-            <w:r>
-              <w:rPr>
-                <w:rFonts w:ascii="Arial" w:cs="Arial" w:eastAsia="Arial" w:hAnsi="Arial"/>
-                <w:b/>
-                <w:bCs/>
-                <w:i w:val="false"/>
-                <w:iCs w:val="false"/>
-                <w:color w:val="000000"/>
-                <w:sz w:val="18"/>
-                <w:szCs w:val="18"/>
-              </w:rPr>
-              <w:t xml:space="preserve">Phase 3 — Explain</w:t>
+            <w:shd w:fill="E2EFDA" w:color="auto" w:val="clear"/>
+            <w:tcMar>
+              <w:top w:type="dxa" w:w="60"/>
+              <w:left w:type="dxa" w:w="120"/>
+              <w:bottom w:type="dxa" w:w="60"/>
+              <w:right w:type="dxa" w:w="120"/>
+            </w:tcMar>
+            <w:vAlign w:val="top"/>
+          </w:tcPr>
+          <w:p>
+            <w:pPr>
+              <w:spacing w:after="40" w:before="0"/>
+              <w:jc w:val="left"/>
+            </w:pPr>
+            <w:r>
+              <w:rPr>
+                <w:rFonts w:ascii="Arial" w:cs="Arial" w:eastAsia="Arial" w:hAnsi="Arial"/>
+                <w:b/>
+                <w:bCs/>
+                <w:i w:val="false"/>
+                <w:iCs w:val="false"/>
+                <w:color w:val="000000"/>
+                <w:sz w:val="18"/>
+                <w:szCs w:val="18"/>
+              </w:rPr>
+              <w:t xml:space="preserve">Explain Phase</w:t>
             </w:r>
           </w:p>
           <w:p>
@@ -21382,7 +21418,7 @@
             <w:pPr>
               <w:spacing w:after="20" w:before="0"/>
             </w:pPr>
-            <w:hyperlink w:history="1" r:id="rId1mi5umwza2raz7mh5mivk">
+            <w:hyperlink w:history="1" r:id="rIdfpc1jwhoy6ypcjhjeocwd">
               <w:r>
                 <w:rPr>
                   <w:rFonts w:ascii="Arial" w:cs="Arial" w:eastAsia="Arial" w:hAnsi="Arial"/>
@@ -21415,7 +21451,7 @@
               <w:spacing w:after="10" w:before="0"/>
               <w:ind w:left="120"/>
             </w:pPr>
-            <w:hyperlink w:history="1" r:id="rIdcwcpkoph30w2obqoc53yz">
+            <w:hyperlink w:history="1" r:id="rIdmepmt-me28lbtyzie9myq">
               <w:r>
                 <w:rPr>
                   <w:rFonts w:ascii="Arial" w:cs="Arial" w:eastAsia="Arial" w:hAnsi="Arial"/>
@@ -21460,7 +21496,7 @@
             <w:pPr>
               <w:spacing w:after="20" w:before="0"/>
             </w:pPr>
-            <w:hyperlink w:history="1" r:id="rIdcoxxuqynxo1ggqsfjypq4">
+            <w:hyperlink w:history="1" r:id="rIds5tfyecf37bnvoerh8c4g">
               <w:r>
                 <w:rPr>
                   <w:rFonts w:ascii="Arial" w:cs="Arial" w:eastAsia="Arial" w:hAnsi="Arial"/>
@@ -21493,7 +21529,7 @@
               <w:spacing w:after="10" w:before="0"/>
               <w:ind w:left="120"/>
             </w:pPr>
-            <w:hyperlink w:history="1" r:id="rIdamiou3bp14ckx1myss5dr">
+            <w:hyperlink w:history="1" r:id="rIdwjisj9f1unt2ck75rlhto">
               <w:r>
                 <w:rPr>
                   <w:rFonts w:ascii="Arial" w:cs="Arial" w:eastAsia="Arial" w:hAnsi="Arial"/>
@@ -21640,32 +21676,32 @@
         <w:tc>
           <w:tcPr>
             <w:tcW w:type="dxa" w:w="1520"/>
-            <w:shd w:fill="F2F2F2" w:color="auto" w:val="clear"/>
-            <w:tcMar>
-              <w:top w:type="dxa" w:w="60"/>
-              <w:left w:type="dxa" w:w="120"/>
-              <w:bottom w:type="dxa" w:w="60"/>
-              <w:right w:type="dxa" w:w="120"/>
-            </w:tcMar>
-            <w:vAlign w:val="top"/>
-          </w:tcPr>
-          <w:p>
-            <w:pPr>
-              <w:spacing w:after="40" w:before="0"/>
-              <w:jc w:val="left"/>
-            </w:pPr>
-            <w:r>
-              <w:rPr>
-                <w:rFonts w:ascii="Arial" w:cs="Arial" w:eastAsia="Arial" w:hAnsi="Arial"/>
-                <w:b/>
-                <w:bCs/>
-                <w:i w:val="false"/>
-                <w:iCs w:val="false"/>
-                <w:color w:val="000000"/>
-                <w:sz w:val="18"/>
-                <w:szCs w:val="18"/>
-              </w:rPr>
-              <w:t xml:space="preserve">Phase 4 — Driving Question Board (DQB) Update</w:t>
+            <w:shd w:fill="FCE4D6" w:color="auto" w:val="clear"/>
+            <w:tcMar>
+              <w:top w:type="dxa" w:w="60"/>
+              <w:left w:type="dxa" w:w="120"/>
+              <w:bottom w:type="dxa" w:w="60"/>
+              <w:right w:type="dxa" w:w="120"/>
+            </w:tcMar>
+            <w:vAlign w:val="top"/>
+          </w:tcPr>
+          <w:p>
+            <w:pPr>
+              <w:spacing w:after="40" w:before="0"/>
+              <w:jc w:val="left"/>
+            </w:pPr>
+            <w:r>
+              <w:rPr>
+                <w:rFonts w:ascii="Arial" w:cs="Arial" w:eastAsia="Arial" w:hAnsi="Arial"/>
+                <w:b/>
+                <w:bCs/>
+                <w:i w:val="false"/>
+                <w:iCs w:val="false"/>
+                <w:color w:val="000000"/>
+                <w:sz w:val="18"/>
+                <w:szCs w:val="18"/>
+              </w:rPr>
+              <w:t xml:space="preserve">Driving Question Board (DQB) Creation</w:t>
             </w:r>
           </w:p>
           <w:p>
@@ -21688,7 +21724,7 @@
             <w:pPr>
               <w:spacing w:after="20" w:before="0"/>
             </w:pPr>
-            <w:hyperlink w:history="1" r:id="rIdnji1kqupzp2cv5zd1jluz">
+            <w:hyperlink w:history="1" r:id="rIda9y5dgekcssaiyr1vashz">
               <w:r>
                 <w:rPr>
                   <w:rFonts w:ascii="Arial" w:cs="Arial" w:eastAsia="Arial" w:hAnsi="Arial"/>
@@ -21721,7 +21757,7 @@
               <w:spacing w:after="10" w:before="0"/>
               <w:ind w:left="120"/>
             </w:pPr>
-            <w:hyperlink w:history="1" r:id="rId99nv2fpifh2eaeevzthtn">
+            <w:hyperlink w:history="1" r:id="rIdyfcipcu-ndkmmucg_1zzk">
               <w:r>
                 <w:rPr>
                   <w:rFonts w:ascii="Arial" w:cs="Arial" w:eastAsia="Arial" w:hAnsi="Arial"/>
@@ -21766,7 +21802,7 @@
             <w:pPr>
               <w:spacing w:after="20" w:before="0"/>
             </w:pPr>
-            <w:hyperlink w:history="1" r:id="rId1uq5uecchbqy0k-_couc2">
+            <w:hyperlink w:history="1" r:id="rId9fgyqnt_bls9lrdydvp3b">
               <w:r>
                 <w:rPr>
                   <w:rFonts w:ascii="Arial" w:cs="Arial" w:eastAsia="Arial" w:hAnsi="Arial"/>
@@ -21799,7 +21835,7 @@
               <w:spacing w:after="10" w:before="0"/>
               <w:ind w:left="120"/>
             </w:pPr>
-            <w:hyperlink w:history="1" r:id="rIdo6k_9zmv_bbkk4fmori4n">
+            <w:hyperlink w:history="1" r:id="rIdd6zarearmywr-haqtraps">
               <w:r>
                 <w:rPr>
                   <w:rFonts w:ascii="Arial" w:cs="Arial" w:eastAsia="Arial" w:hAnsi="Arial"/>
@@ -21946,32 +21982,32 @@
         <w:tc>
           <w:tcPr>
             <w:tcW w:type="dxa" w:w="1520"/>
-            <w:shd w:fill="F2F2F2" w:color="auto" w:val="clear"/>
-            <w:tcMar>
-              <w:top w:type="dxa" w:w="60"/>
-              <w:left w:type="dxa" w:w="120"/>
-              <w:bottom w:type="dxa" w:w="60"/>
-              <w:right w:type="dxa" w:w="120"/>
-            </w:tcMar>
-            <w:vAlign w:val="top"/>
-          </w:tcPr>
-          <w:p>
-            <w:pPr>
-              <w:spacing w:after="40" w:before="0"/>
-              <w:jc w:val="left"/>
-            </w:pPr>
-            <w:r>
-              <w:rPr>
-                <w:rFonts w:ascii="Arial" w:cs="Arial" w:eastAsia="Arial" w:hAnsi="Arial"/>
-                <w:b/>
-                <w:bCs/>
-                <w:i w:val="false"/>
-                <w:iCs w:val="false"/>
-                <w:color w:val="000000"/>
-                <w:sz w:val="18"/>
-                <w:szCs w:val="18"/>
-              </w:rPr>
-              <w:t xml:space="preserve">Phase 5 — Model Building</w:t>
+            <w:shd w:fill="D5E8F0" w:color="auto" w:val="clear"/>
+            <w:tcMar>
+              <w:top w:type="dxa" w:w="60"/>
+              <w:left w:type="dxa" w:w="120"/>
+              <w:bottom w:type="dxa" w:w="60"/>
+              <w:right w:type="dxa" w:w="120"/>
+            </w:tcMar>
+            <w:vAlign w:val="top"/>
+          </w:tcPr>
+          <w:p>
+            <w:pPr>
+              <w:spacing w:after="40" w:before="0"/>
+              <w:jc w:val="left"/>
+            </w:pPr>
+            <w:r>
+              <w:rPr>
+                <w:rFonts w:ascii="Arial" w:cs="Arial" w:eastAsia="Arial" w:hAnsi="Arial"/>
+                <w:b/>
+                <w:bCs/>
+                <w:i w:val="false"/>
+                <w:iCs w:val="false"/>
+                <w:color w:val="000000"/>
+                <w:sz w:val="18"/>
+                <w:szCs w:val="18"/>
+              </w:rPr>
+              <w:t xml:space="preserve">Model Building Phase</w:t>
             </w:r>
           </w:p>
           <w:p>
@@ -21994,7 +22030,7 @@
             <w:pPr>
               <w:spacing w:after="20" w:before="0"/>
             </w:pPr>
-            <w:hyperlink w:history="1" r:id="rIdx5v3pt-svnyrkahnj_9zd">
+            <w:hyperlink w:history="1" r:id="rId_jjq6c7nq7qzjuwabepc-">
               <w:r>
                 <w:rPr>
                   <w:rFonts w:ascii="Arial" w:cs="Arial" w:eastAsia="Arial" w:hAnsi="Arial"/>
@@ -22027,7 +22063,7 @@
               <w:spacing w:after="10" w:before="0"/>
               <w:ind w:left="120"/>
             </w:pPr>
-            <w:hyperlink w:history="1" r:id="rIdqm_6in4vmpfdqyudbafnc">
+            <w:hyperlink w:history="1" r:id="rIdbcfxxgftmnv_jsk1mloot">
               <w:r>
                 <w:rPr>
                   <w:rFonts w:ascii="Arial" w:cs="Arial" w:eastAsia="Arial" w:hAnsi="Arial"/>
@@ -22072,7 +22108,7 @@
             <w:pPr>
               <w:spacing w:after="20" w:before="0"/>
             </w:pPr>
-            <w:hyperlink w:history="1" r:id="rIdjce2ds4awbhlgwj7fefra">
+            <w:hyperlink w:history="1" r:id="rIdbyoopb0yyli77tcqjmoww">
               <w:r>
                 <w:rPr>
                   <w:rFonts w:ascii="Arial" w:cs="Arial" w:eastAsia="Arial" w:hAnsi="Arial"/>
@@ -22105,7 +22141,7 @@
               <w:spacing w:after="10" w:before="0"/>
               <w:ind w:left="120"/>
             </w:pPr>
-            <w:hyperlink w:history="1" r:id="rIdc6xi8dgq8gve5ix16kxxy">
+            <w:hyperlink w:history="1" r:id="rIdck09nj8gos4evj9l_khr-">
               <w:r>
                 <w:rPr>
                   <w:rFonts w:ascii="Arial" w:cs="Arial" w:eastAsia="Arial" w:hAnsi="Arial"/>
@@ -23544,32 +23580,32 @@
         <w:tc>
           <w:tcPr>
             <w:tcW w:type="dxa" w:w="1520"/>
-            <w:shd w:fill="F2F2F2" w:color="auto" w:val="clear"/>
-            <w:tcMar>
-              <w:top w:type="dxa" w:w="60"/>
-              <w:left w:type="dxa" w:w="120"/>
-              <w:bottom w:type="dxa" w:w="60"/>
-              <w:right w:type="dxa" w:w="120"/>
-            </w:tcMar>
-            <w:vAlign w:val="top"/>
-          </w:tcPr>
-          <w:p>
-            <w:pPr>
-              <w:spacing w:after="40" w:before="0"/>
-              <w:jc w:val="left"/>
-            </w:pPr>
-            <w:r>
-              <w:rPr>
-                <w:rFonts w:ascii="Arial" w:cs="Arial" w:eastAsia="Arial" w:hAnsi="Arial"/>
-                <w:b/>
-                <w:bCs/>
-                <w:i w:val="false"/>
-                <w:iCs w:val="false"/>
-                <w:color w:val="000000"/>
-                <w:sz w:val="18"/>
-                <w:szCs w:val="18"/>
-              </w:rPr>
-              <w:t xml:space="preserve">Phase 1 — PREDICT (10 minutes)</w:t>
+            <w:shd w:fill="EAD1F5" w:color="auto" w:val="clear"/>
+            <w:tcMar>
+              <w:top w:type="dxa" w:w="60"/>
+              <w:left w:type="dxa" w:w="120"/>
+              <w:bottom w:type="dxa" w:w="60"/>
+              <w:right w:type="dxa" w:w="120"/>
+            </w:tcMar>
+            <w:vAlign w:val="top"/>
+          </w:tcPr>
+          <w:p>
+            <w:pPr>
+              <w:spacing w:after="40" w:before="0"/>
+              <w:jc w:val="left"/>
+            </w:pPr>
+            <w:r>
+              <w:rPr>
+                <w:rFonts w:ascii="Arial" w:cs="Arial" w:eastAsia="Arial" w:hAnsi="Arial"/>
+                <w:b/>
+                <w:bCs/>
+                <w:i w:val="false"/>
+                <w:iCs w:val="false"/>
+                <w:color w:val="000000"/>
+                <w:sz w:val="18"/>
+                <w:szCs w:val="18"/>
+              </w:rPr>
+              <w:t xml:space="preserve">Predict Phase</w:t>
             </w:r>
           </w:p>
           <w:p>
@@ -23592,7 +23628,7 @@
             <w:pPr>
               <w:spacing w:after="20" w:before="0"/>
             </w:pPr>
-            <w:hyperlink w:history="1" r:id="rIdljwyeqsyt5oz6fcuu893d">
+            <w:hyperlink w:history="1" r:id="rIde8zxlbt0kk30n11db6m9d">
               <w:r>
                 <w:rPr>
                   <w:rFonts w:ascii="Arial" w:cs="Arial" w:eastAsia="Arial" w:hAnsi="Arial"/>
@@ -23625,7 +23661,7 @@
               <w:spacing w:after="10" w:before="0"/>
               <w:ind w:left="120"/>
             </w:pPr>
-            <w:hyperlink w:history="1" r:id="rId2hk43tyv5zldfpvfe4i1z">
+            <w:hyperlink w:history="1" r:id="rIdbrjviys9ibwo0rnuw0dki">
               <w:r>
                 <w:rPr>
                   <w:rFonts w:ascii="Arial" w:cs="Arial" w:eastAsia="Arial" w:hAnsi="Arial"/>
@@ -23670,7 +23706,7 @@
             <w:pPr>
               <w:spacing w:after="20" w:before="0"/>
             </w:pPr>
-            <w:hyperlink w:history="1" r:id="rId_fdyeemgp0coiurgdthyy">
+            <w:hyperlink w:history="1" r:id="rId6nalqczsm6hjnea7ez4ab">
               <w:r>
                 <w:rPr>
                   <w:rFonts w:ascii="Arial" w:cs="Arial" w:eastAsia="Arial" w:hAnsi="Arial"/>
@@ -23703,7 +23739,7 @@
               <w:spacing w:after="10" w:before="0"/>
               <w:ind w:left="120"/>
             </w:pPr>
-            <w:hyperlink w:history="1" r:id="rIdklvqflj5glaeafjqjegvl">
+            <w:hyperlink w:history="1" r:id="rId9k2xpkydmlaibx1jou0ub">
               <w:r>
                 <w:rPr>
                   <w:rFonts w:ascii="Arial" w:cs="Arial" w:eastAsia="Arial" w:hAnsi="Arial"/>
@@ -24192,32 +24228,32 @@
         <w:tc>
           <w:tcPr>
             <w:tcW w:type="dxa" w:w="1520"/>
-            <w:shd w:fill="F2F2F2" w:color="auto" w:val="clear"/>
-            <w:tcMar>
-              <w:top w:type="dxa" w:w="60"/>
-              <w:left w:type="dxa" w:w="120"/>
-              <w:bottom w:type="dxa" w:w="60"/>
-              <w:right w:type="dxa" w:w="120"/>
-            </w:tcMar>
-            <w:vAlign w:val="top"/>
-          </w:tcPr>
-          <w:p>
-            <w:pPr>
-              <w:spacing w:after="40" w:before="0"/>
-              <w:jc w:val="left"/>
-            </w:pPr>
-            <w:r>
-              <w:rPr>
-                <w:rFonts w:ascii="Arial" w:cs="Arial" w:eastAsia="Arial" w:hAnsi="Arial"/>
-                <w:b/>
-                <w:bCs/>
-                <w:i w:val="false"/>
-                <w:iCs w:val="false"/>
-                <w:color w:val="000000"/>
-                <w:sz w:val="18"/>
-                <w:szCs w:val="18"/>
-              </w:rPr>
-              <w:t xml:space="preserve">Phase 2 — OBSERVE / EVIDENCE GATHERING (22 minutes)</w:t>
+            <w:shd w:fill="D9EEF1" w:color="auto" w:val="clear"/>
+            <w:tcMar>
+              <w:top w:type="dxa" w:w="60"/>
+              <w:left w:type="dxa" w:w="120"/>
+              <w:bottom w:type="dxa" w:w="60"/>
+              <w:right w:type="dxa" w:w="120"/>
+            </w:tcMar>
+            <w:vAlign w:val="top"/>
+          </w:tcPr>
+          <w:p>
+            <w:pPr>
+              <w:spacing w:after="40" w:before="0"/>
+              <w:jc w:val="left"/>
+            </w:pPr>
+            <w:r>
+              <w:rPr>
+                <w:rFonts w:ascii="Arial" w:cs="Arial" w:eastAsia="Arial" w:hAnsi="Arial"/>
+                <w:b/>
+                <w:bCs/>
+                <w:i w:val="false"/>
+                <w:iCs w:val="false"/>
+                <w:color w:val="000000"/>
+                <w:sz w:val="18"/>
+                <w:szCs w:val="18"/>
+              </w:rPr>
+              <w:t xml:space="preserve">Observe Phase</w:t>
             </w:r>
           </w:p>
           <w:p>
@@ -24240,7 +24276,7 @@
             <w:pPr>
               <w:spacing w:after="20" w:before="0"/>
             </w:pPr>
-            <w:hyperlink w:history="1" r:id="rIdyh0vhpuiakxjr6y5uv2dt">
+            <w:hyperlink w:history="1" r:id="rIdqadyeldcmdko_vsja_8qy">
               <w:r>
                 <w:rPr>
                   <w:rFonts w:ascii="Arial" w:cs="Arial" w:eastAsia="Arial" w:hAnsi="Arial"/>
@@ -24273,7 +24309,7 @@
               <w:spacing w:after="10" w:before="0"/>
               <w:ind w:left="120"/>
             </w:pPr>
-            <w:hyperlink w:history="1" r:id="rIdg3d29rw1siyzgkpquf-hr">
+            <w:hyperlink w:history="1" r:id="rIdq6zdugidytmsuvywx5szb">
               <w:r>
                 <w:rPr>
                   <w:rFonts w:ascii="Arial" w:cs="Arial" w:eastAsia="Arial" w:hAnsi="Arial"/>
@@ -24318,7 +24354,7 @@
             <w:pPr>
               <w:spacing w:after="20" w:before="0"/>
             </w:pPr>
-            <w:hyperlink w:history="1" r:id="rIdyequwjhtkgkcozcfdkk8r">
+            <w:hyperlink w:history="1" r:id="rId3lkb8hvxl5mcwse2qeclp">
               <w:r>
                 <w:rPr>
                   <w:rFonts w:ascii="Arial" w:cs="Arial" w:eastAsia="Arial" w:hAnsi="Arial"/>
@@ -24351,7 +24387,7 @@
               <w:spacing w:after="10" w:before="0"/>
               <w:ind w:left="120"/>
             </w:pPr>
-            <w:hyperlink w:history="1" r:id="rIdgnu_qfw544zgyrc3ou0ds">
+            <w:hyperlink w:history="1" r:id="rIdotccevvb4sszvahax2qc7">
               <w:r>
                 <w:rPr>
                   <w:rFonts w:ascii="Arial" w:cs="Arial" w:eastAsia="Arial" w:hAnsi="Arial"/>
@@ -25182,32 +25218,32 @@
         <w:tc>
           <w:tcPr>
             <w:tcW w:type="dxa" w:w="1520"/>
-            <w:shd w:fill="F2F2F2" w:color="auto" w:val="clear"/>
-            <w:tcMar>
-              <w:top w:type="dxa" w:w="60"/>
-              <w:left w:type="dxa" w:w="120"/>
-              <w:bottom w:type="dxa" w:w="60"/>
-              <w:right w:type="dxa" w:w="120"/>
-            </w:tcMar>
-            <w:vAlign w:val="top"/>
-          </w:tcPr>
-          <w:p>
-            <w:pPr>
-              <w:spacing w:after="40" w:before="0"/>
-              <w:jc w:val="left"/>
-            </w:pPr>
-            <w:r>
-              <w:rPr>
-                <w:rFonts w:ascii="Arial" w:cs="Arial" w:eastAsia="Arial" w:hAnsi="Arial"/>
-                <w:b/>
-                <w:bCs/>
-                <w:i w:val="false"/>
-                <w:iCs w:val="false"/>
-                <w:color w:val="000000"/>
-                <w:sz w:val="18"/>
-                <w:szCs w:val="18"/>
-              </w:rPr>
-              <w:t xml:space="preserve">Phase 3 — EXPLAIN (20 minutes)</w:t>
+            <w:shd w:fill="E2EFDA" w:color="auto" w:val="clear"/>
+            <w:tcMar>
+              <w:top w:type="dxa" w:w="60"/>
+              <w:left w:type="dxa" w:w="120"/>
+              <w:bottom w:type="dxa" w:w="60"/>
+              <w:right w:type="dxa" w:w="120"/>
+            </w:tcMar>
+            <w:vAlign w:val="top"/>
+          </w:tcPr>
+          <w:p>
+            <w:pPr>
+              <w:spacing w:after="40" w:before="0"/>
+              <w:jc w:val="left"/>
+            </w:pPr>
+            <w:r>
+              <w:rPr>
+                <w:rFonts w:ascii="Arial" w:cs="Arial" w:eastAsia="Arial" w:hAnsi="Arial"/>
+                <w:b/>
+                <w:bCs/>
+                <w:i w:val="false"/>
+                <w:iCs w:val="false"/>
+                <w:color w:val="000000"/>
+                <w:sz w:val="18"/>
+                <w:szCs w:val="18"/>
+              </w:rPr>
+              <w:t xml:space="preserve">Explain Phase</w:t>
             </w:r>
           </w:p>
           <w:p>
@@ -25230,7 +25266,7 @@
             <w:pPr>
               <w:spacing w:after="20" w:before="0"/>
             </w:pPr>
-            <w:hyperlink w:history="1" r:id="rIdgzug81te6hzew5p2gli4l">
+            <w:hyperlink w:history="1" r:id="rIdv2kmacezcb3yryv_cfmqz">
               <w:r>
                 <w:rPr>
                   <w:rFonts w:ascii="Arial" w:cs="Arial" w:eastAsia="Arial" w:hAnsi="Arial"/>
@@ -25263,7 +25299,7 @@
               <w:spacing w:after="10" w:before="0"/>
               <w:ind w:left="120"/>
             </w:pPr>
-            <w:hyperlink w:history="1" r:id="rIdv0d98idv1ckcic9sdn6at">
+            <w:hyperlink w:history="1" r:id="rIdyz7a-umtpiuvvvd98-a0u">
               <w:r>
                 <w:rPr>
                   <w:rFonts w:ascii="Arial" w:cs="Arial" w:eastAsia="Arial" w:hAnsi="Arial"/>
@@ -25308,7 +25344,7 @@
             <w:pPr>
               <w:spacing w:after="20" w:before="0"/>
             </w:pPr>
-            <w:hyperlink w:history="1" r:id="rIdpll9bryjorxkeva2xpnba">
+            <w:hyperlink w:history="1" r:id="rIdjbrkmbhxycqjyw625_xto">
               <w:r>
                 <w:rPr>
                   <w:rFonts w:ascii="Arial" w:cs="Arial" w:eastAsia="Arial" w:hAnsi="Arial"/>
@@ -25341,7 +25377,7 @@
               <w:spacing w:after="10" w:before="0"/>
               <w:ind w:left="120"/>
             </w:pPr>
-            <w:hyperlink w:history="1" r:id="rIdwpptjs8pnzn6atimwwvuc">
+            <w:hyperlink w:history="1" r:id="rId2fw6uo2sdsydemzyjxcd8">
               <w:r>
                 <w:rPr>
                   <w:rFonts w:ascii="Arial" w:cs="Arial" w:eastAsia="Arial" w:hAnsi="Arial"/>
@@ -25602,32 +25638,32 @@
         <w:tc>
           <w:tcPr>
             <w:tcW w:type="dxa" w:w="1520"/>
-            <w:shd w:fill="F2F2F2" w:color="auto" w:val="clear"/>
-            <w:tcMar>
-              <w:top w:type="dxa" w:w="60"/>
-              <w:left w:type="dxa" w:w="120"/>
-              <w:bottom w:type="dxa" w:w="60"/>
-              <w:right w:type="dxa" w:w="120"/>
-            </w:tcMar>
-            <w:vAlign w:val="top"/>
-          </w:tcPr>
-          <w:p>
-            <w:pPr>
-              <w:spacing w:after="40" w:before="0"/>
-              <w:jc w:val="left"/>
-            </w:pPr>
-            <w:r>
-              <w:rPr>
-                <w:rFonts w:ascii="Arial" w:cs="Arial" w:eastAsia="Arial" w:hAnsi="Arial"/>
-                <w:b/>
-                <w:bCs/>
-                <w:i w:val="false"/>
-                <w:iCs w:val="false"/>
-                <w:color w:val="000000"/>
-                <w:sz w:val="18"/>
-                <w:szCs w:val="18"/>
-              </w:rPr>
-              <w:t xml:space="preserve">Phase 4 — DRIVING QUESTION BOARD (DQB) CREATION (12 minutes)</w:t>
+            <w:shd w:fill="FCE4D6" w:color="auto" w:val="clear"/>
+            <w:tcMar>
+              <w:top w:type="dxa" w:w="60"/>
+              <w:left w:type="dxa" w:w="120"/>
+              <w:bottom w:type="dxa" w:w="60"/>
+              <w:right w:type="dxa" w:w="120"/>
+            </w:tcMar>
+            <w:vAlign w:val="top"/>
+          </w:tcPr>
+          <w:p>
+            <w:pPr>
+              <w:spacing w:after="40" w:before="0"/>
+              <w:jc w:val="left"/>
+            </w:pPr>
+            <w:r>
+              <w:rPr>
+                <w:rFonts w:ascii="Arial" w:cs="Arial" w:eastAsia="Arial" w:hAnsi="Arial"/>
+                <w:b/>
+                <w:bCs/>
+                <w:i w:val="false"/>
+                <w:iCs w:val="false"/>
+                <w:color w:val="000000"/>
+                <w:sz w:val="18"/>
+                <w:szCs w:val="18"/>
+              </w:rPr>
+              <w:t xml:space="preserve">Driving Question Board (DQB) Creation</w:t>
             </w:r>
           </w:p>
           <w:p>
@@ -25650,7 +25686,7 @@
             <w:pPr>
               <w:spacing w:after="20" w:before="0"/>
             </w:pPr>
-            <w:hyperlink w:history="1" r:id="rIdu0yl0y33qzzwr32ttmbbo">
+            <w:hyperlink w:history="1" r:id="rId0inyenxasjox-ldkd5oe0">
               <w:r>
                 <w:rPr>
                   <w:rFonts w:ascii="Arial" w:cs="Arial" w:eastAsia="Arial" w:hAnsi="Arial"/>
@@ -25683,7 +25719,7 @@
               <w:spacing w:after="10" w:before="0"/>
               <w:ind w:left="120"/>
             </w:pPr>
-            <w:hyperlink w:history="1" r:id="rIdsfyz8ijkj36hphn34ydzu">
+            <w:hyperlink w:history="1" r:id="rId6gs-7r-ptc4typo_ic0vd">
               <w:r>
                 <w:rPr>
                   <w:rFonts w:ascii="Arial" w:cs="Arial" w:eastAsia="Arial" w:hAnsi="Arial"/>
@@ -25728,7 +25764,7 @@
             <w:pPr>
               <w:spacing w:after="20" w:before="0"/>
             </w:pPr>
-            <w:hyperlink w:history="1" r:id="rIdasnwyoldycj_ykppx7gq7">
+            <w:hyperlink w:history="1" r:id="rIdbk6scdggfhj67o0sighok">
               <w:r>
                 <w:rPr>
                   <w:rFonts w:ascii="Arial" w:cs="Arial" w:eastAsia="Arial" w:hAnsi="Arial"/>
@@ -25761,7 +25797,7 @@
               <w:spacing w:after="10" w:before="0"/>
               <w:ind w:left="120"/>
             </w:pPr>
-            <w:hyperlink w:history="1" r:id="rIdfkssynk4qpw1dtobu_p0c">
+            <w:hyperlink w:history="1" r:id="rId3q4o1m4mhw-u_857tbtrp">
               <w:r>
                 <w:rPr>
                   <w:rFonts w:ascii="Arial" w:cs="Arial" w:eastAsia="Arial" w:hAnsi="Arial"/>
@@ -26022,32 +26058,32 @@
         <w:tc>
           <w:tcPr>
             <w:tcW w:type="dxa" w:w="1520"/>
-            <w:shd w:fill="F2F2F2" w:color="auto" w:val="clear"/>
-            <w:tcMar>
-              <w:top w:type="dxa" w:w="60"/>
-              <w:left w:type="dxa" w:w="120"/>
-              <w:bottom w:type="dxa" w:w="60"/>
-              <w:right w:type="dxa" w:w="120"/>
-            </w:tcMar>
-            <w:vAlign w:val="top"/>
-          </w:tcPr>
-          <w:p>
-            <w:pPr>
-              <w:spacing w:after="40" w:before="0"/>
-              <w:jc w:val="left"/>
-            </w:pPr>
-            <w:r>
-              <w:rPr>
-                <w:rFonts w:ascii="Arial" w:cs="Arial" w:eastAsia="Arial" w:hAnsi="Arial"/>
-                <w:b/>
-                <w:bCs/>
-                <w:i w:val="false"/>
-                <w:iCs w:val="false"/>
-                <w:color w:val="000000"/>
-                <w:sz w:val="18"/>
-                <w:szCs w:val="18"/>
-              </w:rPr>
-              <w:t xml:space="preserve">Phase 5 — MODEL BUILDING (16 minutes)</w:t>
+            <w:shd w:fill="D5E8F0" w:color="auto" w:val="clear"/>
+            <w:tcMar>
+              <w:top w:type="dxa" w:w="60"/>
+              <w:left w:type="dxa" w:w="120"/>
+              <w:bottom w:type="dxa" w:w="60"/>
+              <w:right w:type="dxa" w:w="120"/>
+            </w:tcMar>
+            <w:vAlign w:val="top"/>
+          </w:tcPr>
+          <w:p>
+            <w:pPr>
+              <w:spacing w:after="40" w:before="0"/>
+              <w:jc w:val="left"/>
+            </w:pPr>
+            <w:r>
+              <w:rPr>
+                <w:rFonts w:ascii="Arial" w:cs="Arial" w:eastAsia="Arial" w:hAnsi="Arial"/>
+                <w:b/>
+                <w:bCs/>
+                <w:i w:val="false"/>
+                <w:iCs w:val="false"/>
+                <w:color w:val="000000"/>
+                <w:sz w:val="18"/>
+                <w:szCs w:val="18"/>
+              </w:rPr>
+              <w:t xml:space="preserve">Model Building Phase</w:t>
             </w:r>
           </w:p>
           <w:p>
@@ -26070,7 +26106,7 @@
             <w:pPr>
               <w:spacing w:after="20" w:before="0"/>
             </w:pPr>
-            <w:hyperlink w:history="1" r:id="rIdikx4ynfdqm-k6q4yj4s9z">
+            <w:hyperlink w:history="1" r:id="rIdiphawyv_sqtwbxfs71iot">
               <w:r>
                 <w:rPr>
                   <w:rFonts w:ascii="Arial" w:cs="Arial" w:eastAsia="Arial" w:hAnsi="Arial"/>
@@ -26103,7 +26139,7 @@
               <w:spacing w:after="10" w:before="0"/>
               <w:ind w:left="120"/>
             </w:pPr>
-            <w:hyperlink w:history="1" r:id="rIdeqq0m0oopweysp5fmjp7g">
+            <w:hyperlink w:history="1" r:id="rIdiwl8bynlappj7iaiyvewg">
               <w:r>
                 <w:rPr>
                   <w:rFonts w:ascii="Arial" w:cs="Arial" w:eastAsia="Arial" w:hAnsi="Arial"/>
@@ -26148,7 +26184,7 @@
             <w:pPr>
               <w:spacing w:after="20" w:before="0"/>
             </w:pPr>
-            <w:hyperlink w:history="1" r:id="rIdboy6af-xomgqyvrgabycn">
+            <w:hyperlink w:history="1" r:id="rId2pj8ifibybzjbzcz9w6rf">
               <w:r>
                 <w:rPr>
                   <w:rFonts w:ascii="Arial" w:cs="Arial" w:eastAsia="Arial" w:hAnsi="Arial"/>
@@ -26181,7 +26217,7 @@
               <w:spacing w:after="10" w:before="0"/>
               <w:ind w:left="120"/>
             </w:pPr>
-            <w:hyperlink w:history="1" r:id="rIdychakaddyf96rmkqgwv4o">
+            <w:hyperlink w:history="1" r:id="rId9tuuaeqgfvjechi05-idd">
               <w:r>
                 <w:rPr>
                   <w:rFonts w:ascii="Arial" w:cs="Arial" w:eastAsia="Arial" w:hAnsi="Arial"/>
@@ -28304,32 +28340,32 @@
         <w:tc>
           <w:tcPr>
             <w:tcW w:type="dxa" w:w="1520"/>
-            <w:shd w:fill="F2F2F2" w:color="auto" w:val="clear"/>
-            <w:tcMar>
-              <w:top w:type="dxa" w:w="60"/>
-              <w:left w:type="dxa" w:w="120"/>
-              <w:bottom w:type="dxa" w:w="60"/>
-              <w:right w:type="dxa" w:w="120"/>
-            </w:tcMar>
-            <w:vAlign w:val="top"/>
-          </w:tcPr>
-          <w:p>
-            <w:pPr>
-              <w:spacing w:after="40" w:before="0"/>
-              <w:jc w:val="left"/>
-            </w:pPr>
-            <w:r>
-              <w:rPr>
-                <w:rFonts w:ascii="Arial" w:cs="Arial" w:eastAsia="Arial" w:hAnsi="Arial"/>
-                <w:b/>
-                <w:bCs/>
-                <w:i w:val="false"/>
-                <w:iCs w:val="false"/>
-                <w:color w:val="000000"/>
-                <w:sz w:val="18"/>
-                <w:szCs w:val="18"/>
-              </w:rPr>
-              <w:t xml:space="preserve">Phase 1 — Predict: Revisiting Prior Calculations &amp; Surfacing Errors (0–15 min)</w:t>
+            <w:shd w:fill="EAD1F5" w:color="auto" w:val="clear"/>
+            <w:tcMar>
+              <w:top w:type="dxa" w:w="60"/>
+              <w:left w:type="dxa" w:w="120"/>
+              <w:bottom w:type="dxa" w:w="60"/>
+              <w:right w:type="dxa" w:w="120"/>
+            </w:tcMar>
+            <w:vAlign w:val="top"/>
+          </w:tcPr>
+          <w:p>
+            <w:pPr>
+              <w:spacing w:after="40" w:before="0"/>
+              <w:jc w:val="left"/>
+            </w:pPr>
+            <w:r>
+              <w:rPr>
+                <w:rFonts w:ascii="Arial" w:cs="Arial" w:eastAsia="Arial" w:hAnsi="Arial"/>
+                <w:b/>
+                <w:bCs/>
+                <w:i w:val="false"/>
+                <w:iCs w:val="false"/>
+                <w:color w:val="000000"/>
+                <w:sz w:val="18"/>
+                <w:szCs w:val="18"/>
+              </w:rPr>
+              <w:t xml:space="preserve">Predict Phase</w:t>
             </w:r>
           </w:p>
           <w:p>
@@ -28352,7 +28388,7 @@
             <w:pPr>
               <w:spacing w:after="20" w:before="0"/>
             </w:pPr>
-            <w:hyperlink w:history="1" r:id="rIdi4hkgngt43g128cptktw1">
+            <w:hyperlink w:history="1" r:id="rIdwkigiieaogdlhxxpcn9fi">
               <w:r>
                 <w:rPr>
                   <w:rFonts w:ascii="Arial" w:cs="Arial" w:eastAsia="Arial" w:hAnsi="Arial"/>
@@ -28385,7 +28421,7 @@
               <w:spacing w:after="10" w:before="0"/>
               <w:ind w:left="120"/>
             </w:pPr>
-            <w:hyperlink w:history="1" r:id="rIdoguxz-i8x7emynywrzl-z">
+            <w:hyperlink w:history="1" r:id="rIdk9_g4vcvkxhx18uhg60t9">
               <w:r>
                 <w:rPr>
                   <w:rFonts w:ascii="Arial" w:cs="Arial" w:eastAsia="Arial" w:hAnsi="Arial"/>
@@ -28430,7 +28466,7 @@
             <w:pPr>
               <w:spacing w:after="20" w:before="0"/>
             </w:pPr>
-            <w:hyperlink w:history="1" r:id="rIdy87im5xtzz5htd0oi1gn_">
+            <w:hyperlink w:history="1" r:id="rIdrr7bvvssr_pat1xnp8bjn">
               <w:r>
                 <w:rPr>
                   <w:rFonts w:ascii="Arial" w:cs="Arial" w:eastAsia="Arial" w:hAnsi="Arial"/>
@@ -28463,7 +28499,7 @@
               <w:spacing w:after="10" w:before="0"/>
               <w:ind w:left="120"/>
             </w:pPr>
-            <w:hyperlink w:history="1" r:id="rId4xjyj4-glsqwfrbct9vcw">
+            <w:hyperlink w:history="1" r:id="rId7etpw9triwrs3790qqofx">
               <w:r>
                 <w:rPr>
                   <w:rFonts w:ascii="Arial" w:cs="Arial" w:eastAsia="Arial" w:hAnsi="Arial"/>
@@ -28610,32 +28646,32 @@
         <w:tc>
           <w:tcPr>
             <w:tcW w:type="dxa" w:w="1520"/>
-            <w:shd w:fill="F2F2F2" w:color="auto" w:val="clear"/>
-            <w:tcMar>
-              <w:top w:type="dxa" w:w="60"/>
-              <w:left w:type="dxa" w:w="120"/>
-              <w:bottom w:type="dxa" w:w="60"/>
-              <w:right w:type="dxa" w:w="120"/>
-            </w:tcMar>
-            <w:vAlign w:val="top"/>
-          </w:tcPr>
-          <w:p>
-            <w:pPr>
-              <w:spacing w:after="40" w:before="0"/>
-              <w:jc w:val="left"/>
-            </w:pPr>
-            <w:r>
-              <w:rPr>
-                <w:rFonts w:ascii="Arial" w:cs="Arial" w:eastAsia="Arial" w:hAnsi="Arial"/>
-                <w:b/>
-                <w:bCs/>
-                <w:i w:val="false"/>
-                <w:iCs w:val="false"/>
-                <w:color w:val="000000"/>
-                <w:sz w:val="18"/>
-                <w:szCs w:val="18"/>
-              </w:rPr>
-              <w:t xml:space="preserve">Phase 2 — Observe: Calculator &amp; Digital Simulation Verification (15–35 min)</w:t>
+            <w:shd w:fill="D9EEF1" w:color="auto" w:val="clear"/>
+            <w:tcMar>
+              <w:top w:type="dxa" w:w="60"/>
+              <w:left w:type="dxa" w:w="120"/>
+              <w:bottom w:type="dxa" w:w="60"/>
+              <w:right w:type="dxa" w:w="120"/>
+            </w:tcMar>
+            <w:vAlign w:val="top"/>
+          </w:tcPr>
+          <w:p>
+            <w:pPr>
+              <w:spacing w:after="40" w:before="0"/>
+              <w:jc w:val="left"/>
+            </w:pPr>
+            <w:r>
+              <w:rPr>
+                <w:rFonts w:ascii="Arial" w:cs="Arial" w:eastAsia="Arial" w:hAnsi="Arial"/>
+                <w:b/>
+                <w:bCs/>
+                <w:i w:val="false"/>
+                <w:iCs w:val="false"/>
+                <w:color w:val="000000"/>
+                <w:sz w:val="18"/>
+                <w:szCs w:val="18"/>
+              </w:rPr>
+              <w:t xml:space="preserve">Observe Phase</w:t>
             </w:r>
           </w:p>
           <w:p>
@@ -28658,7 +28694,7 @@
             <w:pPr>
               <w:spacing w:after="20" w:before="0"/>
             </w:pPr>
-            <w:hyperlink w:history="1" r:id="rIdmnkpvaw7f1lh52f-pjx_m">
+            <w:hyperlink w:history="1" r:id="rIdpcwxfwxie5fxobyxkbn8y">
               <w:r>
                 <w:rPr>
                   <w:rFonts w:ascii="Arial" w:cs="Arial" w:eastAsia="Arial" w:hAnsi="Arial"/>
@@ -28691,7 +28727,7 @@
               <w:spacing w:after="10" w:before="0"/>
               <w:ind w:left="120"/>
             </w:pPr>
-            <w:hyperlink w:history="1" r:id="rId9ijtd7eas-sc6spjtw6la">
+            <w:hyperlink w:history="1" r:id="rId6hbe-ov0u78cah1rmdtu1">
               <w:r>
                 <w:rPr>
                   <w:rFonts w:ascii="Arial" w:cs="Arial" w:eastAsia="Arial" w:hAnsi="Arial"/>
@@ -28736,7 +28772,7 @@
             <w:pPr>
               <w:spacing w:after="20" w:before="0"/>
             </w:pPr>
-            <w:hyperlink w:history="1" r:id="rIdr4tq8xgeqh00x_ec-ct2a">
+            <w:hyperlink w:history="1" r:id="rIdg-yjbw42gbial4k26phlh">
               <w:r>
                 <w:rPr>
                   <w:rFonts w:ascii="Arial" w:cs="Arial" w:eastAsia="Arial" w:hAnsi="Arial"/>
@@ -28769,7 +28805,7 @@
               <w:spacing w:after="10" w:before="0"/>
               <w:ind w:left="120"/>
             </w:pPr>
-            <w:hyperlink w:history="1" r:id="rId1ep8fp4dgm1mwk_kqkb03">
+            <w:hyperlink w:history="1" r:id="rIdiifuer0hp15jrm-3wwgl9">
               <w:r>
                 <w:rPr>
                   <w:rFonts w:ascii="Arial" w:cs="Arial" w:eastAsia="Arial" w:hAnsi="Arial"/>
@@ -28916,32 +28952,32 @@
         <w:tc>
           <w:tcPr>
             <w:tcW w:type="dxa" w:w="1520"/>
-            <w:shd w:fill="F2F2F2" w:color="auto" w:val="clear"/>
-            <w:tcMar>
-              <w:top w:type="dxa" w:w="60"/>
-              <w:left w:type="dxa" w:w="120"/>
-              <w:bottom w:type="dxa" w:w="60"/>
-              <w:right w:type="dxa" w:w="120"/>
-            </w:tcMar>
-            <w:vAlign w:val="top"/>
-          </w:tcPr>
-          <w:p>
-            <w:pPr>
-              <w:spacing w:after="40" w:before="0"/>
-              <w:jc w:val="left"/>
-            </w:pPr>
-            <w:r>
-              <w:rPr>
-                <w:rFonts w:ascii="Arial" w:cs="Arial" w:eastAsia="Arial" w:hAnsi="Arial"/>
-                <w:b/>
-                <w:bCs/>
-                <w:i w:val="false"/>
-                <w:iCs w:val="false"/>
-                <w:color w:val="000000"/>
-                <w:sz w:val="18"/>
-                <w:szCs w:val="18"/>
-              </w:rPr>
-              <w:t xml:space="preserve">Phase 3 — Explain: Error Autopsy &amp; Consolidation (35–60 min)</w:t>
+            <w:shd w:fill="E2EFDA" w:color="auto" w:val="clear"/>
+            <w:tcMar>
+              <w:top w:type="dxa" w:w="60"/>
+              <w:left w:type="dxa" w:w="120"/>
+              <w:bottom w:type="dxa" w:w="60"/>
+              <w:right w:type="dxa" w:w="120"/>
+            </w:tcMar>
+            <w:vAlign w:val="top"/>
+          </w:tcPr>
+          <w:p>
+            <w:pPr>
+              <w:spacing w:after="40" w:before="0"/>
+              <w:jc w:val="left"/>
+            </w:pPr>
+            <w:r>
+              <w:rPr>
+                <w:rFonts w:ascii="Arial" w:cs="Arial" w:eastAsia="Arial" w:hAnsi="Arial"/>
+                <w:b/>
+                <w:bCs/>
+                <w:i w:val="false"/>
+                <w:iCs w:val="false"/>
+                <w:color w:val="000000"/>
+                <w:sz w:val="18"/>
+                <w:szCs w:val="18"/>
+              </w:rPr>
+              <w:t xml:space="preserve">Explain Phase</w:t>
             </w:r>
           </w:p>
           <w:p>
@@ -28964,7 +29000,7 @@
             <w:pPr>
               <w:spacing w:after="20" w:before="0"/>
             </w:pPr>
-            <w:hyperlink w:history="1" r:id="rIduimxfiqqelrk9gi0khd11">
+            <w:hyperlink w:history="1" r:id="rIdbohg1r0ihxy5av04iwanw">
               <w:r>
                 <w:rPr>
                   <w:rFonts w:ascii="Arial" w:cs="Arial" w:eastAsia="Arial" w:hAnsi="Arial"/>
@@ -28997,7 +29033,7 @@
               <w:spacing w:after="10" w:before="0"/>
               <w:ind w:left="120"/>
             </w:pPr>
-            <w:hyperlink w:history="1" r:id="rIdasbqlscw6crnnzkf-cwfn">
+            <w:hyperlink w:history="1" r:id="rIdyhr1dox7mbmaprnqovvwl">
               <w:r>
                 <w:rPr>
                   <w:rFonts w:ascii="Arial" w:cs="Arial" w:eastAsia="Arial" w:hAnsi="Arial"/>
@@ -29042,7 +29078,7 @@
             <w:pPr>
               <w:spacing w:after="20" w:before="0"/>
             </w:pPr>
-            <w:hyperlink w:history="1" r:id="rIdqqiyy4slou4efmtyyg1pg">
+            <w:hyperlink w:history="1" r:id="rIdr8vp3m8c7tyzs5amywafz">
               <w:r>
                 <w:rPr>
                   <w:rFonts w:ascii="Arial" w:cs="Arial" w:eastAsia="Arial" w:hAnsi="Arial"/>
@@ -29075,7 +29111,7 @@
               <w:spacing w:after="10" w:before="0"/>
               <w:ind w:left="120"/>
             </w:pPr>
-            <w:hyperlink w:history="1" r:id="rIdrejzxjeqgzmjfusv52x46">
+            <w:hyperlink w:history="1" r:id="rId9rc2vbrvtuuxrwwipjmi3">
               <w:r>
                 <w:rPr>
                   <w:rFonts w:ascii="Arial" w:cs="Arial" w:eastAsia="Arial" w:hAnsi="Arial"/>
@@ -29222,32 +29258,32 @@
         <w:tc>
           <w:tcPr>
             <w:tcW w:type="dxa" w:w="1520"/>
-            <w:shd w:fill="F2F2F2" w:color="auto" w:val="clear"/>
-            <w:tcMar>
-              <w:top w:type="dxa" w:w="60"/>
-              <w:left w:type="dxa" w:w="120"/>
-              <w:bottom w:type="dxa" w:w="60"/>
-              <w:right w:type="dxa" w:w="120"/>
-            </w:tcMar>
-            <w:vAlign w:val="top"/>
-          </w:tcPr>
-          <w:p>
-            <w:pPr>
-              <w:spacing w:after="40" w:before="0"/>
-              <w:jc w:val="left"/>
-            </w:pPr>
-            <w:r>
-              <w:rPr>
-                <w:rFonts w:ascii="Arial" w:cs="Arial" w:eastAsia="Arial" w:hAnsi="Arial"/>
-                <w:b/>
-                <w:bCs/>
-                <w:i w:val="false"/>
-                <w:iCs w:val="false"/>
-                <w:color w:val="000000"/>
-                <w:sz w:val="18"/>
-                <w:szCs w:val="18"/>
-              </w:rPr>
-              <w:t xml:space="preserve">Phase 4 — Driving Question Board (DQB) Update (60–70 min)</w:t>
+            <w:shd w:fill="FCE4D6" w:color="auto" w:val="clear"/>
+            <w:tcMar>
+              <w:top w:type="dxa" w:w="60"/>
+              <w:left w:type="dxa" w:w="120"/>
+              <w:bottom w:type="dxa" w:w="60"/>
+              <w:right w:type="dxa" w:w="120"/>
+            </w:tcMar>
+            <w:vAlign w:val="top"/>
+          </w:tcPr>
+          <w:p>
+            <w:pPr>
+              <w:spacing w:after="40" w:before="0"/>
+              <w:jc w:val="left"/>
+            </w:pPr>
+            <w:r>
+              <w:rPr>
+                <w:rFonts w:ascii="Arial" w:cs="Arial" w:eastAsia="Arial" w:hAnsi="Arial"/>
+                <w:b/>
+                <w:bCs/>
+                <w:i w:val="false"/>
+                <w:iCs w:val="false"/>
+                <w:color w:val="000000"/>
+                <w:sz w:val="18"/>
+                <w:szCs w:val="18"/>
+              </w:rPr>
+              <w:t xml:space="preserve">Driving Question Board (DQB) Creation</w:t>
             </w:r>
           </w:p>
           <w:p>
@@ -29270,7 +29306,7 @@
             <w:pPr>
               <w:spacing w:after="20" w:before="0"/>
             </w:pPr>
-            <w:hyperlink w:history="1" r:id="rIdengbckrjj5szb1runsxit">
+            <w:hyperlink w:history="1" r:id="rId2gh7_kodz4zdqd5cpufz_">
               <w:r>
                 <w:rPr>
                   <w:rFonts w:ascii="Arial" w:cs="Arial" w:eastAsia="Arial" w:hAnsi="Arial"/>
@@ -29303,7 +29339,7 @@
               <w:spacing w:after="10" w:before="0"/>
               <w:ind w:left="120"/>
             </w:pPr>
-            <w:hyperlink w:history="1" r:id="rIduubxw4szbv9tv07xmyjzb">
+            <w:hyperlink w:history="1" r:id="rIdar9h0wqfbqmqgxv6jkxom">
               <w:r>
                 <w:rPr>
                   <w:rFonts w:ascii="Arial" w:cs="Arial" w:eastAsia="Arial" w:hAnsi="Arial"/>
@@ -29348,7 +29384,7 @@
             <w:pPr>
               <w:spacing w:after="20" w:before="0"/>
             </w:pPr>
-            <w:hyperlink w:history="1" r:id="rIdmkvw02bs7ofydvgamxaxt">
+            <w:hyperlink w:history="1" r:id="rIdociwc1zw-fa-d2brkyzt6">
               <w:r>
                 <w:rPr>
                   <w:rFonts w:ascii="Arial" w:cs="Arial" w:eastAsia="Arial" w:hAnsi="Arial"/>
@@ -29381,7 +29417,7 @@
               <w:spacing w:after="10" w:before="0"/>
               <w:ind w:left="120"/>
             </w:pPr>
-            <w:hyperlink w:history="1" r:id="rIdlsgumz5sxlfygzrckalpj">
+            <w:hyperlink w:history="1" r:id="rIdxn9p3rdtamjrr1bnmixmd">
               <w:r>
                 <w:rPr>
                   <w:rFonts w:ascii="Arial" w:cs="Arial" w:eastAsia="Arial" w:hAnsi="Arial"/>
@@ -29528,32 +29564,32 @@
         <w:tc>
           <w:tcPr>
             <w:tcW w:type="dxa" w:w="1520"/>
-            <w:shd w:fill="F2F2F2" w:color="auto" w:val="clear"/>
-            <w:tcMar>
-              <w:top w:type="dxa" w:w="60"/>
-              <w:left w:type="dxa" w:w="120"/>
-              <w:bottom w:type="dxa" w:w="60"/>
-              <w:right w:type="dxa" w:w="120"/>
-            </w:tcMar>
-            <w:vAlign w:val="top"/>
-          </w:tcPr>
-          <w:p>
-            <w:pPr>
-              <w:spacing w:after="40" w:before="0"/>
-              <w:jc w:val="left"/>
-            </w:pPr>
-            <w:r>
-              <w:rPr>
-                <w:rFonts w:ascii="Arial" w:cs="Arial" w:eastAsia="Arial" w:hAnsi="Arial"/>
-                <w:b/>
-                <w:bCs/>
-                <w:i w:val="false"/>
-                <w:iCs w:val="false"/>
-                <w:color w:val="000000"/>
-                <w:sz w:val="18"/>
-                <w:szCs w:val="18"/>
-              </w:rPr>
-              <w:t xml:space="preserve">Phase 5 — Model Building: Annotated Formula Map &amp; Exit Ticket (70–80 min)</w:t>
+            <w:shd w:fill="D5E8F0" w:color="auto" w:val="clear"/>
+            <w:tcMar>
+              <w:top w:type="dxa" w:w="60"/>
+              <w:left w:type="dxa" w:w="120"/>
+              <w:bottom w:type="dxa" w:w="60"/>
+              <w:right w:type="dxa" w:w="120"/>
+            </w:tcMar>
+            <w:vAlign w:val="top"/>
+          </w:tcPr>
+          <w:p>
+            <w:pPr>
+              <w:spacing w:after="40" w:before="0"/>
+              <w:jc w:val="left"/>
+            </w:pPr>
+            <w:r>
+              <w:rPr>
+                <w:rFonts w:ascii="Arial" w:cs="Arial" w:eastAsia="Arial" w:hAnsi="Arial"/>
+                <w:b/>
+                <w:bCs/>
+                <w:i w:val="false"/>
+                <w:iCs w:val="false"/>
+                <w:color w:val="000000"/>
+                <w:sz w:val="18"/>
+                <w:szCs w:val="18"/>
+              </w:rPr>
+              <w:t xml:space="preserve">Model Building Phase</w:t>
             </w:r>
           </w:p>
           <w:p>
@@ -29576,7 +29612,7 @@
             <w:pPr>
               <w:spacing w:after="20" w:before="0"/>
             </w:pPr>
-            <w:hyperlink w:history="1" r:id="rIdwldhlpbrm46oiyrqr-ueb">
+            <w:hyperlink w:history="1" r:id="rIdmm-ft6y6aljaexxjugudf">
               <w:r>
                 <w:rPr>
                   <w:rFonts w:ascii="Arial" w:cs="Arial" w:eastAsia="Arial" w:hAnsi="Arial"/>
@@ -29609,7 +29645,7 @@
               <w:spacing w:after="10" w:before="0"/>
               <w:ind w:left="120"/>
             </w:pPr>
-            <w:hyperlink w:history="1" r:id="rIdzrdstbdfzvwtxcm7ymtjm">
+            <w:hyperlink w:history="1" r:id="rIddjqhy7yrpwm7etola-lfa">
               <w:r>
                 <w:rPr>
                   <w:rFonts w:ascii="Arial" w:cs="Arial" w:eastAsia="Arial" w:hAnsi="Arial"/>
@@ -29654,7 +29690,7 @@
             <w:pPr>
               <w:spacing w:after="20" w:before="0"/>
             </w:pPr>
-            <w:hyperlink w:history="1" r:id="rId9tzu_gjzak7rnsvjolit5">
+            <w:hyperlink w:history="1" r:id="rIdlui16lrx9wyc942-pflwe">
               <w:r>
                 <w:rPr>
                   <w:rFonts w:ascii="Arial" w:cs="Arial" w:eastAsia="Arial" w:hAnsi="Arial"/>
@@ -29687,7 +29723,7 @@
               <w:spacing w:after="10" w:before="0"/>
               <w:ind w:left="120"/>
             </w:pPr>
-            <w:hyperlink w:history="1" r:id="rIdjzzpf0jxl--eqqthvahyk">
+            <w:hyperlink w:history="1" r:id="rId7vj8ehycvxjcockfsu02f">
               <w:r>
                 <w:rPr>
                   <w:rFonts w:ascii="Arial" w:cs="Arial" w:eastAsia="Arial" w:hAnsi="Arial"/>
@@ -30782,7 +30818,25 @@
             </w:tcMar>
             <w:vAlign w:val="top"/>
           </w:tcPr>
-          <w:p/>
+          <w:p>
+            <w:pPr>
+              <w:spacing w:after="40" w:before="0"/>
+              <w:jc w:val="left"/>
+            </w:pPr>
+            <w:r>
+              <w:rPr>
+                <w:rFonts w:ascii="Arial" w:cs="Arial" w:eastAsia="Arial" w:hAnsi="Arial"/>
+                <w:b w:val="false"/>
+                <w:bCs w:val="false"/>
+                <w:i w:val="false"/>
+                <w:iCs w:val="false"/>
+                <w:color w:val="000000"/>
+                <w:sz w:val="18"/>
+                <w:szCs w:val="18"/>
+              </w:rPr>
+              <w:t xml:space="preserve">No physical hazards are anticipated. If a physical pizza or chapati is used for the closing reflection, ensure food handling hygiene. Remind learners to handle rulers, protractors, and calculators with care.</w:t>
+            </w:r>
+          </w:p>
         </w:tc>
       </w:tr>
     </w:tbl>
@@ -31156,7 +31210,7 @@
             <w:pPr>
               <w:spacing w:after="20" w:before="0"/>
             </w:pPr>
-            <w:hyperlink w:history="1" r:id="rIdsmwrrdy_aaaflclgkeeqq">
+            <w:hyperlink w:history="1" r:id="rIda12xeringl4xqdwr8hvsb">
               <w:r>
                 <w:rPr>
                   <w:rFonts w:ascii="Arial" w:cs="Arial" w:eastAsia="Arial" w:hAnsi="Arial"/>
@@ -31189,7 +31243,7 @@
               <w:spacing w:after="10" w:before="0"/>
               <w:ind w:left="120"/>
             </w:pPr>
-            <w:hyperlink w:history="1" r:id="rIdxp4ls2ee0ebtib0rwqsjh">
+            <w:hyperlink w:history="1" r:id="rIdg0u2eir31zidtqwxd11uu">
               <w:r>
                 <w:rPr>
                   <w:rFonts w:ascii="Arial" w:cs="Arial" w:eastAsia="Arial" w:hAnsi="Arial"/>
@@ -31234,7 +31288,7 @@
             <w:pPr>
               <w:spacing w:after="20" w:before="0"/>
             </w:pPr>
-            <w:hyperlink w:history="1" r:id="rId_yhuwaljgmsohny81zdjp">
+            <w:hyperlink w:history="1" r:id="rIdqilqay8hxwu-zki1pwfam">
               <w:r>
                 <w:rPr>
                   <w:rFonts w:ascii="Arial" w:cs="Arial" w:eastAsia="Arial" w:hAnsi="Arial"/>
@@ -31267,7 +31321,7 @@
               <w:spacing w:after="10" w:before="0"/>
               <w:ind w:left="120"/>
             </w:pPr>
-            <w:hyperlink w:history="1" r:id="rIdzuttvtwa7kupt9w_witcv">
+            <w:hyperlink w:history="1" r:id="rId4hw0fwocd7pbhnqk-oiew">
               <w:r>
                 <w:rPr>
                   <w:rFonts w:ascii="Arial" w:cs="Arial" w:eastAsia="Arial" w:hAnsi="Arial"/>
@@ -31462,7 +31516,7 @@
             <w:pPr>
               <w:spacing w:after="20" w:before="0"/>
             </w:pPr>
-            <w:hyperlink w:history="1" r:id="rIdste7nziavis3yesnghj1m">
+            <w:hyperlink w:history="1" r:id="rIdrgxcjne6mldtfj6xtk79a">
               <w:r>
                 <w:rPr>
                   <w:rFonts w:ascii="Arial" w:cs="Arial" w:eastAsia="Arial" w:hAnsi="Arial"/>
@@ -31495,7 +31549,7 @@
               <w:spacing w:after="10" w:before="0"/>
               <w:ind w:left="120"/>
             </w:pPr>
-            <w:hyperlink w:history="1" r:id="rId0aa85segjqzgilzaez8nl">
+            <w:hyperlink w:history="1" r:id="rIdr7pcuqdo6zgznoelsco4p">
               <w:r>
                 <w:rPr>
                   <w:rFonts w:ascii="Arial" w:cs="Arial" w:eastAsia="Arial" w:hAnsi="Arial"/>
@@ -31540,7 +31594,7 @@
             <w:pPr>
               <w:spacing w:after="20" w:before="0"/>
             </w:pPr>
-            <w:hyperlink w:history="1" r:id="rIdgqv5ywpyvkabasauos9es">
+            <w:hyperlink w:history="1" r:id="rIdla0owetpv2jext_qgmg1a">
               <w:r>
                 <w:rPr>
                   <w:rFonts w:ascii="Arial" w:cs="Arial" w:eastAsia="Arial" w:hAnsi="Arial"/>
@@ -31573,7 +31627,7 @@
               <w:spacing w:after="10" w:before="0"/>
               <w:ind w:left="120"/>
             </w:pPr>
-            <w:hyperlink w:history="1" r:id="rIdao31kckvgfxosarqmvds7">
+            <w:hyperlink w:history="1" r:id="rIdrx6wpz9seb0aukzno-gv6">
               <w:r>
                 <w:rPr>
                   <w:rFonts w:ascii="Arial" w:cs="Arial" w:eastAsia="Arial" w:hAnsi="Arial"/>
@@ -31768,7 +31822,7 @@
             <w:pPr>
               <w:spacing w:after="20" w:before="0"/>
             </w:pPr>
-            <w:hyperlink w:history="1" r:id="rIdtf5-z60rc8heg9-87k1i_">
+            <w:hyperlink w:history="1" r:id="rIdpucq6by5qplrpvq3j2yaa">
               <w:r>
                 <w:rPr>
                   <w:rFonts w:ascii="Arial" w:cs="Arial" w:eastAsia="Arial" w:hAnsi="Arial"/>
@@ -31801,7 +31855,7 @@
               <w:spacing w:after="10" w:before="0"/>
               <w:ind w:left="120"/>
             </w:pPr>
-            <w:hyperlink w:history="1" r:id="rIddj2ebkmvqmzbd4srfxqlq">
+            <w:hyperlink w:history="1" r:id="rIdqke1lldleljxgkowm5x02">
               <w:r>
                 <w:rPr>
                   <w:rFonts w:ascii="Arial" w:cs="Arial" w:eastAsia="Arial" w:hAnsi="Arial"/>
@@ -31846,7 +31900,7 @@
             <w:pPr>
               <w:spacing w:after="20" w:before="0"/>
             </w:pPr>
-            <w:hyperlink w:history="1" r:id="rIdnjc-sa9t1qturruaq4yke">
+            <w:hyperlink w:history="1" r:id="rIdw9nz7uognxade6nidaiox">
               <w:r>
                 <w:rPr>
                   <w:rFonts w:ascii="Arial" w:cs="Arial" w:eastAsia="Arial" w:hAnsi="Arial"/>
@@ -31879,7 +31933,7 @@
               <w:spacing w:after="10" w:before="0"/>
               <w:ind w:left="120"/>
             </w:pPr>
-            <w:hyperlink w:history="1" r:id="rId7szzduab0sbnp2t77bf91">
+            <w:hyperlink w:history="1" r:id="rIdigbtfvpxx49hzzqz5ygin">
               <w:r>
                 <w:rPr>
                   <w:rFonts w:ascii="Arial" w:cs="Arial" w:eastAsia="Arial" w:hAnsi="Arial"/>
@@ -32074,7 +32128,7 @@
             <w:pPr>
               <w:spacing w:after="20" w:before="0"/>
             </w:pPr>
-            <w:hyperlink w:history="1" r:id="rId_eebesnmkx6sdmeyypwja">
+            <w:hyperlink w:history="1" r:id="rIdq3iazyu4hnpfk1vktgxgz">
               <w:r>
                 <w:rPr>
                   <w:rFonts w:ascii="Arial" w:cs="Arial" w:eastAsia="Arial" w:hAnsi="Arial"/>
@@ -32107,7 +32161,7 @@
               <w:spacing w:after="10" w:before="0"/>
               <w:ind w:left="120"/>
             </w:pPr>
-            <w:hyperlink w:history="1" r:id="rIdi1tyhlloexq0mvreq2j9a">
+            <w:hyperlink w:history="1" r:id="rIdveplqihfl6bpbwnl3n5an">
               <w:r>
                 <w:rPr>
                   <w:rFonts w:ascii="Arial" w:cs="Arial" w:eastAsia="Arial" w:hAnsi="Arial"/>
@@ -32152,7 +32206,7 @@
             <w:pPr>
               <w:spacing w:after="20" w:before="0"/>
             </w:pPr>
-            <w:hyperlink w:history="1" r:id="rIdazzgkpqmjwwezpcbrxury">
+            <w:hyperlink w:history="1" r:id="rId3qwn0sli2t8ch00o50s3x">
               <w:r>
                 <w:rPr>
                   <w:rFonts w:ascii="Arial" w:cs="Arial" w:eastAsia="Arial" w:hAnsi="Arial"/>
@@ -32185,7 +32239,7 @@
               <w:spacing w:after="10" w:before="0"/>
               <w:ind w:left="120"/>
             </w:pPr>
-            <w:hyperlink w:history="1" r:id="rIdiue1ns8swtuajv6pxokb2">
+            <w:hyperlink w:history="1" r:id="rIdvoe4nvhmvirb7zzspzabo">
               <w:r>
                 <w:rPr>
                   <w:rFonts w:ascii="Arial" w:cs="Arial" w:eastAsia="Arial" w:hAnsi="Arial"/>
@@ -32380,7 +32434,7 @@
             <w:pPr>
               <w:spacing w:after="20" w:before="0"/>
             </w:pPr>
-            <w:hyperlink w:history="1" r:id="rIdm_bvpnvmigww8qziquaqq">
+            <w:hyperlink w:history="1" r:id="rIdknnsml7ucqlkmk84ovxvn">
               <w:r>
                 <w:rPr>
                   <w:rFonts w:ascii="Arial" w:cs="Arial" w:eastAsia="Arial" w:hAnsi="Arial"/>
@@ -32413,7 +32467,7 @@
               <w:spacing w:after="10" w:before="0"/>
               <w:ind w:left="120"/>
             </w:pPr>
-            <w:hyperlink w:history="1" r:id="rIdqseuyc4n6hcn48vwvly52">
+            <w:hyperlink w:history="1" r:id="rIdoy58tbuluosvtjbdtcos_">
               <w:r>
                 <w:rPr>
                   <w:rFonts w:ascii="Arial" w:cs="Arial" w:eastAsia="Arial" w:hAnsi="Arial"/>
@@ -32458,7 +32512,7 @@
             <w:pPr>
               <w:spacing w:after="20" w:before="0"/>
             </w:pPr>
-            <w:hyperlink w:history="1" r:id="rIdwyyo8b3ldnkjjdk1awcr6">
+            <w:hyperlink w:history="1" r:id="rIdadinvjuhjununcsegi6ws">
               <w:r>
                 <w:rPr>
                   <w:rFonts w:ascii="Arial" w:cs="Arial" w:eastAsia="Arial" w:hAnsi="Arial"/>
@@ -32491,7 +32545,7 @@
               <w:spacing w:after="10" w:before="0"/>
               <w:ind w:left="120"/>
             </w:pPr>
-            <w:hyperlink w:history="1" r:id="rIdk-jftqnjpdozaxo8dtnyo">
+            <w:hyperlink w:history="1" r:id="rId8nfx0jqlipr2xaqj3m7f7">
               <w:r>
                 <w:rPr>
                   <w:rFonts w:ascii="Arial" w:cs="Arial" w:eastAsia="Arial" w:hAnsi="Arial"/>

--- a/data/outputs/v2/Maths/SS2.3_Area_of_Part_of_a_Circle/Mathematics_Area_of_Part_of_a_Circle_CBE_LessonSequence.docx
+++ b/data/outputs/v2/Maths/SS2.3_Area_of_Part_of_a_Circle/Mathematics_Area_of_Part_of_a_Circle_CBE_LessonSequence.docx
@@ -3209,7 +3209,7 @@
             <w:pPr>
               <w:spacing w:after="20" w:before="0"/>
             </w:pPr>
-            <w:hyperlink w:history="1" r:id="rId02c10je7oouqxofa8t0wx">
+            <w:hyperlink w:history="1" r:id="rIdkir-owoaxxchlnvpqj97n">
               <w:r>
                 <w:rPr>
                   <w:rFonts w:ascii="Arial" w:cs="Arial" w:eastAsia="Arial" w:hAnsi="Arial"/>
@@ -3242,7 +3242,7 @@
               <w:spacing w:after="10" w:before="0"/>
               <w:ind w:left="120"/>
             </w:pPr>
-            <w:hyperlink w:history="1" r:id="rIdlwxt9qna0w1nmzzl3ln2u">
+            <w:hyperlink w:history="1" r:id="rIdb7nltne-poshucezh3huo">
               <w:r>
                 <w:rPr>
                   <w:rFonts w:ascii="Arial" w:cs="Arial" w:eastAsia="Arial" w:hAnsi="Arial"/>
@@ -3287,7 +3287,7 @@
             <w:pPr>
               <w:spacing w:after="20" w:before="0"/>
             </w:pPr>
-            <w:hyperlink w:history="1" r:id="rId-r_bvbco_8duobsr30_et">
+            <w:hyperlink w:history="1" r:id="rIdy86lpr3ocriyu1gttfqoy">
               <w:r>
                 <w:rPr>
                   <w:rFonts w:ascii="Arial" w:cs="Arial" w:eastAsia="Arial" w:hAnsi="Arial"/>
@@ -3320,7 +3320,7 @@
               <w:spacing w:after="10" w:before="0"/>
               <w:ind w:left="120"/>
             </w:pPr>
-            <w:hyperlink w:history="1" r:id="rId_wd2g8fct2ggwicpzhx57">
+            <w:hyperlink w:history="1" r:id="rIdixdflbc9xi_hq9ztmho-8">
               <w:r>
                 <w:rPr>
                   <w:rFonts w:ascii="Arial" w:cs="Arial" w:eastAsia="Arial" w:hAnsi="Arial"/>
@@ -3515,7 +3515,7 @@
             <w:pPr>
               <w:spacing w:after="20" w:before="0"/>
             </w:pPr>
-            <w:hyperlink w:history="1" r:id="rIduk_uljokppgcgeff7uuuq">
+            <w:hyperlink w:history="1" r:id="rId67nusqn1ledf7gtchtwsm">
               <w:r>
                 <w:rPr>
                   <w:rFonts w:ascii="Arial" w:cs="Arial" w:eastAsia="Arial" w:hAnsi="Arial"/>
@@ -3548,7 +3548,7 @@
               <w:spacing w:after="10" w:before="0"/>
               <w:ind w:left="120"/>
             </w:pPr>
-            <w:hyperlink w:history="1" r:id="rIdnhwj7gil0kcepgq_ncx63">
+            <w:hyperlink w:history="1" r:id="rIdznhreyzm1c-sa5gqwhedz">
               <w:r>
                 <w:rPr>
                   <w:rFonts w:ascii="Arial" w:cs="Arial" w:eastAsia="Arial" w:hAnsi="Arial"/>
@@ -3593,7 +3593,7 @@
             <w:pPr>
               <w:spacing w:after="20" w:before="0"/>
             </w:pPr>
-            <w:hyperlink w:history="1" r:id="rIdsqfvb0pucfnn42ukrnpsp">
+            <w:hyperlink w:history="1" r:id="rIdzamcxnf3paq7qqdjd-qzi">
               <w:r>
                 <w:rPr>
                   <w:rFonts w:ascii="Arial" w:cs="Arial" w:eastAsia="Arial" w:hAnsi="Arial"/>
@@ -3626,7 +3626,7 @@
               <w:spacing w:after="10" w:before="0"/>
               <w:ind w:left="120"/>
             </w:pPr>
-            <w:hyperlink w:history="1" r:id="rIdeovlwkk5hrkhnq06welrc">
+            <w:hyperlink w:history="1" r:id="rId4rjbsknqwzzkdt7p_-loa">
               <w:r>
                 <w:rPr>
                   <w:rFonts w:ascii="Arial" w:cs="Arial" w:eastAsia="Arial" w:hAnsi="Arial"/>
@@ -3821,7 +3821,7 @@
             <w:pPr>
               <w:spacing w:after="20" w:before="0"/>
             </w:pPr>
-            <w:hyperlink w:history="1" r:id="rIdcmvzln2irbvurmcvsuszt">
+            <w:hyperlink w:history="1" r:id="rIdvxdtkwn6d7xy-u7gqa6ng">
               <w:r>
                 <w:rPr>
                   <w:rFonts w:ascii="Arial" w:cs="Arial" w:eastAsia="Arial" w:hAnsi="Arial"/>
@@ -3854,7 +3854,7 @@
               <w:spacing w:after="10" w:before="0"/>
               <w:ind w:left="120"/>
             </w:pPr>
-            <w:hyperlink w:history="1" r:id="rId7btus4oi8sbxjc2wwvgjv">
+            <w:hyperlink w:history="1" r:id="rIdlx9xazatemqflusrt3ykh">
               <w:r>
                 <w:rPr>
                   <w:rFonts w:ascii="Arial" w:cs="Arial" w:eastAsia="Arial" w:hAnsi="Arial"/>
@@ -3899,7 +3899,7 @@
             <w:pPr>
               <w:spacing w:after="20" w:before="0"/>
             </w:pPr>
-            <w:hyperlink w:history="1" r:id="rIdnrb_qwqrrfavodxl56qng">
+            <w:hyperlink w:history="1" r:id="rId4h8pnyffugk67yarveqle">
               <w:r>
                 <w:rPr>
                   <w:rFonts w:ascii="Arial" w:cs="Arial" w:eastAsia="Arial" w:hAnsi="Arial"/>
@@ -3932,7 +3932,7 @@
               <w:spacing w:after="10" w:before="0"/>
               <w:ind w:left="120"/>
             </w:pPr>
-            <w:hyperlink w:history="1" r:id="rId0k3py6lvzcirv7ihkfnam">
+            <w:hyperlink w:history="1" r:id="rIdpenttxifsss6umrcpppoo">
               <w:r>
                 <w:rPr>
                   <w:rFonts w:ascii="Arial" w:cs="Arial" w:eastAsia="Arial" w:hAnsi="Arial"/>
@@ -4127,7 +4127,7 @@
             <w:pPr>
               <w:spacing w:after="20" w:before="0"/>
             </w:pPr>
-            <w:hyperlink w:history="1" r:id="rIdgxfgrlcnmm1s8yylikopt">
+            <w:hyperlink w:history="1" r:id="rIdu79au3l2l_qda9y2q-yul">
               <w:r>
                 <w:rPr>
                   <w:rFonts w:ascii="Arial" w:cs="Arial" w:eastAsia="Arial" w:hAnsi="Arial"/>
@@ -4160,7 +4160,7 @@
               <w:spacing w:after="10" w:before="0"/>
               <w:ind w:left="120"/>
             </w:pPr>
-            <w:hyperlink w:history="1" r:id="rIddlpnmmiopv2xw3dok2yeb">
+            <w:hyperlink w:history="1" r:id="rIdnpbftmiy98jstb1sllcrz">
               <w:r>
                 <w:rPr>
                   <w:rFonts w:ascii="Arial" w:cs="Arial" w:eastAsia="Arial" w:hAnsi="Arial"/>
@@ -4205,7 +4205,7 @@
             <w:pPr>
               <w:spacing w:after="20" w:before="0"/>
             </w:pPr>
-            <w:hyperlink w:history="1" r:id="rIdqz3i3pk1ravf76frz2ogb">
+            <w:hyperlink w:history="1" r:id="rIdjbx-quzgdoyc_hrsnbweq">
               <w:r>
                 <w:rPr>
                   <w:rFonts w:ascii="Arial" w:cs="Arial" w:eastAsia="Arial" w:hAnsi="Arial"/>
@@ -4238,7 +4238,7 @@
               <w:spacing w:after="10" w:before="0"/>
               <w:ind w:left="120"/>
             </w:pPr>
-            <w:hyperlink w:history="1" r:id="rIdzk7eka9svtejsskzhdjvb">
+            <w:hyperlink w:history="1" r:id="rIdjx27ctnmp-sa-6htupepd">
               <w:r>
                 <w:rPr>
                   <w:rFonts w:ascii="Arial" w:cs="Arial" w:eastAsia="Arial" w:hAnsi="Arial"/>
@@ -4433,7 +4433,7 @@
             <w:pPr>
               <w:spacing w:after="20" w:before="0"/>
             </w:pPr>
-            <w:hyperlink w:history="1" r:id="rIdnvis-ntgtddsgfaoion31">
+            <w:hyperlink w:history="1" r:id="rIdxflqr9kh9vgcpahqtgwoa">
               <w:r>
                 <w:rPr>
                   <w:rFonts w:ascii="Arial" w:cs="Arial" w:eastAsia="Arial" w:hAnsi="Arial"/>
@@ -4466,7 +4466,7 @@
               <w:spacing w:after="10" w:before="0"/>
               <w:ind w:left="120"/>
             </w:pPr>
-            <w:hyperlink w:history="1" r:id="rIdgnrz_6r2ncr30ffqao95x">
+            <w:hyperlink w:history="1" r:id="rIddlcqenysamqrtbmhq9tw0">
               <w:r>
                 <w:rPr>
                   <w:rFonts w:ascii="Arial" w:cs="Arial" w:eastAsia="Arial" w:hAnsi="Arial"/>
@@ -4511,7 +4511,7 @@
             <w:pPr>
               <w:spacing w:after="20" w:before="0"/>
             </w:pPr>
-            <w:hyperlink w:history="1" r:id="rIdn2cbniwnfk-qqryzfzsqk">
+            <w:hyperlink w:history="1" r:id="rIdid75ftbxt591dv6rnw1il">
               <w:r>
                 <w:rPr>
                   <w:rFonts w:ascii="Arial" w:cs="Arial" w:eastAsia="Arial" w:hAnsi="Arial"/>
@@ -4544,7 +4544,7 @@
               <w:spacing w:after="10" w:before="0"/>
               <w:ind w:left="120"/>
             </w:pPr>
-            <w:hyperlink w:history="1" r:id="rIdn1_ujheqwfo1qhp-ukrad">
+            <w:hyperlink w:history="1" r:id="rIds3vcfaomvxsfueerv1pad">
               <w:r>
                 <w:rPr>
                   <w:rFonts w:ascii="Arial" w:cs="Arial" w:eastAsia="Arial" w:hAnsi="Arial"/>
@@ -6031,7 +6031,7 @@
             <w:pPr>
               <w:spacing w:after="20" w:before="0"/>
             </w:pPr>
-            <w:hyperlink w:history="1" r:id="rIdqsq8ewtna6daiqjhjbukd">
+            <w:hyperlink w:history="1" r:id="rIdnewhktocu0-tv30jhf2um">
               <w:r>
                 <w:rPr>
                   <w:rFonts w:ascii="Arial" w:cs="Arial" w:eastAsia="Arial" w:hAnsi="Arial"/>
@@ -6064,7 +6064,7 @@
               <w:spacing w:after="10" w:before="0"/>
               <w:ind w:left="120"/>
             </w:pPr>
-            <w:hyperlink w:history="1" r:id="rIdqkt-se6he1_lo8qmtp20k">
+            <w:hyperlink w:history="1" r:id="rIdemyf9edzsc7vqhe7fkuzg">
               <w:r>
                 <w:rPr>
                   <w:rFonts w:ascii="Arial" w:cs="Arial" w:eastAsia="Arial" w:hAnsi="Arial"/>
@@ -6109,7 +6109,7 @@
             <w:pPr>
               <w:spacing w:after="20" w:before="0"/>
             </w:pPr>
-            <w:hyperlink w:history="1" r:id="rIdnnbeszl1p4avnxglbfedz">
+            <w:hyperlink w:history="1" r:id="rIdprjbodkhzypzetqq4gfr3">
               <w:r>
                 <w:rPr>
                   <w:rFonts w:ascii="Arial" w:cs="Arial" w:eastAsia="Arial" w:hAnsi="Arial"/>
@@ -6142,7 +6142,7 @@
               <w:spacing w:after="10" w:before="0"/>
               <w:ind w:left="120"/>
             </w:pPr>
-            <w:hyperlink w:history="1" r:id="rIdwcp_pqfvmwlvty3vycpok">
+            <w:hyperlink w:history="1" r:id="rIdqkvonqkfp_jhpq_9qycil">
               <w:r>
                 <w:rPr>
                   <w:rFonts w:ascii="Arial" w:cs="Arial" w:eastAsia="Arial" w:hAnsi="Arial"/>
@@ -6413,7 +6413,7 @@
             <w:pPr>
               <w:spacing w:after="20" w:before="0"/>
             </w:pPr>
-            <w:hyperlink w:history="1" r:id="rId_mcfc-mspsam_66xpg-jh">
+            <w:hyperlink w:history="1" r:id="rIdoifzkddefpnvigrgsprpc">
               <w:r>
                 <w:rPr>
                   <w:rFonts w:ascii="Arial" w:cs="Arial" w:eastAsia="Arial" w:hAnsi="Arial"/>
@@ -6446,7 +6446,7 @@
               <w:spacing w:after="10" w:before="0"/>
               <w:ind w:left="120"/>
             </w:pPr>
-            <w:hyperlink w:history="1" r:id="rId01qzw6qmcro_ss49q3-b-">
+            <w:hyperlink w:history="1" r:id="rIdnrrv-r9tbp60npojzcb3a">
               <w:r>
                 <w:rPr>
                   <w:rFonts w:ascii="Arial" w:cs="Arial" w:eastAsia="Arial" w:hAnsi="Arial"/>
@@ -6491,7 +6491,7 @@
             <w:pPr>
               <w:spacing w:after="20" w:before="0"/>
             </w:pPr>
-            <w:hyperlink w:history="1" r:id="rIdtmxexzaphaujlfqwo36gt">
+            <w:hyperlink w:history="1" r:id="rIdiwo9wckgfe9u5cafgngn_">
               <w:r>
                 <w:rPr>
                   <w:rFonts w:ascii="Arial" w:cs="Arial" w:eastAsia="Arial" w:hAnsi="Arial"/>
@@ -6524,7 +6524,7 @@
               <w:spacing w:after="10" w:before="0"/>
               <w:ind w:left="120"/>
             </w:pPr>
-            <w:hyperlink w:history="1" r:id="rIdfwqrkvvdelaxzaamns0rt">
+            <w:hyperlink w:history="1" r:id="rIdtnbroxewzzjj8ajqb53ng">
               <w:r>
                 <w:rPr>
                   <w:rFonts w:ascii="Arial" w:cs="Arial" w:eastAsia="Arial" w:hAnsi="Arial"/>
@@ -6814,7 +6814,7 @@
             <w:pPr>
               <w:spacing w:after="20" w:before="0"/>
             </w:pPr>
-            <w:hyperlink w:history="1" r:id="rIdoi3ex8ilfao2jcii2nrwc">
+            <w:hyperlink w:history="1" r:id="rId_ybil5to9cdgpcer0vpuw">
               <w:r>
                 <w:rPr>
                   <w:rFonts w:ascii="Arial" w:cs="Arial" w:eastAsia="Arial" w:hAnsi="Arial"/>
@@ -6847,7 +6847,7 @@
               <w:spacing w:after="10" w:before="0"/>
               <w:ind w:left="120"/>
             </w:pPr>
-            <w:hyperlink w:history="1" r:id="rIdvnem-46n7bj6ohyswpotu">
+            <w:hyperlink w:history="1" r:id="rIdbbebkx7wcovl0hf5qz0xw">
               <w:r>
                 <w:rPr>
                   <w:rFonts w:ascii="Arial" w:cs="Arial" w:eastAsia="Arial" w:hAnsi="Arial"/>
@@ -6892,7 +6892,7 @@
             <w:pPr>
               <w:spacing w:after="20" w:before="0"/>
             </w:pPr>
-            <w:hyperlink w:history="1" r:id="rIdmy6gmmq_me8dyhgc0c9x8">
+            <w:hyperlink w:history="1" r:id="rIdkxzrh0bxlozlz_-3zk_zg">
               <w:r>
                 <w:rPr>
                   <w:rFonts w:ascii="Arial" w:cs="Arial" w:eastAsia="Arial" w:hAnsi="Arial"/>
@@ -6925,7 +6925,7 @@
               <w:spacing w:after="10" w:before="0"/>
               <w:ind w:left="120"/>
             </w:pPr>
-            <w:hyperlink w:history="1" r:id="rIdaml2uwcc-6qm4cxwtngwd">
+            <w:hyperlink w:history="1" r:id="rIdanl9aorjhck8yuuks4mft">
               <w:r>
                 <w:rPr>
                   <w:rFonts w:ascii="Arial" w:cs="Arial" w:eastAsia="Arial" w:hAnsi="Arial"/>
@@ -7215,7 +7215,7 @@
             <w:pPr>
               <w:spacing w:after="20" w:before="0"/>
             </w:pPr>
-            <w:hyperlink w:history="1" r:id="rIdc9wf-3z_mezhl_zqmjv_c">
+            <w:hyperlink w:history="1" r:id="rIdpvkdfeonlkgal9as2l-sn">
               <w:r>
                 <w:rPr>
                   <w:rFonts w:ascii="Arial" w:cs="Arial" w:eastAsia="Arial" w:hAnsi="Arial"/>
@@ -7248,7 +7248,7 @@
               <w:spacing w:after="10" w:before="0"/>
               <w:ind w:left="120"/>
             </w:pPr>
-            <w:hyperlink w:history="1" r:id="rIdzde16drwmvp1p9sek_u9w">
+            <w:hyperlink w:history="1" r:id="rIdziil0bajhdthfsrygtacj">
               <w:r>
                 <w:rPr>
                   <w:rFonts w:ascii="Arial" w:cs="Arial" w:eastAsia="Arial" w:hAnsi="Arial"/>
@@ -7293,7 +7293,7 @@
             <w:pPr>
               <w:spacing w:after="20" w:before="0"/>
             </w:pPr>
-            <w:hyperlink w:history="1" r:id="rIdk36p03g61m0z69u0k06u8">
+            <w:hyperlink w:history="1" r:id="rIdujdvgkcvgf-pfd-xuw5x9">
               <w:r>
                 <w:rPr>
                   <w:rFonts w:ascii="Arial" w:cs="Arial" w:eastAsia="Arial" w:hAnsi="Arial"/>
@@ -7326,7 +7326,7 @@
               <w:spacing w:after="10" w:before="0"/>
               <w:ind w:left="120"/>
             </w:pPr>
-            <w:hyperlink w:history="1" r:id="rIdi23twm-1vnjhsu4xdf77c">
+            <w:hyperlink w:history="1" r:id="rIdt-crjvdzm2avpp5xn-tzh">
               <w:r>
                 <w:rPr>
                   <w:rFonts w:ascii="Arial" w:cs="Arial" w:eastAsia="Arial" w:hAnsi="Arial"/>
@@ -7635,7 +7635,7 @@
             <w:pPr>
               <w:spacing w:after="20" w:before="0"/>
             </w:pPr>
-            <w:hyperlink w:history="1" r:id="rIdx6byn-vzkxln5nuowojwd">
+            <w:hyperlink w:history="1" r:id="rId5zy25bkp2gofi0qnuzpyt">
               <w:r>
                 <w:rPr>
                   <w:rFonts w:ascii="Arial" w:cs="Arial" w:eastAsia="Arial" w:hAnsi="Arial"/>
@@ -7668,7 +7668,7 @@
               <w:spacing w:after="10" w:before="0"/>
               <w:ind w:left="120"/>
             </w:pPr>
-            <w:hyperlink w:history="1" r:id="rIdklixodtpuaou9tszvqgkx">
+            <w:hyperlink w:history="1" r:id="rIdsmmwr0vgnqtdpqts6itid">
               <w:r>
                 <w:rPr>
                   <w:rFonts w:ascii="Arial" w:cs="Arial" w:eastAsia="Arial" w:hAnsi="Arial"/>
@@ -7713,7 +7713,7 @@
             <w:pPr>
               <w:spacing w:after="20" w:before="0"/>
             </w:pPr>
-            <w:hyperlink w:history="1" r:id="rIdvvwxhanxio9mc50ey2ucw">
+            <w:hyperlink w:history="1" r:id="rIdve1g-df5bwb6h4x6ogd2h">
               <w:r>
                 <w:rPr>
                   <w:rFonts w:ascii="Arial" w:cs="Arial" w:eastAsia="Arial" w:hAnsi="Arial"/>
@@ -7746,7 +7746,7 @@
               <w:spacing w:after="10" w:before="0"/>
               <w:ind w:left="120"/>
             </w:pPr>
-            <w:hyperlink w:history="1" r:id="rIdiurq14jrl5lbzloer2cmu">
+            <w:hyperlink w:history="1" r:id="rIdb12bl6vvl7p9oy_zekesv">
               <w:r>
                 <w:rPr>
                   <w:rFonts w:ascii="Arial" w:cs="Arial" w:eastAsia="Arial" w:hAnsi="Arial"/>
@@ -9423,7 +9423,7 @@
             <w:pPr>
               <w:spacing w:after="20" w:before="0"/>
             </w:pPr>
-            <w:hyperlink w:history="1" r:id="rIdbjc_2as5npctw1ok-nisn">
+            <w:hyperlink w:history="1" r:id="rIdxuqzg3l5wezpupaaapdtn">
               <w:r>
                 <w:rPr>
                   <w:rFonts w:ascii="Arial" w:cs="Arial" w:eastAsia="Arial" w:hAnsi="Arial"/>
@@ -9456,7 +9456,7 @@
               <w:spacing w:after="10" w:before="0"/>
               <w:ind w:left="120"/>
             </w:pPr>
-            <w:hyperlink w:history="1" r:id="rIdpmb1uexqkuk6plkkib0t3">
+            <w:hyperlink w:history="1" r:id="rIdmhsyxxex8ai91mnfsedla">
               <w:r>
                 <w:rPr>
                   <w:rFonts w:ascii="Arial" w:cs="Arial" w:eastAsia="Arial" w:hAnsi="Arial"/>
@@ -9501,7 +9501,7 @@
             <w:pPr>
               <w:spacing w:after="20" w:before="0"/>
             </w:pPr>
-            <w:hyperlink w:history="1" r:id="rIdu63esnths7jn597p6jhs4">
+            <w:hyperlink w:history="1" r:id="rIdadjbz7c1_r1v8wtpvglyx">
               <w:r>
                 <w:rPr>
                   <w:rFonts w:ascii="Arial" w:cs="Arial" w:eastAsia="Arial" w:hAnsi="Arial"/>
@@ -9534,7 +9534,7 @@
               <w:spacing w:after="10" w:before="0"/>
               <w:ind w:left="120"/>
             </w:pPr>
-            <w:hyperlink w:history="1" r:id="rIdwrf0hkrzlwdslwowxh1la">
+            <w:hyperlink w:history="1" r:id="rIdto9nmbdi6lrnbe0p2rcek">
               <w:r>
                 <w:rPr>
                   <w:rFonts w:ascii="Arial" w:cs="Arial" w:eastAsia="Arial" w:hAnsi="Arial"/>
@@ -9729,7 +9729,7 @@
             <w:pPr>
               <w:spacing w:after="20" w:before="0"/>
             </w:pPr>
-            <w:hyperlink w:history="1" r:id="rIdlud8fbrqpqr6igxnz2dus">
+            <w:hyperlink w:history="1" r:id="rIdgchzoatiwgxgwwq3-zpr_">
               <w:r>
                 <w:rPr>
                   <w:rFonts w:ascii="Arial" w:cs="Arial" w:eastAsia="Arial" w:hAnsi="Arial"/>
@@ -9762,7 +9762,7 @@
               <w:spacing w:after="10" w:before="0"/>
               <w:ind w:left="120"/>
             </w:pPr>
-            <w:hyperlink w:history="1" r:id="rIdnizxwsgdngmja7gq9alws">
+            <w:hyperlink w:history="1" r:id="rIdp89uxiopvvgrdtvsdvvhv">
               <w:r>
                 <w:rPr>
                   <w:rFonts w:ascii="Arial" w:cs="Arial" w:eastAsia="Arial" w:hAnsi="Arial"/>
@@ -9807,7 +9807,7 @@
             <w:pPr>
               <w:spacing w:after="20" w:before="0"/>
             </w:pPr>
-            <w:hyperlink w:history="1" r:id="rId_fjutow-ixlayhr-lscxd">
+            <w:hyperlink w:history="1" r:id="rIdmdxmm3vi72lpoy9mc1qxl">
               <w:r>
                 <w:rPr>
                   <w:rFonts w:ascii="Arial" w:cs="Arial" w:eastAsia="Arial" w:hAnsi="Arial"/>
@@ -9840,7 +9840,7 @@
               <w:spacing w:after="10" w:before="0"/>
               <w:ind w:left="120"/>
             </w:pPr>
-            <w:hyperlink w:history="1" r:id="rIdaf5dxyev2xmhsmx0ytvjh">
+            <w:hyperlink w:history="1" r:id="rIdp18whltn0fmed528r4ulo">
               <w:r>
                 <w:rPr>
                   <w:rFonts w:ascii="Arial" w:cs="Arial" w:eastAsia="Arial" w:hAnsi="Arial"/>
@@ -10035,7 +10035,7 @@
             <w:pPr>
               <w:spacing w:after="20" w:before="0"/>
             </w:pPr>
-            <w:hyperlink w:history="1" r:id="rId5nfpn_ikzpo82nevtkwhl">
+            <w:hyperlink w:history="1" r:id="rIdmc0kocad_-oxzdeomn782">
               <w:r>
                 <w:rPr>
                   <w:rFonts w:ascii="Arial" w:cs="Arial" w:eastAsia="Arial" w:hAnsi="Arial"/>
@@ -10068,7 +10068,7 @@
               <w:spacing w:after="10" w:before="0"/>
               <w:ind w:left="120"/>
             </w:pPr>
-            <w:hyperlink w:history="1" r:id="rId_clikiemqm3b6anpvybun">
+            <w:hyperlink w:history="1" r:id="rIdbpvcwywm1omejfpzt_rs5">
               <w:r>
                 <w:rPr>
                   <w:rFonts w:ascii="Arial" w:cs="Arial" w:eastAsia="Arial" w:hAnsi="Arial"/>
@@ -10113,7 +10113,7 @@
             <w:pPr>
               <w:spacing w:after="20" w:before="0"/>
             </w:pPr>
-            <w:hyperlink w:history="1" r:id="rIdkmqn7mvogakbrv4svtfpr">
+            <w:hyperlink w:history="1" r:id="rIdsofybdgpa8puwfaiqc1hk">
               <w:r>
                 <w:rPr>
                   <w:rFonts w:ascii="Arial" w:cs="Arial" w:eastAsia="Arial" w:hAnsi="Arial"/>
@@ -10146,7 +10146,7 @@
               <w:spacing w:after="10" w:before="0"/>
               <w:ind w:left="120"/>
             </w:pPr>
-            <w:hyperlink w:history="1" r:id="rId8yrdw1falofso4xwyjjnj">
+            <w:hyperlink w:history="1" r:id="rIdi-l2tix39oyd1hzb3pdeb">
               <w:r>
                 <w:rPr>
                   <w:rFonts w:ascii="Arial" w:cs="Arial" w:eastAsia="Arial" w:hAnsi="Arial"/>
@@ -10341,7 +10341,7 @@
             <w:pPr>
               <w:spacing w:after="20" w:before="0"/>
             </w:pPr>
-            <w:hyperlink w:history="1" r:id="rIdf5s3sbe1ba8sjr_k3i4di">
+            <w:hyperlink w:history="1" r:id="rId3wsnsvxgz883mwmdw5ckb">
               <w:r>
                 <w:rPr>
                   <w:rFonts w:ascii="Arial" w:cs="Arial" w:eastAsia="Arial" w:hAnsi="Arial"/>
@@ -10374,7 +10374,7 @@
               <w:spacing w:after="10" w:before="0"/>
               <w:ind w:left="120"/>
             </w:pPr>
-            <w:hyperlink w:history="1" r:id="rIdqng_wdw52ncsqx_y0mrr7">
+            <w:hyperlink w:history="1" r:id="rId3pk0ckk5ytf8f8jozvddk">
               <w:r>
                 <w:rPr>
                   <w:rFonts w:ascii="Arial" w:cs="Arial" w:eastAsia="Arial" w:hAnsi="Arial"/>
@@ -10419,7 +10419,7 @@
             <w:pPr>
               <w:spacing w:after="20" w:before="0"/>
             </w:pPr>
-            <w:hyperlink w:history="1" r:id="rIdraozomsifemkd450tqd31">
+            <w:hyperlink w:history="1" r:id="rId0c_nkauq_vq3sb_qzzta9">
               <w:r>
                 <w:rPr>
                   <w:rFonts w:ascii="Arial" w:cs="Arial" w:eastAsia="Arial" w:hAnsi="Arial"/>
@@ -10452,7 +10452,7 @@
               <w:spacing w:after="10" w:before="0"/>
               <w:ind w:left="120"/>
             </w:pPr>
-            <w:hyperlink w:history="1" r:id="rIdmpi9o77eoe7pgoeno8sz4">
+            <w:hyperlink w:history="1" r:id="rIdwsus9il1rpts6wahhfoof">
               <w:r>
                 <w:rPr>
                   <w:rFonts w:ascii="Arial" w:cs="Arial" w:eastAsia="Arial" w:hAnsi="Arial"/>
@@ -10647,7 +10647,7 @@
             <w:pPr>
               <w:spacing w:after="20" w:before="0"/>
             </w:pPr>
-            <w:hyperlink w:history="1" r:id="rIdz3hn808xrjh6l8itkijms">
+            <w:hyperlink w:history="1" r:id="rIdmtffyvfr_hfsno9g28amb">
               <w:r>
                 <w:rPr>
                   <w:rFonts w:ascii="Arial" w:cs="Arial" w:eastAsia="Arial" w:hAnsi="Arial"/>
@@ -10680,7 +10680,7 @@
               <w:spacing w:after="10" w:before="0"/>
               <w:ind w:left="120"/>
             </w:pPr>
-            <w:hyperlink w:history="1" r:id="rId1zlqnxlxacfncdomhgo_j">
+            <w:hyperlink w:history="1" r:id="rIdcrw6jyaflboqptts37aub">
               <w:r>
                 <w:rPr>
                   <w:rFonts w:ascii="Arial" w:cs="Arial" w:eastAsia="Arial" w:hAnsi="Arial"/>
@@ -10725,7 +10725,7 @@
             <w:pPr>
               <w:spacing w:after="20" w:before="0"/>
             </w:pPr>
-            <w:hyperlink w:history="1" r:id="rId88pqbtzxdwwk4cssi2rzc">
+            <w:hyperlink w:history="1" r:id="rIdea17rwxj-xnmldifiaozk">
               <w:r>
                 <w:rPr>
                   <w:rFonts w:ascii="Arial" w:cs="Arial" w:eastAsia="Arial" w:hAnsi="Arial"/>
@@ -10758,7 +10758,7 @@
               <w:spacing w:after="10" w:before="0"/>
               <w:ind w:left="120"/>
             </w:pPr>
-            <w:hyperlink w:history="1" r:id="rIdhumbcvqzl-rhglucct3t7">
+            <w:hyperlink w:history="1" r:id="rIdriafuxkjuktsednfb92vc">
               <w:r>
                 <w:rPr>
                   <w:rFonts w:ascii="Arial" w:cs="Arial" w:eastAsia="Arial" w:hAnsi="Arial"/>
@@ -12245,7 +12245,7 @@
             <w:pPr>
               <w:spacing w:after="20" w:before="0"/>
             </w:pPr>
-            <w:hyperlink w:history="1" r:id="rIdpfn0xxnyds3fyptxc6mez">
+            <w:hyperlink w:history="1" r:id="rIdzmlmkbucou2nvizn-vkhg">
               <w:r>
                 <w:rPr>
                   <w:rFonts w:ascii="Arial" w:cs="Arial" w:eastAsia="Arial" w:hAnsi="Arial"/>
@@ -12278,7 +12278,7 @@
               <w:spacing w:after="10" w:before="0"/>
               <w:ind w:left="120"/>
             </w:pPr>
-            <w:hyperlink w:history="1" r:id="rId51ugepjlagadryp460la9">
+            <w:hyperlink w:history="1" r:id="rIdsm-_m5qjjalkmmiha-npg">
               <w:r>
                 <w:rPr>
                   <w:rFonts w:ascii="Arial" w:cs="Arial" w:eastAsia="Arial" w:hAnsi="Arial"/>
@@ -12323,7 +12323,7 @@
             <w:pPr>
               <w:spacing w:after="20" w:before="0"/>
             </w:pPr>
-            <w:hyperlink w:history="1" r:id="rIdd_p9hq4drels6bzoj8lki">
+            <w:hyperlink w:history="1" r:id="rIdsr_0jgvsfncws9zapchow">
               <w:r>
                 <w:rPr>
                   <w:rFonts w:ascii="Arial" w:cs="Arial" w:eastAsia="Arial" w:hAnsi="Arial"/>
@@ -12356,7 +12356,7 @@
               <w:spacing w:after="10" w:before="0"/>
               <w:ind w:left="120"/>
             </w:pPr>
-            <w:hyperlink w:history="1" r:id="rIdfcx84lthecm1ujpext2vy">
+            <w:hyperlink w:history="1" r:id="rId6qa4nirjtehqy2k-estxf">
               <w:r>
                 <w:rPr>
                   <w:rFonts w:ascii="Arial" w:cs="Arial" w:eastAsia="Arial" w:hAnsi="Arial"/>
@@ -12551,7 +12551,7 @@
             <w:pPr>
               <w:spacing w:after="20" w:before="0"/>
             </w:pPr>
-            <w:hyperlink w:history="1" r:id="rIdzhz33gxh-i_vii1scm38v">
+            <w:hyperlink w:history="1" r:id="rIdvvawjykyosrnbrwqp7mnh">
               <w:r>
                 <w:rPr>
                   <w:rFonts w:ascii="Arial" w:cs="Arial" w:eastAsia="Arial" w:hAnsi="Arial"/>
@@ -12584,7 +12584,7 @@
               <w:spacing w:after="10" w:before="0"/>
               <w:ind w:left="120"/>
             </w:pPr>
-            <w:hyperlink w:history="1" r:id="rIdtalsujir62xqe_5hdlhpt">
+            <w:hyperlink w:history="1" r:id="rIddz5d6ct-0q3eoktlimi4a">
               <w:r>
                 <w:rPr>
                   <w:rFonts w:ascii="Arial" w:cs="Arial" w:eastAsia="Arial" w:hAnsi="Arial"/>
@@ -12629,7 +12629,7 @@
             <w:pPr>
               <w:spacing w:after="20" w:before="0"/>
             </w:pPr>
-            <w:hyperlink w:history="1" r:id="rIdxbp4mt9akkmt-9n7ky5am">
+            <w:hyperlink w:history="1" r:id="rIduijamnca7mjlzkcou1omg">
               <w:r>
                 <w:rPr>
                   <w:rFonts w:ascii="Arial" w:cs="Arial" w:eastAsia="Arial" w:hAnsi="Arial"/>
@@ -12662,7 +12662,7 @@
               <w:spacing w:after="10" w:before="0"/>
               <w:ind w:left="120"/>
             </w:pPr>
-            <w:hyperlink w:history="1" r:id="rIdtz5fthxxkwg2bldsleto1">
+            <w:hyperlink w:history="1" r:id="rIdii4yahjxjb-8yrclhqdf9">
               <w:r>
                 <w:rPr>
                   <w:rFonts w:ascii="Arial" w:cs="Arial" w:eastAsia="Arial" w:hAnsi="Arial"/>
@@ -12857,7 +12857,7 @@
             <w:pPr>
               <w:spacing w:after="20" w:before="0"/>
             </w:pPr>
-            <w:hyperlink w:history="1" r:id="rIduulqn3x8j2dz2suvrdcxc">
+            <w:hyperlink w:history="1" r:id="rIdghe1yyfck36xmegouikku">
               <w:r>
                 <w:rPr>
                   <w:rFonts w:ascii="Arial" w:cs="Arial" w:eastAsia="Arial" w:hAnsi="Arial"/>
@@ -12890,7 +12890,7 @@
               <w:spacing w:after="10" w:before="0"/>
               <w:ind w:left="120"/>
             </w:pPr>
-            <w:hyperlink w:history="1" r:id="rIdffaqemm_narold9vzml2w">
+            <w:hyperlink w:history="1" r:id="rIdjjfsqbpsdgy-h6ayhl5bf">
               <w:r>
                 <w:rPr>
                   <w:rFonts w:ascii="Arial" w:cs="Arial" w:eastAsia="Arial" w:hAnsi="Arial"/>
@@ -12935,7 +12935,7 @@
             <w:pPr>
               <w:spacing w:after="20" w:before="0"/>
             </w:pPr>
-            <w:hyperlink w:history="1" r:id="rIdtvqfcvdxoj9ybpblz9pqr">
+            <w:hyperlink w:history="1" r:id="rIdsm4eg6v36yi0yjxhwxwlq">
               <w:r>
                 <w:rPr>
                   <w:rFonts w:ascii="Arial" w:cs="Arial" w:eastAsia="Arial" w:hAnsi="Arial"/>
@@ -12968,7 +12968,7 @@
               <w:spacing w:after="10" w:before="0"/>
               <w:ind w:left="120"/>
             </w:pPr>
-            <w:hyperlink w:history="1" r:id="rIdt646qft3yuenhkjpqyhlk">
+            <w:hyperlink w:history="1" r:id="rIds5p8z39kcoke4ijoehp_v">
               <w:r>
                 <w:rPr>
                   <w:rFonts w:ascii="Arial" w:cs="Arial" w:eastAsia="Arial" w:hAnsi="Arial"/>
@@ -13163,7 +13163,7 @@
             <w:pPr>
               <w:spacing w:after="20" w:before="0"/>
             </w:pPr>
-            <w:hyperlink w:history="1" r:id="rIdtoiujj3jkg2pbewtg5mo1">
+            <w:hyperlink w:history="1" r:id="rIdsw5edro2g9kknw8h-lrfl">
               <w:r>
                 <w:rPr>
                   <w:rFonts w:ascii="Arial" w:cs="Arial" w:eastAsia="Arial" w:hAnsi="Arial"/>
@@ -13196,7 +13196,7 @@
               <w:spacing w:after="10" w:before="0"/>
               <w:ind w:left="120"/>
             </w:pPr>
-            <w:hyperlink w:history="1" r:id="rIdcwrlrwlmrbbcuceempprm">
+            <w:hyperlink w:history="1" r:id="rIdxwlzbymuyfmwv9z-hoeku">
               <w:r>
                 <w:rPr>
                   <w:rFonts w:ascii="Arial" w:cs="Arial" w:eastAsia="Arial" w:hAnsi="Arial"/>
@@ -13241,7 +13241,7 @@
             <w:pPr>
               <w:spacing w:after="20" w:before="0"/>
             </w:pPr>
-            <w:hyperlink w:history="1" r:id="rIdpnarroxidsev4e9k3moeo">
+            <w:hyperlink w:history="1" r:id="rIdojyo0wa0z9mpjb8g75zim">
               <w:r>
                 <w:rPr>
                   <w:rFonts w:ascii="Arial" w:cs="Arial" w:eastAsia="Arial" w:hAnsi="Arial"/>
@@ -13274,7 +13274,7 @@
               <w:spacing w:after="10" w:before="0"/>
               <w:ind w:left="120"/>
             </w:pPr>
-            <w:hyperlink w:history="1" r:id="rIdvhhlffhwh1w5gwpygzmjr">
+            <w:hyperlink w:history="1" r:id="rIdw1rcjvjcpili6y-lfgugl">
               <w:r>
                 <w:rPr>
                   <w:rFonts w:ascii="Arial" w:cs="Arial" w:eastAsia="Arial" w:hAnsi="Arial"/>
@@ -13469,7 +13469,7 @@
             <w:pPr>
               <w:spacing w:after="20" w:before="0"/>
             </w:pPr>
-            <w:hyperlink w:history="1" r:id="rIdvw_tkempsv8tuxxbesbmk">
+            <w:hyperlink w:history="1" r:id="rIdczjk3r87louiwgarw9lhz">
               <w:r>
                 <w:rPr>
                   <w:rFonts w:ascii="Arial" w:cs="Arial" w:eastAsia="Arial" w:hAnsi="Arial"/>
@@ -13502,7 +13502,7 @@
               <w:spacing w:after="10" w:before="0"/>
               <w:ind w:left="120"/>
             </w:pPr>
-            <w:hyperlink w:history="1" r:id="rIdohg1kavsjbogbkaonku6a">
+            <w:hyperlink w:history="1" r:id="rId1xtfxyu0elznpps1tniuh">
               <w:r>
                 <w:rPr>
                   <w:rFonts w:ascii="Arial" w:cs="Arial" w:eastAsia="Arial" w:hAnsi="Arial"/>
@@ -13547,7 +13547,7 @@
             <w:pPr>
               <w:spacing w:after="20" w:before="0"/>
             </w:pPr>
-            <w:hyperlink w:history="1" r:id="rIdzzpe9x8izfm-6_aawu5c5">
+            <w:hyperlink w:history="1" r:id="rIdtasgvxtqowhvae4uikzxy">
               <w:r>
                 <w:rPr>
                   <w:rFonts w:ascii="Arial" w:cs="Arial" w:eastAsia="Arial" w:hAnsi="Arial"/>
@@ -13580,7 +13580,7 @@
               <w:spacing w:after="10" w:before="0"/>
               <w:ind w:left="120"/>
             </w:pPr>
-            <w:hyperlink w:history="1" r:id="rIdcfb2lu_skjckhbsxe06hi">
+            <w:hyperlink w:history="1" r:id="rIdeshm14uuttqkw0v7prkhv">
               <w:r>
                 <w:rPr>
                   <w:rFonts w:ascii="Arial" w:cs="Arial" w:eastAsia="Arial" w:hAnsi="Arial"/>
@@ -15162,7 +15162,7 @@
             <w:pPr>
               <w:spacing w:after="20" w:before="0"/>
             </w:pPr>
-            <w:hyperlink w:history="1" r:id="rIdrbo9ohdrkcil_l0evtqs-">
+            <w:hyperlink w:history="1" r:id="rId50l4ycufkujdb0u90umaj">
               <w:r>
                 <w:rPr>
                   <w:rFonts w:ascii="Arial" w:cs="Arial" w:eastAsia="Arial" w:hAnsi="Arial"/>
@@ -15195,7 +15195,7 @@
               <w:spacing w:after="10" w:before="0"/>
               <w:ind w:left="120"/>
             </w:pPr>
-            <w:hyperlink w:history="1" r:id="rIdgld6fspizovenxwj1tgyq">
+            <w:hyperlink w:history="1" r:id="rIdgtdm8fldg-ohtxazdkq0k">
               <w:r>
                 <w:rPr>
                   <w:rFonts w:ascii="Arial" w:cs="Arial" w:eastAsia="Arial" w:hAnsi="Arial"/>
@@ -15240,7 +15240,7 @@
             <w:pPr>
               <w:spacing w:after="20" w:before="0"/>
             </w:pPr>
-            <w:hyperlink w:history="1" r:id="rIdgrvyyowkxc1sl4e_huer6">
+            <w:hyperlink w:history="1" r:id="rIddkdk4r9h--wujtxflb8re">
               <w:r>
                 <w:rPr>
                   <w:rFonts w:ascii="Arial" w:cs="Arial" w:eastAsia="Arial" w:hAnsi="Arial"/>
@@ -15273,7 +15273,7 @@
               <w:spacing w:after="10" w:before="0"/>
               <w:ind w:left="120"/>
             </w:pPr>
-            <w:hyperlink w:history="1" r:id="rId1rxpzjjpmh97xqx7belko">
+            <w:hyperlink w:history="1" r:id="rIddt5rqvd4p6lathpb0xcdy">
               <w:r>
                 <w:rPr>
                   <w:rFonts w:ascii="Arial" w:cs="Arial" w:eastAsia="Arial" w:hAnsi="Arial"/>
@@ -15468,7 +15468,7 @@
             <w:pPr>
               <w:spacing w:after="20" w:before="0"/>
             </w:pPr>
-            <w:hyperlink w:history="1" r:id="rIdrdkxvkivmnnh8ubxqsthf">
+            <w:hyperlink w:history="1" r:id="rId1n6fzb4b91hx9r5cdtegq">
               <w:r>
                 <w:rPr>
                   <w:rFonts w:ascii="Arial" w:cs="Arial" w:eastAsia="Arial" w:hAnsi="Arial"/>
@@ -15501,7 +15501,7 @@
               <w:spacing w:after="10" w:before="0"/>
               <w:ind w:left="120"/>
             </w:pPr>
-            <w:hyperlink w:history="1" r:id="rIdl_vxwonfragjvbmvjvaon">
+            <w:hyperlink w:history="1" r:id="rIdegreibsxjpg3gszqkwxcz">
               <w:r>
                 <w:rPr>
                   <w:rFonts w:ascii="Arial" w:cs="Arial" w:eastAsia="Arial" w:hAnsi="Arial"/>
@@ -15546,7 +15546,7 @@
             <w:pPr>
               <w:spacing w:after="20" w:before="0"/>
             </w:pPr>
-            <w:hyperlink w:history="1" r:id="rIdcvwza2gdcn9wzniemcq9p">
+            <w:hyperlink w:history="1" r:id="rIdrpszhy11dgd_f8fb9ugw-">
               <w:r>
                 <w:rPr>
                   <w:rFonts w:ascii="Arial" w:cs="Arial" w:eastAsia="Arial" w:hAnsi="Arial"/>
@@ -15579,7 +15579,7 @@
               <w:spacing w:after="10" w:before="0"/>
               <w:ind w:left="120"/>
             </w:pPr>
-            <w:hyperlink w:history="1" r:id="rId9a606uoiidin3zwp88i0f">
+            <w:hyperlink w:history="1" r:id="rIdp0eubkk3ykee-q8ugyn3b">
               <w:r>
                 <w:rPr>
                   <w:rFonts w:ascii="Arial" w:cs="Arial" w:eastAsia="Arial" w:hAnsi="Arial"/>
@@ -15774,7 +15774,7 @@
             <w:pPr>
               <w:spacing w:after="20" w:before="0"/>
             </w:pPr>
-            <w:hyperlink w:history="1" r:id="rIdcehgnxp3tfenkuoeiawwu">
+            <w:hyperlink w:history="1" r:id="rIdyonxbwbluvjhozsfrs-yy">
               <w:r>
                 <w:rPr>
                   <w:rFonts w:ascii="Arial" w:cs="Arial" w:eastAsia="Arial" w:hAnsi="Arial"/>
@@ -15807,7 +15807,7 @@
               <w:spacing w:after="10" w:before="0"/>
               <w:ind w:left="120"/>
             </w:pPr>
-            <w:hyperlink w:history="1" r:id="rIdsj_3ugmydwcutp_mtkkdf">
+            <w:hyperlink w:history="1" r:id="rIdtk3kpygbmfqbcecei_zux">
               <w:r>
                 <w:rPr>
                   <w:rFonts w:ascii="Arial" w:cs="Arial" w:eastAsia="Arial" w:hAnsi="Arial"/>
@@ -15852,7 +15852,7 @@
             <w:pPr>
               <w:spacing w:after="20" w:before="0"/>
             </w:pPr>
-            <w:hyperlink w:history="1" r:id="rIda3tbrfsadtosgegw9ydql">
+            <w:hyperlink w:history="1" r:id="rIdqskqacrbxyi3kf6oxx2qv">
               <w:r>
                 <w:rPr>
                   <w:rFonts w:ascii="Arial" w:cs="Arial" w:eastAsia="Arial" w:hAnsi="Arial"/>
@@ -15885,7 +15885,7 @@
               <w:spacing w:after="10" w:before="0"/>
               <w:ind w:left="120"/>
             </w:pPr>
-            <w:hyperlink w:history="1" r:id="rIdsw0f2aitw_mfexrfql15g">
+            <w:hyperlink w:history="1" r:id="rIdw6xbic_hgbnulpi71endq">
               <w:r>
                 <w:rPr>
                   <w:rFonts w:ascii="Arial" w:cs="Arial" w:eastAsia="Arial" w:hAnsi="Arial"/>
@@ -16080,7 +16080,7 @@
             <w:pPr>
               <w:spacing w:after="20" w:before="0"/>
             </w:pPr>
-            <w:hyperlink w:history="1" r:id="rIdwuhwnlgt-7xuvhq5sov9r">
+            <w:hyperlink w:history="1" r:id="rIdjlh_nbhkonu0czlozjpqi">
               <w:r>
                 <w:rPr>
                   <w:rFonts w:ascii="Arial" w:cs="Arial" w:eastAsia="Arial" w:hAnsi="Arial"/>
@@ -16113,7 +16113,7 @@
               <w:spacing w:after="10" w:before="0"/>
               <w:ind w:left="120"/>
             </w:pPr>
-            <w:hyperlink w:history="1" r:id="rIdky6lc4klr6qx5_0f4gpdy">
+            <w:hyperlink w:history="1" r:id="rIdbf_xoj4hkzux0aantgi4e">
               <w:r>
                 <w:rPr>
                   <w:rFonts w:ascii="Arial" w:cs="Arial" w:eastAsia="Arial" w:hAnsi="Arial"/>
@@ -16158,7 +16158,7 @@
             <w:pPr>
               <w:spacing w:after="20" w:before="0"/>
             </w:pPr>
-            <w:hyperlink w:history="1" r:id="rIdfu7rc8rf-2yysmxra6cng">
+            <w:hyperlink w:history="1" r:id="rIdgin_jkgmwiodxhe4ru5s5">
               <w:r>
                 <w:rPr>
                   <w:rFonts w:ascii="Arial" w:cs="Arial" w:eastAsia="Arial" w:hAnsi="Arial"/>
@@ -16191,7 +16191,7 @@
               <w:spacing w:after="10" w:before="0"/>
               <w:ind w:left="120"/>
             </w:pPr>
-            <w:hyperlink w:history="1" r:id="rId9vzwyth-nav0s9wtn-zy7">
+            <w:hyperlink w:history="1" r:id="rIdcrloopj4b5dsci6aihv_-">
               <w:r>
                 <w:rPr>
                   <w:rFonts w:ascii="Arial" w:cs="Arial" w:eastAsia="Arial" w:hAnsi="Arial"/>
@@ -16386,7 +16386,7 @@
             <w:pPr>
               <w:spacing w:after="20" w:before="0"/>
             </w:pPr>
-            <w:hyperlink w:history="1" r:id="rId98keg17tzebvhwxxujx-q">
+            <w:hyperlink w:history="1" r:id="rIdv6pxivzvxixfkvvtv5nir">
               <w:r>
                 <w:rPr>
                   <w:rFonts w:ascii="Arial" w:cs="Arial" w:eastAsia="Arial" w:hAnsi="Arial"/>
@@ -16419,7 +16419,7 @@
               <w:spacing w:after="10" w:before="0"/>
               <w:ind w:left="120"/>
             </w:pPr>
-            <w:hyperlink w:history="1" r:id="rIdgpwsdgm_pdluu8ohtiegd">
+            <w:hyperlink w:history="1" r:id="rId50mi-rb65leflh8hwqidu">
               <w:r>
                 <w:rPr>
                   <w:rFonts w:ascii="Arial" w:cs="Arial" w:eastAsia="Arial" w:hAnsi="Arial"/>
@@ -16464,7 +16464,7 @@
             <w:pPr>
               <w:spacing w:after="20" w:before="0"/>
             </w:pPr>
-            <w:hyperlink w:history="1" r:id="rId8i1umnhydyfozmve-bjyg">
+            <w:hyperlink w:history="1" r:id="rIdojkhjryun3nezctlpnu6b">
               <w:r>
                 <w:rPr>
                   <w:rFonts w:ascii="Arial" w:cs="Arial" w:eastAsia="Arial" w:hAnsi="Arial"/>
@@ -16497,7 +16497,7 @@
               <w:spacing w:after="10" w:before="0"/>
               <w:ind w:left="120"/>
             </w:pPr>
-            <w:hyperlink w:history="1" r:id="rIddwjn8mzvfozqd9drlh62o">
+            <w:hyperlink w:history="1" r:id="rIduwniayh1gmfcwfhdqve3j">
               <w:r>
                 <w:rPr>
                   <w:rFonts w:ascii="Arial" w:cs="Arial" w:eastAsia="Arial" w:hAnsi="Arial"/>
@@ -17984,7 +17984,7 @@
             <w:pPr>
               <w:spacing w:after="20" w:before="0"/>
             </w:pPr>
-            <w:hyperlink w:history="1" r:id="rIdkzafxwdkffo2rs6k42ykb">
+            <w:hyperlink w:history="1" r:id="rIdcq6whoipl_yhob0zclq4k">
               <w:r>
                 <w:rPr>
                   <w:rFonts w:ascii="Arial" w:cs="Arial" w:eastAsia="Arial" w:hAnsi="Arial"/>
@@ -18017,7 +18017,7 @@
               <w:spacing w:after="10" w:before="0"/>
               <w:ind w:left="120"/>
             </w:pPr>
-            <w:hyperlink w:history="1" r:id="rIdclvia8yig4eue8supzmkb">
+            <w:hyperlink w:history="1" r:id="rIdxzcsmdf_yikeuu0bka4pe">
               <w:r>
                 <w:rPr>
                   <w:rFonts w:ascii="Arial" w:cs="Arial" w:eastAsia="Arial" w:hAnsi="Arial"/>
@@ -18062,7 +18062,7 @@
             <w:pPr>
               <w:spacing w:after="20" w:before="0"/>
             </w:pPr>
-            <w:hyperlink w:history="1" r:id="rIdlhbc565exuqlwjewne8mk">
+            <w:hyperlink w:history="1" r:id="rIdrjw9uxt4bqh3rwqhkq-ub">
               <w:r>
                 <w:rPr>
                   <w:rFonts w:ascii="Arial" w:cs="Arial" w:eastAsia="Arial" w:hAnsi="Arial"/>
@@ -18095,7 +18095,7 @@
               <w:spacing w:after="10" w:before="0"/>
               <w:ind w:left="120"/>
             </w:pPr>
-            <w:hyperlink w:history="1" r:id="rIdndczh7l0xpshhs7sdgsln">
+            <w:hyperlink w:history="1" r:id="rIdrr-kbjheph7azlaahro9x">
               <w:r>
                 <w:rPr>
                   <w:rFonts w:ascii="Arial" w:cs="Arial" w:eastAsia="Arial" w:hAnsi="Arial"/>
@@ -18290,7 +18290,7 @@
             <w:pPr>
               <w:spacing w:after="20" w:before="0"/>
             </w:pPr>
-            <w:hyperlink w:history="1" r:id="rIdrbl0w2fvkrofudch7i6f-">
+            <w:hyperlink w:history="1" r:id="rId8oppdk6iejeusw6g_b7n1">
               <w:r>
                 <w:rPr>
                   <w:rFonts w:ascii="Arial" w:cs="Arial" w:eastAsia="Arial" w:hAnsi="Arial"/>
@@ -18323,7 +18323,7 @@
               <w:spacing w:after="10" w:before="0"/>
               <w:ind w:left="120"/>
             </w:pPr>
-            <w:hyperlink w:history="1" r:id="rId8_6imu7w7oucxqshtwpjo">
+            <w:hyperlink w:history="1" r:id="rIdona_grsssxt6wvolz8m8i">
               <w:r>
                 <w:rPr>
                   <w:rFonts w:ascii="Arial" w:cs="Arial" w:eastAsia="Arial" w:hAnsi="Arial"/>
@@ -18368,7 +18368,7 @@
             <w:pPr>
               <w:spacing w:after="20" w:before="0"/>
             </w:pPr>
-            <w:hyperlink w:history="1" r:id="rIdqnna1ryqynobg0wjnjuyp">
+            <w:hyperlink w:history="1" r:id="rIds5u8mw-no508a1lqeuqgc">
               <w:r>
                 <w:rPr>
                   <w:rFonts w:ascii="Arial" w:cs="Arial" w:eastAsia="Arial" w:hAnsi="Arial"/>
@@ -18401,7 +18401,7 @@
               <w:spacing w:after="10" w:before="0"/>
               <w:ind w:left="120"/>
             </w:pPr>
-            <w:hyperlink w:history="1" r:id="rIdp2oqzkd70p_kzort0f_fb">
+            <w:hyperlink w:history="1" r:id="rId87ta502e8lfqhjtvc5ldu">
               <w:r>
                 <w:rPr>
                   <w:rFonts w:ascii="Arial" w:cs="Arial" w:eastAsia="Arial" w:hAnsi="Arial"/>
@@ -18596,7 +18596,7 @@
             <w:pPr>
               <w:spacing w:after="20" w:before="0"/>
             </w:pPr>
-            <w:hyperlink w:history="1" r:id="rId8lqsah5n3y8izntksdofs">
+            <w:hyperlink w:history="1" r:id="rIdsp_vizwhnk4-29zuw1osm">
               <w:r>
                 <w:rPr>
                   <w:rFonts w:ascii="Arial" w:cs="Arial" w:eastAsia="Arial" w:hAnsi="Arial"/>
@@ -18629,7 +18629,7 @@
               <w:spacing w:after="10" w:before="0"/>
               <w:ind w:left="120"/>
             </w:pPr>
-            <w:hyperlink w:history="1" r:id="rIddvssaophq7fhmrfjd3wlb">
+            <w:hyperlink w:history="1" r:id="rIdtbt0qlssbxgtnequgu8ks">
               <w:r>
                 <w:rPr>
                   <w:rFonts w:ascii="Arial" w:cs="Arial" w:eastAsia="Arial" w:hAnsi="Arial"/>
@@ -18674,7 +18674,7 @@
             <w:pPr>
               <w:spacing w:after="20" w:before="0"/>
             </w:pPr>
-            <w:hyperlink w:history="1" r:id="rIds3cs2oc76ukthpgfptb1f">
+            <w:hyperlink w:history="1" r:id="rIdnw-fhmj-ycmh_onczj7tg">
               <w:r>
                 <w:rPr>
                   <w:rFonts w:ascii="Arial" w:cs="Arial" w:eastAsia="Arial" w:hAnsi="Arial"/>
@@ -18707,7 +18707,7 @@
               <w:spacing w:after="10" w:before="0"/>
               <w:ind w:left="120"/>
             </w:pPr>
-            <w:hyperlink w:history="1" r:id="rIdixox4gt3yqdnqvfjrht9u">
+            <w:hyperlink w:history="1" r:id="rId4cheamtf3apmtkay4wpka">
               <w:r>
                 <w:rPr>
                   <w:rFonts w:ascii="Arial" w:cs="Arial" w:eastAsia="Arial" w:hAnsi="Arial"/>
@@ -18902,7 +18902,7 @@
             <w:pPr>
               <w:spacing w:after="20" w:before="0"/>
             </w:pPr>
-            <w:hyperlink w:history="1" r:id="rIdwvi7eqjb8dgyhfc5wwnaj">
+            <w:hyperlink w:history="1" r:id="rIdsudjdynh6_bdtcbgg8fhw">
               <w:r>
                 <w:rPr>
                   <w:rFonts w:ascii="Arial" w:cs="Arial" w:eastAsia="Arial" w:hAnsi="Arial"/>
@@ -18935,7 +18935,7 @@
               <w:spacing w:after="10" w:before="0"/>
               <w:ind w:left="120"/>
             </w:pPr>
-            <w:hyperlink w:history="1" r:id="rIdce9bx7wm7p04bi0x2jqbw">
+            <w:hyperlink w:history="1" r:id="rIdod3n--iy6t8blakz3y6qi">
               <w:r>
                 <w:rPr>
                   <w:rFonts w:ascii="Arial" w:cs="Arial" w:eastAsia="Arial" w:hAnsi="Arial"/>
@@ -18980,7 +18980,7 @@
             <w:pPr>
               <w:spacing w:after="20" w:before="0"/>
             </w:pPr>
-            <w:hyperlink w:history="1" r:id="rIdd_lxf0cg7ezrobu0xeebu">
+            <w:hyperlink w:history="1" r:id="rIdwafphhjsyuewqxu1axbvh">
               <w:r>
                 <w:rPr>
                   <w:rFonts w:ascii="Arial" w:cs="Arial" w:eastAsia="Arial" w:hAnsi="Arial"/>
@@ -19013,7 +19013,7 @@
               <w:spacing w:after="10" w:before="0"/>
               <w:ind w:left="120"/>
             </w:pPr>
-            <w:hyperlink w:history="1" r:id="rIdymjumxcf-03tokpd9gt_p">
+            <w:hyperlink w:history="1" r:id="rIdyyozqgd3tljirfnxcnltn">
               <w:r>
                 <w:rPr>
                   <w:rFonts w:ascii="Arial" w:cs="Arial" w:eastAsia="Arial" w:hAnsi="Arial"/>
@@ -19208,7 +19208,7 @@
             <w:pPr>
               <w:spacing w:after="20" w:before="0"/>
             </w:pPr>
-            <w:hyperlink w:history="1" r:id="rIdadjztjzpqbepl32uxl2be">
+            <w:hyperlink w:history="1" r:id="rIdl9hcyopftplej9ktvp91x">
               <w:r>
                 <w:rPr>
                   <w:rFonts w:ascii="Arial" w:cs="Arial" w:eastAsia="Arial" w:hAnsi="Arial"/>
@@ -19241,7 +19241,7 @@
               <w:spacing w:after="10" w:before="0"/>
               <w:ind w:left="120"/>
             </w:pPr>
-            <w:hyperlink w:history="1" r:id="rIdxefurhe1wk5obud6kepdi">
+            <w:hyperlink w:history="1" r:id="rIdbckmqtuydw_bsxp146kwz">
               <w:r>
                 <w:rPr>
                   <w:rFonts w:ascii="Arial" w:cs="Arial" w:eastAsia="Arial" w:hAnsi="Arial"/>
@@ -19286,7 +19286,7 @@
             <w:pPr>
               <w:spacing w:after="20" w:before="0"/>
             </w:pPr>
-            <w:hyperlink w:history="1" r:id="rId6bcaz1bnadlgiwhxffybw">
+            <w:hyperlink w:history="1" r:id="rIdxsk0gsxuuomqml9g6vvs1">
               <w:r>
                 <w:rPr>
                   <w:rFonts w:ascii="Arial" w:cs="Arial" w:eastAsia="Arial" w:hAnsi="Arial"/>
@@ -19319,7 +19319,7 @@
               <w:spacing w:after="10" w:before="0"/>
               <w:ind w:left="120"/>
             </w:pPr>
-            <w:hyperlink w:history="1" r:id="rIdb4lwf0qnbp54xu56fedr4">
+            <w:hyperlink w:history="1" r:id="rIdhtgzyv2fo0vbol-l0qies">
               <w:r>
                 <w:rPr>
                   <w:rFonts w:ascii="Arial" w:cs="Arial" w:eastAsia="Arial" w:hAnsi="Arial"/>
@@ -20806,7 +20806,7 @@
             <w:pPr>
               <w:spacing w:after="20" w:before="0"/>
             </w:pPr>
-            <w:hyperlink w:history="1" r:id="rIdhqj-tp2mecb4hdy6tr3i9">
+            <w:hyperlink w:history="1" r:id="rIdfj71ns1hu0i9x_tsocysj">
               <w:r>
                 <w:rPr>
                   <w:rFonts w:ascii="Arial" w:cs="Arial" w:eastAsia="Arial" w:hAnsi="Arial"/>
@@ -20839,7 +20839,7 @@
               <w:spacing w:after="10" w:before="0"/>
               <w:ind w:left="120"/>
             </w:pPr>
-            <w:hyperlink w:history="1" r:id="rIdrygrtshiwbpcnlhuvukxo">
+            <w:hyperlink w:history="1" r:id="rIdvbtnbcbvobodu5sp7ycsg">
               <w:r>
                 <w:rPr>
                   <w:rFonts w:ascii="Arial" w:cs="Arial" w:eastAsia="Arial" w:hAnsi="Arial"/>
@@ -20884,7 +20884,7 @@
             <w:pPr>
               <w:spacing w:after="20" w:before="0"/>
             </w:pPr>
-            <w:hyperlink w:history="1" r:id="rIdwqln7bwksqnpbqhq06j7y">
+            <w:hyperlink w:history="1" r:id="rIdbhl0b8sgkoqx-vekcfgri">
               <w:r>
                 <w:rPr>
                   <w:rFonts w:ascii="Arial" w:cs="Arial" w:eastAsia="Arial" w:hAnsi="Arial"/>
@@ -20917,7 +20917,7 @@
               <w:spacing w:after="10" w:before="0"/>
               <w:ind w:left="120"/>
             </w:pPr>
-            <w:hyperlink w:history="1" r:id="rId9ifzs2ngf5baiea_r_kum">
+            <w:hyperlink w:history="1" r:id="rIdt-zd0em03r6wpjs1djtt-">
               <w:r>
                 <w:rPr>
                   <w:rFonts w:ascii="Arial" w:cs="Arial" w:eastAsia="Arial" w:hAnsi="Arial"/>
@@ -21112,7 +21112,7 @@
             <w:pPr>
               <w:spacing w:after="20" w:before="0"/>
             </w:pPr>
-            <w:hyperlink w:history="1" r:id="rIdju3mgq275peun64qg58su">
+            <w:hyperlink w:history="1" r:id="rIdeffuhhwpt_9rot-gxgs38">
               <w:r>
                 <w:rPr>
                   <w:rFonts w:ascii="Arial" w:cs="Arial" w:eastAsia="Arial" w:hAnsi="Arial"/>
@@ -21145,7 +21145,7 @@
               <w:spacing w:after="10" w:before="0"/>
               <w:ind w:left="120"/>
             </w:pPr>
-            <w:hyperlink w:history="1" r:id="rId4bdzhoank0lxuj-2keqr9">
+            <w:hyperlink w:history="1" r:id="rIdrugyfyhl3cfqwor4sphpz">
               <w:r>
                 <w:rPr>
                   <w:rFonts w:ascii="Arial" w:cs="Arial" w:eastAsia="Arial" w:hAnsi="Arial"/>
@@ -21190,7 +21190,7 @@
             <w:pPr>
               <w:spacing w:after="20" w:before="0"/>
             </w:pPr>
-            <w:hyperlink w:history="1" r:id="rIdqs98iomhqq4vtcyuhwums">
+            <w:hyperlink w:history="1" r:id="rIdcmhopok_4vrdvw1gg5yd2">
               <w:r>
                 <w:rPr>
                   <w:rFonts w:ascii="Arial" w:cs="Arial" w:eastAsia="Arial" w:hAnsi="Arial"/>
@@ -21223,7 +21223,7 @@
               <w:spacing w:after="10" w:before="0"/>
               <w:ind w:left="120"/>
             </w:pPr>
-            <w:hyperlink w:history="1" r:id="rIdj6ydct2gt3-mg1g3dhl4v">
+            <w:hyperlink w:history="1" r:id="rIdmd_8fxge0azs0x0_aacpj">
               <w:r>
                 <w:rPr>
                   <w:rFonts w:ascii="Arial" w:cs="Arial" w:eastAsia="Arial" w:hAnsi="Arial"/>
@@ -21418,7 +21418,7 @@
             <w:pPr>
               <w:spacing w:after="20" w:before="0"/>
             </w:pPr>
-            <w:hyperlink w:history="1" r:id="rIdfpc1jwhoy6ypcjhjeocwd">
+            <w:hyperlink w:history="1" r:id="rIdp37yckvro3cytieqbgegz">
               <w:r>
                 <w:rPr>
                   <w:rFonts w:ascii="Arial" w:cs="Arial" w:eastAsia="Arial" w:hAnsi="Arial"/>
@@ -21451,7 +21451,7 @@
               <w:spacing w:after="10" w:before="0"/>
               <w:ind w:left="120"/>
             </w:pPr>
-            <w:hyperlink w:history="1" r:id="rIdmepmt-me28lbtyzie9myq">
+            <w:hyperlink w:history="1" r:id="rId3qsmxy90lar8g35rvgf3o">
               <w:r>
                 <w:rPr>
                   <w:rFonts w:ascii="Arial" w:cs="Arial" w:eastAsia="Arial" w:hAnsi="Arial"/>
@@ -21496,7 +21496,7 @@
             <w:pPr>
               <w:spacing w:after="20" w:before="0"/>
             </w:pPr>
-            <w:hyperlink w:history="1" r:id="rIds5tfyecf37bnvoerh8c4g">
+            <w:hyperlink w:history="1" r:id="rIdsdznbi8syudfuwv37b51a">
               <w:r>
                 <w:rPr>
                   <w:rFonts w:ascii="Arial" w:cs="Arial" w:eastAsia="Arial" w:hAnsi="Arial"/>
@@ -21529,7 +21529,7 @@
               <w:spacing w:after="10" w:before="0"/>
               <w:ind w:left="120"/>
             </w:pPr>
-            <w:hyperlink w:history="1" r:id="rIdwjisj9f1unt2ck75rlhto">
+            <w:hyperlink w:history="1" r:id="rIdj-kmnpmpk4dau4ytxy5jj">
               <w:r>
                 <w:rPr>
                   <w:rFonts w:ascii="Arial" w:cs="Arial" w:eastAsia="Arial" w:hAnsi="Arial"/>
@@ -21724,7 +21724,7 @@
             <w:pPr>
               <w:spacing w:after="20" w:before="0"/>
             </w:pPr>
-            <w:hyperlink w:history="1" r:id="rIda9y5dgekcssaiyr1vashz">
+            <w:hyperlink w:history="1" r:id="rIdfdffbahqwxh6ovhfos07_">
               <w:r>
                 <w:rPr>
                   <w:rFonts w:ascii="Arial" w:cs="Arial" w:eastAsia="Arial" w:hAnsi="Arial"/>
@@ -21757,7 +21757,7 @@
               <w:spacing w:after="10" w:before="0"/>
               <w:ind w:left="120"/>
             </w:pPr>
-            <w:hyperlink w:history="1" r:id="rIdyfcipcu-ndkmmucg_1zzk">
+            <w:hyperlink w:history="1" r:id="rIdri-gcl0o6plnzpkcwbvoc">
               <w:r>
                 <w:rPr>
                   <w:rFonts w:ascii="Arial" w:cs="Arial" w:eastAsia="Arial" w:hAnsi="Arial"/>
@@ -21802,7 +21802,7 @@
             <w:pPr>
               <w:spacing w:after="20" w:before="0"/>
             </w:pPr>
-            <w:hyperlink w:history="1" r:id="rId9fgyqnt_bls9lrdydvp3b">
+            <w:hyperlink w:history="1" r:id="rId9h5r7yr_fx-ow23gwdzrl">
               <w:r>
                 <w:rPr>
                   <w:rFonts w:ascii="Arial" w:cs="Arial" w:eastAsia="Arial" w:hAnsi="Arial"/>
@@ -21835,7 +21835,7 @@
               <w:spacing w:after="10" w:before="0"/>
               <w:ind w:left="120"/>
             </w:pPr>
-            <w:hyperlink w:history="1" r:id="rIdd6zarearmywr-haqtraps">
+            <w:hyperlink w:history="1" r:id="rIdixglg4pmsgfqmnotgct29">
               <w:r>
                 <w:rPr>
                   <w:rFonts w:ascii="Arial" w:cs="Arial" w:eastAsia="Arial" w:hAnsi="Arial"/>
@@ -22030,7 +22030,7 @@
             <w:pPr>
               <w:spacing w:after="20" w:before="0"/>
             </w:pPr>
-            <w:hyperlink w:history="1" r:id="rId_jjq6c7nq7qzjuwabepc-">
+            <w:hyperlink w:history="1" r:id="rIdj-a4o1haskgr7solujyru">
               <w:r>
                 <w:rPr>
                   <w:rFonts w:ascii="Arial" w:cs="Arial" w:eastAsia="Arial" w:hAnsi="Arial"/>
@@ -22063,7 +22063,7 @@
               <w:spacing w:after="10" w:before="0"/>
               <w:ind w:left="120"/>
             </w:pPr>
-            <w:hyperlink w:history="1" r:id="rIdbcfxxgftmnv_jsk1mloot">
+            <w:hyperlink w:history="1" r:id="rIduhb3l_kymassxmo0kave3">
               <w:r>
                 <w:rPr>
                   <w:rFonts w:ascii="Arial" w:cs="Arial" w:eastAsia="Arial" w:hAnsi="Arial"/>
@@ -22108,7 +22108,7 @@
             <w:pPr>
               <w:spacing w:after="20" w:before="0"/>
             </w:pPr>
-            <w:hyperlink w:history="1" r:id="rIdbyoopb0yyli77tcqjmoww">
+            <w:hyperlink w:history="1" r:id="rIdd7dv3fsuhlb2b3cgfjmmu">
               <w:r>
                 <w:rPr>
                   <w:rFonts w:ascii="Arial" w:cs="Arial" w:eastAsia="Arial" w:hAnsi="Arial"/>
@@ -22141,7 +22141,7 @@
               <w:spacing w:after="10" w:before="0"/>
               <w:ind w:left="120"/>
             </w:pPr>
-            <w:hyperlink w:history="1" r:id="rIdck09nj8gos4evj9l_khr-">
+            <w:hyperlink w:history="1" r:id="rIdl4lqnplll859yiekxn24a">
               <w:r>
                 <w:rPr>
                   <w:rFonts w:ascii="Arial" w:cs="Arial" w:eastAsia="Arial" w:hAnsi="Arial"/>
@@ -23628,7 +23628,7 @@
             <w:pPr>
               <w:spacing w:after="20" w:before="0"/>
             </w:pPr>
-            <w:hyperlink w:history="1" r:id="rIde8zxlbt0kk30n11db6m9d">
+            <w:hyperlink w:history="1" r:id="rId81erjvj9k6wfti6jzvmtg">
               <w:r>
                 <w:rPr>
                   <w:rFonts w:ascii="Arial" w:cs="Arial" w:eastAsia="Arial" w:hAnsi="Arial"/>
@@ -23661,7 +23661,7 @@
               <w:spacing w:after="10" w:before="0"/>
               <w:ind w:left="120"/>
             </w:pPr>
-            <w:hyperlink w:history="1" r:id="rIdbrjviys9ibwo0rnuw0dki">
+            <w:hyperlink w:history="1" r:id="rId1x-9x8q_twn9-bytluhdh">
               <w:r>
                 <w:rPr>
                   <w:rFonts w:ascii="Arial" w:cs="Arial" w:eastAsia="Arial" w:hAnsi="Arial"/>
@@ -23706,7 +23706,7 @@
             <w:pPr>
               <w:spacing w:after="20" w:before="0"/>
             </w:pPr>
-            <w:hyperlink w:history="1" r:id="rId6nalqczsm6hjnea7ez4ab">
+            <w:hyperlink w:history="1" r:id="rIdoclsntihzsq-cykrcsu1_">
               <w:r>
                 <w:rPr>
                   <w:rFonts w:ascii="Arial" w:cs="Arial" w:eastAsia="Arial" w:hAnsi="Arial"/>
@@ -23739,7 +23739,7 @@
               <w:spacing w:after="10" w:before="0"/>
               <w:ind w:left="120"/>
             </w:pPr>
-            <w:hyperlink w:history="1" r:id="rId9k2xpkydmlaibx1jou0ub">
+            <w:hyperlink w:history="1" r:id="rId4icathtizjcoaiihcfgwy">
               <w:r>
                 <w:rPr>
                   <w:rFonts w:ascii="Arial" w:cs="Arial" w:eastAsia="Arial" w:hAnsi="Arial"/>
@@ -24276,7 +24276,7 @@
             <w:pPr>
               <w:spacing w:after="20" w:before="0"/>
             </w:pPr>
-            <w:hyperlink w:history="1" r:id="rIdqadyeldcmdko_vsja_8qy">
+            <w:hyperlink w:history="1" r:id="rId8kbviaomjlgdypwiei_gp">
               <w:r>
                 <w:rPr>
                   <w:rFonts w:ascii="Arial" w:cs="Arial" w:eastAsia="Arial" w:hAnsi="Arial"/>
@@ -24309,7 +24309,7 @@
               <w:spacing w:after="10" w:before="0"/>
               <w:ind w:left="120"/>
             </w:pPr>
-            <w:hyperlink w:history="1" r:id="rIdq6zdugidytmsuvywx5szb">
+            <w:hyperlink w:history="1" r:id="rIdqnrdvwh1ymjc70sgtlhm1">
               <w:r>
                 <w:rPr>
                   <w:rFonts w:ascii="Arial" w:cs="Arial" w:eastAsia="Arial" w:hAnsi="Arial"/>
@@ -24354,7 +24354,7 @@
             <w:pPr>
               <w:spacing w:after="20" w:before="0"/>
             </w:pPr>
-            <w:hyperlink w:history="1" r:id="rId3lkb8hvxl5mcwse2qeclp">
+            <w:hyperlink w:history="1" r:id="rId0zju79xmxtxfy9ca4l5mh">
               <w:r>
                 <w:rPr>
                   <w:rFonts w:ascii="Arial" w:cs="Arial" w:eastAsia="Arial" w:hAnsi="Arial"/>
@@ -24387,7 +24387,7 @@
               <w:spacing w:after="10" w:before="0"/>
               <w:ind w:left="120"/>
             </w:pPr>
-            <w:hyperlink w:history="1" r:id="rIdotccevvb4sszvahax2qc7">
+            <w:hyperlink w:history="1" r:id="rIdyqmma8vi91rwr7aio_ljj">
               <w:r>
                 <w:rPr>
                   <w:rFonts w:ascii="Arial" w:cs="Arial" w:eastAsia="Arial" w:hAnsi="Arial"/>
@@ -25266,7 +25266,7 @@
             <w:pPr>
               <w:spacing w:after="20" w:before="0"/>
             </w:pPr>
-            <w:hyperlink w:history="1" r:id="rIdv2kmacezcb3yryv_cfmqz">
+            <w:hyperlink w:history="1" r:id="rIdxmjink6qg4vqjkpu-h-qk">
               <w:r>
                 <w:rPr>
                   <w:rFonts w:ascii="Arial" w:cs="Arial" w:eastAsia="Arial" w:hAnsi="Arial"/>
@@ -25299,7 +25299,7 @@
               <w:spacing w:after="10" w:before="0"/>
               <w:ind w:left="120"/>
             </w:pPr>
-            <w:hyperlink w:history="1" r:id="rIdyz7a-umtpiuvvvd98-a0u">
+            <w:hyperlink w:history="1" r:id="rIdh_q58nkyxceehfpwxht5y">
               <w:r>
                 <w:rPr>
                   <w:rFonts w:ascii="Arial" w:cs="Arial" w:eastAsia="Arial" w:hAnsi="Arial"/>
@@ -25344,7 +25344,7 @@
             <w:pPr>
               <w:spacing w:after="20" w:before="0"/>
             </w:pPr>
-            <w:hyperlink w:history="1" r:id="rIdjbrkmbhxycqjyw625_xto">
+            <w:hyperlink w:history="1" r:id="rIdhn6bqialxmjse2wzzrbop">
               <w:r>
                 <w:rPr>
                   <w:rFonts w:ascii="Arial" w:cs="Arial" w:eastAsia="Arial" w:hAnsi="Arial"/>
@@ -25377,7 +25377,7 @@
               <w:spacing w:after="10" w:before="0"/>
               <w:ind w:left="120"/>
             </w:pPr>
-            <w:hyperlink w:history="1" r:id="rId2fw6uo2sdsydemzyjxcd8">
+            <w:hyperlink w:history="1" r:id="rIdikm4dm4aj1cq-rzgtkw33">
               <w:r>
                 <w:rPr>
                   <w:rFonts w:ascii="Arial" w:cs="Arial" w:eastAsia="Arial" w:hAnsi="Arial"/>
@@ -25686,7 +25686,7 @@
             <w:pPr>
               <w:spacing w:after="20" w:before="0"/>
             </w:pPr>
-            <w:hyperlink w:history="1" r:id="rId0inyenxasjox-ldkd5oe0">
+            <w:hyperlink w:history="1" r:id="rIddd3-hywv7cqeszwuru8zg">
               <w:r>
                 <w:rPr>
                   <w:rFonts w:ascii="Arial" w:cs="Arial" w:eastAsia="Arial" w:hAnsi="Arial"/>
@@ -25719,7 +25719,7 @@
               <w:spacing w:after="10" w:before="0"/>
               <w:ind w:left="120"/>
             </w:pPr>
-            <w:hyperlink w:history="1" r:id="rId6gs-7r-ptc4typo_ic0vd">
+            <w:hyperlink w:history="1" r:id="rIde4jerp2se29nokoqqj2nm">
               <w:r>
                 <w:rPr>
                   <w:rFonts w:ascii="Arial" w:cs="Arial" w:eastAsia="Arial" w:hAnsi="Arial"/>
@@ -25764,7 +25764,7 @@
             <w:pPr>
               <w:spacing w:after="20" w:before="0"/>
             </w:pPr>
-            <w:hyperlink w:history="1" r:id="rIdbk6scdggfhj67o0sighok">
+            <w:hyperlink w:history="1" r:id="rIdkqsxt9ihmebreypt-ehfs">
               <w:r>
                 <w:rPr>
                   <w:rFonts w:ascii="Arial" w:cs="Arial" w:eastAsia="Arial" w:hAnsi="Arial"/>
@@ -25797,7 +25797,7 @@
               <w:spacing w:after="10" w:before="0"/>
               <w:ind w:left="120"/>
             </w:pPr>
-            <w:hyperlink w:history="1" r:id="rId3q4o1m4mhw-u_857tbtrp">
+            <w:hyperlink w:history="1" r:id="rIdkzumzfyj182z1mej0asee">
               <w:r>
                 <w:rPr>
                   <w:rFonts w:ascii="Arial" w:cs="Arial" w:eastAsia="Arial" w:hAnsi="Arial"/>
@@ -26106,7 +26106,7 @@
             <w:pPr>
               <w:spacing w:after="20" w:before="0"/>
             </w:pPr>
-            <w:hyperlink w:history="1" r:id="rIdiphawyv_sqtwbxfs71iot">
+            <w:hyperlink w:history="1" r:id="rIdqrxapaasqff9gaeqt8sn5">
               <w:r>
                 <w:rPr>
                   <w:rFonts w:ascii="Arial" w:cs="Arial" w:eastAsia="Arial" w:hAnsi="Arial"/>
@@ -26139,7 +26139,7 @@
               <w:spacing w:after="10" w:before="0"/>
               <w:ind w:left="120"/>
             </w:pPr>
-            <w:hyperlink w:history="1" r:id="rIdiwl8bynlappj7iaiyvewg">
+            <w:hyperlink w:history="1" r:id="rIdsrhwiywa33rkj2dvi2li7">
               <w:r>
                 <w:rPr>
                   <w:rFonts w:ascii="Arial" w:cs="Arial" w:eastAsia="Arial" w:hAnsi="Arial"/>
@@ -26184,7 +26184,7 @@
             <w:pPr>
               <w:spacing w:after="20" w:before="0"/>
             </w:pPr>
-            <w:hyperlink w:history="1" r:id="rId2pj8ifibybzjbzcz9w6rf">
+            <w:hyperlink w:history="1" r:id="rIdxcrto6wvafzsmi1mhgooc">
               <w:r>
                 <w:rPr>
                   <w:rFonts w:ascii="Arial" w:cs="Arial" w:eastAsia="Arial" w:hAnsi="Arial"/>
@@ -26217,7 +26217,7 @@
               <w:spacing w:after="10" w:before="0"/>
               <w:ind w:left="120"/>
             </w:pPr>
-            <w:hyperlink w:history="1" r:id="rId9tuuaeqgfvjechi05-idd">
+            <w:hyperlink w:history="1" r:id="rId-txi-zehrn2tmj3wy8-rr">
               <w:r>
                 <w:rPr>
                   <w:rFonts w:ascii="Arial" w:cs="Arial" w:eastAsia="Arial" w:hAnsi="Arial"/>
@@ -28388,7 +28388,7 @@
             <w:pPr>
               <w:spacing w:after="20" w:before="0"/>
             </w:pPr>
-            <w:hyperlink w:history="1" r:id="rIdwkigiieaogdlhxxpcn9fi">
+            <w:hyperlink w:history="1" r:id="rIdkmtm9bocc37qnopofpexo">
               <w:r>
                 <w:rPr>
                   <w:rFonts w:ascii="Arial" w:cs="Arial" w:eastAsia="Arial" w:hAnsi="Arial"/>
@@ -28421,7 +28421,7 @@
               <w:spacing w:after="10" w:before="0"/>
               <w:ind w:left="120"/>
             </w:pPr>
-            <w:hyperlink w:history="1" r:id="rIdk9_g4vcvkxhx18uhg60t9">
+            <w:hyperlink w:history="1" r:id="rIdt7q4granflcsdphb4eagf">
               <w:r>
                 <w:rPr>
                   <w:rFonts w:ascii="Arial" w:cs="Arial" w:eastAsia="Arial" w:hAnsi="Arial"/>
@@ -28466,7 +28466,7 @@
             <w:pPr>
               <w:spacing w:after="20" w:before="0"/>
             </w:pPr>
-            <w:hyperlink w:history="1" r:id="rIdrr7bvvssr_pat1xnp8bjn">
+            <w:hyperlink w:history="1" r:id="rIdyfrt3yan3_awmjw80_iyg">
               <w:r>
                 <w:rPr>
                   <w:rFonts w:ascii="Arial" w:cs="Arial" w:eastAsia="Arial" w:hAnsi="Arial"/>
@@ -28499,7 +28499,7 @@
               <w:spacing w:after="10" w:before="0"/>
               <w:ind w:left="120"/>
             </w:pPr>
-            <w:hyperlink w:history="1" r:id="rId7etpw9triwrs3790qqofx">
+            <w:hyperlink w:history="1" r:id="rIdji0qcjfkosq0scsbggxne">
               <w:r>
                 <w:rPr>
                   <w:rFonts w:ascii="Arial" w:cs="Arial" w:eastAsia="Arial" w:hAnsi="Arial"/>
@@ -28694,7 +28694,7 @@
             <w:pPr>
               <w:spacing w:after="20" w:before="0"/>
             </w:pPr>
-            <w:hyperlink w:history="1" r:id="rIdpcwxfwxie5fxobyxkbn8y">
+            <w:hyperlink w:history="1" r:id="rIdocphqrqk6o6yqze6gbj-u">
               <w:r>
                 <w:rPr>
                   <w:rFonts w:ascii="Arial" w:cs="Arial" w:eastAsia="Arial" w:hAnsi="Arial"/>
@@ -28727,7 +28727,7 @@
               <w:spacing w:after="10" w:before="0"/>
               <w:ind w:left="120"/>
             </w:pPr>
-            <w:hyperlink w:history="1" r:id="rId6hbe-ov0u78cah1rmdtu1">
+            <w:hyperlink w:history="1" r:id="rIdpxg3u7s37nd7s8hj_6jkx">
               <w:r>
                 <w:rPr>
                   <w:rFonts w:ascii="Arial" w:cs="Arial" w:eastAsia="Arial" w:hAnsi="Arial"/>
@@ -28772,7 +28772,7 @@
             <w:pPr>
               <w:spacing w:after="20" w:before="0"/>
             </w:pPr>
-            <w:hyperlink w:history="1" r:id="rIdg-yjbw42gbial4k26phlh">
+            <w:hyperlink w:history="1" r:id="rId8_chrp_ynr33ye_zktyim">
               <w:r>
                 <w:rPr>
                   <w:rFonts w:ascii="Arial" w:cs="Arial" w:eastAsia="Arial" w:hAnsi="Arial"/>
@@ -28805,7 +28805,7 @@
               <w:spacing w:after="10" w:before="0"/>
               <w:ind w:left="120"/>
             </w:pPr>
-            <w:hyperlink w:history="1" r:id="rIdiifuer0hp15jrm-3wwgl9">
+            <w:hyperlink w:history="1" r:id="rIdko93yrdqzcqnrhw6tgna9">
               <w:r>
                 <w:rPr>
                   <w:rFonts w:ascii="Arial" w:cs="Arial" w:eastAsia="Arial" w:hAnsi="Arial"/>
@@ -29000,7 +29000,7 @@
             <w:pPr>
               <w:spacing w:after="20" w:before="0"/>
             </w:pPr>
-            <w:hyperlink w:history="1" r:id="rIdbohg1r0ihxy5av04iwanw">
+            <w:hyperlink w:history="1" r:id="rIdcutpw4iz10lvkaouotzpi">
               <w:r>
                 <w:rPr>
                   <w:rFonts w:ascii="Arial" w:cs="Arial" w:eastAsia="Arial" w:hAnsi="Arial"/>
@@ -29033,7 +29033,7 @@
               <w:spacing w:after="10" w:before="0"/>
               <w:ind w:left="120"/>
             </w:pPr>
-            <w:hyperlink w:history="1" r:id="rIdyhr1dox7mbmaprnqovvwl">
+            <w:hyperlink w:history="1" r:id="rId-htfgrkajx6paxhqqsf5r">
               <w:r>
                 <w:rPr>
                   <w:rFonts w:ascii="Arial" w:cs="Arial" w:eastAsia="Arial" w:hAnsi="Arial"/>
@@ -29078,7 +29078,7 @@
             <w:pPr>
               <w:spacing w:after="20" w:before="0"/>
             </w:pPr>
-            <w:hyperlink w:history="1" r:id="rIdr8vp3m8c7tyzs5amywafz">
+            <w:hyperlink w:history="1" r:id="rIdddu8u8hqmwc-sckgtadq-">
               <w:r>
                 <w:rPr>
                   <w:rFonts w:ascii="Arial" w:cs="Arial" w:eastAsia="Arial" w:hAnsi="Arial"/>
@@ -29111,7 +29111,7 @@
               <w:spacing w:after="10" w:before="0"/>
               <w:ind w:left="120"/>
             </w:pPr>
-            <w:hyperlink w:history="1" r:id="rId9rc2vbrvtuuxrwwipjmi3">
+            <w:hyperlink w:history="1" r:id="rIdevtjjjyf0j1xikjerzsvc">
               <w:r>
                 <w:rPr>
                   <w:rFonts w:ascii="Arial" w:cs="Arial" w:eastAsia="Arial" w:hAnsi="Arial"/>
@@ -29306,7 +29306,7 @@
             <w:pPr>
               <w:spacing w:after="20" w:before="0"/>
             </w:pPr>
-            <w:hyperlink w:history="1" r:id="rId2gh7_kodz4zdqd5cpufz_">
+            <w:hyperlink w:history="1" r:id="rIde8tw-ltqhqbji_q6glksx">
               <w:r>
                 <w:rPr>
                   <w:rFonts w:ascii="Arial" w:cs="Arial" w:eastAsia="Arial" w:hAnsi="Arial"/>
@@ -29339,7 +29339,7 @@
               <w:spacing w:after="10" w:before="0"/>
               <w:ind w:left="120"/>
             </w:pPr>
-            <w:hyperlink w:history="1" r:id="rIdar9h0wqfbqmqgxv6jkxom">
+            <w:hyperlink w:history="1" r:id="rIdrmvr2g0n0cxe2d_0b5ub8">
               <w:r>
                 <w:rPr>
                   <w:rFonts w:ascii="Arial" w:cs="Arial" w:eastAsia="Arial" w:hAnsi="Arial"/>
@@ -29384,7 +29384,7 @@
             <w:pPr>
               <w:spacing w:after="20" w:before="0"/>
             </w:pPr>
-            <w:hyperlink w:history="1" r:id="rIdociwc1zw-fa-d2brkyzt6">
+            <w:hyperlink w:history="1" r:id="rIdbvicgn0zxvm1osfe2ypgl">
               <w:r>
                 <w:rPr>
                   <w:rFonts w:ascii="Arial" w:cs="Arial" w:eastAsia="Arial" w:hAnsi="Arial"/>
@@ -29417,7 +29417,7 @@
               <w:spacing w:after="10" w:before="0"/>
               <w:ind w:left="120"/>
             </w:pPr>
-            <w:hyperlink w:history="1" r:id="rIdxn9p3rdtamjrr1bnmixmd">
+            <w:hyperlink w:history="1" r:id="rIdbqrma-7xxrk-sfmjsz1_m">
               <w:r>
                 <w:rPr>
                   <w:rFonts w:ascii="Arial" w:cs="Arial" w:eastAsia="Arial" w:hAnsi="Arial"/>
@@ -29612,7 +29612,7 @@
             <w:pPr>
               <w:spacing w:after="20" w:before="0"/>
             </w:pPr>
-            <w:hyperlink w:history="1" r:id="rIdmm-ft6y6aljaexxjugudf">
+            <w:hyperlink w:history="1" r:id="rIdcqfu9p-pyfaxqup-_bbrh">
               <w:r>
                 <w:rPr>
                   <w:rFonts w:ascii="Arial" w:cs="Arial" w:eastAsia="Arial" w:hAnsi="Arial"/>
@@ -29645,7 +29645,7 @@
               <w:spacing w:after="10" w:before="0"/>
               <w:ind w:left="120"/>
             </w:pPr>
-            <w:hyperlink w:history="1" r:id="rIddjqhy7yrpwm7etola-lfa">
+            <w:hyperlink w:history="1" r:id="rIdklhmsvwltiylpknftdfgw">
               <w:r>
                 <w:rPr>
                   <w:rFonts w:ascii="Arial" w:cs="Arial" w:eastAsia="Arial" w:hAnsi="Arial"/>
@@ -29690,7 +29690,7 @@
             <w:pPr>
               <w:spacing w:after="20" w:before="0"/>
             </w:pPr>
-            <w:hyperlink w:history="1" r:id="rIdlui16lrx9wyc942-pflwe">
+            <w:hyperlink w:history="1" r:id="rIdkiyqoynyska1lvso9uze1">
               <w:r>
                 <w:rPr>
                   <w:rFonts w:ascii="Arial" w:cs="Arial" w:eastAsia="Arial" w:hAnsi="Arial"/>
@@ -29723,7 +29723,7 @@
               <w:spacing w:after="10" w:before="0"/>
               <w:ind w:left="120"/>
             </w:pPr>
-            <w:hyperlink w:history="1" r:id="rId7vj8ehycvxjcockfsu02f">
+            <w:hyperlink w:history="1" r:id="rIduf5tjxlfenw_3x2iqldw3">
               <w:r>
                 <w:rPr>
                   <w:rFonts w:ascii="Arial" w:cs="Arial" w:eastAsia="Arial" w:hAnsi="Arial"/>
@@ -31210,7 +31210,7 @@
             <w:pPr>
               <w:spacing w:after="20" w:before="0"/>
             </w:pPr>
-            <w:hyperlink w:history="1" r:id="rIda12xeringl4xqdwr8hvsb">
+            <w:hyperlink w:history="1" r:id="rIdzsgk9bz64-yiutsvin47s">
               <w:r>
                 <w:rPr>
                   <w:rFonts w:ascii="Arial" w:cs="Arial" w:eastAsia="Arial" w:hAnsi="Arial"/>
@@ -31243,7 +31243,7 @@
               <w:spacing w:after="10" w:before="0"/>
               <w:ind w:left="120"/>
             </w:pPr>
-            <w:hyperlink w:history="1" r:id="rIdg0u2eir31zidtqwxd11uu">
+            <w:hyperlink w:history="1" r:id="rIdbbqh9ri7udzjw4sw6mwrn">
               <w:r>
                 <w:rPr>
                   <w:rFonts w:ascii="Arial" w:cs="Arial" w:eastAsia="Arial" w:hAnsi="Arial"/>
@@ -31288,7 +31288,7 @@
             <w:pPr>
               <w:spacing w:after="20" w:before="0"/>
             </w:pPr>
-            <w:hyperlink w:history="1" r:id="rIdqilqay8hxwu-zki1pwfam">
+            <w:hyperlink w:history="1" r:id="rId0k3mjmrlqhucxs4fiwwlh">
               <w:r>
                 <w:rPr>
                   <w:rFonts w:ascii="Arial" w:cs="Arial" w:eastAsia="Arial" w:hAnsi="Arial"/>
@@ -31321,7 +31321,7 @@
               <w:spacing w:after="10" w:before="0"/>
               <w:ind w:left="120"/>
             </w:pPr>
-            <w:hyperlink w:history="1" r:id="rId4hw0fwocd7pbhnqk-oiew">
+            <w:hyperlink w:history="1" r:id="rIdxk0oamp9u53vk_5ecbzid">
               <w:r>
                 <w:rPr>
                   <w:rFonts w:ascii="Arial" w:cs="Arial" w:eastAsia="Arial" w:hAnsi="Arial"/>
@@ -31516,7 +31516,7 @@
             <w:pPr>
               <w:spacing w:after="20" w:before="0"/>
             </w:pPr>
-            <w:hyperlink w:history="1" r:id="rIdrgxcjne6mldtfj6xtk79a">
+            <w:hyperlink w:history="1" r:id="rIdrsb0xyefxncoh8oexn7yr">
               <w:r>
                 <w:rPr>
                   <w:rFonts w:ascii="Arial" w:cs="Arial" w:eastAsia="Arial" w:hAnsi="Arial"/>
@@ -31549,7 +31549,7 @@
               <w:spacing w:after="10" w:before="0"/>
               <w:ind w:left="120"/>
             </w:pPr>
-            <w:hyperlink w:history="1" r:id="rIdr7pcuqdo6zgznoelsco4p">
+            <w:hyperlink w:history="1" r:id="rIdt7gh0itpcsk1-2m3pdcfr">
               <w:r>
                 <w:rPr>
                   <w:rFonts w:ascii="Arial" w:cs="Arial" w:eastAsia="Arial" w:hAnsi="Arial"/>
@@ -31594,7 +31594,7 @@
             <w:pPr>
               <w:spacing w:after="20" w:before="0"/>
             </w:pPr>
-            <w:hyperlink w:history="1" r:id="rIdla0owetpv2jext_qgmg1a">
+            <w:hyperlink w:history="1" r:id="rIdaydmfy6wdrtmj3ngl1l5y">
               <w:r>
                 <w:rPr>
                   <w:rFonts w:ascii="Arial" w:cs="Arial" w:eastAsia="Arial" w:hAnsi="Arial"/>
@@ -31627,7 +31627,7 @@
               <w:spacing w:after="10" w:before="0"/>
               <w:ind w:left="120"/>
             </w:pPr>
-            <w:hyperlink w:history="1" r:id="rIdrx6wpz9seb0aukzno-gv6">
+            <w:hyperlink w:history="1" r:id="rIdi--olnsluwjnshgqjujhy">
               <w:r>
                 <w:rPr>
                   <w:rFonts w:ascii="Arial" w:cs="Arial" w:eastAsia="Arial" w:hAnsi="Arial"/>
@@ -31822,7 +31822,7 @@
             <w:pPr>
               <w:spacing w:after="20" w:before="0"/>
             </w:pPr>
-            <w:hyperlink w:history="1" r:id="rIdpucq6by5qplrpvq3j2yaa">
+            <w:hyperlink w:history="1" r:id="rIdrm9akzv1yjl9udh7mj5tp">
               <w:r>
                 <w:rPr>
                   <w:rFonts w:ascii="Arial" w:cs="Arial" w:eastAsia="Arial" w:hAnsi="Arial"/>
@@ -31855,7 +31855,7 @@
               <w:spacing w:after="10" w:before="0"/>
               <w:ind w:left="120"/>
             </w:pPr>
-            <w:hyperlink w:history="1" r:id="rIdqke1lldleljxgkowm5x02">
+            <w:hyperlink w:history="1" r:id="rIdyzdmzdv24c9bybmxmjmp2">
               <w:r>
                 <w:rPr>
                   <w:rFonts w:ascii="Arial" w:cs="Arial" w:eastAsia="Arial" w:hAnsi="Arial"/>
@@ -31900,7 +31900,7 @@
             <w:pPr>
               <w:spacing w:after="20" w:before="0"/>
             </w:pPr>
-            <w:hyperlink w:history="1" r:id="rIdw9nz7uognxade6nidaiox">
+            <w:hyperlink w:history="1" r:id="rIdqtj8z1cda1tbka21hxyau">
               <w:r>
                 <w:rPr>
                   <w:rFonts w:ascii="Arial" w:cs="Arial" w:eastAsia="Arial" w:hAnsi="Arial"/>
@@ -31933,7 +31933,7 @@
               <w:spacing w:after="10" w:before="0"/>
               <w:ind w:left="120"/>
             </w:pPr>
-            <w:hyperlink w:history="1" r:id="rIdigbtfvpxx49hzzqz5ygin">
+            <w:hyperlink w:history="1" r:id="rIdm6ati-ukxw-b8sc0-rsh5">
               <w:r>
                 <w:rPr>
                   <w:rFonts w:ascii="Arial" w:cs="Arial" w:eastAsia="Arial" w:hAnsi="Arial"/>
@@ -32128,7 +32128,7 @@
             <w:pPr>
               <w:spacing w:after="20" w:before="0"/>
             </w:pPr>
-            <w:hyperlink w:history="1" r:id="rIdq3iazyu4hnpfk1vktgxgz">
+            <w:hyperlink w:history="1" r:id="rId4zsvig3ogrsmht8hcejzv">
               <w:r>
                 <w:rPr>
                   <w:rFonts w:ascii="Arial" w:cs="Arial" w:eastAsia="Arial" w:hAnsi="Arial"/>
@@ -32161,7 +32161,7 @@
               <w:spacing w:after="10" w:before="0"/>
               <w:ind w:left="120"/>
             </w:pPr>
-            <w:hyperlink w:history="1" r:id="rIdveplqihfl6bpbwnl3n5an">
+            <w:hyperlink w:history="1" r:id="rId_cgadbmp7dupczvhzvt_h">
               <w:r>
                 <w:rPr>
                   <w:rFonts w:ascii="Arial" w:cs="Arial" w:eastAsia="Arial" w:hAnsi="Arial"/>
@@ -32206,7 +32206,7 @@
             <w:pPr>
               <w:spacing w:after="20" w:before="0"/>
             </w:pPr>
-            <w:hyperlink w:history="1" r:id="rId3qwn0sli2t8ch00o50s3x">
+            <w:hyperlink w:history="1" r:id="rIdwsifpiyvqeyshvuxcg6_l">
               <w:r>
                 <w:rPr>
                   <w:rFonts w:ascii="Arial" w:cs="Arial" w:eastAsia="Arial" w:hAnsi="Arial"/>
@@ -32239,7 +32239,7 @@
               <w:spacing w:after="10" w:before="0"/>
               <w:ind w:left="120"/>
             </w:pPr>
-            <w:hyperlink w:history="1" r:id="rIdvoe4nvhmvirb7zzspzabo">
+            <w:hyperlink w:history="1" r:id="rIdd5dwxpbhoalv0j7-ub5lq">
               <w:r>
                 <w:rPr>
                   <w:rFonts w:ascii="Arial" w:cs="Arial" w:eastAsia="Arial" w:hAnsi="Arial"/>
@@ -32434,7 +32434,7 @@
             <w:pPr>
               <w:spacing w:after="20" w:before="0"/>
             </w:pPr>
-            <w:hyperlink w:history="1" r:id="rIdknnsml7ucqlkmk84ovxvn">
+            <w:hyperlink w:history="1" r:id="rIdwswv3pb1qprvefrlgg3ya">
               <w:r>
                 <w:rPr>
                   <w:rFonts w:ascii="Arial" w:cs="Arial" w:eastAsia="Arial" w:hAnsi="Arial"/>
@@ -32467,7 +32467,7 @@
               <w:spacing w:after="10" w:before="0"/>
               <w:ind w:left="120"/>
             </w:pPr>
-            <w:hyperlink w:history="1" r:id="rIdoy58tbuluosvtjbdtcos_">
+            <w:hyperlink w:history="1" r:id="rIdhw_suhmbdojx3aswwu7q3">
               <w:r>
                 <w:rPr>
                   <w:rFonts w:ascii="Arial" w:cs="Arial" w:eastAsia="Arial" w:hAnsi="Arial"/>
@@ -32512,7 +32512,7 @@
             <w:pPr>
               <w:spacing w:after="20" w:before="0"/>
             </w:pPr>
-            <w:hyperlink w:history="1" r:id="rIdadinvjuhjununcsegi6ws">
+            <w:hyperlink w:history="1" r:id="rIdjv5wn6lhaeuwwfiyapj34">
               <w:r>
                 <w:rPr>
                   <w:rFonts w:ascii="Arial" w:cs="Arial" w:eastAsia="Arial" w:hAnsi="Arial"/>
@@ -32545,7 +32545,7 @@
               <w:spacing w:after="10" w:before="0"/>
               <w:ind w:left="120"/>
             </w:pPr>
-            <w:hyperlink w:history="1" r:id="rId8nfx0jqlipr2xaqj3m7f7">
+            <w:hyperlink w:history="1" r:id="rIdioftdbqn38vj6pn_b8exp">
               <w:r>
                 <w:rPr>
                   <w:rFonts w:ascii="Arial" w:cs="Arial" w:eastAsia="Arial" w:hAnsi="Arial"/>

--- a/data/outputs/v2/Maths/SS2.3_Area_of_Part_of_a_Circle/Mathematics_Area_of_Part_of_a_Circle_CBE_LessonSequence.docx
+++ b/data/outputs/v2/Maths/SS2.3_Area_of_Part_of_a_Circle/Mathematics_Area_of_Part_of_a_Circle_CBE_LessonSequence.docx
@@ -3209,7 +3209,7 @@
             <w:pPr>
               <w:spacing w:after="20" w:before="0"/>
             </w:pPr>
-            <w:hyperlink w:history="1" r:id="rIdkir-owoaxxchlnvpqj97n">
+            <w:hyperlink w:history="1" r:id="rIdszjfg24ctn7dymn2uhyfq">
               <w:r>
                 <w:rPr>
                   <w:rFonts w:ascii="Arial" w:cs="Arial" w:eastAsia="Arial" w:hAnsi="Arial"/>
@@ -3242,7 +3242,7 @@
               <w:spacing w:after="10" w:before="0"/>
               <w:ind w:left="120"/>
             </w:pPr>
-            <w:hyperlink w:history="1" r:id="rIdb7nltne-poshucezh3huo">
+            <w:hyperlink w:history="1" r:id="rIdwa_p4lm-xta_eh2xidi7e">
               <w:r>
                 <w:rPr>
                   <w:rFonts w:ascii="Arial" w:cs="Arial" w:eastAsia="Arial" w:hAnsi="Arial"/>
@@ -3287,7 +3287,7 @@
             <w:pPr>
               <w:spacing w:after="20" w:before="0"/>
             </w:pPr>
-            <w:hyperlink w:history="1" r:id="rIdy86lpr3ocriyu1gttfqoy">
+            <w:hyperlink w:history="1" r:id="rId4s_xdxjpc5io8uejt8ytb">
               <w:r>
                 <w:rPr>
                   <w:rFonts w:ascii="Arial" w:cs="Arial" w:eastAsia="Arial" w:hAnsi="Arial"/>
@@ -3320,7 +3320,7 @@
               <w:spacing w:after="10" w:before="0"/>
               <w:ind w:left="120"/>
             </w:pPr>
-            <w:hyperlink w:history="1" r:id="rIdixdflbc9xi_hq9ztmho-8">
+            <w:hyperlink w:history="1" r:id="rIdooaiulag5xx4ruqhgmf8g">
               <w:r>
                 <w:rPr>
                   <w:rFonts w:ascii="Arial" w:cs="Arial" w:eastAsia="Arial" w:hAnsi="Arial"/>
@@ -3515,7 +3515,7 @@
             <w:pPr>
               <w:spacing w:after="20" w:before="0"/>
             </w:pPr>
-            <w:hyperlink w:history="1" r:id="rId67nusqn1ledf7gtchtwsm">
+            <w:hyperlink w:history="1" r:id="rIdk3k36jihutyw9u-hrtfjl">
               <w:r>
                 <w:rPr>
                   <w:rFonts w:ascii="Arial" w:cs="Arial" w:eastAsia="Arial" w:hAnsi="Arial"/>
@@ -3548,7 +3548,7 @@
               <w:spacing w:after="10" w:before="0"/>
               <w:ind w:left="120"/>
             </w:pPr>
-            <w:hyperlink w:history="1" r:id="rIdznhreyzm1c-sa5gqwhedz">
+            <w:hyperlink w:history="1" r:id="rIdpm-amcmry6lf0tywszgg7">
               <w:r>
                 <w:rPr>
                   <w:rFonts w:ascii="Arial" w:cs="Arial" w:eastAsia="Arial" w:hAnsi="Arial"/>
@@ -3593,7 +3593,7 @@
             <w:pPr>
               <w:spacing w:after="20" w:before="0"/>
             </w:pPr>
-            <w:hyperlink w:history="1" r:id="rIdzamcxnf3paq7qqdjd-qzi">
+            <w:hyperlink w:history="1" r:id="rIdykcjtj79tx-xen4f84gnb">
               <w:r>
                 <w:rPr>
                   <w:rFonts w:ascii="Arial" w:cs="Arial" w:eastAsia="Arial" w:hAnsi="Arial"/>
@@ -3626,7 +3626,7 @@
               <w:spacing w:after="10" w:before="0"/>
               <w:ind w:left="120"/>
             </w:pPr>
-            <w:hyperlink w:history="1" r:id="rId4rjbsknqwzzkdt7p_-loa">
+            <w:hyperlink w:history="1" r:id="rIdk9pcytygf9j7ya6s70o2s">
               <w:r>
                 <w:rPr>
                   <w:rFonts w:ascii="Arial" w:cs="Arial" w:eastAsia="Arial" w:hAnsi="Arial"/>
@@ -3821,7 +3821,7 @@
             <w:pPr>
               <w:spacing w:after="20" w:before="0"/>
             </w:pPr>
-            <w:hyperlink w:history="1" r:id="rIdvxdtkwn6d7xy-u7gqa6ng">
+            <w:hyperlink w:history="1" r:id="rIdxwviogtefqpi8iiqm_xea">
               <w:r>
                 <w:rPr>
                   <w:rFonts w:ascii="Arial" w:cs="Arial" w:eastAsia="Arial" w:hAnsi="Arial"/>
@@ -3854,7 +3854,7 @@
               <w:spacing w:after="10" w:before="0"/>
               <w:ind w:left="120"/>
             </w:pPr>
-            <w:hyperlink w:history="1" r:id="rIdlx9xazatemqflusrt3ykh">
+            <w:hyperlink w:history="1" r:id="rIddvfqxrop0sy7ohzfrzpiz">
               <w:r>
                 <w:rPr>
                   <w:rFonts w:ascii="Arial" w:cs="Arial" w:eastAsia="Arial" w:hAnsi="Arial"/>
@@ -3899,7 +3899,7 @@
             <w:pPr>
               <w:spacing w:after="20" w:before="0"/>
             </w:pPr>
-            <w:hyperlink w:history="1" r:id="rId4h8pnyffugk67yarveqle">
+            <w:hyperlink w:history="1" r:id="rIdnlkt4ouog6mhyalfvmyxe">
               <w:r>
                 <w:rPr>
                   <w:rFonts w:ascii="Arial" w:cs="Arial" w:eastAsia="Arial" w:hAnsi="Arial"/>
@@ -3932,7 +3932,7 @@
               <w:spacing w:after="10" w:before="0"/>
               <w:ind w:left="120"/>
             </w:pPr>
-            <w:hyperlink w:history="1" r:id="rIdpenttxifsss6umrcpppoo">
+            <w:hyperlink w:history="1" r:id="rIdcm2amm3n7flx8wl3wwlfq">
               <w:r>
                 <w:rPr>
                   <w:rFonts w:ascii="Arial" w:cs="Arial" w:eastAsia="Arial" w:hAnsi="Arial"/>
@@ -4127,7 +4127,7 @@
             <w:pPr>
               <w:spacing w:after="20" w:before="0"/>
             </w:pPr>
-            <w:hyperlink w:history="1" r:id="rIdu79au3l2l_qda9y2q-yul">
+            <w:hyperlink w:history="1" r:id="rId9veakincrbl_qtgb0oadt">
               <w:r>
                 <w:rPr>
                   <w:rFonts w:ascii="Arial" w:cs="Arial" w:eastAsia="Arial" w:hAnsi="Arial"/>
@@ -4160,7 +4160,7 @@
               <w:spacing w:after="10" w:before="0"/>
               <w:ind w:left="120"/>
             </w:pPr>
-            <w:hyperlink w:history="1" r:id="rIdnpbftmiy98jstb1sllcrz">
+            <w:hyperlink w:history="1" r:id="rIdnprngte0wpscprrmw3nkv">
               <w:r>
                 <w:rPr>
                   <w:rFonts w:ascii="Arial" w:cs="Arial" w:eastAsia="Arial" w:hAnsi="Arial"/>
@@ -4205,7 +4205,7 @@
             <w:pPr>
               <w:spacing w:after="20" w:before="0"/>
             </w:pPr>
-            <w:hyperlink w:history="1" r:id="rIdjbx-quzgdoyc_hrsnbweq">
+            <w:hyperlink w:history="1" r:id="rIdpsq5npvqooeyxsxncr6yd">
               <w:r>
                 <w:rPr>
                   <w:rFonts w:ascii="Arial" w:cs="Arial" w:eastAsia="Arial" w:hAnsi="Arial"/>
@@ -4238,7 +4238,7 @@
               <w:spacing w:after="10" w:before="0"/>
               <w:ind w:left="120"/>
             </w:pPr>
-            <w:hyperlink w:history="1" r:id="rIdjx27ctnmp-sa-6htupepd">
+            <w:hyperlink w:history="1" r:id="rIdfzhdzazd0rsf7aomqrzm2">
               <w:r>
                 <w:rPr>
                   <w:rFonts w:ascii="Arial" w:cs="Arial" w:eastAsia="Arial" w:hAnsi="Arial"/>
@@ -4433,7 +4433,7 @@
             <w:pPr>
               <w:spacing w:after="20" w:before="0"/>
             </w:pPr>
-            <w:hyperlink w:history="1" r:id="rIdxflqr9kh9vgcpahqtgwoa">
+            <w:hyperlink w:history="1" r:id="rIdj5yb8sh_mvmt6lutqkbaj">
               <w:r>
                 <w:rPr>
                   <w:rFonts w:ascii="Arial" w:cs="Arial" w:eastAsia="Arial" w:hAnsi="Arial"/>
@@ -4466,7 +4466,7 @@
               <w:spacing w:after="10" w:before="0"/>
               <w:ind w:left="120"/>
             </w:pPr>
-            <w:hyperlink w:history="1" r:id="rIddlcqenysamqrtbmhq9tw0">
+            <w:hyperlink w:history="1" r:id="rIdmrd3eddxdmnbkv1ijw8k_">
               <w:r>
                 <w:rPr>
                   <w:rFonts w:ascii="Arial" w:cs="Arial" w:eastAsia="Arial" w:hAnsi="Arial"/>
@@ -4511,7 +4511,7 @@
             <w:pPr>
               <w:spacing w:after="20" w:before="0"/>
             </w:pPr>
-            <w:hyperlink w:history="1" r:id="rIdid75ftbxt591dv6rnw1il">
+            <w:hyperlink w:history="1" r:id="rIdqivqprw0nhh8-3is79_if">
               <w:r>
                 <w:rPr>
                   <w:rFonts w:ascii="Arial" w:cs="Arial" w:eastAsia="Arial" w:hAnsi="Arial"/>
@@ -4544,7 +4544,7 @@
               <w:spacing w:after="10" w:before="0"/>
               <w:ind w:left="120"/>
             </w:pPr>
-            <w:hyperlink w:history="1" r:id="rIds3vcfaomvxsfueerv1pad">
+            <w:hyperlink w:history="1" r:id="rIdggob_trdmjbce2aazk_om">
               <w:r>
                 <w:rPr>
                   <w:rFonts w:ascii="Arial" w:cs="Arial" w:eastAsia="Arial" w:hAnsi="Arial"/>
@@ -6031,7 +6031,7 @@
             <w:pPr>
               <w:spacing w:after="20" w:before="0"/>
             </w:pPr>
-            <w:hyperlink w:history="1" r:id="rIdnewhktocu0-tv30jhf2um">
+            <w:hyperlink w:history="1" r:id="rId1n2xoreb67e9tqe4xfdyl">
               <w:r>
                 <w:rPr>
                   <w:rFonts w:ascii="Arial" w:cs="Arial" w:eastAsia="Arial" w:hAnsi="Arial"/>
@@ -6064,7 +6064,7 @@
               <w:spacing w:after="10" w:before="0"/>
               <w:ind w:left="120"/>
             </w:pPr>
-            <w:hyperlink w:history="1" r:id="rIdemyf9edzsc7vqhe7fkuzg">
+            <w:hyperlink w:history="1" r:id="rIdh1avr37ao50wtgzwhl4c6">
               <w:r>
                 <w:rPr>
                   <w:rFonts w:ascii="Arial" w:cs="Arial" w:eastAsia="Arial" w:hAnsi="Arial"/>
@@ -6109,7 +6109,7 @@
             <w:pPr>
               <w:spacing w:after="20" w:before="0"/>
             </w:pPr>
-            <w:hyperlink w:history="1" r:id="rIdprjbodkhzypzetqq4gfr3">
+            <w:hyperlink w:history="1" r:id="rIdxzyfgdglkhmnpfturb05w">
               <w:r>
                 <w:rPr>
                   <w:rFonts w:ascii="Arial" w:cs="Arial" w:eastAsia="Arial" w:hAnsi="Arial"/>
@@ -6142,7 +6142,7 @@
               <w:spacing w:after="10" w:before="0"/>
               <w:ind w:left="120"/>
             </w:pPr>
-            <w:hyperlink w:history="1" r:id="rIdqkvonqkfp_jhpq_9qycil">
+            <w:hyperlink w:history="1" r:id="rIdf24djsrbdc0kqntcj7tkq">
               <w:r>
                 <w:rPr>
                   <w:rFonts w:ascii="Arial" w:cs="Arial" w:eastAsia="Arial" w:hAnsi="Arial"/>
@@ -6413,7 +6413,7 @@
             <w:pPr>
               <w:spacing w:after="20" w:before="0"/>
             </w:pPr>
-            <w:hyperlink w:history="1" r:id="rIdoifzkddefpnvigrgsprpc">
+            <w:hyperlink w:history="1" r:id="rIdfagxgnrvcilyhotd6yfmz">
               <w:r>
                 <w:rPr>
                   <w:rFonts w:ascii="Arial" w:cs="Arial" w:eastAsia="Arial" w:hAnsi="Arial"/>
@@ -6446,7 +6446,7 @@
               <w:spacing w:after="10" w:before="0"/>
               <w:ind w:left="120"/>
             </w:pPr>
-            <w:hyperlink w:history="1" r:id="rIdnrrv-r9tbp60npojzcb3a">
+            <w:hyperlink w:history="1" r:id="rIdokr5d3eogcqv0tdlrzdhy">
               <w:r>
                 <w:rPr>
                   <w:rFonts w:ascii="Arial" w:cs="Arial" w:eastAsia="Arial" w:hAnsi="Arial"/>
@@ -6491,7 +6491,7 @@
             <w:pPr>
               <w:spacing w:after="20" w:before="0"/>
             </w:pPr>
-            <w:hyperlink w:history="1" r:id="rIdiwo9wckgfe9u5cafgngn_">
+            <w:hyperlink w:history="1" r:id="rIdvwux2tvetgxpl55yckqve">
               <w:r>
                 <w:rPr>
                   <w:rFonts w:ascii="Arial" w:cs="Arial" w:eastAsia="Arial" w:hAnsi="Arial"/>
@@ -6524,7 +6524,7 @@
               <w:spacing w:after="10" w:before="0"/>
               <w:ind w:left="120"/>
             </w:pPr>
-            <w:hyperlink w:history="1" r:id="rIdtnbroxewzzjj8ajqb53ng">
+            <w:hyperlink w:history="1" r:id="rIdmq-um77mnfbbgjv4oanaz">
               <w:r>
                 <w:rPr>
                   <w:rFonts w:ascii="Arial" w:cs="Arial" w:eastAsia="Arial" w:hAnsi="Arial"/>
@@ -6814,7 +6814,7 @@
             <w:pPr>
               <w:spacing w:after="20" w:before="0"/>
             </w:pPr>
-            <w:hyperlink w:history="1" r:id="rId_ybil5to9cdgpcer0vpuw">
+            <w:hyperlink w:history="1" r:id="rIdti8jef-k7oto0ruqkisrc">
               <w:r>
                 <w:rPr>
                   <w:rFonts w:ascii="Arial" w:cs="Arial" w:eastAsia="Arial" w:hAnsi="Arial"/>
@@ -6847,7 +6847,7 @@
               <w:spacing w:after="10" w:before="0"/>
               <w:ind w:left="120"/>
             </w:pPr>
-            <w:hyperlink w:history="1" r:id="rIdbbebkx7wcovl0hf5qz0xw">
+            <w:hyperlink w:history="1" r:id="rIdkwrqolzyrfjhfunhfijv_">
               <w:r>
                 <w:rPr>
                   <w:rFonts w:ascii="Arial" w:cs="Arial" w:eastAsia="Arial" w:hAnsi="Arial"/>
@@ -6892,7 +6892,7 @@
             <w:pPr>
               <w:spacing w:after="20" w:before="0"/>
             </w:pPr>
-            <w:hyperlink w:history="1" r:id="rIdkxzrh0bxlozlz_-3zk_zg">
+            <w:hyperlink w:history="1" r:id="rIdo2czcpxpmjgz4oe_bqgnl">
               <w:r>
                 <w:rPr>
                   <w:rFonts w:ascii="Arial" w:cs="Arial" w:eastAsia="Arial" w:hAnsi="Arial"/>
@@ -6925,7 +6925,7 @@
               <w:spacing w:after="10" w:before="0"/>
               <w:ind w:left="120"/>
             </w:pPr>
-            <w:hyperlink w:history="1" r:id="rIdanl9aorjhck8yuuks4mft">
+            <w:hyperlink w:history="1" r:id="rIdychwy3jdurwr8qpvmaf45">
               <w:r>
                 <w:rPr>
                   <w:rFonts w:ascii="Arial" w:cs="Arial" w:eastAsia="Arial" w:hAnsi="Arial"/>
@@ -7215,7 +7215,7 @@
             <w:pPr>
               <w:spacing w:after="20" w:before="0"/>
             </w:pPr>
-            <w:hyperlink w:history="1" r:id="rIdpvkdfeonlkgal9as2l-sn">
+            <w:hyperlink w:history="1" r:id="rIduy7bvn5es8fn199whozph">
               <w:r>
                 <w:rPr>
                   <w:rFonts w:ascii="Arial" w:cs="Arial" w:eastAsia="Arial" w:hAnsi="Arial"/>
@@ -7248,7 +7248,7 @@
               <w:spacing w:after="10" w:before="0"/>
               <w:ind w:left="120"/>
             </w:pPr>
-            <w:hyperlink w:history="1" r:id="rIdziil0bajhdthfsrygtacj">
+            <w:hyperlink w:history="1" r:id="rId50wqx4x2xw2s_vtrmhgco">
               <w:r>
                 <w:rPr>
                   <w:rFonts w:ascii="Arial" w:cs="Arial" w:eastAsia="Arial" w:hAnsi="Arial"/>
@@ -7293,7 +7293,7 @@
             <w:pPr>
               <w:spacing w:after="20" w:before="0"/>
             </w:pPr>
-            <w:hyperlink w:history="1" r:id="rIdujdvgkcvgf-pfd-xuw5x9">
+            <w:hyperlink w:history="1" r:id="rIdard65fbuo8mutp8ewdzk8">
               <w:r>
                 <w:rPr>
                   <w:rFonts w:ascii="Arial" w:cs="Arial" w:eastAsia="Arial" w:hAnsi="Arial"/>
@@ -7326,7 +7326,7 @@
               <w:spacing w:after="10" w:before="0"/>
               <w:ind w:left="120"/>
             </w:pPr>
-            <w:hyperlink w:history="1" r:id="rIdt-crjvdzm2avpp5xn-tzh">
+            <w:hyperlink w:history="1" r:id="rIdqdpkuninb1xig5rpn3j7n">
               <w:r>
                 <w:rPr>
                   <w:rFonts w:ascii="Arial" w:cs="Arial" w:eastAsia="Arial" w:hAnsi="Arial"/>
@@ -7635,7 +7635,7 @@
             <w:pPr>
               <w:spacing w:after="20" w:before="0"/>
             </w:pPr>
-            <w:hyperlink w:history="1" r:id="rId5zy25bkp2gofi0qnuzpyt">
+            <w:hyperlink w:history="1" r:id="rIdkdp3rxcki8p8sbxfum64-">
               <w:r>
                 <w:rPr>
                   <w:rFonts w:ascii="Arial" w:cs="Arial" w:eastAsia="Arial" w:hAnsi="Arial"/>
@@ -7668,7 +7668,7 @@
               <w:spacing w:after="10" w:before="0"/>
               <w:ind w:left="120"/>
             </w:pPr>
-            <w:hyperlink w:history="1" r:id="rIdsmmwr0vgnqtdpqts6itid">
+            <w:hyperlink w:history="1" r:id="rIddcezuslbvu1uv0wcbgnj0">
               <w:r>
                 <w:rPr>
                   <w:rFonts w:ascii="Arial" w:cs="Arial" w:eastAsia="Arial" w:hAnsi="Arial"/>
@@ -7713,7 +7713,7 @@
             <w:pPr>
               <w:spacing w:after="20" w:before="0"/>
             </w:pPr>
-            <w:hyperlink w:history="1" r:id="rIdve1g-df5bwb6h4x6ogd2h">
+            <w:hyperlink w:history="1" r:id="rIdutmatshdmpj2oduqt-le6">
               <w:r>
                 <w:rPr>
                   <w:rFonts w:ascii="Arial" w:cs="Arial" w:eastAsia="Arial" w:hAnsi="Arial"/>
@@ -7746,7 +7746,7 @@
               <w:spacing w:after="10" w:before="0"/>
               <w:ind w:left="120"/>
             </w:pPr>
-            <w:hyperlink w:history="1" r:id="rIdb12bl6vvl7p9oy_zekesv">
+            <w:hyperlink w:history="1" r:id="rIdlmznpa6envb0nsexcofd_">
               <w:r>
                 <w:rPr>
                   <w:rFonts w:ascii="Arial" w:cs="Arial" w:eastAsia="Arial" w:hAnsi="Arial"/>
@@ -9423,7 +9423,7 @@
             <w:pPr>
               <w:spacing w:after="20" w:before="0"/>
             </w:pPr>
-            <w:hyperlink w:history="1" r:id="rIdxuqzg3l5wezpupaaapdtn">
+            <w:hyperlink w:history="1" r:id="rIdezfceo2vwc8rdgwa54sqc">
               <w:r>
                 <w:rPr>
                   <w:rFonts w:ascii="Arial" w:cs="Arial" w:eastAsia="Arial" w:hAnsi="Arial"/>
@@ -9456,7 +9456,7 @@
               <w:spacing w:after="10" w:before="0"/>
               <w:ind w:left="120"/>
             </w:pPr>
-            <w:hyperlink w:history="1" r:id="rIdmhsyxxex8ai91mnfsedla">
+            <w:hyperlink w:history="1" r:id="rIdby7fijqvaq2ypjrzkbxch">
               <w:r>
                 <w:rPr>
                   <w:rFonts w:ascii="Arial" w:cs="Arial" w:eastAsia="Arial" w:hAnsi="Arial"/>
@@ -9501,7 +9501,7 @@
             <w:pPr>
               <w:spacing w:after="20" w:before="0"/>
             </w:pPr>
-            <w:hyperlink w:history="1" r:id="rIdadjbz7c1_r1v8wtpvglyx">
+            <w:hyperlink w:history="1" r:id="rIdqgaeuuuyumrg_moqp2r9e">
               <w:r>
                 <w:rPr>
                   <w:rFonts w:ascii="Arial" w:cs="Arial" w:eastAsia="Arial" w:hAnsi="Arial"/>
@@ -9534,7 +9534,7 @@
               <w:spacing w:after="10" w:before="0"/>
               <w:ind w:left="120"/>
             </w:pPr>
-            <w:hyperlink w:history="1" r:id="rIdto9nmbdi6lrnbe0p2rcek">
+            <w:hyperlink w:history="1" r:id="rIdhvso6wslai_lksv4q2czt">
               <w:r>
                 <w:rPr>
                   <w:rFonts w:ascii="Arial" w:cs="Arial" w:eastAsia="Arial" w:hAnsi="Arial"/>
@@ -9729,7 +9729,7 @@
             <w:pPr>
               <w:spacing w:after="20" w:before="0"/>
             </w:pPr>
-            <w:hyperlink w:history="1" r:id="rIdgchzoatiwgxgwwq3-zpr_">
+            <w:hyperlink w:history="1" r:id="rIdrj4nkmzlzagkolnuw0rwi">
               <w:r>
                 <w:rPr>
                   <w:rFonts w:ascii="Arial" w:cs="Arial" w:eastAsia="Arial" w:hAnsi="Arial"/>
@@ -9762,7 +9762,7 @@
               <w:spacing w:after="10" w:before="0"/>
               <w:ind w:left="120"/>
             </w:pPr>
-            <w:hyperlink w:history="1" r:id="rIdp89uxiopvvgrdtvsdvvhv">
+            <w:hyperlink w:history="1" r:id="rIdentvfuviamfnuwumvfc9o">
               <w:r>
                 <w:rPr>
                   <w:rFonts w:ascii="Arial" w:cs="Arial" w:eastAsia="Arial" w:hAnsi="Arial"/>
@@ -9807,7 +9807,7 @@
             <w:pPr>
               <w:spacing w:after="20" w:before="0"/>
             </w:pPr>
-            <w:hyperlink w:history="1" r:id="rIdmdxmm3vi72lpoy9mc1qxl">
+            <w:hyperlink w:history="1" r:id="rId-n9jnkfv0o5shtuissqg7">
               <w:r>
                 <w:rPr>
                   <w:rFonts w:ascii="Arial" w:cs="Arial" w:eastAsia="Arial" w:hAnsi="Arial"/>
@@ -9840,7 +9840,7 @@
               <w:spacing w:after="10" w:before="0"/>
               <w:ind w:left="120"/>
             </w:pPr>
-            <w:hyperlink w:history="1" r:id="rIdp18whltn0fmed528r4ulo">
+            <w:hyperlink w:history="1" r:id="rIdpyqujwjxzr6not3wqac4m">
               <w:r>
                 <w:rPr>
                   <w:rFonts w:ascii="Arial" w:cs="Arial" w:eastAsia="Arial" w:hAnsi="Arial"/>
@@ -10035,7 +10035,7 @@
             <w:pPr>
               <w:spacing w:after="20" w:before="0"/>
             </w:pPr>
-            <w:hyperlink w:history="1" r:id="rIdmc0kocad_-oxzdeomn782">
+            <w:hyperlink w:history="1" r:id="rIdx231n9tl4fgva6lsqm9xi">
               <w:r>
                 <w:rPr>
                   <w:rFonts w:ascii="Arial" w:cs="Arial" w:eastAsia="Arial" w:hAnsi="Arial"/>
@@ -10068,7 +10068,7 @@
               <w:spacing w:after="10" w:before="0"/>
               <w:ind w:left="120"/>
             </w:pPr>
-            <w:hyperlink w:history="1" r:id="rIdbpvcwywm1omejfpzt_rs5">
+            <w:hyperlink w:history="1" r:id="rIdnkskgggrnhmzagghgwm7f">
               <w:r>
                 <w:rPr>
                   <w:rFonts w:ascii="Arial" w:cs="Arial" w:eastAsia="Arial" w:hAnsi="Arial"/>
@@ -10113,7 +10113,7 @@
             <w:pPr>
               <w:spacing w:after="20" w:before="0"/>
             </w:pPr>
-            <w:hyperlink w:history="1" r:id="rIdsofybdgpa8puwfaiqc1hk">
+            <w:hyperlink w:history="1" r:id="rIdjtcrgmv_1gszr8smvnejw">
               <w:r>
                 <w:rPr>
                   <w:rFonts w:ascii="Arial" w:cs="Arial" w:eastAsia="Arial" w:hAnsi="Arial"/>
@@ -10146,7 +10146,7 @@
               <w:spacing w:after="10" w:before="0"/>
               <w:ind w:left="120"/>
             </w:pPr>
-            <w:hyperlink w:history="1" r:id="rIdi-l2tix39oyd1hzb3pdeb">
+            <w:hyperlink w:history="1" r:id="rId_lacbxoqcnerbjsl1-vw-">
               <w:r>
                 <w:rPr>
                   <w:rFonts w:ascii="Arial" w:cs="Arial" w:eastAsia="Arial" w:hAnsi="Arial"/>
@@ -10341,7 +10341,7 @@
             <w:pPr>
               <w:spacing w:after="20" w:before="0"/>
             </w:pPr>
-            <w:hyperlink w:history="1" r:id="rId3wsnsvxgz883mwmdw5ckb">
+            <w:hyperlink w:history="1" r:id="rIdpl13zywaupiduh98ii-zt">
               <w:r>
                 <w:rPr>
                   <w:rFonts w:ascii="Arial" w:cs="Arial" w:eastAsia="Arial" w:hAnsi="Arial"/>
@@ -10374,7 +10374,7 @@
               <w:spacing w:after="10" w:before="0"/>
               <w:ind w:left="120"/>
             </w:pPr>
-            <w:hyperlink w:history="1" r:id="rId3pk0ckk5ytf8f8jozvddk">
+            <w:hyperlink w:history="1" r:id="rIdfeeqjc5rsoyew1ojxraer">
               <w:r>
                 <w:rPr>
                   <w:rFonts w:ascii="Arial" w:cs="Arial" w:eastAsia="Arial" w:hAnsi="Arial"/>
@@ -10419,7 +10419,7 @@
             <w:pPr>
               <w:spacing w:after="20" w:before="0"/>
             </w:pPr>
-            <w:hyperlink w:history="1" r:id="rId0c_nkauq_vq3sb_qzzta9">
+            <w:hyperlink w:history="1" r:id="rId8w61dqmgzaan3f9abjp2b">
               <w:r>
                 <w:rPr>
                   <w:rFonts w:ascii="Arial" w:cs="Arial" w:eastAsia="Arial" w:hAnsi="Arial"/>
@@ -10452,7 +10452,7 @@
               <w:spacing w:after="10" w:before="0"/>
               <w:ind w:left="120"/>
             </w:pPr>
-            <w:hyperlink w:history="1" r:id="rIdwsus9il1rpts6wahhfoof">
+            <w:hyperlink w:history="1" r:id="rIde52-_fgfxosvawo7hza5o">
               <w:r>
                 <w:rPr>
                   <w:rFonts w:ascii="Arial" w:cs="Arial" w:eastAsia="Arial" w:hAnsi="Arial"/>
@@ -10647,7 +10647,7 @@
             <w:pPr>
               <w:spacing w:after="20" w:before="0"/>
             </w:pPr>
-            <w:hyperlink w:history="1" r:id="rIdmtffyvfr_hfsno9g28amb">
+            <w:hyperlink w:history="1" r:id="rIdt1ari2hwqamprvkr6xv_h">
               <w:r>
                 <w:rPr>
                   <w:rFonts w:ascii="Arial" w:cs="Arial" w:eastAsia="Arial" w:hAnsi="Arial"/>
@@ -10680,7 +10680,7 @@
               <w:spacing w:after="10" w:before="0"/>
               <w:ind w:left="120"/>
             </w:pPr>
-            <w:hyperlink w:history="1" r:id="rIdcrw6jyaflboqptts37aub">
+            <w:hyperlink w:history="1" r:id="rId9vcaviqvojga1ovxh3pl5">
               <w:r>
                 <w:rPr>
                   <w:rFonts w:ascii="Arial" w:cs="Arial" w:eastAsia="Arial" w:hAnsi="Arial"/>
@@ -10725,7 +10725,7 @@
             <w:pPr>
               <w:spacing w:after="20" w:before="0"/>
             </w:pPr>
-            <w:hyperlink w:history="1" r:id="rIdea17rwxj-xnmldifiaozk">
+            <w:hyperlink w:history="1" r:id="rIdbs1ydhcoxiao0mqdbfkv6">
               <w:r>
                 <w:rPr>
                   <w:rFonts w:ascii="Arial" w:cs="Arial" w:eastAsia="Arial" w:hAnsi="Arial"/>
@@ -10758,7 +10758,7 @@
               <w:spacing w:after="10" w:before="0"/>
               <w:ind w:left="120"/>
             </w:pPr>
-            <w:hyperlink w:history="1" r:id="rIdriafuxkjuktsednfb92vc">
+            <w:hyperlink w:history="1" r:id="rId2zdu1cvjbviruru5eokwb">
               <w:r>
                 <w:rPr>
                   <w:rFonts w:ascii="Arial" w:cs="Arial" w:eastAsia="Arial" w:hAnsi="Arial"/>
@@ -12245,7 +12245,7 @@
             <w:pPr>
               <w:spacing w:after="20" w:before="0"/>
             </w:pPr>
-            <w:hyperlink w:history="1" r:id="rIdzmlmkbucou2nvizn-vkhg">
+            <w:hyperlink w:history="1" r:id="rIdr8ramko-mxzk2zqojgy37">
               <w:r>
                 <w:rPr>
                   <w:rFonts w:ascii="Arial" w:cs="Arial" w:eastAsia="Arial" w:hAnsi="Arial"/>
@@ -12278,7 +12278,7 @@
               <w:spacing w:after="10" w:before="0"/>
               <w:ind w:left="120"/>
             </w:pPr>
-            <w:hyperlink w:history="1" r:id="rIdsm-_m5qjjalkmmiha-npg">
+            <w:hyperlink w:history="1" r:id="rIdbffqubheimed8jsuda_gl">
               <w:r>
                 <w:rPr>
                   <w:rFonts w:ascii="Arial" w:cs="Arial" w:eastAsia="Arial" w:hAnsi="Arial"/>
@@ -12323,7 +12323,7 @@
             <w:pPr>
               <w:spacing w:after="20" w:before="0"/>
             </w:pPr>
-            <w:hyperlink w:history="1" r:id="rIdsr_0jgvsfncws9zapchow">
+            <w:hyperlink w:history="1" r:id="rIddgzdr5pcgdqi1tfj2n2yv">
               <w:r>
                 <w:rPr>
                   <w:rFonts w:ascii="Arial" w:cs="Arial" w:eastAsia="Arial" w:hAnsi="Arial"/>
@@ -12356,7 +12356,7 @@
               <w:spacing w:after="10" w:before="0"/>
               <w:ind w:left="120"/>
             </w:pPr>
-            <w:hyperlink w:history="1" r:id="rId6qa4nirjtehqy2k-estxf">
+            <w:hyperlink w:history="1" r:id="rIdv9vpqoj8arfmr2mj2i_tr">
               <w:r>
                 <w:rPr>
                   <w:rFonts w:ascii="Arial" w:cs="Arial" w:eastAsia="Arial" w:hAnsi="Arial"/>
@@ -12551,7 +12551,7 @@
             <w:pPr>
               <w:spacing w:after="20" w:before="0"/>
             </w:pPr>
-            <w:hyperlink w:history="1" r:id="rIdvvawjykyosrnbrwqp7mnh">
+            <w:hyperlink w:history="1" r:id="rIdddbhkanlu1folmy-4mhc_">
               <w:r>
                 <w:rPr>
                   <w:rFonts w:ascii="Arial" w:cs="Arial" w:eastAsia="Arial" w:hAnsi="Arial"/>
@@ -12584,7 +12584,7 @@
               <w:spacing w:after="10" w:before="0"/>
               <w:ind w:left="120"/>
             </w:pPr>
-            <w:hyperlink w:history="1" r:id="rIddz5d6ct-0q3eoktlimi4a">
+            <w:hyperlink w:history="1" r:id="rId57xssjpw0eo-1d8ug_xhz">
               <w:r>
                 <w:rPr>
                   <w:rFonts w:ascii="Arial" w:cs="Arial" w:eastAsia="Arial" w:hAnsi="Arial"/>
@@ -12629,7 +12629,7 @@
             <w:pPr>
               <w:spacing w:after="20" w:before="0"/>
             </w:pPr>
-            <w:hyperlink w:history="1" r:id="rIduijamnca7mjlzkcou1omg">
+            <w:hyperlink w:history="1" r:id="rIdj5naoxh0_idtichquktwh">
               <w:r>
                 <w:rPr>
                   <w:rFonts w:ascii="Arial" w:cs="Arial" w:eastAsia="Arial" w:hAnsi="Arial"/>
@@ -12662,7 +12662,7 @@
               <w:spacing w:after="10" w:before="0"/>
               <w:ind w:left="120"/>
             </w:pPr>
-            <w:hyperlink w:history="1" r:id="rIdii4yahjxjb-8yrclhqdf9">
+            <w:hyperlink w:history="1" r:id="rIdozdjgxi2--om6nxfj5ou6">
               <w:r>
                 <w:rPr>
                   <w:rFonts w:ascii="Arial" w:cs="Arial" w:eastAsia="Arial" w:hAnsi="Arial"/>
@@ -12857,7 +12857,7 @@
             <w:pPr>
               <w:spacing w:after="20" w:before="0"/>
             </w:pPr>
-            <w:hyperlink w:history="1" r:id="rIdghe1yyfck36xmegouikku">
+            <w:hyperlink w:history="1" r:id="rIdm8gvjeiuwyp011nm8h9jy">
               <w:r>
                 <w:rPr>
                   <w:rFonts w:ascii="Arial" w:cs="Arial" w:eastAsia="Arial" w:hAnsi="Arial"/>
@@ -12890,7 +12890,7 @@
               <w:spacing w:after="10" w:before="0"/>
               <w:ind w:left="120"/>
             </w:pPr>
-            <w:hyperlink w:history="1" r:id="rIdjjfsqbpsdgy-h6ayhl5bf">
+            <w:hyperlink w:history="1" r:id="rIdt0vnfaaahnmue1rvs3_3-">
               <w:r>
                 <w:rPr>
                   <w:rFonts w:ascii="Arial" w:cs="Arial" w:eastAsia="Arial" w:hAnsi="Arial"/>
@@ -12935,7 +12935,7 @@
             <w:pPr>
               <w:spacing w:after="20" w:before="0"/>
             </w:pPr>
-            <w:hyperlink w:history="1" r:id="rIdsm4eg6v36yi0yjxhwxwlq">
+            <w:hyperlink w:history="1" r:id="rId5vevqdl1afgvfy0fiyk_n">
               <w:r>
                 <w:rPr>
                   <w:rFonts w:ascii="Arial" w:cs="Arial" w:eastAsia="Arial" w:hAnsi="Arial"/>
@@ -12968,7 +12968,7 @@
               <w:spacing w:after="10" w:before="0"/>
               <w:ind w:left="120"/>
             </w:pPr>
-            <w:hyperlink w:history="1" r:id="rIds5p8z39kcoke4ijoehp_v">
+            <w:hyperlink w:history="1" r:id="rIduvu9tghjexhhqakcu5ya_">
               <w:r>
                 <w:rPr>
                   <w:rFonts w:ascii="Arial" w:cs="Arial" w:eastAsia="Arial" w:hAnsi="Arial"/>
@@ -13163,7 +13163,7 @@
             <w:pPr>
               <w:spacing w:after="20" w:before="0"/>
             </w:pPr>
-            <w:hyperlink w:history="1" r:id="rIdsw5edro2g9kknw8h-lrfl">
+            <w:hyperlink w:history="1" r:id="rIdbggdzeiarxwgdtco_8t4s">
               <w:r>
                 <w:rPr>
                   <w:rFonts w:ascii="Arial" w:cs="Arial" w:eastAsia="Arial" w:hAnsi="Arial"/>
@@ -13196,7 +13196,7 @@
               <w:spacing w:after="10" w:before="0"/>
               <w:ind w:left="120"/>
             </w:pPr>
-            <w:hyperlink w:history="1" r:id="rIdxwlzbymuyfmwv9z-hoeku">
+            <w:hyperlink w:history="1" r:id="rIdu7cdsmjew1fizm9vps-fc">
               <w:r>
                 <w:rPr>
                   <w:rFonts w:ascii="Arial" w:cs="Arial" w:eastAsia="Arial" w:hAnsi="Arial"/>
@@ -13241,7 +13241,7 @@
             <w:pPr>
               <w:spacing w:after="20" w:before="0"/>
             </w:pPr>
-            <w:hyperlink w:history="1" r:id="rIdojyo0wa0z9mpjb8g75zim">
+            <w:hyperlink w:history="1" r:id="rIdruswbeq0oo_5od19bkqc5">
               <w:r>
                 <w:rPr>
                   <w:rFonts w:ascii="Arial" w:cs="Arial" w:eastAsia="Arial" w:hAnsi="Arial"/>
@@ -13274,7 +13274,7 @@
               <w:spacing w:after="10" w:before="0"/>
               <w:ind w:left="120"/>
             </w:pPr>
-            <w:hyperlink w:history="1" r:id="rIdw1rcjvjcpili6y-lfgugl">
+            <w:hyperlink w:history="1" r:id="rIddari77pomxiypvypnkgqv">
               <w:r>
                 <w:rPr>
                   <w:rFonts w:ascii="Arial" w:cs="Arial" w:eastAsia="Arial" w:hAnsi="Arial"/>
@@ -13469,7 +13469,7 @@
             <w:pPr>
               <w:spacing w:after="20" w:before="0"/>
             </w:pPr>
-            <w:hyperlink w:history="1" r:id="rIdczjk3r87louiwgarw9lhz">
+            <w:hyperlink w:history="1" r:id="rIdviv8jagfwagu2bgorsxd4">
               <w:r>
                 <w:rPr>
                   <w:rFonts w:ascii="Arial" w:cs="Arial" w:eastAsia="Arial" w:hAnsi="Arial"/>
@@ -13502,7 +13502,7 @@
               <w:spacing w:after="10" w:before="0"/>
               <w:ind w:left="120"/>
             </w:pPr>
-            <w:hyperlink w:history="1" r:id="rId1xtfxyu0elznpps1tniuh">
+            <w:hyperlink w:history="1" r:id="rIdut7pnucjqoir5nuopcnlu">
               <w:r>
                 <w:rPr>
                   <w:rFonts w:ascii="Arial" w:cs="Arial" w:eastAsia="Arial" w:hAnsi="Arial"/>
@@ -13547,7 +13547,7 @@
             <w:pPr>
               <w:spacing w:after="20" w:before="0"/>
             </w:pPr>
-            <w:hyperlink w:history="1" r:id="rIdtasgvxtqowhvae4uikzxy">
+            <w:hyperlink w:history="1" r:id="rIdifig6envruv6nxgecclc_">
               <w:r>
                 <w:rPr>
                   <w:rFonts w:ascii="Arial" w:cs="Arial" w:eastAsia="Arial" w:hAnsi="Arial"/>
@@ -13580,7 +13580,7 @@
               <w:spacing w:after="10" w:before="0"/>
               <w:ind w:left="120"/>
             </w:pPr>
-            <w:hyperlink w:history="1" r:id="rIdeshm14uuttqkw0v7prkhv">
+            <w:hyperlink w:history="1" r:id="rIdykflr0timwi8c-tc3vwtf">
               <w:r>
                 <w:rPr>
                   <w:rFonts w:ascii="Arial" w:cs="Arial" w:eastAsia="Arial" w:hAnsi="Arial"/>
@@ -15162,7 +15162,7 @@
             <w:pPr>
               <w:spacing w:after="20" w:before="0"/>
             </w:pPr>
-            <w:hyperlink w:history="1" r:id="rId50l4ycufkujdb0u90umaj">
+            <w:hyperlink w:history="1" r:id="rIdqqngbf26_ya-lanw4ok1_">
               <w:r>
                 <w:rPr>
                   <w:rFonts w:ascii="Arial" w:cs="Arial" w:eastAsia="Arial" w:hAnsi="Arial"/>
@@ -15195,7 +15195,7 @@
               <w:spacing w:after="10" w:before="0"/>
               <w:ind w:left="120"/>
             </w:pPr>
-            <w:hyperlink w:history="1" r:id="rIdgtdm8fldg-ohtxazdkq0k">
+            <w:hyperlink w:history="1" r:id="rIdzx7-dmieut2-omtrjv65j">
               <w:r>
                 <w:rPr>
                   <w:rFonts w:ascii="Arial" w:cs="Arial" w:eastAsia="Arial" w:hAnsi="Arial"/>
@@ -15240,7 +15240,7 @@
             <w:pPr>
               <w:spacing w:after="20" w:before="0"/>
             </w:pPr>
-            <w:hyperlink w:history="1" r:id="rIddkdk4r9h--wujtxflb8re">
+            <w:hyperlink w:history="1" r:id="rId8s_ticcxwthgvojjug9u4">
               <w:r>
                 <w:rPr>
                   <w:rFonts w:ascii="Arial" w:cs="Arial" w:eastAsia="Arial" w:hAnsi="Arial"/>
@@ -15273,7 +15273,7 @@
               <w:spacing w:after="10" w:before="0"/>
               <w:ind w:left="120"/>
             </w:pPr>
-            <w:hyperlink w:history="1" r:id="rIddt5rqvd4p6lathpb0xcdy">
+            <w:hyperlink w:history="1" r:id="rIdtns0semhd2zq5om8nvjsg">
               <w:r>
                 <w:rPr>
                   <w:rFonts w:ascii="Arial" w:cs="Arial" w:eastAsia="Arial" w:hAnsi="Arial"/>
@@ -15468,7 +15468,7 @@
             <w:pPr>
               <w:spacing w:after="20" w:before="0"/>
             </w:pPr>
-            <w:hyperlink w:history="1" r:id="rId1n6fzb4b91hx9r5cdtegq">
+            <w:hyperlink w:history="1" r:id="rId_v9z6bl-erlpcl0s2p44z">
               <w:r>
                 <w:rPr>
                   <w:rFonts w:ascii="Arial" w:cs="Arial" w:eastAsia="Arial" w:hAnsi="Arial"/>
@@ -15501,7 +15501,7 @@
               <w:spacing w:after="10" w:before="0"/>
               <w:ind w:left="120"/>
             </w:pPr>
-            <w:hyperlink w:history="1" r:id="rIdegreibsxjpg3gszqkwxcz">
+            <w:hyperlink w:history="1" r:id="rIdaih6-3pro9pmc1tldcih8">
               <w:r>
                 <w:rPr>
                   <w:rFonts w:ascii="Arial" w:cs="Arial" w:eastAsia="Arial" w:hAnsi="Arial"/>
@@ -15546,7 +15546,7 @@
             <w:pPr>
               <w:spacing w:after="20" w:before="0"/>
             </w:pPr>
-            <w:hyperlink w:history="1" r:id="rIdrpszhy11dgd_f8fb9ugw-">
+            <w:hyperlink w:history="1" r:id="rIdg-mxj_lyd-0whflsc6kbb">
               <w:r>
                 <w:rPr>
                   <w:rFonts w:ascii="Arial" w:cs="Arial" w:eastAsia="Arial" w:hAnsi="Arial"/>
@@ -15579,7 +15579,7 @@
               <w:spacing w:after="10" w:before="0"/>
               <w:ind w:left="120"/>
             </w:pPr>
-            <w:hyperlink w:history="1" r:id="rIdp0eubkk3ykee-q8ugyn3b">
+            <w:hyperlink w:history="1" r:id="rIddu5ljdjalhyldha7t9h7t">
               <w:r>
                 <w:rPr>
                   <w:rFonts w:ascii="Arial" w:cs="Arial" w:eastAsia="Arial" w:hAnsi="Arial"/>
@@ -15774,7 +15774,7 @@
             <w:pPr>
               <w:spacing w:after="20" w:before="0"/>
             </w:pPr>
-            <w:hyperlink w:history="1" r:id="rIdyonxbwbluvjhozsfrs-yy">
+            <w:hyperlink w:history="1" r:id="rIdzunq-p88vkulpxqzdwnha">
               <w:r>
                 <w:rPr>
                   <w:rFonts w:ascii="Arial" w:cs="Arial" w:eastAsia="Arial" w:hAnsi="Arial"/>
@@ -15807,7 +15807,7 @@
               <w:spacing w:after="10" w:before="0"/>
               <w:ind w:left="120"/>
             </w:pPr>
-            <w:hyperlink w:history="1" r:id="rIdtk3kpygbmfqbcecei_zux">
+            <w:hyperlink w:history="1" r:id="rIdlyk7vyfvwrf4zwxgxemcc">
               <w:r>
                 <w:rPr>
                   <w:rFonts w:ascii="Arial" w:cs="Arial" w:eastAsia="Arial" w:hAnsi="Arial"/>
@@ -15852,7 +15852,7 @@
             <w:pPr>
               <w:spacing w:after="20" w:before="0"/>
             </w:pPr>
-            <w:hyperlink w:history="1" r:id="rIdqskqacrbxyi3kf6oxx2qv">
+            <w:hyperlink w:history="1" r:id="rIdqw9cbp7-lrrl2jeaarwiy">
               <w:r>
                 <w:rPr>
                   <w:rFonts w:ascii="Arial" w:cs="Arial" w:eastAsia="Arial" w:hAnsi="Arial"/>
@@ -15885,7 +15885,7 @@
               <w:spacing w:after="10" w:before="0"/>
               <w:ind w:left="120"/>
             </w:pPr>
-            <w:hyperlink w:history="1" r:id="rIdw6xbic_hgbnulpi71endq">
+            <w:hyperlink w:history="1" r:id="rIdsty2fn3d_bhxxy2-5ljku">
               <w:r>
                 <w:rPr>
                   <w:rFonts w:ascii="Arial" w:cs="Arial" w:eastAsia="Arial" w:hAnsi="Arial"/>
@@ -16080,7 +16080,7 @@
             <w:pPr>
               <w:spacing w:after="20" w:before="0"/>
             </w:pPr>
-            <w:hyperlink w:history="1" r:id="rIdjlh_nbhkonu0czlozjpqi">
+            <w:hyperlink w:history="1" r:id="rIdarthagqlj2thhdhrhzfyb">
               <w:r>
                 <w:rPr>
                   <w:rFonts w:ascii="Arial" w:cs="Arial" w:eastAsia="Arial" w:hAnsi="Arial"/>
@@ -16113,7 +16113,7 @@
               <w:spacing w:after="10" w:before="0"/>
               <w:ind w:left="120"/>
             </w:pPr>
-            <w:hyperlink w:history="1" r:id="rIdbf_xoj4hkzux0aantgi4e">
+            <w:hyperlink w:history="1" r:id="rIduc0htiesbs7gva8wp2qmd">
               <w:r>
                 <w:rPr>
                   <w:rFonts w:ascii="Arial" w:cs="Arial" w:eastAsia="Arial" w:hAnsi="Arial"/>
@@ -16158,7 +16158,7 @@
             <w:pPr>
               <w:spacing w:after="20" w:before="0"/>
             </w:pPr>
-            <w:hyperlink w:history="1" r:id="rIdgin_jkgmwiodxhe4ru5s5">
+            <w:hyperlink w:history="1" r:id="rIdemammu8an5yp-wir8fcmr">
               <w:r>
                 <w:rPr>
                   <w:rFonts w:ascii="Arial" w:cs="Arial" w:eastAsia="Arial" w:hAnsi="Arial"/>
@@ -16191,7 +16191,7 @@
               <w:spacing w:after="10" w:before="0"/>
               <w:ind w:left="120"/>
             </w:pPr>
-            <w:hyperlink w:history="1" r:id="rIdcrloopj4b5dsci6aihv_-">
+            <w:hyperlink w:history="1" r:id="rIdujng9f6-jaygdy79fjwst">
               <w:r>
                 <w:rPr>
                   <w:rFonts w:ascii="Arial" w:cs="Arial" w:eastAsia="Arial" w:hAnsi="Arial"/>
@@ -16386,7 +16386,7 @@
             <w:pPr>
               <w:spacing w:after="20" w:before="0"/>
             </w:pPr>
-            <w:hyperlink w:history="1" r:id="rIdv6pxivzvxixfkvvtv5nir">
+            <w:hyperlink w:history="1" r:id="rIdh4puwlswyy5tht0j7h6hu">
               <w:r>
                 <w:rPr>
                   <w:rFonts w:ascii="Arial" w:cs="Arial" w:eastAsia="Arial" w:hAnsi="Arial"/>
@@ -16419,7 +16419,7 @@
               <w:spacing w:after="10" w:before="0"/>
               <w:ind w:left="120"/>
             </w:pPr>
-            <w:hyperlink w:history="1" r:id="rId50mi-rb65leflh8hwqidu">
+            <w:hyperlink w:history="1" r:id="rIdiukwdmi_vttghhqqjiu_g">
               <w:r>
                 <w:rPr>
                   <w:rFonts w:ascii="Arial" w:cs="Arial" w:eastAsia="Arial" w:hAnsi="Arial"/>
@@ -16464,7 +16464,7 @@
             <w:pPr>
               <w:spacing w:after="20" w:before="0"/>
             </w:pPr>
-            <w:hyperlink w:history="1" r:id="rIdojkhjryun3nezctlpnu6b">
+            <w:hyperlink w:history="1" r:id="rId_qiefnq-kfiq8cogeogx6">
               <w:r>
                 <w:rPr>
                   <w:rFonts w:ascii="Arial" w:cs="Arial" w:eastAsia="Arial" w:hAnsi="Arial"/>
@@ -16497,7 +16497,7 @@
               <w:spacing w:after="10" w:before="0"/>
               <w:ind w:left="120"/>
             </w:pPr>
-            <w:hyperlink w:history="1" r:id="rIduwniayh1gmfcwfhdqve3j">
+            <w:hyperlink w:history="1" r:id="rIdpmiltcjq6wkxmuadcqeks">
               <w:r>
                 <w:rPr>
                   <w:rFonts w:ascii="Arial" w:cs="Arial" w:eastAsia="Arial" w:hAnsi="Arial"/>
@@ -17984,7 +17984,7 @@
             <w:pPr>
               <w:spacing w:after="20" w:before="0"/>
             </w:pPr>
-            <w:hyperlink w:history="1" r:id="rIdcq6whoipl_yhob0zclq4k">
+            <w:hyperlink w:history="1" r:id="rIdzzfbpgfwfbll_z7smewxa">
               <w:r>
                 <w:rPr>
                   <w:rFonts w:ascii="Arial" w:cs="Arial" w:eastAsia="Arial" w:hAnsi="Arial"/>
@@ -18017,7 +18017,7 @@
               <w:spacing w:after="10" w:before="0"/>
               <w:ind w:left="120"/>
             </w:pPr>
-            <w:hyperlink w:history="1" r:id="rIdxzcsmdf_yikeuu0bka4pe">
+            <w:hyperlink w:history="1" r:id="rIdre5fjdz_o4sdcbmjaw2ey">
               <w:r>
                 <w:rPr>
                   <w:rFonts w:ascii="Arial" w:cs="Arial" w:eastAsia="Arial" w:hAnsi="Arial"/>
@@ -18062,7 +18062,7 @@
             <w:pPr>
               <w:spacing w:after="20" w:before="0"/>
             </w:pPr>
-            <w:hyperlink w:history="1" r:id="rIdrjw9uxt4bqh3rwqhkq-ub">
+            <w:hyperlink w:history="1" r:id="rIdkmeqnde7_3ocqlsdng1ge">
               <w:r>
                 <w:rPr>
                   <w:rFonts w:ascii="Arial" w:cs="Arial" w:eastAsia="Arial" w:hAnsi="Arial"/>
@@ -18095,7 +18095,7 @@
               <w:spacing w:after="10" w:before="0"/>
               <w:ind w:left="120"/>
             </w:pPr>
-            <w:hyperlink w:history="1" r:id="rIdrr-kbjheph7azlaahro9x">
+            <w:hyperlink w:history="1" r:id="rId7xa6hxx5ljr2pf-dot3bw">
               <w:r>
                 <w:rPr>
                   <w:rFonts w:ascii="Arial" w:cs="Arial" w:eastAsia="Arial" w:hAnsi="Arial"/>
@@ -18290,7 +18290,7 @@
             <w:pPr>
               <w:spacing w:after="20" w:before="0"/>
             </w:pPr>
-            <w:hyperlink w:history="1" r:id="rId8oppdk6iejeusw6g_b7n1">
+            <w:hyperlink w:history="1" r:id="rIdvxwocwemajmmtoog5hfbn">
               <w:r>
                 <w:rPr>
                   <w:rFonts w:ascii="Arial" w:cs="Arial" w:eastAsia="Arial" w:hAnsi="Arial"/>
@@ -18323,7 +18323,7 @@
               <w:spacing w:after="10" w:before="0"/>
               <w:ind w:left="120"/>
             </w:pPr>
-            <w:hyperlink w:history="1" r:id="rIdona_grsssxt6wvolz8m8i">
+            <w:hyperlink w:history="1" r:id="rIdu320s_k_nnsthtvz9hzxq">
               <w:r>
                 <w:rPr>
                   <w:rFonts w:ascii="Arial" w:cs="Arial" w:eastAsia="Arial" w:hAnsi="Arial"/>
@@ -18368,7 +18368,7 @@
             <w:pPr>
               <w:spacing w:after="20" w:before="0"/>
             </w:pPr>
-            <w:hyperlink w:history="1" r:id="rIds5u8mw-no508a1lqeuqgc">
+            <w:hyperlink w:history="1" r:id="rId02hxdcr0zzzgkh-rdevjk">
               <w:r>
                 <w:rPr>
                   <w:rFonts w:ascii="Arial" w:cs="Arial" w:eastAsia="Arial" w:hAnsi="Arial"/>
@@ -18401,7 +18401,7 @@
               <w:spacing w:after="10" w:before="0"/>
               <w:ind w:left="120"/>
             </w:pPr>
-            <w:hyperlink w:history="1" r:id="rId87ta502e8lfqhjtvc5ldu">
+            <w:hyperlink w:history="1" r:id="rIdbdxjg8ndrn4bubm9pzysy">
               <w:r>
                 <w:rPr>
                   <w:rFonts w:ascii="Arial" w:cs="Arial" w:eastAsia="Arial" w:hAnsi="Arial"/>
@@ -18596,7 +18596,7 @@
             <w:pPr>
               <w:spacing w:after="20" w:before="0"/>
             </w:pPr>
-            <w:hyperlink w:history="1" r:id="rIdsp_vizwhnk4-29zuw1osm">
+            <w:hyperlink w:history="1" r:id="rIdekihjimow_agynzq87c6f">
               <w:r>
                 <w:rPr>
                   <w:rFonts w:ascii="Arial" w:cs="Arial" w:eastAsia="Arial" w:hAnsi="Arial"/>
@@ -18629,7 +18629,7 @@
               <w:spacing w:after="10" w:before="0"/>
               <w:ind w:left="120"/>
             </w:pPr>
-            <w:hyperlink w:history="1" r:id="rIdtbt0qlssbxgtnequgu8ks">
+            <w:hyperlink w:history="1" r:id="rId5qumz9xbapzrcwcrmbho3">
               <w:r>
                 <w:rPr>
                   <w:rFonts w:ascii="Arial" w:cs="Arial" w:eastAsia="Arial" w:hAnsi="Arial"/>
@@ -18674,7 +18674,7 @@
             <w:pPr>
               <w:spacing w:after="20" w:before="0"/>
             </w:pPr>
-            <w:hyperlink w:history="1" r:id="rIdnw-fhmj-ycmh_onczj7tg">
+            <w:hyperlink w:history="1" r:id="rIdeg-ykx6r2k5fakhu5ky2_">
               <w:r>
                 <w:rPr>
                   <w:rFonts w:ascii="Arial" w:cs="Arial" w:eastAsia="Arial" w:hAnsi="Arial"/>
@@ -18707,7 +18707,7 @@
               <w:spacing w:after="10" w:before="0"/>
               <w:ind w:left="120"/>
             </w:pPr>
-            <w:hyperlink w:history="1" r:id="rId4cheamtf3apmtkay4wpka">
+            <w:hyperlink w:history="1" r:id="rIdwfhnbkr_imde-ekl1_95-">
               <w:r>
                 <w:rPr>
                   <w:rFonts w:ascii="Arial" w:cs="Arial" w:eastAsia="Arial" w:hAnsi="Arial"/>
@@ -18902,7 +18902,7 @@
             <w:pPr>
               <w:spacing w:after="20" w:before="0"/>
             </w:pPr>
-            <w:hyperlink w:history="1" r:id="rIdsudjdynh6_bdtcbgg8fhw">
+            <w:hyperlink w:history="1" r:id="rId3bywjgz-gsymqy7fx0kou">
               <w:r>
                 <w:rPr>
                   <w:rFonts w:ascii="Arial" w:cs="Arial" w:eastAsia="Arial" w:hAnsi="Arial"/>
@@ -18935,7 +18935,7 @@
               <w:spacing w:after="10" w:before="0"/>
               <w:ind w:left="120"/>
             </w:pPr>
-            <w:hyperlink w:history="1" r:id="rIdod3n--iy6t8blakz3y6qi">
+            <w:hyperlink w:history="1" r:id="rId5mz6zwajwzeltyxhsxcom">
               <w:r>
                 <w:rPr>
                   <w:rFonts w:ascii="Arial" w:cs="Arial" w:eastAsia="Arial" w:hAnsi="Arial"/>
@@ -18980,7 +18980,7 @@
             <w:pPr>
               <w:spacing w:after="20" w:before="0"/>
             </w:pPr>
-            <w:hyperlink w:history="1" r:id="rIdwafphhjsyuewqxu1axbvh">
+            <w:hyperlink w:history="1" r:id="rIdyssouysxt427g2g2b3c56">
               <w:r>
                 <w:rPr>
                   <w:rFonts w:ascii="Arial" w:cs="Arial" w:eastAsia="Arial" w:hAnsi="Arial"/>
@@ -19013,7 +19013,7 @@
               <w:spacing w:after="10" w:before="0"/>
               <w:ind w:left="120"/>
             </w:pPr>
-            <w:hyperlink w:history="1" r:id="rIdyyozqgd3tljirfnxcnltn">
+            <w:hyperlink w:history="1" r:id="rIdkuu7vuxhmbrqd_p4s18-q">
               <w:r>
                 <w:rPr>
                   <w:rFonts w:ascii="Arial" w:cs="Arial" w:eastAsia="Arial" w:hAnsi="Arial"/>
@@ -19208,7 +19208,7 @@
             <w:pPr>
               <w:spacing w:after="20" w:before="0"/>
             </w:pPr>
-            <w:hyperlink w:history="1" r:id="rIdl9hcyopftplej9ktvp91x">
+            <w:hyperlink w:history="1" r:id="rIdsryxmcgqsjbmvvuesodp3">
               <w:r>
                 <w:rPr>
                   <w:rFonts w:ascii="Arial" w:cs="Arial" w:eastAsia="Arial" w:hAnsi="Arial"/>
@@ -19241,7 +19241,7 @@
               <w:spacing w:after="10" w:before="0"/>
               <w:ind w:left="120"/>
             </w:pPr>
-            <w:hyperlink w:history="1" r:id="rIdbckmqtuydw_bsxp146kwz">
+            <w:hyperlink w:history="1" r:id="rIddppldrz8iarpmnb1pgwwm">
               <w:r>
                 <w:rPr>
                   <w:rFonts w:ascii="Arial" w:cs="Arial" w:eastAsia="Arial" w:hAnsi="Arial"/>
@@ -19286,7 +19286,7 @@
             <w:pPr>
               <w:spacing w:after="20" w:before="0"/>
             </w:pPr>
-            <w:hyperlink w:history="1" r:id="rIdxsk0gsxuuomqml9g6vvs1">
+            <w:hyperlink w:history="1" r:id="rIdneajkpevsnix-yq85gpjp">
               <w:r>
                 <w:rPr>
                   <w:rFonts w:ascii="Arial" w:cs="Arial" w:eastAsia="Arial" w:hAnsi="Arial"/>
@@ -19319,7 +19319,7 @@
               <w:spacing w:after="10" w:before="0"/>
               <w:ind w:left="120"/>
             </w:pPr>
-            <w:hyperlink w:history="1" r:id="rIdhtgzyv2fo0vbol-l0qies">
+            <w:hyperlink w:history="1" r:id="rIdj2huojoaupyrvr_figpq_">
               <w:r>
                 <w:rPr>
                   <w:rFonts w:ascii="Arial" w:cs="Arial" w:eastAsia="Arial" w:hAnsi="Arial"/>
@@ -20806,7 +20806,7 @@
             <w:pPr>
               <w:spacing w:after="20" w:before="0"/>
             </w:pPr>
-            <w:hyperlink w:history="1" r:id="rIdfj71ns1hu0i9x_tsocysj">
+            <w:hyperlink w:history="1" r:id="rId0z-nlt_emueoyumxnefj3">
               <w:r>
                 <w:rPr>
                   <w:rFonts w:ascii="Arial" w:cs="Arial" w:eastAsia="Arial" w:hAnsi="Arial"/>
@@ -20839,7 +20839,7 @@
               <w:spacing w:after="10" w:before="0"/>
               <w:ind w:left="120"/>
             </w:pPr>
-            <w:hyperlink w:history="1" r:id="rIdvbtnbcbvobodu5sp7ycsg">
+            <w:hyperlink w:history="1" r:id="rIdncgoi-oszreyb05gtvjot">
               <w:r>
                 <w:rPr>
                   <w:rFonts w:ascii="Arial" w:cs="Arial" w:eastAsia="Arial" w:hAnsi="Arial"/>
@@ -20884,7 +20884,7 @@
             <w:pPr>
               <w:spacing w:after="20" w:before="0"/>
             </w:pPr>
-            <w:hyperlink w:history="1" r:id="rIdbhl0b8sgkoqx-vekcfgri">
+            <w:hyperlink w:history="1" r:id="rIdvtcu_4tz691el8m3n0mxg">
               <w:r>
                 <w:rPr>
                   <w:rFonts w:ascii="Arial" w:cs="Arial" w:eastAsia="Arial" w:hAnsi="Arial"/>
@@ -20917,7 +20917,7 @@
               <w:spacing w:after="10" w:before="0"/>
               <w:ind w:left="120"/>
             </w:pPr>
-            <w:hyperlink w:history="1" r:id="rIdt-zd0em03r6wpjs1djtt-">
+            <w:hyperlink w:history="1" r:id="rIdlgdhokqf6ujfoupa_gfeb">
               <w:r>
                 <w:rPr>
                   <w:rFonts w:ascii="Arial" w:cs="Arial" w:eastAsia="Arial" w:hAnsi="Arial"/>
@@ -21112,7 +21112,7 @@
             <w:pPr>
               <w:spacing w:after="20" w:before="0"/>
             </w:pPr>
-            <w:hyperlink w:history="1" r:id="rIdeffuhhwpt_9rot-gxgs38">
+            <w:hyperlink w:history="1" r:id="rIdxzevdnfdeayudnkc55jrm">
               <w:r>
                 <w:rPr>
                   <w:rFonts w:ascii="Arial" w:cs="Arial" w:eastAsia="Arial" w:hAnsi="Arial"/>
@@ -21145,7 +21145,7 @@
               <w:spacing w:after="10" w:before="0"/>
               <w:ind w:left="120"/>
             </w:pPr>
-            <w:hyperlink w:history="1" r:id="rIdrugyfyhl3cfqwor4sphpz">
+            <w:hyperlink w:history="1" r:id="rId8s8ojd0aoe0gxn8fg6iif">
               <w:r>
                 <w:rPr>
                   <w:rFonts w:ascii="Arial" w:cs="Arial" w:eastAsia="Arial" w:hAnsi="Arial"/>
@@ -21190,7 +21190,7 @@
             <w:pPr>
               <w:spacing w:after="20" w:before="0"/>
             </w:pPr>
-            <w:hyperlink w:history="1" r:id="rIdcmhopok_4vrdvw1gg5yd2">
+            <w:hyperlink w:history="1" r:id="rIdcqwtm7fl0gqlaaxapb8gg">
               <w:r>
                 <w:rPr>
                   <w:rFonts w:ascii="Arial" w:cs="Arial" w:eastAsia="Arial" w:hAnsi="Arial"/>
@@ -21223,7 +21223,7 @@
               <w:spacing w:after="10" w:before="0"/>
               <w:ind w:left="120"/>
             </w:pPr>
-            <w:hyperlink w:history="1" r:id="rIdmd_8fxge0azs0x0_aacpj">
+            <w:hyperlink w:history="1" r:id="rIdgchhpoaey_j4rtbmcbi6s">
               <w:r>
                 <w:rPr>
                   <w:rFonts w:ascii="Arial" w:cs="Arial" w:eastAsia="Arial" w:hAnsi="Arial"/>
@@ -21418,7 +21418,7 @@
             <w:pPr>
               <w:spacing w:after="20" w:before="0"/>
             </w:pPr>
-            <w:hyperlink w:history="1" r:id="rIdp37yckvro3cytieqbgegz">
+            <w:hyperlink w:history="1" r:id="rIdubbym4mihrb4r18axdumo">
               <w:r>
                 <w:rPr>
                   <w:rFonts w:ascii="Arial" w:cs="Arial" w:eastAsia="Arial" w:hAnsi="Arial"/>
@@ -21451,7 +21451,7 @@
               <w:spacing w:after="10" w:before="0"/>
               <w:ind w:left="120"/>
             </w:pPr>
-            <w:hyperlink w:history="1" r:id="rId3qsmxy90lar8g35rvgf3o">
+            <w:hyperlink w:history="1" r:id="rIda-n5hj-altzo3q8ngyadj">
               <w:r>
                 <w:rPr>
                   <w:rFonts w:ascii="Arial" w:cs="Arial" w:eastAsia="Arial" w:hAnsi="Arial"/>
@@ -21496,7 +21496,7 @@
             <w:pPr>
               <w:spacing w:after="20" w:before="0"/>
             </w:pPr>
-            <w:hyperlink w:history="1" r:id="rIdsdznbi8syudfuwv37b51a">
+            <w:hyperlink w:history="1" r:id="rId6yni0pvo4ppa_f4ul5vnm">
               <w:r>
                 <w:rPr>
                   <w:rFonts w:ascii="Arial" w:cs="Arial" w:eastAsia="Arial" w:hAnsi="Arial"/>
@@ -21529,7 +21529,7 @@
               <w:spacing w:after="10" w:before="0"/>
               <w:ind w:left="120"/>
             </w:pPr>
-            <w:hyperlink w:history="1" r:id="rIdj-kmnpmpk4dau4ytxy5jj">
+            <w:hyperlink w:history="1" r:id="rIdq9c0bg_kbra85zcmznflk">
               <w:r>
                 <w:rPr>
                   <w:rFonts w:ascii="Arial" w:cs="Arial" w:eastAsia="Arial" w:hAnsi="Arial"/>
@@ -21724,7 +21724,7 @@
             <w:pPr>
               <w:spacing w:after="20" w:before="0"/>
             </w:pPr>
-            <w:hyperlink w:history="1" r:id="rIdfdffbahqwxh6ovhfos07_">
+            <w:hyperlink w:history="1" r:id="rId270gmipxvit7ju__crkpc">
               <w:r>
                 <w:rPr>
                   <w:rFonts w:ascii="Arial" w:cs="Arial" w:eastAsia="Arial" w:hAnsi="Arial"/>
@@ -21757,7 +21757,7 @@
               <w:spacing w:after="10" w:before="0"/>
               <w:ind w:left="120"/>
             </w:pPr>
-            <w:hyperlink w:history="1" r:id="rIdri-gcl0o6plnzpkcwbvoc">
+            <w:hyperlink w:history="1" r:id="rIdouki8rddlycltwiobvczu">
               <w:r>
                 <w:rPr>
                   <w:rFonts w:ascii="Arial" w:cs="Arial" w:eastAsia="Arial" w:hAnsi="Arial"/>
@@ -21802,7 +21802,7 @@
             <w:pPr>
               <w:spacing w:after="20" w:before="0"/>
             </w:pPr>
-            <w:hyperlink w:history="1" r:id="rId9h5r7yr_fx-ow23gwdzrl">
+            <w:hyperlink w:history="1" r:id="rIdm099c7vq0jxliwqtdkq7g">
               <w:r>
                 <w:rPr>
                   <w:rFonts w:ascii="Arial" w:cs="Arial" w:eastAsia="Arial" w:hAnsi="Arial"/>
@@ -21835,7 +21835,7 @@
               <w:spacing w:after="10" w:before="0"/>
               <w:ind w:left="120"/>
             </w:pPr>
-            <w:hyperlink w:history="1" r:id="rIdixglg4pmsgfqmnotgct29">
+            <w:hyperlink w:history="1" r:id="rIdhemaltwfmyfqvj3k5vyn4">
               <w:r>
                 <w:rPr>
                   <w:rFonts w:ascii="Arial" w:cs="Arial" w:eastAsia="Arial" w:hAnsi="Arial"/>
@@ -22030,7 +22030,7 @@
             <w:pPr>
               <w:spacing w:after="20" w:before="0"/>
             </w:pPr>
-            <w:hyperlink w:history="1" r:id="rIdj-a4o1haskgr7solujyru">
+            <w:hyperlink w:history="1" r:id="rIdnilkgoe8d1gnjmr30j66e">
               <w:r>
                 <w:rPr>
                   <w:rFonts w:ascii="Arial" w:cs="Arial" w:eastAsia="Arial" w:hAnsi="Arial"/>
@@ -22063,7 +22063,7 @@
               <w:spacing w:after="10" w:before="0"/>
               <w:ind w:left="120"/>
             </w:pPr>
-            <w:hyperlink w:history="1" r:id="rIduhb3l_kymassxmo0kave3">
+            <w:hyperlink w:history="1" r:id="rIdm3ijhdnkkfqvoe_izh3qe">
               <w:r>
                 <w:rPr>
                   <w:rFonts w:ascii="Arial" w:cs="Arial" w:eastAsia="Arial" w:hAnsi="Arial"/>
@@ -22108,7 +22108,7 @@
             <w:pPr>
               <w:spacing w:after="20" w:before="0"/>
             </w:pPr>
-            <w:hyperlink w:history="1" r:id="rIdd7dv3fsuhlb2b3cgfjmmu">
+            <w:hyperlink w:history="1" r:id="rIdyyvk8ndr7tskw5hvqdkjw">
               <w:r>
                 <w:rPr>
                   <w:rFonts w:ascii="Arial" w:cs="Arial" w:eastAsia="Arial" w:hAnsi="Arial"/>
@@ -22141,7 +22141,7 @@
               <w:spacing w:after="10" w:before="0"/>
               <w:ind w:left="120"/>
             </w:pPr>
-            <w:hyperlink w:history="1" r:id="rIdl4lqnplll859yiekxn24a">
+            <w:hyperlink w:history="1" r:id="rIdoiinfiqce6kzlsirm1_t9">
               <w:r>
                 <w:rPr>
                   <w:rFonts w:ascii="Arial" w:cs="Arial" w:eastAsia="Arial" w:hAnsi="Arial"/>
@@ -23628,7 +23628,7 @@
             <w:pPr>
               <w:spacing w:after="20" w:before="0"/>
             </w:pPr>
-            <w:hyperlink w:history="1" r:id="rId81erjvj9k6wfti6jzvmtg">
+            <w:hyperlink w:history="1" r:id="rIde4zipw4fxpu1twqfyxtt1">
               <w:r>
                 <w:rPr>
                   <w:rFonts w:ascii="Arial" w:cs="Arial" w:eastAsia="Arial" w:hAnsi="Arial"/>
@@ -23661,7 +23661,7 @@
               <w:spacing w:after="10" w:before="0"/>
               <w:ind w:left="120"/>
             </w:pPr>
-            <w:hyperlink w:history="1" r:id="rId1x-9x8q_twn9-bytluhdh">
+            <w:hyperlink w:history="1" r:id="rId_iqyz8frl7ajdcz6yquhz">
               <w:r>
                 <w:rPr>
                   <w:rFonts w:ascii="Arial" w:cs="Arial" w:eastAsia="Arial" w:hAnsi="Arial"/>
@@ -23706,7 +23706,7 @@
             <w:pPr>
               <w:spacing w:after="20" w:before="0"/>
             </w:pPr>
-            <w:hyperlink w:history="1" r:id="rIdoclsntihzsq-cykrcsu1_">
+            <w:hyperlink w:history="1" r:id="rIdsreafewyhgfgladx0jwsc">
               <w:r>
                 <w:rPr>
                   <w:rFonts w:ascii="Arial" w:cs="Arial" w:eastAsia="Arial" w:hAnsi="Arial"/>
@@ -23739,7 +23739,7 @@
               <w:spacing w:after="10" w:before="0"/>
               <w:ind w:left="120"/>
             </w:pPr>
-            <w:hyperlink w:history="1" r:id="rId4icathtizjcoaiihcfgwy">
+            <w:hyperlink w:history="1" r:id="rIdyasdq8cr3zmbkgwofyidb">
               <w:r>
                 <w:rPr>
                   <w:rFonts w:ascii="Arial" w:cs="Arial" w:eastAsia="Arial" w:hAnsi="Arial"/>
@@ -24276,7 +24276,7 @@
             <w:pPr>
               <w:spacing w:after="20" w:before="0"/>
             </w:pPr>
-            <w:hyperlink w:history="1" r:id="rId8kbviaomjlgdypwiei_gp">
+            <w:hyperlink w:history="1" r:id="rIdswiiv9dlzvlunyriu3wk5">
               <w:r>
                 <w:rPr>
                   <w:rFonts w:ascii="Arial" w:cs="Arial" w:eastAsia="Arial" w:hAnsi="Arial"/>
@@ -24309,7 +24309,7 @@
               <w:spacing w:after="10" w:before="0"/>
               <w:ind w:left="120"/>
             </w:pPr>
-            <w:hyperlink w:history="1" r:id="rIdqnrdvwh1ymjc70sgtlhm1">
+            <w:hyperlink w:history="1" r:id="rIdcvhjggncwfunc1n3cqvue">
               <w:r>
                 <w:rPr>
                   <w:rFonts w:ascii="Arial" w:cs="Arial" w:eastAsia="Arial" w:hAnsi="Arial"/>
@@ -24354,7 +24354,7 @@
             <w:pPr>
               <w:spacing w:after="20" w:before="0"/>
             </w:pPr>
-            <w:hyperlink w:history="1" r:id="rId0zju79xmxtxfy9ca4l5mh">
+            <w:hyperlink w:history="1" r:id="rIdnr7s2kkkgbo13hojhpcqu">
               <w:r>
                 <w:rPr>
                   <w:rFonts w:ascii="Arial" w:cs="Arial" w:eastAsia="Arial" w:hAnsi="Arial"/>
@@ -24387,7 +24387,7 @@
               <w:spacing w:after="10" w:before="0"/>
               <w:ind w:left="120"/>
             </w:pPr>
-            <w:hyperlink w:history="1" r:id="rIdyqmma8vi91rwr7aio_ljj">
+            <w:hyperlink w:history="1" r:id="rIdiewqo3lxjfj-g1s03sczp">
               <w:r>
                 <w:rPr>
                   <w:rFonts w:ascii="Arial" w:cs="Arial" w:eastAsia="Arial" w:hAnsi="Arial"/>
@@ -25266,7 +25266,7 @@
             <w:pPr>
               <w:spacing w:after="20" w:before="0"/>
             </w:pPr>
-            <w:hyperlink w:history="1" r:id="rIdxmjink6qg4vqjkpu-h-qk">
+            <w:hyperlink w:history="1" r:id="rIdeb2aeretvnmaw5y_aotc6">
               <w:r>
                 <w:rPr>
                   <w:rFonts w:ascii="Arial" w:cs="Arial" w:eastAsia="Arial" w:hAnsi="Arial"/>
@@ -25299,7 +25299,7 @@
               <w:spacing w:after="10" w:before="0"/>
               <w:ind w:left="120"/>
             </w:pPr>
-            <w:hyperlink w:history="1" r:id="rIdh_q58nkyxceehfpwxht5y">
+            <w:hyperlink w:history="1" r:id="rIdgrcw4ivfl6w6pko_uzzld">
               <w:r>
                 <w:rPr>
                   <w:rFonts w:ascii="Arial" w:cs="Arial" w:eastAsia="Arial" w:hAnsi="Arial"/>
@@ -25344,7 +25344,7 @@
             <w:pPr>
               <w:spacing w:after="20" w:before="0"/>
             </w:pPr>
-            <w:hyperlink w:history="1" r:id="rIdhn6bqialxmjse2wzzrbop">
+            <w:hyperlink w:history="1" r:id="rIdgmgftl601c7mabbygkgqh">
               <w:r>
                 <w:rPr>
                   <w:rFonts w:ascii="Arial" w:cs="Arial" w:eastAsia="Arial" w:hAnsi="Arial"/>
@@ -25377,7 +25377,7 @@
               <w:spacing w:after="10" w:before="0"/>
               <w:ind w:left="120"/>
             </w:pPr>
-            <w:hyperlink w:history="1" r:id="rIdikm4dm4aj1cq-rzgtkw33">
+            <w:hyperlink w:history="1" r:id="rIda_3omxohcxwplwxn_sdvl">
               <w:r>
                 <w:rPr>
                   <w:rFonts w:ascii="Arial" w:cs="Arial" w:eastAsia="Arial" w:hAnsi="Arial"/>
@@ -25686,7 +25686,7 @@
             <w:pPr>
               <w:spacing w:after="20" w:before="0"/>
             </w:pPr>
-            <w:hyperlink w:history="1" r:id="rIddd3-hywv7cqeszwuru8zg">
+            <w:hyperlink w:history="1" r:id="rIdmojyehszfxucc3xsxpaug">
               <w:r>
                 <w:rPr>
                   <w:rFonts w:ascii="Arial" w:cs="Arial" w:eastAsia="Arial" w:hAnsi="Arial"/>
@@ -25719,7 +25719,7 @@
               <w:spacing w:after="10" w:before="0"/>
               <w:ind w:left="120"/>
             </w:pPr>
-            <w:hyperlink w:history="1" r:id="rIde4jerp2se29nokoqqj2nm">
+            <w:hyperlink w:history="1" r:id="rIdinokzabnibqewr1nml2jx">
               <w:r>
                 <w:rPr>
                   <w:rFonts w:ascii="Arial" w:cs="Arial" w:eastAsia="Arial" w:hAnsi="Arial"/>
@@ -25764,7 +25764,7 @@
             <w:pPr>
               <w:spacing w:after="20" w:before="0"/>
             </w:pPr>
-            <w:hyperlink w:history="1" r:id="rIdkqsxt9ihmebreypt-ehfs">
+            <w:hyperlink w:history="1" r:id="rIdw9rfepcci443v4pbluxbf">
               <w:r>
                 <w:rPr>
                   <w:rFonts w:ascii="Arial" w:cs="Arial" w:eastAsia="Arial" w:hAnsi="Arial"/>
@@ -25797,7 +25797,7 @@
               <w:spacing w:after="10" w:before="0"/>
               <w:ind w:left="120"/>
             </w:pPr>
-            <w:hyperlink w:history="1" r:id="rIdkzumzfyj182z1mej0asee">
+            <w:hyperlink w:history="1" r:id="rIdmzqbr0qhhcyldrrdreoyl">
               <w:r>
                 <w:rPr>
                   <w:rFonts w:ascii="Arial" w:cs="Arial" w:eastAsia="Arial" w:hAnsi="Arial"/>
@@ -26106,7 +26106,7 @@
             <w:pPr>
               <w:spacing w:after="20" w:before="0"/>
             </w:pPr>
-            <w:hyperlink w:history="1" r:id="rIdqrxapaasqff9gaeqt8sn5">
+            <w:hyperlink w:history="1" r:id="rId6npatu049fqdsnocqq8hf">
               <w:r>
                 <w:rPr>
                   <w:rFonts w:ascii="Arial" w:cs="Arial" w:eastAsia="Arial" w:hAnsi="Arial"/>
@@ -26139,7 +26139,7 @@
               <w:spacing w:after="10" w:before="0"/>
               <w:ind w:left="120"/>
             </w:pPr>
-            <w:hyperlink w:history="1" r:id="rIdsrhwiywa33rkj2dvi2li7">
+            <w:hyperlink w:history="1" r:id="rIdeozptlnswp5zsg5qdcfqk">
               <w:r>
                 <w:rPr>
                   <w:rFonts w:ascii="Arial" w:cs="Arial" w:eastAsia="Arial" w:hAnsi="Arial"/>
@@ -26184,7 +26184,7 @@
             <w:pPr>
               <w:spacing w:after="20" w:before="0"/>
             </w:pPr>
-            <w:hyperlink w:history="1" r:id="rIdxcrto6wvafzsmi1mhgooc">
+            <w:hyperlink w:history="1" r:id="rIdquaa3n2ofxb749nmxzkma">
               <w:r>
                 <w:rPr>
                   <w:rFonts w:ascii="Arial" w:cs="Arial" w:eastAsia="Arial" w:hAnsi="Arial"/>
@@ -26217,7 +26217,7 @@
               <w:spacing w:after="10" w:before="0"/>
               <w:ind w:left="120"/>
             </w:pPr>
-            <w:hyperlink w:history="1" r:id="rId-txi-zehrn2tmj3wy8-rr">
+            <w:hyperlink w:history="1" r:id="rIdqmoozm5lmpv_oqkqcfqjh">
               <w:r>
                 <w:rPr>
                   <w:rFonts w:ascii="Arial" w:cs="Arial" w:eastAsia="Arial" w:hAnsi="Arial"/>
@@ -28388,7 +28388,7 @@
             <w:pPr>
               <w:spacing w:after="20" w:before="0"/>
             </w:pPr>
-            <w:hyperlink w:history="1" r:id="rIdkmtm9bocc37qnopofpexo">
+            <w:hyperlink w:history="1" r:id="rIdmdc7e7kttybaivlhecqfr">
               <w:r>
                 <w:rPr>
                   <w:rFonts w:ascii="Arial" w:cs="Arial" w:eastAsia="Arial" w:hAnsi="Arial"/>
@@ -28421,7 +28421,7 @@
               <w:spacing w:after="10" w:before="0"/>
               <w:ind w:left="120"/>
             </w:pPr>
-            <w:hyperlink w:history="1" r:id="rIdt7q4granflcsdphb4eagf">
+            <w:hyperlink w:history="1" r:id="rIdmmsidy50nxd2uikznlfne">
               <w:r>
                 <w:rPr>
                   <w:rFonts w:ascii="Arial" w:cs="Arial" w:eastAsia="Arial" w:hAnsi="Arial"/>
@@ -28466,7 +28466,7 @@
             <w:pPr>
               <w:spacing w:after="20" w:before="0"/>
             </w:pPr>
-            <w:hyperlink w:history="1" r:id="rIdyfrt3yan3_awmjw80_iyg">
+            <w:hyperlink w:history="1" r:id="rId5xeixcxyawv3xnbb3zf0s">
               <w:r>
                 <w:rPr>
                   <w:rFonts w:ascii="Arial" w:cs="Arial" w:eastAsia="Arial" w:hAnsi="Arial"/>
@@ -28499,7 +28499,7 @@
               <w:spacing w:after="10" w:before="0"/>
               <w:ind w:left="120"/>
             </w:pPr>
-            <w:hyperlink w:history="1" r:id="rIdji0qcjfkosq0scsbggxne">
+            <w:hyperlink w:history="1" r:id="rIdzla5ih05pqtfpifzvhrgg">
               <w:r>
                 <w:rPr>
                   <w:rFonts w:ascii="Arial" w:cs="Arial" w:eastAsia="Arial" w:hAnsi="Arial"/>
@@ -28694,7 +28694,7 @@
             <w:pPr>
               <w:spacing w:after="20" w:before="0"/>
             </w:pPr>
-            <w:hyperlink w:history="1" r:id="rIdocphqrqk6o6yqze6gbj-u">
+            <w:hyperlink w:history="1" r:id="rIdbjoakyqbtuoetpffofwnu">
               <w:r>
                 <w:rPr>
                   <w:rFonts w:ascii="Arial" w:cs="Arial" w:eastAsia="Arial" w:hAnsi="Arial"/>
@@ -28727,7 +28727,7 @@
               <w:spacing w:after="10" w:before="0"/>
               <w:ind w:left="120"/>
             </w:pPr>
-            <w:hyperlink w:history="1" r:id="rIdpxg3u7s37nd7s8hj_6jkx">
+            <w:hyperlink w:history="1" r:id="rIdinagip3jjdbgqyjwzzvyc">
               <w:r>
                 <w:rPr>
                   <w:rFonts w:ascii="Arial" w:cs="Arial" w:eastAsia="Arial" w:hAnsi="Arial"/>
@@ -28772,7 +28772,7 @@
             <w:pPr>
               <w:spacing w:after="20" w:before="0"/>
             </w:pPr>
-            <w:hyperlink w:history="1" r:id="rId8_chrp_ynr33ye_zktyim">
+            <w:hyperlink w:history="1" r:id="rId8lthoajse-d3surryvugw">
               <w:r>
                 <w:rPr>
                   <w:rFonts w:ascii="Arial" w:cs="Arial" w:eastAsia="Arial" w:hAnsi="Arial"/>
@@ -28805,7 +28805,7 @@
               <w:spacing w:after="10" w:before="0"/>
               <w:ind w:left="120"/>
             </w:pPr>
-            <w:hyperlink w:history="1" r:id="rIdko93yrdqzcqnrhw6tgna9">
+            <w:hyperlink w:history="1" r:id="rIdsgdymaqlhkvfunwwmw23c">
               <w:r>
                 <w:rPr>
                   <w:rFonts w:ascii="Arial" w:cs="Arial" w:eastAsia="Arial" w:hAnsi="Arial"/>
@@ -29000,7 +29000,7 @@
             <w:pPr>
               <w:spacing w:after="20" w:before="0"/>
             </w:pPr>
-            <w:hyperlink w:history="1" r:id="rIdcutpw4iz10lvkaouotzpi">
+            <w:hyperlink w:history="1" r:id="rId1ryhwyuzekeyjgp4ikqhj">
               <w:r>
                 <w:rPr>
                   <w:rFonts w:ascii="Arial" w:cs="Arial" w:eastAsia="Arial" w:hAnsi="Arial"/>
@@ -29033,7 +29033,7 @@
               <w:spacing w:after="10" w:before="0"/>
               <w:ind w:left="120"/>
             </w:pPr>
-            <w:hyperlink w:history="1" r:id="rId-htfgrkajx6paxhqqsf5r">
+            <w:hyperlink w:history="1" r:id="rIdmtlng-emd0mn9fv0ucuuh">
               <w:r>
                 <w:rPr>
                   <w:rFonts w:ascii="Arial" w:cs="Arial" w:eastAsia="Arial" w:hAnsi="Arial"/>
@@ -29078,7 +29078,7 @@
             <w:pPr>
               <w:spacing w:after="20" w:before="0"/>
             </w:pPr>
-            <w:hyperlink w:history="1" r:id="rIdddu8u8hqmwc-sckgtadq-">
+            <w:hyperlink w:history="1" r:id="rIdhrormvyfu6c98cslscpzc">
               <w:r>
                 <w:rPr>
                   <w:rFonts w:ascii="Arial" w:cs="Arial" w:eastAsia="Arial" w:hAnsi="Arial"/>
@@ -29111,7 +29111,7 @@
               <w:spacing w:after="10" w:before="0"/>
               <w:ind w:left="120"/>
             </w:pPr>
-            <w:hyperlink w:history="1" r:id="rIdevtjjjyf0j1xikjerzsvc">
+            <w:hyperlink w:history="1" r:id="rIdu9uprybqujklwnnjenxkv">
               <w:r>
                 <w:rPr>
                   <w:rFonts w:ascii="Arial" w:cs="Arial" w:eastAsia="Arial" w:hAnsi="Arial"/>
@@ -29306,7 +29306,7 @@
             <w:pPr>
               <w:spacing w:after="20" w:before="0"/>
             </w:pPr>
-            <w:hyperlink w:history="1" r:id="rIde8tw-ltqhqbji_q6glksx">
+            <w:hyperlink w:history="1" r:id="rIdawqffzobyjo-igcie4zf3">
               <w:r>
                 <w:rPr>
                   <w:rFonts w:ascii="Arial" w:cs="Arial" w:eastAsia="Arial" w:hAnsi="Arial"/>
@@ -29339,7 +29339,7 @@
               <w:spacing w:after="10" w:before="0"/>
               <w:ind w:left="120"/>
             </w:pPr>
-            <w:hyperlink w:history="1" r:id="rIdrmvr2g0n0cxe2d_0b5ub8">
+            <w:hyperlink w:history="1" r:id="rIdgcwaj5qhxp-ed3tfce5my">
               <w:r>
                 <w:rPr>
                   <w:rFonts w:ascii="Arial" w:cs="Arial" w:eastAsia="Arial" w:hAnsi="Arial"/>
@@ -29384,7 +29384,7 @@
             <w:pPr>
               <w:spacing w:after="20" w:before="0"/>
             </w:pPr>
-            <w:hyperlink w:history="1" r:id="rIdbvicgn0zxvm1osfe2ypgl">
+            <w:hyperlink w:history="1" r:id="rIddkqo0w1d5ff16f9vesigw">
               <w:r>
                 <w:rPr>
                   <w:rFonts w:ascii="Arial" w:cs="Arial" w:eastAsia="Arial" w:hAnsi="Arial"/>
@@ -29417,7 +29417,7 @@
               <w:spacing w:after="10" w:before="0"/>
               <w:ind w:left="120"/>
             </w:pPr>
-            <w:hyperlink w:history="1" r:id="rIdbqrma-7xxrk-sfmjsz1_m">
+            <w:hyperlink w:history="1" r:id="rId5gft3akci1qsqcttoflum">
               <w:r>
                 <w:rPr>
                   <w:rFonts w:ascii="Arial" w:cs="Arial" w:eastAsia="Arial" w:hAnsi="Arial"/>
@@ -29612,7 +29612,7 @@
             <w:pPr>
               <w:spacing w:after="20" w:before="0"/>
             </w:pPr>
-            <w:hyperlink w:history="1" r:id="rIdcqfu9p-pyfaxqup-_bbrh">
+            <w:hyperlink w:history="1" r:id="rIdsobhq6_so4vvyplo01uvj">
               <w:r>
                 <w:rPr>
                   <w:rFonts w:ascii="Arial" w:cs="Arial" w:eastAsia="Arial" w:hAnsi="Arial"/>
@@ -29645,7 +29645,7 @@
               <w:spacing w:after="10" w:before="0"/>
               <w:ind w:left="120"/>
             </w:pPr>
-            <w:hyperlink w:history="1" r:id="rIdklhmsvwltiylpknftdfgw">
+            <w:hyperlink w:history="1" r:id="rIdy-q_jckwb17ort_mqoqip">
               <w:r>
                 <w:rPr>
                   <w:rFonts w:ascii="Arial" w:cs="Arial" w:eastAsia="Arial" w:hAnsi="Arial"/>
@@ -29690,7 +29690,7 @@
             <w:pPr>
               <w:spacing w:after="20" w:before="0"/>
             </w:pPr>
-            <w:hyperlink w:history="1" r:id="rIdkiyqoynyska1lvso9uze1">
+            <w:hyperlink w:history="1" r:id="rIdvtvn36er5on9iizevkuxu">
               <w:r>
                 <w:rPr>
                   <w:rFonts w:ascii="Arial" w:cs="Arial" w:eastAsia="Arial" w:hAnsi="Arial"/>
@@ -29723,7 +29723,7 @@
               <w:spacing w:after="10" w:before="0"/>
               <w:ind w:left="120"/>
             </w:pPr>
-            <w:hyperlink w:history="1" r:id="rIduf5tjxlfenw_3x2iqldw3">
+            <w:hyperlink w:history="1" r:id="rIdk4gprx-pbf9smipzux8mn">
               <w:r>
                 <w:rPr>
                   <w:rFonts w:ascii="Arial" w:cs="Arial" w:eastAsia="Arial" w:hAnsi="Arial"/>
@@ -31210,7 +31210,7 @@
             <w:pPr>
               <w:spacing w:after="20" w:before="0"/>
             </w:pPr>
-            <w:hyperlink w:history="1" r:id="rIdzsgk9bz64-yiutsvin47s">
+            <w:hyperlink w:history="1" r:id="rId1zmkuuilgh7peglkjw6vf">
               <w:r>
                 <w:rPr>
                   <w:rFonts w:ascii="Arial" w:cs="Arial" w:eastAsia="Arial" w:hAnsi="Arial"/>
@@ -31243,7 +31243,7 @@
               <w:spacing w:after="10" w:before="0"/>
               <w:ind w:left="120"/>
             </w:pPr>
-            <w:hyperlink w:history="1" r:id="rIdbbqh9ri7udzjw4sw6mwrn">
+            <w:hyperlink w:history="1" r:id="rIdgxf67pnqnwyh5ay4pvmr0">
               <w:r>
                 <w:rPr>
                   <w:rFonts w:ascii="Arial" w:cs="Arial" w:eastAsia="Arial" w:hAnsi="Arial"/>
@@ -31288,7 +31288,7 @@
             <w:pPr>
               <w:spacing w:after="20" w:before="0"/>
             </w:pPr>
-            <w:hyperlink w:history="1" r:id="rId0k3mjmrlqhucxs4fiwwlh">
+            <w:hyperlink w:history="1" r:id="rIdvx6yax1vqjlnmgpmulhu7">
               <w:r>
                 <w:rPr>
                   <w:rFonts w:ascii="Arial" w:cs="Arial" w:eastAsia="Arial" w:hAnsi="Arial"/>
@@ -31321,7 +31321,7 @@
               <w:spacing w:after="10" w:before="0"/>
               <w:ind w:left="120"/>
             </w:pPr>
-            <w:hyperlink w:history="1" r:id="rIdxk0oamp9u53vk_5ecbzid">
+            <w:hyperlink w:history="1" r:id="rIdnwkxlfkaf-cmgs2etkzuk">
               <w:r>
                 <w:rPr>
                   <w:rFonts w:ascii="Arial" w:cs="Arial" w:eastAsia="Arial" w:hAnsi="Arial"/>
@@ -31516,7 +31516,7 @@
             <w:pPr>
               <w:spacing w:after="20" w:before="0"/>
             </w:pPr>
-            <w:hyperlink w:history="1" r:id="rIdrsb0xyefxncoh8oexn7yr">
+            <w:hyperlink w:history="1" r:id="rIdf-vn_utoxlmezavzx22re">
               <w:r>
                 <w:rPr>
                   <w:rFonts w:ascii="Arial" w:cs="Arial" w:eastAsia="Arial" w:hAnsi="Arial"/>
@@ -31549,7 +31549,7 @@
               <w:spacing w:after="10" w:before="0"/>
               <w:ind w:left="120"/>
             </w:pPr>
-            <w:hyperlink w:history="1" r:id="rIdt7gh0itpcsk1-2m3pdcfr">
+            <w:hyperlink w:history="1" r:id="rIdq0ga5qfurnvv8wbjt7bzh">
               <w:r>
                 <w:rPr>
                   <w:rFonts w:ascii="Arial" w:cs="Arial" w:eastAsia="Arial" w:hAnsi="Arial"/>
@@ -31594,7 +31594,7 @@
             <w:pPr>
               <w:spacing w:after="20" w:before="0"/>
             </w:pPr>
-            <w:hyperlink w:history="1" r:id="rIdaydmfy6wdrtmj3ngl1l5y">
+            <w:hyperlink w:history="1" r:id="rIdpuuxi2o0vxv3wedwa1xts">
               <w:r>
                 <w:rPr>
                   <w:rFonts w:ascii="Arial" w:cs="Arial" w:eastAsia="Arial" w:hAnsi="Arial"/>
@@ -31627,7 +31627,7 @@
               <w:spacing w:after="10" w:before="0"/>
               <w:ind w:left="120"/>
             </w:pPr>
-            <w:hyperlink w:history="1" r:id="rIdi--olnsluwjnshgqjujhy">
+            <w:hyperlink w:history="1" r:id="rIdcgauyhfoqfgyx8196cw4s">
               <w:r>
                 <w:rPr>
                   <w:rFonts w:ascii="Arial" w:cs="Arial" w:eastAsia="Arial" w:hAnsi="Arial"/>
@@ -31822,7 +31822,7 @@
             <w:pPr>
               <w:spacing w:after="20" w:before="0"/>
             </w:pPr>
-            <w:hyperlink w:history="1" r:id="rIdrm9akzv1yjl9udh7mj5tp">
+            <w:hyperlink w:history="1" r:id="rIdbvbzizhazhy9m4gjwwscz">
               <w:r>
                 <w:rPr>
                   <w:rFonts w:ascii="Arial" w:cs="Arial" w:eastAsia="Arial" w:hAnsi="Arial"/>
@@ -31855,7 +31855,7 @@
               <w:spacing w:after="10" w:before="0"/>
               <w:ind w:left="120"/>
             </w:pPr>
-            <w:hyperlink w:history="1" r:id="rIdyzdmzdv24c9bybmxmjmp2">
+            <w:hyperlink w:history="1" r:id="rIdteb1gxpqu7rxwzi4ds-6y">
               <w:r>
                 <w:rPr>
                   <w:rFonts w:ascii="Arial" w:cs="Arial" w:eastAsia="Arial" w:hAnsi="Arial"/>
@@ -31900,7 +31900,7 @@
             <w:pPr>
               <w:spacing w:after="20" w:before="0"/>
             </w:pPr>
-            <w:hyperlink w:history="1" r:id="rIdqtj8z1cda1tbka21hxyau">
+            <w:hyperlink w:history="1" r:id="rIdmbgwo4xwselxv5stsvfv8">
               <w:r>
                 <w:rPr>
                   <w:rFonts w:ascii="Arial" w:cs="Arial" w:eastAsia="Arial" w:hAnsi="Arial"/>
@@ -31933,7 +31933,7 @@
               <w:spacing w:after="10" w:before="0"/>
               <w:ind w:left="120"/>
             </w:pPr>
-            <w:hyperlink w:history="1" r:id="rIdm6ati-ukxw-b8sc0-rsh5">
+            <w:hyperlink w:history="1" r:id="rIdfh2sltbiq4kvu080zbdkl">
               <w:r>
                 <w:rPr>
                   <w:rFonts w:ascii="Arial" w:cs="Arial" w:eastAsia="Arial" w:hAnsi="Arial"/>
@@ -32128,7 +32128,7 @@
             <w:pPr>
               <w:spacing w:after="20" w:before="0"/>
             </w:pPr>
-            <w:hyperlink w:history="1" r:id="rId4zsvig3ogrsmht8hcejzv">
+            <w:hyperlink w:history="1" r:id="rIdjulo_oecbgh2iy11ugrry">
               <w:r>
                 <w:rPr>
                   <w:rFonts w:ascii="Arial" w:cs="Arial" w:eastAsia="Arial" w:hAnsi="Arial"/>
@@ -32161,7 +32161,7 @@
               <w:spacing w:after="10" w:before="0"/>
               <w:ind w:left="120"/>
             </w:pPr>
-            <w:hyperlink w:history="1" r:id="rId_cgadbmp7dupczvhzvt_h">
+            <w:hyperlink w:history="1" r:id="rIdijyfjme0po9ccvnnjvnwm">
               <w:r>
                 <w:rPr>
                   <w:rFonts w:ascii="Arial" w:cs="Arial" w:eastAsia="Arial" w:hAnsi="Arial"/>
@@ -32206,7 +32206,7 @@
             <w:pPr>
               <w:spacing w:after="20" w:before="0"/>
             </w:pPr>
-            <w:hyperlink w:history="1" r:id="rIdwsifpiyvqeyshvuxcg6_l">
+            <w:hyperlink w:history="1" r:id="rIds-hf1ycc_bexln3frhubj">
               <w:r>
                 <w:rPr>
                   <w:rFonts w:ascii="Arial" w:cs="Arial" w:eastAsia="Arial" w:hAnsi="Arial"/>
@@ -32239,7 +32239,7 @@
               <w:spacing w:after="10" w:before="0"/>
               <w:ind w:left="120"/>
             </w:pPr>
-            <w:hyperlink w:history="1" r:id="rIdd5dwxpbhoalv0j7-ub5lq">
+            <w:hyperlink w:history="1" r:id="rIdzycd7d5mx7mzcty0zg4tz">
               <w:r>
                 <w:rPr>
                   <w:rFonts w:ascii="Arial" w:cs="Arial" w:eastAsia="Arial" w:hAnsi="Arial"/>
@@ -32434,7 +32434,7 @@
             <w:pPr>
               <w:spacing w:after="20" w:before="0"/>
             </w:pPr>
-            <w:hyperlink w:history="1" r:id="rIdwswv3pb1qprvefrlgg3ya">
+            <w:hyperlink w:history="1" r:id="rIdwejdbul6xwzbqou_i6ddt">
               <w:r>
                 <w:rPr>
                   <w:rFonts w:ascii="Arial" w:cs="Arial" w:eastAsia="Arial" w:hAnsi="Arial"/>
@@ -32467,7 +32467,7 @@
               <w:spacing w:after="10" w:before="0"/>
               <w:ind w:left="120"/>
             </w:pPr>
-            <w:hyperlink w:history="1" r:id="rIdhw_suhmbdojx3aswwu7q3">
+            <w:hyperlink w:history="1" r:id="rId47gpnv7z_whxqithnkl_w">
               <w:r>
                 <w:rPr>
                   <w:rFonts w:ascii="Arial" w:cs="Arial" w:eastAsia="Arial" w:hAnsi="Arial"/>
@@ -32512,7 +32512,7 @@
             <w:pPr>
               <w:spacing w:after="20" w:before="0"/>
             </w:pPr>
-            <w:hyperlink w:history="1" r:id="rIdjv5wn6lhaeuwwfiyapj34">
+            <w:hyperlink w:history="1" r:id="rIdeizvpmrl9luq3p9ni8z-4">
               <w:r>
                 <w:rPr>
                   <w:rFonts w:ascii="Arial" w:cs="Arial" w:eastAsia="Arial" w:hAnsi="Arial"/>
@@ -32545,7 +32545,7 @@
               <w:spacing w:after="10" w:before="0"/>
               <w:ind w:left="120"/>
             </w:pPr>
-            <w:hyperlink w:history="1" r:id="rIdioftdbqn38vj6pn_b8exp">
+            <w:hyperlink w:history="1" r:id="rIdd9r9yigsfyy4dsk-ckrxx">
               <w:r>
                 <w:rPr>
                   <w:rFonts w:ascii="Arial" w:cs="Arial" w:eastAsia="Arial" w:hAnsi="Arial"/>

--- a/data/outputs/v2/Maths/SS2.3_Area_of_Part_of_a_Circle/Mathematics_Area_of_Part_of_a_Circle_CBE_LessonSequence.docx
+++ b/data/outputs/v2/Maths/SS2.3_Area_of_Part_of_a_Circle/Mathematics_Area_of_Part_of_a_Circle_CBE_LessonSequence.docx
@@ -3209,7 +3209,7 @@
             <w:pPr>
               <w:spacing w:after="20" w:before="0"/>
             </w:pPr>
-            <w:hyperlink w:history="1" r:id="rIdszjfg24ctn7dymn2uhyfq">
+            <w:hyperlink w:history="1" r:id="rIddouipi4su1qdahp7g8yzv">
               <w:r>
                 <w:rPr>
                   <w:rFonts w:ascii="Arial" w:cs="Arial" w:eastAsia="Arial" w:hAnsi="Arial"/>
@@ -3242,7 +3242,7 @@
               <w:spacing w:after="10" w:before="0"/>
               <w:ind w:left="120"/>
             </w:pPr>
-            <w:hyperlink w:history="1" r:id="rIdwa_p4lm-xta_eh2xidi7e">
+            <w:hyperlink w:history="1" r:id="rId4ecsl6v2uwuc-ipcgzw7i">
               <w:r>
                 <w:rPr>
                   <w:rFonts w:ascii="Arial" w:cs="Arial" w:eastAsia="Arial" w:hAnsi="Arial"/>
@@ -3287,7 +3287,7 @@
             <w:pPr>
               <w:spacing w:after="20" w:before="0"/>
             </w:pPr>
-            <w:hyperlink w:history="1" r:id="rId4s_xdxjpc5io8uejt8ytb">
+            <w:hyperlink w:history="1" r:id="rIdgspdsn3ejwm4d8-3xk18j">
               <w:r>
                 <w:rPr>
                   <w:rFonts w:ascii="Arial" w:cs="Arial" w:eastAsia="Arial" w:hAnsi="Arial"/>
@@ -3320,7 +3320,7 @@
               <w:spacing w:after="10" w:before="0"/>
               <w:ind w:left="120"/>
             </w:pPr>
-            <w:hyperlink w:history="1" r:id="rIdooaiulag5xx4ruqhgmf8g">
+            <w:hyperlink w:history="1" r:id="rIdq7c5yfz6usdmhfk0lbt0l">
               <w:r>
                 <w:rPr>
                   <w:rFonts w:ascii="Arial" w:cs="Arial" w:eastAsia="Arial" w:hAnsi="Arial"/>
@@ -3515,7 +3515,7 @@
             <w:pPr>
               <w:spacing w:after="20" w:before="0"/>
             </w:pPr>
-            <w:hyperlink w:history="1" r:id="rIdk3k36jihutyw9u-hrtfjl">
+            <w:hyperlink w:history="1" r:id="rIdctvnlerkdra0tovhb1zrn">
               <w:r>
                 <w:rPr>
                   <w:rFonts w:ascii="Arial" w:cs="Arial" w:eastAsia="Arial" w:hAnsi="Arial"/>
@@ -3548,7 +3548,7 @@
               <w:spacing w:after="10" w:before="0"/>
               <w:ind w:left="120"/>
             </w:pPr>
-            <w:hyperlink w:history="1" r:id="rIdpm-amcmry6lf0tywszgg7">
+            <w:hyperlink w:history="1" r:id="rIdruuqtwkdme3kfmi_-mebe">
               <w:r>
                 <w:rPr>
                   <w:rFonts w:ascii="Arial" w:cs="Arial" w:eastAsia="Arial" w:hAnsi="Arial"/>
@@ -3593,7 +3593,7 @@
             <w:pPr>
               <w:spacing w:after="20" w:before="0"/>
             </w:pPr>
-            <w:hyperlink w:history="1" r:id="rIdykcjtj79tx-xen4f84gnb">
+            <w:hyperlink w:history="1" r:id="rIdrmwh56nr4o7xvxrk4qjfp">
               <w:r>
                 <w:rPr>
                   <w:rFonts w:ascii="Arial" w:cs="Arial" w:eastAsia="Arial" w:hAnsi="Arial"/>
@@ -3626,7 +3626,7 @@
               <w:spacing w:after="10" w:before="0"/>
               <w:ind w:left="120"/>
             </w:pPr>
-            <w:hyperlink w:history="1" r:id="rIdk9pcytygf9j7ya6s70o2s">
+            <w:hyperlink w:history="1" r:id="rIdrb0gqz23lfar77usz_kk_">
               <w:r>
                 <w:rPr>
                   <w:rFonts w:ascii="Arial" w:cs="Arial" w:eastAsia="Arial" w:hAnsi="Arial"/>
@@ -3821,7 +3821,7 @@
             <w:pPr>
               <w:spacing w:after="20" w:before="0"/>
             </w:pPr>
-            <w:hyperlink w:history="1" r:id="rIdxwviogtefqpi8iiqm_xea">
+            <w:hyperlink w:history="1" r:id="rIdg4nkn1hfsnue8o8di9ebi">
               <w:r>
                 <w:rPr>
                   <w:rFonts w:ascii="Arial" w:cs="Arial" w:eastAsia="Arial" w:hAnsi="Arial"/>
@@ -3854,7 +3854,7 @@
               <w:spacing w:after="10" w:before="0"/>
               <w:ind w:left="120"/>
             </w:pPr>
-            <w:hyperlink w:history="1" r:id="rIddvfqxrop0sy7ohzfrzpiz">
+            <w:hyperlink w:history="1" r:id="rIdvviaadox-pabk60fwroxt">
               <w:r>
                 <w:rPr>
                   <w:rFonts w:ascii="Arial" w:cs="Arial" w:eastAsia="Arial" w:hAnsi="Arial"/>
@@ -3899,7 +3899,7 @@
             <w:pPr>
               <w:spacing w:after="20" w:before="0"/>
             </w:pPr>
-            <w:hyperlink w:history="1" r:id="rIdnlkt4ouog6mhyalfvmyxe">
+            <w:hyperlink w:history="1" r:id="rIdl3yrqlv82_t6dcd5hw2s3">
               <w:r>
                 <w:rPr>
                   <w:rFonts w:ascii="Arial" w:cs="Arial" w:eastAsia="Arial" w:hAnsi="Arial"/>
@@ -3932,7 +3932,7 @@
               <w:spacing w:after="10" w:before="0"/>
               <w:ind w:left="120"/>
             </w:pPr>
-            <w:hyperlink w:history="1" r:id="rIdcm2amm3n7flx8wl3wwlfq">
+            <w:hyperlink w:history="1" r:id="rIdcao1hscsqyfjfmwm7j9bz">
               <w:r>
                 <w:rPr>
                   <w:rFonts w:ascii="Arial" w:cs="Arial" w:eastAsia="Arial" w:hAnsi="Arial"/>
@@ -4127,7 +4127,7 @@
             <w:pPr>
               <w:spacing w:after="20" w:before="0"/>
             </w:pPr>
-            <w:hyperlink w:history="1" r:id="rId9veakincrbl_qtgb0oadt">
+            <w:hyperlink w:history="1" r:id="rIdvm8ycln9oetpncxkjv5dt">
               <w:r>
                 <w:rPr>
                   <w:rFonts w:ascii="Arial" w:cs="Arial" w:eastAsia="Arial" w:hAnsi="Arial"/>
@@ -4160,7 +4160,7 @@
               <w:spacing w:after="10" w:before="0"/>
               <w:ind w:left="120"/>
             </w:pPr>
-            <w:hyperlink w:history="1" r:id="rIdnprngte0wpscprrmw3nkv">
+            <w:hyperlink w:history="1" r:id="rIdvmqnoe4vfcaxm-ijuc76b">
               <w:r>
                 <w:rPr>
                   <w:rFonts w:ascii="Arial" w:cs="Arial" w:eastAsia="Arial" w:hAnsi="Arial"/>
@@ -4205,7 +4205,7 @@
             <w:pPr>
               <w:spacing w:after="20" w:before="0"/>
             </w:pPr>
-            <w:hyperlink w:history="1" r:id="rIdpsq5npvqooeyxsxncr6yd">
+            <w:hyperlink w:history="1" r:id="rIdv8jcuygncw5wr8udomfby">
               <w:r>
                 <w:rPr>
                   <w:rFonts w:ascii="Arial" w:cs="Arial" w:eastAsia="Arial" w:hAnsi="Arial"/>
@@ -4238,7 +4238,7 @@
               <w:spacing w:after="10" w:before="0"/>
               <w:ind w:left="120"/>
             </w:pPr>
-            <w:hyperlink w:history="1" r:id="rIdfzhdzazd0rsf7aomqrzm2">
+            <w:hyperlink w:history="1" r:id="rIdjikv8jpfqngj8o_siieys">
               <w:r>
                 <w:rPr>
                   <w:rFonts w:ascii="Arial" w:cs="Arial" w:eastAsia="Arial" w:hAnsi="Arial"/>
@@ -4433,7 +4433,7 @@
             <w:pPr>
               <w:spacing w:after="20" w:before="0"/>
             </w:pPr>
-            <w:hyperlink w:history="1" r:id="rIdj5yb8sh_mvmt6lutqkbaj">
+            <w:hyperlink w:history="1" r:id="rIdgcn2wy1hbj_iz2n6oqqe6">
               <w:r>
                 <w:rPr>
                   <w:rFonts w:ascii="Arial" w:cs="Arial" w:eastAsia="Arial" w:hAnsi="Arial"/>
@@ -4466,7 +4466,7 @@
               <w:spacing w:after="10" w:before="0"/>
               <w:ind w:left="120"/>
             </w:pPr>
-            <w:hyperlink w:history="1" r:id="rIdmrd3eddxdmnbkv1ijw8k_">
+            <w:hyperlink w:history="1" r:id="rId6eewubmw48plxrbayj3pn">
               <w:r>
                 <w:rPr>
                   <w:rFonts w:ascii="Arial" w:cs="Arial" w:eastAsia="Arial" w:hAnsi="Arial"/>
@@ -4511,7 +4511,7 @@
             <w:pPr>
               <w:spacing w:after="20" w:before="0"/>
             </w:pPr>
-            <w:hyperlink w:history="1" r:id="rIdqivqprw0nhh8-3is79_if">
+            <w:hyperlink w:history="1" r:id="rIdw8flnhanrj-3q2csrnwlh">
               <w:r>
                 <w:rPr>
                   <w:rFonts w:ascii="Arial" w:cs="Arial" w:eastAsia="Arial" w:hAnsi="Arial"/>
@@ -4544,7 +4544,7 @@
               <w:spacing w:after="10" w:before="0"/>
               <w:ind w:left="120"/>
             </w:pPr>
-            <w:hyperlink w:history="1" r:id="rIdggob_trdmjbce2aazk_om">
+            <w:hyperlink w:history="1" r:id="rIdzjpewh92x5ubsnbemrzzk">
               <w:r>
                 <w:rPr>
                   <w:rFonts w:ascii="Arial" w:cs="Arial" w:eastAsia="Arial" w:hAnsi="Arial"/>
@@ -6031,7 +6031,7 @@
             <w:pPr>
               <w:spacing w:after="20" w:before="0"/>
             </w:pPr>
-            <w:hyperlink w:history="1" r:id="rId1n2xoreb67e9tqe4xfdyl">
+            <w:hyperlink w:history="1" r:id="rIdijtmk6u-snejjsth2p_ug">
               <w:r>
                 <w:rPr>
                   <w:rFonts w:ascii="Arial" w:cs="Arial" w:eastAsia="Arial" w:hAnsi="Arial"/>
@@ -6064,7 +6064,7 @@
               <w:spacing w:after="10" w:before="0"/>
               <w:ind w:left="120"/>
             </w:pPr>
-            <w:hyperlink w:history="1" r:id="rIdh1avr37ao50wtgzwhl4c6">
+            <w:hyperlink w:history="1" r:id="rIdozps44ksyigtgsofkz26d">
               <w:r>
                 <w:rPr>
                   <w:rFonts w:ascii="Arial" w:cs="Arial" w:eastAsia="Arial" w:hAnsi="Arial"/>
@@ -6109,7 +6109,7 @@
             <w:pPr>
               <w:spacing w:after="20" w:before="0"/>
             </w:pPr>
-            <w:hyperlink w:history="1" r:id="rIdxzyfgdglkhmnpfturb05w">
+            <w:hyperlink w:history="1" r:id="rIdigfgcvp73lbcnkei-7ucm">
               <w:r>
                 <w:rPr>
                   <w:rFonts w:ascii="Arial" w:cs="Arial" w:eastAsia="Arial" w:hAnsi="Arial"/>
@@ -6142,7 +6142,7 @@
               <w:spacing w:after="10" w:before="0"/>
               <w:ind w:left="120"/>
             </w:pPr>
-            <w:hyperlink w:history="1" r:id="rIdf24djsrbdc0kqntcj7tkq">
+            <w:hyperlink w:history="1" r:id="rIdxups406mucp_eowq8ierz">
               <w:r>
                 <w:rPr>
                   <w:rFonts w:ascii="Arial" w:cs="Arial" w:eastAsia="Arial" w:hAnsi="Arial"/>
@@ -6413,7 +6413,7 @@
             <w:pPr>
               <w:spacing w:after="20" w:before="0"/>
             </w:pPr>
-            <w:hyperlink w:history="1" r:id="rIdfagxgnrvcilyhotd6yfmz">
+            <w:hyperlink w:history="1" r:id="rIdd1hapmjznfmbahymq4tdb">
               <w:r>
                 <w:rPr>
                   <w:rFonts w:ascii="Arial" w:cs="Arial" w:eastAsia="Arial" w:hAnsi="Arial"/>
@@ -6446,7 +6446,7 @@
               <w:spacing w:after="10" w:before="0"/>
               <w:ind w:left="120"/>
             </w:pPr>
-            <w:hyperlink w:history="1" r:id="rIdokr5d3eogcqv0tdlrzdhy">
+            <w:hyperlink w:history="1" r:id="rIdrsblncyoncujiiftbttrr">
               <w:r>
                 <w:rPr>
                   <w:rFonts w:ascii="Arial" w:cs="Arial" w:eastAsia="Arial" w:hAnsi="Arial"/>
@@ -6491,7 +6491,7 @@
             <w:pPr>
               <w:spacing w:after="20" w:before="0"/>
             </w:pPr>
-            <w:hyperlink w:history="1" r:id="rIdvwux2tvetgxpl55yckqve">
+            <w:hyperlink w:history="1" r:id="rIdybrmcv0il4_7gs_oryiog">
               <w:r>
                 <w:rPr>
                   <w:rFonts w:ascii="Arial" w:cs="Arial" w:eastAsia="Arial" w:hAnsi="Arial"/>
@@ -6524,7 +6524,7 @@
               <w:spacing w:after="10" w:before="0"/>
               <w:ind w:left="120"/>
             </w:pPr>
-            <w:hyperlink w:history="1" r:id="rIdmq-um77mnfbbgjv4oanaz">
+            <w:hyperlink w:history="1" r:id="rIdedjkhcwe0aqrx0osmvr0b">
               <w:r>
                 <w:rPr>
                   <w:rFonts w:ascii="Arial" w:cs="Arial" w:eastAsia="Arial" w:hAnsi="Arial"/>
@@ -6814,7 +6814,7 @@
             <w:pPr>
               <w:spacing w:after="20" w:before="0"/>
             </w:pPr>
-            <w:hyperlink w:history="1" r:id="rIdti8jef-k7oto0ruqkisrc">
+            <w:hyperlink w:history="1" r:id="rId6ilxfkv_2i4tbhlpdpzbt">
               <w:r>
                 <w:rPr>
                   <w:rFonts w:ascii="Arial" w:cs="Arial" w:eastAsia="Arial" w:hAnsi="Arial"/>
@@ -6847,7 +6847,7 @@
               <w:spacing w:after="10" w:before="0"/>
               <w:ind w:left="120"/>
             </w:pPr>
-            <w:hyperlink w:history="1" r:id="rIdkwrqolzyrfjhfunhfijv_">
+            <w:hyperlink w:history="1" r:id="rIddmcnpnrsduko61nc_1pyl">
               <w:r>
                 <w:rPr>
                   <w:rFonts w:ascii="Arial" w:cs="Arial" w:eastAsia="Arial" w:hAnsi="Arial"/>
@@ -6892,7 +6892,7 @@
             <w:pPr>
               <w:spacing w:after="20" w:before="0"/>
             </w:pPr>
-            <w:hyperlink w:history="1" r:id="rIdo2czcpxpmjgz4oe_bqgnl">
+            <w:hyperlink w:history="1" r:id="rIdedg1qslqyy_hahainkjvd">
               <w:r>
                 <w:rPr>
                   <w:rFonts w:ascii="Arial" w:cs="Arial" w:eastAsia="Arial" w:hAnsi="Arial"/>
@@ -6925,7 +6925,7 @@
               <w:spacing w:after="10" w:before="0"/>
               <w:ind w:left="120"/>
             </w:pPr>
-            <w:hyperlink w:history="1" r:id="rIdychwy3jdurwr8qpvmaf45">
+            <w:hyperlink w:history="1" r:id="rIdn8ore0mhmxymwffnjkfdt">
               <w:r>
                 <w:rPr>
                   <w:rFonts w:ascii="Arial" w:cs="Arial" w:eastAsia="Arial" w:hAnsi="Arial"/>
@@ -7215,7 +7215,7 @@
             <w:pPr>
               <w:spacing w:after="20" w:before="0"/>
             </w:pPr>
-            <w:hyperlink w:history="1" r:id="rIduy7bvn5es8fn199whozph">
+            <w:hyperlink w:history="1" r:id="rIdvvl9cbbkxac6eresao5d-">
               <w:r>
                 <w:rPr>
                   <w:rFonts w:ascii="Arial" w:cs="Arial" w:eastAsia="Arial" w:hAnsi="Arial"/>
@@ -7248,7 +7248,7 @@
               <w:spacing w:after="10" w:before="0"/>
               <w:ind w:left="120"/>
             </w:pPr>
-            <w:hyperlink w:history="1" r:id="rId50wqx4x2xw2s_vtrmhgco">
+            <w:hyperlink w:history="1" r:id="rIdhz_uxadf-wsc76cge8wmx">
               <w:r>
                 <w:rPr>
                   <w:rFonts w:ascii="Arial" w:cs="Arial" w:eastAsia="Arial" w:hAnsi="Arial"/>
@@ -7293,7 +7293,7 @@
             <w:pPr>
               <w:spacing w:after="20" w:before="0"/>
             </w:pPr>
-            <w:hyperlink w:history="1" r:id="rIdard65fbuo8mutp8ewdzk8">
+            <w:hyperlink w:history="1" r:id="rId0il9eejoq-lkponprtkvs">
               <w:r>
                 <w:rPr>
                   <w:rFonts w:ascii="Arial" w:cs="Arial" w:eastAsia="Arial" w:hAnsi="Arial"/>
@@ -7326,7 +7326,7 @@
               <w:spacing w:after="10" w:before="0"/>
               <w:ind w:left="120"/>
             </w:pPr>
-            <w:hyperlink w:history="1" r:id="rIdqdpkuninb1xig5rpn3j7n">
+            <w:hyperlink w:history="1" r:id="rIdoe9mouvhma36bzvdg4kvj">
               <w:r>
                 <w:rPr>
                   <w:rFonts w:ascii="Arial" w:cs="Arial" w:eastAsia="Arial" w:hAnsi="Arial"/>
@@ -7635,7 +7635,7 @@
             <w:pPr>
               <w:spacing w:after="20" w:before="0"/>
             </w:pPr>
-            <w:hyperlink w:history="1" r:id="rIdkdp3rxcki8p8sbxfum64-">
+            <w:hyperlink w:history="1" r:id="rId3extngdarml4j0wocytje">
               <w:r>
                 <w:rPr>
                   <w:rFonts w:ascii="Arial" w:cs="Arial" w:eastAsia="Arial" w:hAnsi="Arial"/>
@@ -7668,7 +7668,7 @@
               <w:spacing w:after="10" w:before="0"/>
               <w:ind w:left="120"/>
             </w:pPr>
-            <w:hyperlink w:history="1" r:id="rIddcezuslbvu1uv0wcbgnj0">
+            <w:hyperlink w:history="1" r:id="rIdktqgvzoytcxthpylgowp7">
               <w:r>
                 <w:rPr>
                   <w:rFonts w:ascii="Arial" w:cs="Arial" w:eastAsia="Arial" w:hAnsi="Arial"/>
@@ -7713,7 +7713,7 @@
             <w:pPr>
               <w:spacing w:after="20" w:before="0"/>
             </w:pPr>
-            <w:hyperlink w:history="1" r:id="rIdutmatshdmpj2oduqt-le6">
+            <w:hyperlink w:history="1" r:id="rIdhyme1relxd349d_uixoqy">
               <w:r>
                 <w:rPr>
                   <w:rFonts w:ascii="Arial" w:cs="Arial" w:eastAsia="Arial" w:hAnsi="Arial"/>
@@ -7746,7 +7746,7 @@
               <w:spacing w:after="10" w:before="0"/>
               <w:ind w:left="120"/>
             </w:pPr>
-            <w:hyperlink w:history="1" r:id="rIdlmznpa6envb0nsexcofd_">
+            <w:hyperlink w:history="1" r:id="rIdujadg7ocqzfmxjmi0s4tx">
               <w:r>
                 <w:rPr>
                   <w:rFonts w:ascii="Arial" w:cs="Arial" w:eastAsia="Arial" w:hAnsi="Arial"/>
@@ -9423,7 +9423,7 @@
             <w:pPr>
               <w:spacing w:after="20" w:before="0"/>
             </w:pPr>
-            <w:hyperlink w:history="1" r:id="rIdezfceo2vwc8rdgwa54sqc">
+            <w:hyperlink w:history="1" r:id="rIdhfzd1gakcyjtticikqr0p">
               <w:r>
                 <w:rPr>
                   <w:rFonts w:ascii="Arial" w:cs="Arial" w:eastAsia="Arial" w:hAnsi="Arial"/>
@@ -9456,7 +9456,7 @@
               <w:spacing w:after="10" w:before="0"/>
               <w:ind w:left="120"/>
             </w:pPr>
-            <w:hyperlink w:history="1" r:id="rIdby7fijqvaq2ypjrzkbxch">
+            <w:hyperlink w:history="1" r:id="rIdorzehldhtjjh-coh-5i3e">
               <w:r>
                 <w:rPr>
                   <w:rFonts w:ascii="Arial" w:cs="Arial" w:eastAsia="Arial" w:hAnsi="Arial"/>
@@ -9501,7 +9501,7 @@
             <w:pPr>
               <w:spacing w:after="20" w:before="0"/>
             </w:pPr>
-            <w:hyperlink w:history="1" r:id="rIdqgaeuuuyumrg_moqp2r9e">
+            <w:hyperlink w:history="1" r:id="rIdiuwmhoyvp__sa94afxden">
               <w:r>
                 <w:rPr>
                   <w:rFonts w:ascii="Arial" w:cs="Arial" w:eastAsia="Arial" w:hAnsi="Arial"/>
@@ -9534,7 +9534,7 @@
               <w:spacing w:after="10" w:before="0"/>
               <w:ind w:left="120"/>
             </w:pPr>
-            <w:hyperlink w:history="1" r:id="rIdhvso6wslai_lksv4q2czt">
+            <w:hyperlink w:history="1" r:id="rIdemzjdm2wdheifbwsg9169">
               <w:r>
                 <w:rPr>
                   <w:rFonts w:ascii="Arial" w:cs="Arial" w:eastAsia="Arial" w:hAnsi="Arial"/>
@@ -9729,7 +9729,7 @@
             <w:pPr>
               <w:spacing w:after="20" w:before="0"/>
             </w:pPr>
-            <w:hyperlink w:history="1" r:id="rIdrj4nkmzlzagkolnuw0rwi">
+            <w:hyperlink w:history="1" r:id="rIdix_qdakaszadzot40sprd">
               <w:r>
                 <w:rPr>
                   <w:rFonts w:ascii="Arial" w:cs="Arial" w:eastAsia="Arial" w:hAnsi="Arial"/>
@@ -9762,7 +9762,7 @@
               <w:spacing w:after="10" w:before="0"/>
               <w:ind w:left="120"/>
             </w:pPr>
-            <w:hyperlink w:history="1" r:id="rIdentvfuviamfnuwumvfc9o">
+            <w:hyperlink w:history="1" r:id="rIdmzoth2sbyeept_mykhlgi">
               <w:r>
                 <w:rPr>
                   <w:rFonts w:ascii="Arial" w:cs="Arial" w:eastAsia="Arial" w:hAnsi="Arial"/>
@@ -9807,7 +9807,7 @@
             <w:pPr>
               <w:spacing w:after="20" w:before="0"/>
             </w:pPr>
-            <w:hyperlink w:history="1" r:id="rId-n9jnkfv0o5shtuissqg7">
+            <w:hyperlink w:history="1" r:id="rIdzmynygae9nsptvju-n_vr">
               <w:r>
                 <w:rPr>
                   <w:rFonts w:ascii="Arial" w:cs="Arial" w:eastAsia="Arial" w:hAnsi="Arial"/>
@@ -9840,7 +9840,7 @@
               <w:spacing w:after="10" w:before="0"/>
               <w:ind w:left="120"/>
             </w:pPr>
-            <w:hyperlink w:history="1" r:id="rIdpyqujwjxzr6not3wqac4m">
+            <w:hyperlink w:history="1" r:id="rId2ueubyldee2avalqhfwrl">
               <w:r>
                 <w:rPr>
                   <w:rFonts w:ascii="Arial" w:cs="Arial" w:eastAsia="Arial" w:hAnsi="Arial"/>
@@ -10035,7 +10035,7 @@
             <w:pPr>
               <w:spacing w:after="20" w:before="0"/>
             </w:pPr>
-            <w:hyperlink w:history="1" r:id="rIdx231n9tl4fgva6lsqm9xi">
+            <w:hyperlink w:history="1" r:id="rId1_vftsvxwroippzodw55n">
               <w:r>
                 <w:rPr>
                   <w:rFonts w:ascii="Arial" w:cs="Arial" w:eastAsia="Arial" w:hAnsi="Arial"/>
@@ -10068,7 +10068,7 @@
               <w:spacing w:after="10" w:before="0"/>
               <w:ind w:left="120"/>
             </w:pPr>
-            <w:hyperlink w:history="1" r:id="rIdnkskgggrnhmzagghgwm7f">
+            <w:hyperlink w:history="1" r:id="rIdzskylpy8oxiuxpvojmeqn">
               <w:r>
                 <w:rPr>
                   <w:rFonts w:ascii="Arial" w:cs="Arial" w:eastAsia="Arial" w:hAnsi="Arial"/>
@@ -10113,7 +10113,7 @@
             <w:pPr>
               <w:spacing w:after="20" w:before="0"/>
             </w:pPr>
-            <w:hyperlink w:history="1" r:id="rIdjtcrgmv_1gszr8smvnejw">
+            <w:hyperlink w:history="1" r:id="rIdcvmei0hcoi1c1gnfdbn5k">
               <w:r>
                 <w:rPr>
                   <w:rFonts w:ascii="Arial" w:cs="Arial" w:eastAsia="Arial" w:hAnsi="Arial"/>
@@ -10146,7 +10146,7 @@
               <w:spacing w:after="10" w:before="0"/>
               <w:ind w:left="120"/>
             </w:pPr>
-            <w:hyperlink w:history="1" r:id="rId_lacbxoqcnerbjsl1-vw-">
+            <w:hyperlink w:history="1" r:id="rIdvkmwwmaywnesdnmvi_lg4">
               <w:r>
                 <w:rPr>
                   <w:rFonts w:ascii="Arial" w:cs="Arial" w:eastAsia="Arial" w:hAnsi="Arial"/>
@@ -10341,7 +10341,7 @@
             <w:pPr>
               <w:spacing w:after="20" w:before="0"/>
             </w:pPr>
-            <w:hyperlink w:history="1" r:id="rIdpl13zywaupiduh98ii-zt">
+            <w:hyperlink w:history="1" r:id="rIdvvd-xkvoyf4rrim98pseh">
               <w:r>
                 <w:rPr>
                   <w:rFonts w:ascii="Arial" w:cs="Arial" w:eastAsia="Arial" w:hAnsi="Arial"/>
@@ -10374,7 +10374,7 @@
               <w:spacing w:after="10" w:before="0"/>
               <w:ind w:left="120"/>
             </w:pPr>
-            <w:hyperlink w:history="1" r:id="rIdfeeqjc5rsoyew1ojxraer">
+            <w:hyperlink w:history="1" r:id="rIddbsfvvpobd0c1vep2es6a">
               <w:r>
                 <w:rPr>
                   <w:rFonts w:ascii="Arial" w:cs="Arial" w:eastAsia="Arial" w:hAnsi="Arial"/>
@@ -10419,7 +10419,7 @@
             <w:pPr>
               <w:spacing w:after="20" w:before="0"/>
             </w:pPr>
-            <w:hyperlink w:history="1" r:id="rId8w61dqmgzaan3f9abjp2b">
+            <w:hyperlink w:history="1" r:id="rId0vg4ybsajss6w_sankx8s">
               <w:r>
                 <w:rPr>
                   <w:rFonts w:ascii="Arial" w:cs="Arial" w:eastAsia="Arial" w:hAnsi="Arial"/>
@@ -10452,7 +10452,7 @@
               <w:spacing w:after="10" w:before="0"/>
               <w:ind w:left="120"/>
             </w:pPr>
-            <w:hyperlink w:history="1" r:id="rIde52-_fgfxosvawo7hza5o">
+            <w:hyperlink w:history="1" r:id="rIdasttsfhneb4whrfccsxbt">
               <w:r>
                 <w:rPr>
                   <w:rFonts w:ascii="Arial" w:cs="Arial" w:eastAsia="Arial" w:hAnsi="Arial"/>
@@ -10647,7 +10647,7 @@
             <w:pPr>
               <w:spacing w:after="20" w:before="0"/>
             </w:pPr>
-            <w:hyperlink w:history="1" r:id="rIdt1ari2hwqamprvkr6xv_h">
+            <w:hyperlink w:history="1" r:id="rIdy9jw6qz_lbji9axsyko_v">
               <w:r>
                 <w:rPr>
                   <w:rFonts w:ascii="Arial" w:cs="Arial" w:eastAsia="Arial" w:hAnsi="Arial"/>
@@ -10680,7 +10680,7 @@
               <w:spacing w:after="10" w:before="0"/>
               <w:ind w:left="120"/>
             </w:pPr>
-            <w:hyperlink w:history="1" r:id="rId9vcaviqvojga1ovxh3pl5">
+            <w:hyperlink w:history="1" r:id="rIda-c8tgydlgbz-sp3nhfbl">
               <w:r>
                 <w:rPr>
                   <w:rFonts w:ascii="Arial" w:cs="Arial" w:eastAsia="Arial" w:hAnsi="Arial"/>
@@ -10725,7 +10725,7 @@
             <w:pPr>
               <w:spacing w:after="20" w:before="0"/>
             </w:pPr>
-            <w:hyperlink w:history="1" r:id="rIdbs1ydhcoxiao0mqdbfkv6">
+            <w:hyperlink w:history="1" r:id="rIdeotd0ed_4hv7jl9xnoc7v">
               <w:r>
                 <w:rPr>
                   <w:rFonts w:ascii="Arial" w:cs="Arial" w:eastAsia="Arial" w:hAnsi="Arial"/>
@@ -10758,7 +10758,7 @@
               <w:spacing w:after="10" w:before="0"/>
               <w:ind w:left="120"/>
             </w:pPr>
-            <w:hyperlink w:history="1" r:id="rId2zdu1cvjbviruru5eokwb">
+            <w:hyperlink w:history="1" r:id="rIdaeuiiob5cleimitpv_wo2">
               <w:r>
                 <w:rPr>
                   <w:rFonts w:ascii="Arial" w:cs="Arial" w:eastAsia="Arial" w:hAnsi="Arial"/>
@@ -12245,7 +12245,7 @@
             <w:pPr>
               <w:spacing w:after="20" w:before="0"/>
             </w:pPr>
-            <w:hyperlink w:history="1" r:id="rIdr8ramko-mxzk2zqojgy37">
+            <w:hyperlink w:history="1" r:id="rIdi9jngykf5pwpf2vozaqpb">
               <w:r>
                 <w:rPr>
                   <w:rFonts w:ascii="Arial" w:cs="Arial" w:eastAsia="Arial" w:hAnsi="Arial"/>
@@ -12278,7 +12278,7 @@
               <w:spacing w:after="10" w:before="0"/>
               <w:ind w:left="120"/>
             </w:pPr>
-            <w:hyperlink w:history="1" r:id="rIdbffqubheimed8jsuda_gl">
+            <w:hyperlink w:history="1" r:id="rIdoz_34e_l6ift1zvnmcpfr">
               <w:r>
                 <w:rPr>
                   <w:rFonts w:ascii="Arial" w:cs="Arial" w:eastAsia="Arial" w:hAnsi="Arial"/>
@@ -12323,7 +12323,7 @@
             <w:pPr>
               <w:spacing w:after="20" w:before="0"/>
             </w:pPr>
-            <w:hyperlink w:history="1" r:id="rIddgzdr5pcgdqi1tfj2n2yv">
+            <w:hyperlink w:history="1" r:id="rIdnrhw8hzvtzdlusvrtaeao">
               <w:r>
                 <w:rPr>
                   <w:rFonts w:ascii="Arial" w:cs="Arial" w:eastAsia="Arial" w:hAnsi="Arial"/>
@@ -12356,7 +12356,7 @@
               <w:spacing w:after="10" w:before="0"/>
               <w:ind w:left="120"/>
             </w:pPr>
-            <w:hyperlink w:history="1" r:id="rIdv9vpqoj8arfmr2mj2i_tr">
+            <w:hyperlink w:history="1" r:id="rIdmltsyh1spzadlwupb8mg7">
               <w:r>
                 <w:rPr>
                   <w:rFonts w:ascii="Arial" w:cs="Arial" w:eastAsia="Arial" w:hAnsi="Arial"/>
@@ -12551,7 +12551,7 @@
             <w:pPr>
               <w:spacing w:after="20" w:before="0"/>
             </w:pPr>
-            <w:hyperlink w:history="1" r:id="rIdddbhkanlu1folmy-4mhc_">
+            <w:hyperlink w:history="1" r:id="rIdqjwiba2wpsepfxjvce89c">
               <w:r>
                 <w:rPr>
                   <w:rFonts w:ascii="Arial" w:cs="Arial" w:eastAsia="Arial" w:hAnsi="Arial"/>
@@ -12584,7 +12584,7 @@
               <w:spacing w:after="10" w:before="0"/>
               <w:ind w:left="120"/>
             </w:pPr>
-            <w:hyperlink w:history="1" r:id="rId57xssjpw0eo-1d8ug_xhz">
+            <w:hyperlink w:history="1" r:id="rIdhqpcqg--phzh95ufkzpdi">
               <w:r>
                 <w:rPr>
                   <w:rFonts w:ascii="Arial" w:cs="Arial" w:eastAsia="Arial" w:hAnsi="Arial"/>
@@ -12629,7 +12629,7 @@
             <w:pPr>
               <w:spacing w:after="20" w:before="0"/>
             </w:pPr>
-            <w:hyperlink w:history="1" r:id="rIdj5naoxh0_idtichquktwh">
+            <w:hyperlink w:history="1" r:id="rIdosqhfq5owodwriwsalu4p">
               <w:r>
                 <w:rPr>
                   <w:rFonts w:ascii="Arial" w:cs="Arial" w:eastAsia="Arial" w:hAnsi="Arial"/>
@@ -12662,7 +12662,7 @@
               <w:spacing w:after="10" w:before="0"/>
               <w:ind w:left="120"/>
             </w:pPr>
-            <w:hyperlink w:history="1" r:id="rIdozdjgxi2--om6nxfj5ou6">
+            <w:hyperlink w:history="1" r:id="rId5gx_r3p0laq3iqvkjv_sk">
               <w:r>
                 <w:rPr>
                   <w:rFonts w:ascii="Arial" w:cs="Arial" w:eastAsia="Arial" w:hAnsi="Arial"/>
@@ -12857,7 +12857,7 @@
             <w:pPr>
               <w:spacing w:after="20" w:before="0"/>
             </w:pPr>
-            <w:hyperlink w:history="1" r:id="rIdm8gvjeiuwyp011nm8h9jy">
+            <w:hyperlink w:history="1" r:id="rId-6inc7krfbrzdegj15s9j">
               <w:r>
                 <w:rPr>
                   <w:rFonts w:ascii="Arial" w:cs="Arial" w:eastAsia="Arial" w:hAnsi="Arial"/>
@@ -12890,7 +12890,7 @@
               <w:spacing w:after="10" w:before="0"/>
               <w:ind w:left="120"/>
             </w:pPr>
-            <w:hyperlink w:history="1" r:id="rIdt0vnfaaahnmue1rvs3_3-">
+            <w:hyperlink w:history="1" r:id="rIdguys_w5coeufngxw_xbgv">
               <w:r>
                 <w:rPr>
                   <w:rFonts w:ascii="Arial" w:cs="Arial" w:eastAsia="Arial" w:hAnsi="Arial"/>
@@ -12935,7 +12935,7 @@
             <w:pPr>
               <w:spacing w:after="20" w:before="0"/>
             </w:pPr>
-            <w:hyperlink w:history="1" r:id="rId5vevqdl1afgvfy0fiyk_n">
+            <w:hyperlink w:history="1" r:id="rIdxkh0zrva0v16-mxq-iprw">
               <w:r>
                 <w:rPr>
                   <w:rFonts w:ascii="Arial" w:cs="Arial" w:eastAsia="Arial" w:hAnsi="Arial"/>
@@ -12968,7 +12968,7 @@
               <w:spacing w:after="10" w:before="0"/>
               <w:ind w:left="120"/>
             </w:pPr>
-            <w:hyperlink w:history="1" r:id="rIduvu9tghjexhhqakcu5ya_">
+            <w:hyperlink w:history="1" r:id="rIdj3mkx351vwmrjtkli44b6">
               <w:r>
                 <w:rPr>
                   <w:rFonts w:ascii="Arial" w:cs="Arial" w:eastAsia="Arial" w:hAnsi="Arial"/>
@@ -13163,7 +13163,7 @@
             <w:pPr>
               <w:spacing w:after="20" w:before="0"/>
             </w:pPr>
-            <w:hyperlink w:history="1" r:id="rIdbggdzeiarxwgdtco_8t4s">
+            <w:hyperlink w:history="1" r:id="rIdttdzejgpe18xdzg1tr_qv">
               <w:r>
                 <w:rPr>
                   <w:rFonts w:ascii="Arial" w:cs="Arial" w:eastAsia="Arial" w:hAnsi="Arial"/>
@@ -13196,7 +13196,7 @@
               <w:spacing w:after="10" w:before="0"/>
               <w:ind w:left="120"/>
             </w:pPr>
-            <w:hyperlink w:history="1" r:id="rIdu7cdsmjew1fizm9vps-fc">
+            <w:hyperlink w:history="1" r:id="rIdnwlh4pbtm4jd4jylruicf">
               <w:r>
                 <w:rPr>
                   <w:rFonts w:ascii="Arial" w:cs="Arial" w:eastAsia="Arial" w:hAnsi="Arial"/>
@@ -13241,7 +13241,7 @@
             <w:pPr>
               <w:spacing w:after="20" w:before="0"/>
             </w:pPr>
-            <w:hyperlink w:history="1" r:id="rIdruswbeq0oo_5od19bkqc5">
+            <w:hyperlink w:history="1" r:id="rIdu6v8zvqi-a2y8fvwgi6a6">
               <w:r>
                 <w:rPr>
                   <w:rFonts w:ascii="Arial" w:cs="Arial" w:eastAsia="Arial" w:hAnsi="Arial"/>
@@ -13274,7 +13274,7 @@
               <w:spacing w:after="10" w:before="0"/>
               <w:ind w:left="120"/>
             </w:pPr>
-            <w:hyperlink w:history="1" r:id="rIddari77pomxiypvypnkgqv">
+            <w:hyperlink w:history="1" r:id="rIdmmc3tzj6d-pfgjr94inks">
               <w:r>
                 <w:rPr>
                   <w:rFonts w:ascii="Arial" w:cs="Arial" w:eastAsia="Arial" w:hAnsi="Arial"/>
@@ -13469,7 +13469,7 @@
             <w:pPr>
               <w:spacing w:after="20" w:before="0"/>
             </w:pPr>
-            <w:hyperlink w:history="1" r:id="rIdviv8jagfwagu2bgorsxd4">
+            <w:hyperlink w:history="1" r:id="rIdt-to5eubuqhrk6isoryud">
               <w:r>
                 <w:rPr>
                   <w:rFonts w:ascii="Arial" w:cs="Arial" w:eastAsia="Arial" w:hAnsi="Arial"/>
@@ -13502,7 +13502,7 @@
               <w:spacing w:after="10" w:before="0"/>
               <w:ind w:left="120"/>
             </w:pPr>
-            <w:hyperlink w:history="1" r:id="rIdut7pnucjqoir5nuopcnlu">
+            <w:hyperlink w:history="1" r:id="rIdmv9gucyu1120uoghxfaix">
               <w:r>
                 <w:rPr>
                   <w:rFonts w:ascii="Arial" w:cs="Arial" w:eastAsia="Arial" w:hAnsi="Arial"/>
@@ -13547,7 +13547,7 @@
             <w:pPr>
               <w:spacing w:after="20" w:before="0"/>
             </w:pPr>
-            <w:hyperlink w:history="1" r:id="rIdifig6envruv6nxgecclc_">
+            <w:hyperlink w:history="1" r:id="rIdz_fgj_tvueqdkeiwfjlwr">
               <w:r>
                 <w:rPr>
                   <w:rFonts w:ascii="Arial" w:cs="Arial" w:eastAsia="Arial" w:hAnsi="Arial"/>
@@ -13580,7 +13580,7 @@
               <w:spacing w:after="10" w:before="0"/>
               <w:ind w:left="120"/>
             </w:pPr>
-            <w:hyperlink w:history="1" r:id="rIdykflr0timwi8c-tc3vwtf">
+            <w:hyperlink w:history="1" r:id="rIdgv3mv4wjcv_qlukiw66tb">
               <w:r>
                 <w:rPr>
                   <w:rFonts w:ascii="Arial" w:cs="Arial" w:eastAsia="Arial" w:hAnsi="Arial"/>
@@ -15162,7 +15162,7 @@
             <w:pPr>
               <w:spacing w:after="20" w:before="0"/>
             </w:pPr>
-            <w:hyperlink w:history="1" r:id="rIdqqngbf26_ya-lanw4ok1_">
+            <w:hyperlink w:history="1" r:id="rId_4bl2bdcwxifbqn0wegp3">
               <w:r>
                 <w:rPr>
                   <w:rFonts w:ascii="Arial" w:cs="Arial" w:eastAsia="Arial" w:hAnsi="Arial"/>
@@ -15195,7 +15195,7 @@
               <w:spacing w:after="10" w:before="0"/>
               <w:ind w:left="120"/>
             </w:pPr>
-            <w:hyperlink w:history="1" r:id="rIdzx7-dmieut2-omtrjv65j">
+            <w:hyperlink w:history="1" r:id="rIde8txpdt7mqigq7kpmresz">
               <w:r>
                 <w:rPr>
                   <w:rFonts w:ascii="Arial" w:cs="Arial" w:eastAsia="Arial" w:hAnsi="Arial"/>
@@ -15240,7 +15240,7 @@
             <w:pPr>
               <w:spacing w:after="20" w:before="0"/>
             </w:pPr>
-            <w:hyperlink w:history="1" r:id="rId8s_ticcxwthgvojjug9u4">
+            <w:hyperlink w:history="1" r:id="rIdoznzf8zgx2nbcgrd1bx0z">
               <w:r>
                 <w:rPr>
                   <w:rFonts w:ascii="Arial" w:cs="Arial" w:eastAsia="Arial" w:hAnsi="Arial"/>
@@ -15273,7 +15273,7 @@
               <w:spacing w:after="10" w:before="0"/>
               <w:ind w:left="120"/>
             </w:pPr>
-            <w:hyperlink w:history="1" r:id="rIdtns0semhd2zq5om8nvjsg">
+            <w:hyperlink w:history="1" r:id="rIduiysmmq_tddro3-q9mwlu">
               <w:r>
                 <w:rPr>
                   <w:rFonts w:ascii="Arial" w:cs="Arial" w:eastAsia="Arial" w:hAnsi="Arial"/>
@@ -15468,7 +15468,7 @@
             <w:pPr>
               <w:spacing w:after="20" w:before="0"/>
             </w:pPr>
-            <w:hyperlink w:history="1" r:id="rId_v9z6bl-erlpcl0s2p44z">
+            <w:hyperlink w:history="1" r:id="rId8qomwfdbmvd3jipbmricm">
               <w:r>
                 <w:rPr>
                   <w:rFonts w:ascii="Arial" w:cs="Arial" w:eastAsia="Arial" w:hAnsi="Arial"/>
@@ -15501,7 +15501,7 @@
               <w:spacing w:after="10" w:before="0"/>
               <w:ind w:left="120"/>
             </w:pPr>
-            <w:hyperlink w:history="1" r:id="rIdaih6-3pro9pmc1tldcih8">
+            <w:hyperlink w:history="1" r:id="rIdn6h_fjgy_yfniikjxawvs">
               <w:r>
                 <w:rPr>
                   <w:rFonts w:ascii="Arial" w:cs="Arial" w:eastAsia="Arial" w:hAnsi="Arial"/>
@@ -15546,7 +15546,7 @@
             <w:pPr>
               <w:spacing w:after="20" w:before="0"/>
             </w:pPr>
-            <w:hyperlink w:history="1" r:id="rIdg-mxj_lyd-0whflsc6kbb">
+            <w:hyperlink w:history="1" r:id="rIdzbcxcgv291p_cpya-5z4z">
               <w:r>
                 <w:rPr>
                   <w:rFonts w:ascii="Arial" w:cs="Arial" w:eastAsia="Arial" w:hAnsi="Arial"/>
@@ -15579,7 +15579,7 @@
               <w:spacing w:after="10" w:before="0"/>
               <w:ind w:left="120"/>
             </w:pPr>
-            <w:hyperlink w:history="1" r:id="rIddu5ljdjalhyldha7t9h7t">
+            <w:hyperlink w:history="1" r:id="rIdni3uccpgcvfdpdg62wqff">
               <w:r>
                 <w:rPr>
                   <w:rFonts w:ascii="Arial" w:cs="Arial" w:eastAsia="Arial" w:hAnsi="Arial"/>
@@ -15774,7 +15774,7 @@
             <w:pPr>
               <w:spacing w:after="20" w:before="0"/>
             </w:pPr>
-            <w:hyperlink w:history="1" r:id="rIdzunq-p88vkulpxqzdwnha">
+            <w:hyperlink w:history="1" r:id="rIdt28sci9xkkzexlu0nrakd">
               <w:r>
                 <w:rPr>
                   <w:rFonts w:ascii="Arial" w:cs="Arial" w:eastAsia="Arial" w:hAnsi="Arial"/>
@@ -15807,7 +15807,7 @@
               <w:spacing w:after="10" w:before="0"/>
               <w:ind w:left="120"/>
             </w:pPr>
-            <w:hyperlink w:history="1" r:id="rIdlyk7vyfvwrf4zwxgxemcc">
+            <w:hyperlink w:history="1" r:id="rId8oden6udqavk4hgbnp_t6">
               <w:r>
                 <w:rPr>
                   <w:rFonts w:ascii="Arial" w:cs="Arial" w:eastAsia="Arial" w:hAnsi="Arial"/>
@@ -15852,7 +15852,7 @@
             <w:pPr>
               <w:spacing w:after="20" w:before="0"/>
             </w:pPr>
-            <w:hyperlink w:history="1" r:id="rIdqw9cbp7-lrrl2jeaarwiy">
+            <w:hyperlink w:history="1" r:id="rId7sqqm_tsobdj7rtg9r_kb">
               <w:r>
                 <w:rPr>
                   <w:rFonts w:ascii="Arial" w:cs="Arial" w:eastAsia="Arial" w:hAnsi="Arial"/>
@@ -15885,7 +15885,7 @@
               <w:spacing w:after="10" w:before="0"/>
               <w:ind w:left="120"/>
             </w:pPr>
-            <w:hyperlink w:history="1" r:id="rIdsty2fn3d_bhxxy2-5ljku">
+            <w:hyperlink w:history="1" r:id="rIdrbmrcrraege9sfcovvqxw">
               <w:r>
                 <w:rPr>
                   <w:rFonts w:ascii="Arial" w:cs="Arial" w:eastAsia="Arial" w:hAnsi="Arial"/>
@@ -16080,7 +16080,7 @@
             <w:pPr>
               <w:spacing w:after="20" w:before="0"/>
             </w:pPr>
-            <w:hyperlink w:history="1" r:id="rIdarthagqlj2thhdhrhzfyb">
+            <w:hyperlink w:history="1" r:id="rIdlmjvunjapkyfmn2ogzql6">
               <w:r>
                 <w:rPr>
                   <w:rFonts w:ascii="Arial" w:cs="Arial" w:eastAsia="Arial" w:hAnsi="Arial"/>
@@ -16113,7 +16113,7 @@
               <w:spacing w:after="10" w:before="0"/>
               <w:ind w:left="120"/>
             </w:pPr>
-            <w:hyperlink w:history="1" r:id="rIduc0htiesbs7gva8wp2qmd">
+            <w:hyperlink w:history="1" r:id="rIdt38j1cjxgmffultcgzyii">
               <w:r>
                 <w:rPr>
                   <w:rFonts w:ascii="Arial" w:cs="Arial" w:eastAsia="Arial" w:hAnsi="Arial"/>
@@ -16158,7 +16158,7 @@
             <w:pPr>
               <w:spacing w:after="20" w:before="0"/>
             </w:pPr>
-            <w:hyperlink w:history="1" r:id="rIdemammu8an5yp-wir8fcmr">
+            <w:hyperlink w:history="1" r:id="rId1lj7g0lu3ksvt7ymhsdl-">
               <w:r>
                 <w:rPr>
                   <w:rFonts w:ascii="Arial" w:cs="Arial" w:eastAsia="Arial" w:hAnsi="Arial"/>
@@ -16191,7 +16191,7 @@
               <w:spacing w:after="10" w:before="0"/>
               <w:ind w:left="120"/>
             </w:pPr>
-            <w:hyperlink w:history="1" r:id="rIdujng9f6-jaygdy79fjwst">
+            <w:hyperlink w:history="1" r:id="rIddaan3zm3ll3h-s9bpmsaj">
               <w:r>
                 <w:rPr>
                   <w:rFonts w:ascii="Arial" w:cs="Arial" w:eastAsia="Arial" w:hAnsi="Arial"/>
@@ -16386,7 +16386,7 @@
             <w:pPr>
               <w:spacing w:after="20" w:before="0"/>
             </w:pPr>
-            <w:hyperlink w:history="1" r:id="rIdh4puwlswyy5tht0j7h6hu">
+            <w:hyperlink w:history="1" r:id="rIdafc66whb3pspw4-l2yipd">
               <w:r>
                 <w:rPr>
                   <w:rFonts w:ascii="Arial" w:cs="Arial" w:eastAsia="Arial" w:hAnsi="Arial"/>
@@ -16419,7 +16419,7 @@
               <w:spacing w:after="10" w:before="0"/>
               <w:ind w:left="120"/>
             </w:pPr>
-            <w:hyperlink w:history="1" r:id="rIdiukwdmi_vttghhqqjiu_g">
+            <w:hyperlink w:history="1" r:id="rIdrxt_msloia360at042dwz">
               <w:r>
                 <w:rPr>
                   <w:rFonts w:ascii="Arial" w:cs="Arial" w:eastAsia="Arial" w:hAnsi="Arial"/>
@@ -16464,7 +16464,7 @@
             <w:pPr>
               <w:spacing w:after="20" w:before="0"/>
             </w:pPr>
-            <w:hyperlink w:history="1" r:id="rId_qiefnq-kfiq8cogeogx6">
+            <w:hyperlink w:history="1" r:id="rIdej6pmhg2iixivhc0ayjvr">
               <w:r>
                 <w:rPr>
                   <w:rFonts w:ascii="Arial" w:cs="Arial" w:eastAsia="Arial" w:hAnsi="Arial"/>
@@ -16497,7 +16497,7 @@
               <w:spacing w:after="10" w:before="0"/>
               <w:ind w:left="120"/>
             </w:pPr>
-            <w:hyperlink w:history="1" r:id="rIdpmiltcjq6wkxmuadcqeks">
+            <w:hyperlink w:history="1" r:id="rIdieszck_rvl2tiwptrivf9">
               <w:r>
                 <w:rPr>
                   <w:rFonts w:ascii="Arial" w:cs="Arial" w:eastAsia="Arial" w:hAnsi="Arial"/>
@@ -17984,7 +17984,7 @@
             <w:pPr>
               <w:spacing w:after="20" w:before="0"/>
             </w:pPr>
-            <w:hyperlink w:history="1" r:id="rIdzzfbpgfwfbll_z7smewxa">
+            <w:hyperlink w:history="1" r:id="rIdinvbvehg0jal9sdzll903">
               <w:r>
                 <w:rPr>
                   <w:rFonts w:ascii="Arial" w:cs="Arial" w:eastAsia="Arial" w:hAnsi="Arial"/>
@@ -18017,7 +18017,7 @@
               <w:spacing w:after="10" w:before="0"/>
               <w:ind w:left="120"/>
             </w:pPr>
-            <w:hyperlink w:history="1" r:id="rIdre5fjdz_o4sdcbmjaw2ey">
+            <w:hyperlink w:history="1" r:id="rIdi0o_5wutpdq54lgf5maix">
               <w:r>
                 <w:rPr>
                   <w:rFonts w:ascii="Arial" w:cs="Arial" w:eastAsia="Arial" w:hAnsi="Arial"/>
@@ -18062,7 +18062,7 @@
             <w:pPr>
               <w:spacing w:after="20" w:before="0"/>
             </w:pPr>
-            <w:hyperlink w:history="1" r:id="rIdkmeqnde7_3ocqlsdng1ge">
+            <w:hyperlink w:history="1" r:id="rIdkrpjzlcpgvmrrggw4rgnx">
               <w:r>
                 <w:rPr>
                   <w:rFonts w:ascii="Arial" w:cs="Arial" w:eastAsia="Arial" w:hAnsi="Arial"/>
@@ -18095,7 +18095,7 @@
               <w:spacing w:after="10" w:before="0"/>
               <w:ind w:left="120"/>
             </w:pPr>
-            <w:hyperlink w:history="1" r:id="rId7xa6hxx5ljr2pf-dot3bw">
+            <w:hyperlink w:history="1" r:id="rIdipxvdtn4jrku7hhwqdi_a">
               <w:r>
                 <w:rPr>
                   <w:rFonts w:ascii="Arial" w:cs="Arial" w:eastAsia="Arial" w:hAnsi="Arial"/>
@@ -18290,7 +18290,7 @@
             <w:pPr>
               <w:spacing w:after="20" w:before="0"/>
             </w:pPr>
-            <w:hyperlink w:history="1" r:id="rIdvxwocwemajmmtoog5hfbn">
+            <w:hyperlink w:history="1" r:id="rIdbofxfno-6ohcyviixr5tn">
               <w:r>
                 <w:rPr>
                   <w:rFonts w:ascii="Arial" w:cs="Arial" w:eastAsia="Arial" w:hAnsi="Arial"/>
@@ -18323,7 +18323,7 @@
               <w:spacing w:after="10" w:before="0"/>
               <w:ind w:left="120"/>
             </w:pPr>
-            <w:hyperlink w:history="1" r:id="rIdu320s_k_nnsthtvz9hzxq">
+            <w:hyperlink w:history="1" r:id="rIdvkrxqtxs8omq7uy001nab">
               <w:r>
                 <w:rPr>
                   <w:rFonts w:ascii="Arial" w:cs="Arial" w:eastAsia="Arial" w:hAnsi="Arial"/>
@@ -18368,7 +18368,7 @@
             <w:pPr>
               <w:spacing w:after="20" w:before="0"/>
             </w:pPr>
-            <w:hyperlink w:history="1" r:id="rId02hxdcr0zzzgkh-rdevjk">
+            <w:hyperlink w:history="1" r:id="rIdcrjxnjrposcag1wfxnr8q">
               <w:r>
                 <w:rPr>
                   <w:rFonts w:ascii="Arial" w:cs="Arial" w:eastAsia="Arial" w:hAnsi="Arial"/>
@@ -18401,7 +18401,7 @@
               <w:spacing w:after="10" w:before="0"/>
               <w:ind w:left="120"/>
             </w:pPr>
-            <w:hyperlink w:history="1" r:id="rIdbdxjg8ndrn4bubm9pzysy">
+            <w:hyperlink w:history="1" r:id="rIdmr2ty-dtrqqhbq8zjx5cq">
               <w:r>
                 <w:rPr>
                   <w:rFonts w:ascii="Arial" w:cs="Arial" w:eastAsia="Arial" w:hAnsi="Arial"/>
@@ -18596,7 +18596,7 @@
             <w:pPr>
               <w:spacing w:after="20" w:before="0"/>
             </w:pPr>
-            <w:hyperlink w:history="1" r:id="rIdekihjimow_agynzq87c6f">
+            <w:hyperlink w:history="1" r:id="rIdb6ugks-lwo3-b3ubshob8">
               <w:r>
                 <w:rPr>
                   <w:rFonts w:ascii="Arial" w:cs="Arial" w:eastAsia="Arial" w:hAnsi="Arial"/>
@@ -18629,7 +18629,7 @@
               <w:spacing w:after="10" w:before="0"/>
               <w:ind w:left="120"/>
             </w:pPr>
-            <w:hyperlink w:history="1" r:id="rId5qumz9xbapzrcwcrmbho3">
+            <w:hyperlink w:history="1" r:id="rIdqrvbgjvk4lu5envb2t2g1">
               <w:r>
                 <w:rPr>
                   <w:rFonts w:ascii="Arial" w:cs="Arial" w:eastAsia="Arial" w:hAnsi="Arial"/>
@@ -18674,7 +18674,7 @@
             <w:pPr>
               <w:spacing w:after="20" w:before="0"/>
             </w:pPr>
-            <w:hyperlink w:history="1" r:id="rIdeg-ykx6r2k5fakhu5ky2_">
+            <w:hyperlink w:history="1" r:id="rIdtiv7sgmifikoyhlw6j02d">
               <w:r>
                 <w:rPr>
                   <w:rFonts w:ascii="Arial" w:cs="Arial" w:eastAsia="Arial" w:hAnsi="Arial"/>
@@ -18707,7 +18707,7 @@
               <w:spacing w:after="10" w:before="0"/>
               <w:ind w:left="120"/>
             </w:pPr>
-            <w:hyperlink w:history="1" r:id="rIdwfhnbkr_imde-ekl1_95-">
+            <w:hyperlink w:history="1" r:id="rIdbp8y5physjqu8mf2sss2o">
               <w:r>
                 <w:rPr>
                   <w:rFonts w:ascii="Arial" w:cs="Arial" w:eastAsia="Arial" w:hAnsi="Arial"/>
@@ -18902,7 +18902,7 @@
             <w:pPr>
               <w:spacing w:after="20" w:before="0"/>
             </w:pPr>
-            <w:hyperlink w:history="1" r:id="rId3bywjgz-gsymqy7fx0kou">
+            <w:hyperlink w:history="1" r:id="rIdsfzhyggcdluzlesw49am2">
               <w:r>
                 <w:rPr>
                   <w:rFonts w:ascii="Arial" w:cs="Arial" w:eastAsia="Arial" w:hAnsi="Arial"/>
@@ -18935,7 +18935,7 @@
               <w:spacing w:after="10" w:before="0"/>
               <w:ind w:left="120"/>
             </w:pPr>
-            <w:hyperlink w:history="1" r:id="rId5mz6zwajwzeltyxhsxcom">
+            <w:hyperlink w:history="1" r:id="rIdtazb27xh8ydmlw7-ritvn">
               <w:r>
                 <w:rPr>
                   <w:rFonts w:ascii="Arial" w:cs="Arial" w:eastAsia="Arial" w:hAnsi="Arial"/>
@@ -18980,7 +18980,7 @@
             <w:pPr>
               <w:spacing w:after="20" w:before="0"/>
             </w:pPr>
-            <w:hyperlink w:history="1" r:id="rIdyssouysxt427g2g2b3c56">
+            <w:hyperlink w:history="1" r:id="rId6fydzpk0p0knwc0hxczcg">
               <w:r>
                 <w:rPr>
                   <w:rFonts w:ascii="Arial" w:cs="Arial" w:eastAsia="Arial" w:hAnsi="Arial"/>
@@ -19013,7 +19013,7 @@
               <w:spacing w:after="10" w:before="0"/>
               <w:ind w:left="120"/>
             </w:pPr>
-            <w:hyperlink w:history="1" r:id="rIdkuu7vuxhmbrqd_p4s18-q">
+            <w:hyperlink w:history="1" r:id="rId7nlaarlc9wqb6fojzfxi_">
               <w:r>
                 <w:rPr>
                   <w:rFonts w:ascii="Arial" w:cs="Arial" w:eastAsia="Arial" w:hAnsi="Arial"/>
@@ -19208,7 +19208,7 @@
             <w:pPr>
               <w:spacing w:after="20" w:before="0"/>
             </w:pPr>
-            <w:hyperlink w:history="1" r:id="rIdsryxmcgqsjbmvvuesodp3">
+            <w:hyperlink w:history="1" r:id="rIdegdwy37voqcxia5m232zv">
               <w:r>
                 <w:rPr>
                   <w:rFonts w:ascii="Arial" w:cs="Arial" w:eastAsia="Arial" w:hAnsi="Arial"/>
@@ -19241,7 +19241,7 @@
               <w:spacing w:after="10" w:before="0"/>
               <w:ind w:left="120"/>
             </w:pPr>
-            <w:hyperlink w:history="1" r:id="rIddppldrz8iarpmnb1pgwwm">
+            <w:hyperlink w:history="1" r:id="rIdiw_7_jt3wbnybzdet0pi4">
               <w:r>
                 <w:rPr>
                   <w:rFonts w:ascii="Arial" w:cs="Arial" w:eastAsia="Arial" w:hAnsi="Arial"/>
@@ -19286,7 +19286,7 @@
             <w:pPr>
               <w:spacing w:after="20" w:before="0"/>
             </w:pPr>
-            <w:hyperlink w:history="1" r:id="rIdneajkpevsnix-yq85gpjp">
+            <w:hyperlink w:history="1" r:id="rIdeymnno5aud2kkl0xizhxp">
               <w:r>
                 <w:rPr>
                   <w:rFonts w:ascii="Arial" w:cs="Arial" w:eastAsia="Arial" w:hAnsi="Arial"/>
@@ -19319,7 +19319,7 @@
               <w:spacing w:after="10" w:before="0"/>
               <w:ind w:left="120"/>
             </w:pPr>
-            <w:hyperlink w:history="1" r:id="rIdj2huojoaupyrvr_figpq_">
+            <w:hyperlink w:history="1" r:id="rIddauqihlebn0khwgmuxxlr">
               <w:r>
                 <w:rPr>
                   <w:rFonts w:ascii="Arial" w:cs="Arial" w:eastAsia="Arial" w:hAnsi="Arial"/>
@@ -20806,7 +20806,7 @@
             <w:pPr>
               <w:spacing w:after="20" w:before="0"/>
             </w:pPr>
-            <w:hyperlink w:history="1" r:id="rId0z-nlt_emueoyumxnefj3">
+            <w:hyperlink w:history="1" r:id="rIdc3pgzw2mtdk_ae_c-sddj">
               <w:r>
                 <w:rPr>
                   <w:rFonts w:ascii="Arial" w:cs="Arial" w:eastAsia="Arial" w:hAnsi="Arial"/>
@@ -20839,7 +20839,7 @@
               <w:spacing w:after="10" w:before="0"/>
               <w:ind w:left="120"/>
             </w:pPr>
-            <w:hyperlink w:history="1" r:id="rIdncgoi-oszreyb05gtvjot">
+            <w:hyperlink w:history="1" r:id="rIduqogok8w6wrx1laykxuod">
               <w:r>
                 <w:rPr>
                   <w:rFonts w:ascii="Arial" w:cs="Arial" w:eastAsia="Arial" w:hAnsi="Arial"/>
@@ -20884,7 +20884,7 @@
             <w:pPr>
               <w:spacing w:after="20" w:before="0"/>
             </w:pPr>
-            <w:hyperlink w:history="1" r:id="rIdvtcu_4tz691el8m3n0mxg">
+            <w:hyperlink w:history="1" r:id="rIdce6jejohq3b0v8oyetxno">
               <w:r>
                 <w:rPr>
                   <w:rFonts w:ascii="Arial" w:cs="Arial" w:eastAsia="Arial" w:hAnsi="Arial"/>
@@ -20917,7 +20917,7 @@
               <w:spacing w:after="10" w:before="0"/>
               <w:ind w:left="120"/>
             </w:pPr>
-            <w:hyperlink w:history="1" r:id="rIdlgdhokqf6ujfoupa_gfeb">
+            <w:hyperlink w:history="1" r:id="rIdcl6mgj1ck8jgl5o4vzqnq">
               <w:r>
                 <w:rPr>
                   <w:rFonts w:ascii="Arial" w:cs="Arial" w:eastAsia="Arial" w:hAnsi="Arial"/>
@@ -21112,7 +21112,7 @@
             <w:pPr>
               <w:spacing w:after="20" w:before="0"/>
             </w:pPr>
-            <w:hyperlink w:history="1" r:id="rIdxzevdnfdeayudnkc55jrm">
+            <w:hyperlink w:history="1" r:id="rIdgus3clxeyigx7lsec3qc8">
               <w:r>
                 <w:rPr>
                   <w:rFonts w:ascii="Arial" w:cs="Arial" w:eastAsia="Arial" w:hAnsi="Arial"/>
@@ -21145,7 +21145,7 @@
               <w:spacing w:after="10" w:before="0"/>
               <w:ind w:left="120"/>
             </w:pPr>
-            <w:hyperlink w:history="1" r:id="rId8s8ojd0aoe0gxn8fg6iif">
+            <w:hyperlink w:history="1" r:id="rId_xx2flc280hxzvccm6n8_">
               <w:r>
                 <w:rPr>
                   <w:rFonts w:ascii="Arial" w:cs="Arial" w:eastAsia="Arial" w:hAnsi="Arial"/>
@@ -21190,7 +21190,7 @@
             <w:pPr>
               <w:spacing w:after="20" w:before="0"/>
             </w:pPr>
-            <w:hyperlink w:history="1" r:id="rIdcqwtm7fl0gqlaaxapb8gg">
+            <w:hyperlink w:history="1" r:id="rIdo0uuzdhw94k-cqyz6noz9">
               <w:r>
                 <w:rPr>
                   <w:rFonts w:ascii="Arial" w:cs="Arial" w:eastAsia="Arial" w:hAnsi="Arial"/>
@@ -21223,7 +21223,7 @@
               <w:spacing w:after="10" w:before="0"/>
               <w:ind w:left="120"/>
             </w:pPr>
-            <w:hyperlink w:history="1" r:id="rIdgchhpoaey_j4rtbmcbi6s">
+            <w:hyperlink w:history="1" r:id="rIdljtzew4uicacfca6amdm2">
               <w:r>
                 <w:rPr>
                   <w:rFonts w:ascii="Arial" w:cs="Arial" w:eastAsia="Arial" w:hAnsi="Arial"/>
@@ -21418,7 +21418,7 @@
             <w:pPr>
               <w:spacing w:after="20" w:before="0"/>
             </w:pPr>
-            <w:hyperlink w:history="1" r:id="rIdubbym4mihrb4r18axdumo">
+            <w:hyperlink w:history="1" r:id="rIdurwzlv8uzaeucr1we0adx">
               <w:r>
                 <w:rPr>
                   <w:rFonts w:ascii="Arial" w:cs="Arial" w:eastAsia="Arial" w:hAnsi="Arial"/>
@@ -21451,7 +21451,7 @@
               <w:spacing w:after="10" w:before="0"/>
               <w:ind w:left="120"/>
             </w:pPr>
-            <w:hyperlink w:history="1" r:id="rIda-n5hj-altzo3q8ngyadj">
+            <w:hyperlink w:history="1" r:id="rIdx4rwhucwztljysvr5hvis">
               <w:r>
                 <w:rPr>
                   <w:rFonts w:ascii="Arial" w:cs="Arial" w:eastAsia="Arial" w:hAnsi="Arial"/>
@@ -21496,7 +21496,7 @@
             <w:pPr>
               <w:spacing w:after="20" w:before="0"/>
             </w:pPr>
-            <w:hyperlink w:history="1" r:id="rId6yni0pvo4ppa_f4ul5vnm">
+            <w:hyperlink w:history="1" r:id="rId9re43dbmi9gv3cbei7yma">
               <w:r>
                 <w:rPr>
                   <w:rFonts w:ascii="Arial" w:cs="Arial" w:eastAsia="Arial" w:hAnsi="Arial"/>
@@ -21529,7 +21529,7 @@
               <w:spacing w:after="10" w:before="0"/>
               <w:ind w:left="120"/>
             </w:pPr>
-            <w:hyperlink w:history="1" r:id="rIdq9c0bg_kbra85zcmznflk">
+            <w:hyperlink w:history="1" r:id="rIdz1seethsxxhcqukl1wnrq">
               <w:r>
                 <w:rPr>
                   <w:rFonts w:ascii="Arial" w:cs="Arial" w:eastAsia="Arial" w:hAnsi="Arial"/>
@@ -21724,7 +21724,7 @@
             <w:pPr>
               <w:spacing w:after="20" w:before="0"/>
             </w:pPr>
-            <w:hyperlink w:history="1" r:id="rId270gmipxvit7ju__crkpc">
+            <w:hyperlink w:history="1" r:id="rIdpkr3y7iqlkapfodlnuwcu">
               <w:r>
                 <w:rPr>
                   <w:rFonts w:ascii="Arial" w:cs="Arial" w:eastAsia="Arial" w:hAnsi="Arial"/>
@@ -21757,7 +21757,7 @@
               <w:spacing w:after="10" w:before="0"/>
               <w:ind w:left="120"/>
             </w:pPr>
-            <w:hyperlink w:history="1" r:id="rIdouki8rddlycltwiobvczu">
+            <w:hyperlink w:history="1" r:id="rIdictfezdaxz_cuqo2kgaoi">
               <w:r>
                 <w:rPr>
                   <w:rFonts w:ascii="Arial" w:cs="Arial" w:eastAsia="Arial" w:hAnsi="Arial"/>
@@ -21802,7 +21802,7 @@
             <w:pPr>
               <w:spacing w:after="20" w:before="0"/>
             </w:pPr>
-            <w:hyperlink w:history="1" r:id="rIdm099c7vq0jxliwqtdkq7g">
+            <w:hyperlink w:history="1" r:id="rIdrtrwtmrkr2wd0skh33aro">
               <w:r>
                 <w:rPr>
                   <w:rFonts w:ascii="Arial" w:cs="Arial" w:eastAsia="Arial" w:hAnsi="Arial"/>
@@ -21835,7 +21835,7 @@
               <w:spacing w:after="10" w:before="0"/>
               <w:ind w:left="120"/>
             </w:pPr>
-            <w:hyperlink w:history="1" r:id="rIdhemaltwfmyfqvj3k5vyn4">
+            <w:hyperlink w:history="1" r:id="rId0ya4-rtay9u9yaqmojkla">
               <w:r>
                 <w:rPr>
                   <w:rFonts w:ascii="Arial" w:cs="Arial" w:eastAsia="Arial" w:hAnsi="Arial"/>
@@ -22030,7 +22030,7 @@
             <w:pPr>
               <w:spacing w:after="20" w:before="0"/>
             </w:pPr>
-            <w:hyperlink w:history="1" r:id="rIdnilkgoe8d1gnjmr30j66e">
+            <w:hyperlink w:history="1" r:id="rIdq6h-dbghlgxakuuplfw5o">
               <w:r>
                 <w:rPr>
                   <w:rFonts w:ascii="Arial" w:cs="Arial" w:eastAsia="Arial" w:hAnsi="Arial"/>
@@ -22063,7 +22063,7 @@
               <w:spacing w:after="10" w:before="0"/>
               <w:ind w:left="120"/>
             </w:pPr>
-            <w:hyperlink w:history="1" r:id="rIdm3ijhdnkkfqvoe_izh3qe">
+            <w:hyperlink w:history="1" r:id="rIdbdkmt4aqa710fufmosc2v">
               <w:r>
                 <w:rPr>
                   <w:rFonts w:ascii="Arial" w:cs="Arial" w:eastAsia="Arial" w:hAnsi="Arial"/>
@@ -22108,7 +22108,7 @@
             <w:pPr>
               <w:spacing w:after="20" w:before="0"/>
             </w:pPr>
-            <w:hyperlink w:history="1" r:id="rIdyyvk8ndr7tskw5hvqdkjw">
+            <w:hyperlink w:history="1" r:id="rIddwfkiu_ockkgjrdlacgew">
               <w:r>
                 <w:rPr>
                   <w:rFonts w:ascii="Arial" w:cs="Arial" w:eastAsia="Arial" w:hAnsi="Arial"/>
@@ -22141,7 +22141,7 @@
               <w:spacing w:after="10" w:before="0"/>
               <w:ind w:left="120"/>
             </w:pPr>
-            <w:hyperlink w:history="1" r:id="rIdoiinfiqce6kzlsirm1_t9">
+            <w:hyperlink w:history="1" r:id="rIdf15klakcnap5_dwhrnvr9">
               <w:r>
                 <w:rPr>
                   <w:rFonts w:ascii="Arial" w:cs="Arial" w:eastAsia="Arial" w:hAnsi="Arial"/>
@@ -23628,7 +23628,7 @@
             <w:pPr>
               <w:spacing w:after="20" w:before="0"/>
             </w:pPr>
-            <w:hyperlink w:history="1" r:id="rIde4zipw4fxpu1twqfyxtt1">
+            <w:hyperlink w:history="1" r:id="rIdpch2y4f4agy46ki8i5phz">
               <w:r>
                 <w:rPr>
                   <w:rFonts w:ascii="Arial" w:cs="Arial" w:eastAsia="Arial" w:hAnsi="Arial"/>
@@ -23661,7 +23661,7 @@
               <w:spacing w:after="10" w:before="0"/>
               <w:ind w:left="120"/>
             </w:pPr>
-            <w:hyperlink w:history="1" r:id="rId_iqyz8frl7ajdcz6yquhz">
+            <w:hyperlink w:history="1" r:id="rIdixbgnjjmn3wcoqhn5iet4">
               <w:r>
                 <w:rPr>
                   <w:rFonts w:ascii="Arial" w:cs="Arial" w:eastAsia="Arial" w:hAnsi="Arial"/>
@@ -23706,7 +23706,7 @@
             <w:pPr>
               <w:spacing w:after="20" w:before="0"/>
             </w:pPr>
-            <w:hyperlink w:history="1" r:id="rIdsreafewyhgfgladx0jwsc">
+            <w:hyperlink w:history="1" r:id="rIduszwqilhp2r-wwm2czquv">
               <w:r>
                 <w:rPr>
                   <w:rFonts w:ascii="Arial" w:cs="Arial" w:eastAsia="Arial" w:hAnsi="Arial"/>
@@ -23739,7 +23739,7 @@
               <w:spacing w:after="10" w:before="0"/>
               <w:ind w:left="120"/>
             </w:pPr>
-            <w:hyperlink w:history="1" r:id="rIdyasdq8cr3zmbkgwofyidb">
+            <w:hyperlink w:history="1" r:id="rIdi1f_syfxpifosxa5nltme">
               <w:r>
                 <w:rPr>
                   <w:rFonts w:ascii="Arial" w:cs="Arial" w:eastAsia="Arial" w:hAnsi="Arial"/>
@@ -24276,7 +24276,7 @@
             <w:pPr>
               <w:spacing w:after="20" w:before="0"/>
             </w:pPr>
-            <w:hyperlink w:history="1" r:id="rIdswiiv9dlzvlunyriu3wk5">
+            <w:hyperlink w:history="1" r:id="rIdw602apwmncdia_xqabthy">
               <w:r>
                 <w:rPr>
                   <w:rFonts w:ascii="Arial" w:cs="Arial" w:eastAsia="Arial" w:hAnsi="Arial"/>
@@ -24309,7 +24309,7 @@
               <w:spacing w:after="10" w:before="0"/>
               <w:ind w:left="120"/>
             </w:pPr>
-            <w:hyperlink w:history="1" r:id="rIdcvhjggncwfunc1n3cqvue">
+            <w:hyperlink w:history="1" r:id="rIdcmepqmcnyvuaptznt_rwc">
               <w:r>
                 <w:rPr>
                   <w:rFonts w:ascii="Arial" w:cs="Arial" w:eastAsia="Arial" w:hAnsi="Arial"/>
@@ -24354,7 +24354,7 @@
             <w:pPr>
               <w:spacing w:after="20" w:before="0"/>
             </w:pPr>
-            <w:hyperlink w:history="1" r:id="rIdnr7s2kkkgbo13hojhpcqu">
+            <w:hyperlink w:history="1" r:id="rIdjyic_qparbhbikjihsn5f">
               <w:r>
                 <w:rPr>
                   <w:rFonts w:ascii="Arial" w:cs="Arial" w:eastAsia="Arial" w:hAnsi="Arial"/>
@@ -24387,7 +24387,7 @@
               <w:spacing w:after="10" w:before="0"/>
               <w:ind w:left="120"/>
             </w:pPr>
-            <w:hyperlink w:history="1" r:id="rIdiewqo3lxjfj-g1s03sczp">
+            <w:hyperlink w:history="1" r:id="rIdya6qgwfgizdoyrtz7n7mh">
               <w:r>
                 <w:rPr>
                   <w:rFonts w:ascii="Arial" w:cs="Arial" w:eastAsia="Arial" w:hAnsi="Arial"/>
@@ -25266,7 +25266,7 @@
             <w:pPr>
               <w:spacing w:after="20" w:before="0"/>
             </w:pPr>
-            <w:hyperlink w:history="1" r:id="rIdeb2aeretvnmaw5y_aotc6">
+            <w:hyperlink w:history="1" r:id="rIdhhgaz2mpeecrvaessfvom">
               <w:r>
                 <w:rPr>
                   <w:rFonts w:ascii="Arial" w:cs="Arial" w:eastAsia="Arial" w:hAnsi="Arial"/>
@@ -25299,7 +25299,7 @@
               <w:spacing w:after="10" w:before="0"/>
               <w:ind w:left="120"/>
             </w:pPr>
-            <w:hyperlink w:history="1" r:id="rIdgrcw4ivfl6w6pko_uzzld">
+            <w:hyperlink w:history="1" r:id="rIduxay8l_a8nkfga2svj5ck">
               <w:r>
                 <w:rPr>
                   <w:rFonts w:ascii="Arial" w:cs="Arial" w:eastAsia="Arial" w:hAnsi="Arial"/>
@@ -25344,7 +25344,7 @@
             <w:pPr>
               <w:spacing w:after="20" w:before="0"/>
             </w:pPr>
-            <w:hyperlink w:history="1" r:id="rIdgmgftl601c7mabbygkgqh">
+            <w:hyperlink w:history="1" r:id="rIdhx3vuvw-e_aajnpgxdpxl">
               <w:r>
                 <w:rPr>
                   <w:rFonts w:ascii="Arial" w:cs="Arial" w:eastAsia="Arial" w:hAnsi="Arial"/>
@@ -25377,7 +25377,7 @@
               <w:spacing w:after="10" w:before="0"/>
               <w:ind w:left="120"/>
             </w:pPr>
-            <w:hyperlink w:history="1" r:id="rIda_3omxohcxwplwxn_sdvl">
+            <w:hyperlink w:history="1" r:id="rIdet6vfe8fn-nh7pgjjslkt">
               <w:r>
                 <w:rPr>
                   <w:rFonts w:ascii="Arial" w:cs="Arial" w:eastAsia="Arial" w:hAnsi="Arial"/>
@@ -25686,7 +25686,7 @@
             <w:pPr>
               <w:spacing w:after="20" w:before="0"/>
             </w:pPr>
-            <w:hyperlink w:history="1" r:id="rIdmojyehszfxucc3xsxpaug">
+            <w:hyperlink w:history="1" r:id="rId8rv_yd6qy54vhrjs7ez8h">
               <w:r>
                 <w:rPr>
                   <w:rFonts w:ascii="Arial" w:cs="Arial" w:eastAsia="Arial" w:hAnsi="Arial"/>
@@ -25719,7 +25719,7 @@
               <w:spacing w:after="10" w:before="0"/>
               <w:ind w:left="120"/>
             </w:pPr>
-            <w:hyperlink w:history="1" r:id="rIdinokzabnibqewr1nml2jx">
+            <w:hyperlink w:history="1" r:id="rIdjsrgt0iwduoozhbmdzrax">
               <w:r>
                 <w:rPr>
                   <w:rFonts w:ascii="Arial" w:cs="Arial" w:eastAsia="Arial" w:hAnsi="Arial"/>
@@ -25764,7 +25764,7 @@
             <w:pPr>
               <w:spacing w:after="20" w:before="0"/>
             </w:pPr>
-            <w:hyperlink w:history="1" r:id="rIdw9rfepcci443v4pbluxbf">
+            <w:hyperlink w:history="1" r:id="rIdxcl9_zqki1q6sx3tqcdnx">
               <w:r>
                 <w:rPr>
                   <w:rFonts w:ascii="Arial" w:cs="Arial" w:eastAsia="Arial" w:hAnsi="Arial"/>
@@ -25797,7 +25797,7 @@
               <w:spacing w:after="10" w:before="0"/>
               <w:ind w:left="120"/>
             </w:pPr>
-            <w:hyperlink w:history="1" r:id="rIdmzqbr0qhhcyldrrdreoyl">
+            <w:hyperlink w:history="1" r:id="rIdlnk_-vogsmf-5fcobvkrm">
               <w:r>
                 <w:rPr>
                   <w:rFonts w:ascii="Arial" w:cs="Arial" w:eastAsia="Arial" w:hAnsi="Arial"/>
@@ -26106,7 +26106,7 @@
             <w:pPr>
               <w:spacing w:after="20" w:before="0"/>
             </w:pPr>
-            <w:hyperlink w:history="1" r:id="rId6npatu049fqdsnocqq8hf">
+            <w:hyperlink w:history="1" r:id="rIdribreqfc9ynixtce3mtts">
               <w:r>
                 <w:rPr>
                   <w:rFonts w:ascii="Arial" w:cs="Arial" w:eastAsia="Arial" w:hAnsi="Arial"/>
@@ -26139,7 +26139,7 @@
               <w:spacing w:after="10" w:before="0"/>
               <w:ind w:left="120"/>
             </w:pPr>
-            <w:hyperlink w:history="1" r:id="rIdeozptlnswp5zsg5qdcfqk">
+            <w:hyperlink w:history="1" r:id="rIdwqlvos-cuuyygj8el-a08">
               <w:r>
                 <w:rPr>
                   <w:rFonts w:ascii="Arial" w:cs="Arial" w:eastAsia="Arial" w:hAnsi="Arial"/>
@@ -26184,7 +26184,7 @@
             <w:pPr>
               <w:spacing w:after="20" w:before="0"/>
             </w:pPr>
-            <w:hyperlink w:history="1" r:id="rIdquaa3n2ofxb749nmxzkma">
+            <w:hyperlink w:history="1" r:id="rId9rmjrltijqe8hnqywhldg">
               <w:r>
                 <w:rPr>
                   <w:rFonts w:ascii="Arial" w:cs="Arial" w:eastAsia="Arial" w:hAnsi="Arial"/>
@@ -26217,7 +26217,7 @@
               <w:spacing w:after="10" w:before="0"/>
               <w:ind w:left="120"/>
             </w:pPr>
-            <w:hyperlink w:history="1" r:id="rIdqmoozm5lmpv_oqkqcfqjh">
+            <w:hyperlink w:history="1" r:id="rIdyvnlszbo3awpnj0wiyqn-">
               <w:r>
                 <w:rPr>
                   <w:rFonts w:ascii="Arial" w:cs="Arial" w:eastAsia="Arial" w:hAnsi="Arial"/>
@@ -28388,7 +28388,7 @@
             <w:pPr>
               <w:spacing w:after="20" w:before="0"/>
             </w:pPr>
-            <w:hyperlink w:history="1" r:id="rIdmdc7e7kttybaivlhecqfr">
+            <w:hyperlink w:history="1" r:id="rIdlku7mfeb44mzuredn8wpw">
               <w:r>
                 <w:rPr>
                   <w:rFonts w:ascii="Arial" w:cs="Arial" w:eastAsia="Arial" w:hAnsi="Arial"/>
@@ -28421,7 +28421,7 @@
               <w:spacing w:after="10" w:before="0"/>
               <w:ind w:left="120"/>
             </w:pPr>
-            <w:hyperlink w:history="1" r:id="rIdmmsidy50nxd2uikznlfne">
+            <w:hyperlink w:history="1" r:id="rId7e96s4louyt4hnwcbeqme">
               <w:r>
                 <w:rPr>
                   <w:rFonts w:ascii="Arial" w:cs="Arial" w:eastAsia="Arial" w:hAnsi="Arial"/>
@@ -28466,7 +28466,7 @@
             <w:pPr>
               <w:spacing w:after="20" w:before="0"/>
             </w:pPr>
-            <w:hyperlink w:history="1" r:id="rId5xeixcxyawv3xnbb3zf0s">
+            <w:hyperlink w:history="1" r:id="rIdatpv2ah0je6p75ltotla8">
               <w:r>
                 <w:rPr>
                   <w:rFonts w:ascii="Arial" w:cs="Arial" w:eastAsia="Arial" w:hAnsi="Arial"/>
@@ -28499,7 +28499,7 @@
               <w:spacing w:after="10" w:before="0"/>
               <w:ind w:left="120"/>
             </w:pPr>
-            <w:hyperlink w:history="1" r:id="rIdzla5ih05pqtfpifzvhrgg">
+            <w:hyperlink w:history="1" r:id="rId5ygv11ivq_ra2rgkhfwpq">
               <w:r>
                 <w:rPr>
                   <w:rFonts w:ascii="Arial" w:cs="Arial" w:eastAsia="Arial" w:hAnsi="Arial"/>
@@ -28694,7 +28694,7 @@
             <w:pPr>
               <w:spacing w:after="20" w:before="0"/>
             </w:pPr>
-            <w:hyperlink w:history="1" r:id="rIdbjoakyqbtuoetpffofwnu">
+            <w:hyperlink w:history="1" r:id="rIdfpvjm60eq8gj_ytrngdwm">
               <w:r>
                 <w:rPr>
                   <w:rFonts w:ascii="Arial" w:cs="Arial" w:eastAsia="Arial" w:hAnsi="Arial"/>
@@ -28727,7 +28727,7 @@
               <w:spacing w:after="10" w:before="0"/>
               <w:ind w:left="120"/>
             </w:pPr>
-            <w:hyperlink w:history="1" r:id="rIdinagip3jjdbgqyjwzzvyc">
+            <w:hyperlink w:history="1" r:id="rIdouow8scc98_uzt0wdasx4">
               <w:r>
                 <w:rPr>
                   <w:rFonts w:ascii="Arial" w:cs="Arial" w:eastAsia="Arial" w:hAnsi="Arial"/>
@@ -28772,7 +28772,7 @@
             <w:pPr>
               <w:spacing w:after="20" w:before="0"/>
             </w:pPr>
-            <w:hyperlink w:history="1" r:id="rId8lthoajse-d3surryvugw">
+            <w:hyperlink w:history="1" r:id="rIdrekxrxstlj0kfdosixtsb">
               <w:r>
                 <w:rPr>
                   <w:rFonts w:ascii="Arial" w:cs="Arial" w:eastAsia="Arial" w:hAnsi="Arial"/>
@@ -28805,7 +28805,7 @@
               <w:spacing w:after="10" w:before="0"/>
               <w:ind w:left="120"/>
             </w:pPr>
-            <w:hyperlink w:history="1" r:id="rIdsgdymaqlhkvfunwwmw23c">
+            <w:hyperlink w:history="1" r:id="rId_lxw0x1upghm8zbu47ups">
               <w:r>
                 <w:rPr>
                   <w:rFonts w:ascii="Arial" w:cs="Arial" w:eastAsia="Arial" w:hAnsi="Arial"/>
@@ -29000,7 +29000,7 @@
             <w:pPr>
               <w:spacing w:after="20" w:before="0"/>
             </w:pPr>
-            <w:hyperlink w:history="1" r:id="rId1ryhwyuzekeyjgp4ikqhj">
+            <w:hyperlink w:history="1" r:id="rId4kncf18zz14_iqd1uw3ce">
               <w:r>
                 <w:rPr>
                   <w:rFonts w:ascii="Arial" w:cs="Arial" w:eastAsia="Arial" w:hAnsi="Arial"/>
@@ -29033,7 +29033,7 @@
               <w:spacing w:after="10" w:before="0"/>
               <w:ind w:left="120"/>
             </w:pPr>
-            <w:hyperlink w:history="1" r:id="rIdmtlng-emd0mn9fv0ucuuh">
+            <w:hyperlink w:history="1" r:id="rIdpptzierw11lqm72hsfkxu">
               <w:r>
                 <w:rPr>
                   <w:rFonts w:ascii="Arial" w:cs="Arial" w:eastAsia="Arial" w:hAnsi="Arial"/>
@@ -29078,7 +29078,7 @@
             <w:pPr>
               <w:spacing w:after="20" w:before="0"/>
             </w:pPr>
-            <w:hyperlink w:history="1" r:id="rIdhrormvyfu6c98cslscpzc">
+            <w:hyperlink w:history="1" r:id="rIdz3die0sgmkz3fdcr2caex">
               <w:r>
                 <w:rPr>
                   <w:rFonts w:ascii="Arial" w:cs="Arial" w:eastAsia="Arial" w:hAnsi="Arial"/>
@@ -29111,7 +29111,7 @@
               <w:spacing w:after="10" w:before="0"/>
               <w:ind w:left="120"/>
             </w:pPr>
-            <w:hyperlink w:history="1" r:id="rIdu9uprybqujklwnnjenxkv">
+            <w:hyperlink w:history="1" r:id="rIdd-bqim5x_b_kcxnmmrncg">
               <w:r>
                 <w:rPr>
                   <w:rFonts w:ascii="Arial" w:cs="Arial" w:eastAsia="Arial" w:hAnsi="Arial"/>
@@ -29306,7 +29306,7 @@
             <w:pPr>
               <w:spacing w:after="20" w:before="0"/>
             </w:pPr>
-            <w:hyperlink w:history="1" r:id="rIdawqffzobyjo-igcie4zf3">
+            <w:hyperlink w:history="1" r:id="rId7sv6ky7v5edvuhi12yhlb">
               <w:r>
                 <w:rPr>
                   <w:rFonts w:ascii="Arial" w:cs="Arial" w:eastAsia="Arial" w:hAnsi="Arial"/>
@@ -29339,7 +29339,7 @@
               <w:spacing w:after="10" w:before="0"/>
               <w:ind w:left="120"/>
             </w:pPr>
-            <w:hyperlink w:history="1" r:id="rIdgcwaj5qhxp-ed3tfce5my">
+            <w:hyperlink w:history="1" r:id="rIdq3607ldft4arvt2nan_9y">
               <w:r>
                 <w:rPr>
                   <w:rFonts w:ascii="Arial" w:cs="Arial" w:eastAsia="Arial" w:hAnsi="Arial"/>
@@ -29384,7 +29384,7 @@
             <w:pPr>
               <w:spacing w:after="20" w:before="0"/>
             </w:pPr>
-            <w:hyperlink w:history="1" r:id="rIddkqo0w1d5ff16f9vesigw">
+            <w:hyperlink w:history="1" r:id="rIdryd7eftzmt3p1atz3qr7c">
               <w:r>
                 <w:rPr>
                   <w:rFonts w:ascii="Arial" w:cs="Arial" w:eastAsia="Arial" w:hAnsi="Arial"/>
@@ -29417,7 +29417,7 @@
               <w:spacing w:after="10" w:before="0"/>
               <w:ind w:left="120"/>
             </w:pPr>
-            <w:hyperlink w:history="1" r:id="rId5gft3akci1qsqcttoflum">
+            <w:hyperlink w:history="1" r:id="rIdxbazttsykfmcz1ck4_elq">
               <w:r>
                 <w:rPr>
                   <w:rFonts w:ascii="Arial" w:cs="Arial" w:eastAsia="Arial" w:hAnsi="Arial"/>
@@ -29612,7 +29612,7 @@
             <w:pPr>
               <w:spacing w:after="20" w:before="0"/>
             </w:pPr>
-            <w:hyperlink w:history="1" r:id="rIdsobhq6_so4vvyplo01uvj">
+            <w:hyperlink w:history="1" r:id="rIdavrwntvsn3p_wdok7k6hp">
               <w:r>
                 <w:rPr>
                   <w:rFonts w:ascii="Arial" w:cs="Arial" w:eastAsia="Arial" w:hAnsi="Arial"/>
@@ -29645,7 +29645,7 @@
               <w:spacing w:after="10" w:before="0"/>
               <w:ind w:left="120"/>
             </w:pPr>
-            <w:hyperlink w:history="1" r:id="rIdy-q_jckwb17ort_mqoqip">
+            <w:hyperlink w:history="1" r:id="rIdzsh2kkkdbdqya-vc-t_ke">
               <w:r>
                 <w:rPr>
                   <w:rFonts w:ascii="Arial" w:cs="Arial" w:eastAsia="Arial" w:hAnsi="Arial"/>
@@ -29690,7 +29690,7 @@
             <w:pPr>
               <w:spacing w:after="20" w:before="0"/>
             </w:pPr>
-            <w:hyperlink w:history="1" r:id="rIdvtvn36er5on9iizevkuxu">
+            <w:hyperlink w:history="1" r:id="rIddx8kyzad2qkfl7xzrdnwc">
               <w:r>
                 <w:rPr>
                   <w:rFonts w:ascii="Arial" w:cs="Arial" w:eastAsia="Arial" w:hAnsi="Arial"/>
@@ -29723,7 +29723,7 @@
               <w:spacing w:after="10" w:before="0"/>
               <w:ind w:left="120"/>
             </w:pPr>
-            <w:hyperlink w:history="1" r:id="rIdk4gprx-pbf9smipzux8mn">
+            <w:hyperlink w:history="1" r:id="rIdfpsdhb_o1oujaiidcwytv">
               <w:r>
                 <w:rPr>
                   <w:rFonts w:ascii="Arial" w:cs="Arial" w:eastAsia="Arial" w:hAnsi="Arial"/>
@@ -31210,7 +31210,7 @@
             <w:pPr>
               <w:spacing w:after="20" w:before="0"/>
             </w:pPr>
-            <w:hyperlink w:history="1" r:id="rId1zmkuuilgh7peglkjw6vf">
+            <w:hyperlink w:history="1" r:id="rIdfruzclja5hubsdgmanf-q">
               <w:r>
                 <w:rPr>
                   <w:rFonts w:ascii="Arial" w:cs="Arial" w:eastAsia="Arial" w:hAnsi="Arial"/>
@@ -31243,7 +31243,7 @@
               <w:spacing w:after="10" w:before="0"/>
               <w:ind w:left="120"/>
             </w:pPr>
-            <w:hyperlink w:history="1" r:id="rIdgxf67pnqnwyh5ay4pvmr0">
+            <w:hyperlink w:history="1" r:id="rIdadzgo3pimyl25frzh6inm">
               <w:r>
                 <w:rPr>
                   <w:rFonts w:ascii="Arial" w:cs="Arial" w:eastAsia="Arial" w:hAnsi="Arial"/>
@@ -31288,7 +31288,7 @@
             <w:pPr>
               <w:spacing w:after="20" w:before="0"/>
             </w:pPr>
-            <w:hyperlink w:history="1" r:id="rIdvx6yax1vqjlnmgpmulhu7">
+            <w:hyperlink w:history="1" r:id="rIdqntqeabsk02hnkesfs49y">
               <w:r>
                 <w:rPr>
                   <w:rFonts w:ascii="Arial" w:cs="Arial" w:eastAsia="Arial" w:hAnsi="Arial"/>
@@ -31321,7 +31321,7 @@
               <w:spacing w:after="10" w:before="0"/>
               <w:ind w:left="120"/>
             </w:pPr>
-            <w:hyperlink w:history="1" r:id="rIdnwkxlfkaf-cmgs2etkzuk">
+            <w:hyperlink w:history="1" r:id="rIdfoje_tzzpkgmcuqksczre">
               <w:r>
                 <w:rPr>
                   <w:rFonts w:ascii="Arial" w:cs="Arial" w:eastAsia="Arial" w:hAnsi="Arial"/>
@@ -31516,7 +31516,7 @@
             <w:pPr>
               <w:spacing w:after="20" w:before="0"/>
             </w:pPr>
-            <w:hyperlink w:history="1" r:id="rIdf-vn_utoxlmezavzx22re">
+            <w:hyperlink w:history="1" r:id="rId3iezrus3w3f9t4eftxde2">
               <w:r>
                 <w:rPr>
                   <w:rFonts w:ascii="Arial" w:cs="Arial" w:eastAsia="Arial" w:hAnsi="Arial"/>
@@ -31549,7 +31549,7 @@
               <w:spacing w:after="10" w:before="0"/>
               <w:ind w:left="120"/>
             </w:pPr>
-            <w:hyperlink w:history="1" r:id="rIdq0ga5qfurnvv8wbjt7bzh">
+            <w:hyperlink w:history="1" r:id="rId6pj19k1tqssy4xfmv-iuv">
               <w:r>
                 <w:rPr>
                   <w:rFonts w:ascii="Arial" w:cs="Arial" w:eastAsia="Arial" w:hAnsi="Arial"/>
@@ -31594,7 +31594,7 @@
             <w:pPr>
               <w:spacing w:after="20" w:before="0"/>
             </w:pPr>
-            <w:hyperlink w:history="1" r:id="rIdpuuxi2o0vxv3wedwa1xts">
+            <w:hyperlink w:history="1" r:id="rIdmysotnkqgs7jugq_esnho">
               <w:r>
                 <w:rPr>
                   <w:rFonts w:ascii="Arial" w:cs="Arial" w:eastAsia="Arial" w:hAnsi="Arial"/>
@@ -31627,7 +31627,7 @@
               <w:spacing w:after="10" w:before="0"/>
               <w:ind w:left="120"/>
             </w:pPr>
-            <w:hyperlink w:history="1" r:id="rIdcgauyhfoqfgyx8196cw4s">
+            <w:hyperlink w:history="1" r:id="rIdgbhtije4pwqjen8zwdoak">
               <w:r>
                 <w:rPr>
                   <w:rFonts w:ascii="Arial" w:cs="Arial" w:eastAsia="Arial" w:hAnsi="Arial"/>
@@ -31822,7 +31822,7 @@
             <w:pPr>
               <w:spacing w:after="20" w:before="0"/>
             </w:pPr>
-            <w:hyperlink w:history="1" r:id="rIdbvbzizhazhy9m4gjwwscz">
+            <w:hyperlink w:history="1" r:id="rIdnwx45c5np9jylyr35qgwp">
               <w:r>
                 <w:rPr>
                   <w:rFonts w:ascii="Arial" w:cs="Arial" w:eastAsia="Arial" w:hAnsi="Arial"/>
@@ -31855,7 +31855,7 @@
               <w:spacing w:after="10" w:before="0"/>
               <w:ind w:left="120"/>
             </w:pPr>
-            <w:hyperlink w:history="1" r:id="rIdteb1gxpqu7rxwzi4ds-6y">
+            <w:hyperlink w:history="1" r:id="rIdwpnsnmjssoepu5etflpnk">
               <w:r>
                 <w:rPr>
                   <w:rFonts w:ascii="Arial" w:cs="Arial" w:eastAsia="Arial" w:hAnsi="Arial"/>
@@ -31900,7 +31900,7 @@
             <w:pPr>
               <w:spacing w:after="20" w:before="0"/>
             </w:pPr>
-            <w:hyperlink w:history="1" r:id="rIdmbgwo4xwselxv5stsvfv8">
+            <w:hyperlink w:history="1" r:id="rIdc6zlkoe6ouksv-e_ggqhj">
               <w:r>
                 <w:rPr>
                   <w:rFonts w:ascii="Arial" w:cs="Arial" w:eastAsia="Arial" w:hAnsi="Arial"/>
@@ -31933,7 +31933,7 @@
               <w:spacing w:after="10" w:before="0"/>
               <w:ind w:left="120"/>
             </w:pPr>
-            <w:hyperlink w:history="1" r:id="rIdfh2sltbiq4kvu080zbdkl">
+            <w:hyperlink w:history="1" r:id="rIdz3x7zcv7u4g7gkkijctm6">
               <w:r>
                 <w:rPr>
                   <w:rFonts w:ascii="Arial" w:cs="Arial" w:eastAsia="Arial" w:hAnsi="Arial"/>
@@ -32128,7 +32128,7 @@
             <w:pPr>
               <w:spacing w:after="20" w:before="0"/>
             </w:pPr>
-            <w:hyperlink w:history="1" r:id="rIdjulo_oecbgh2iy11ugrry">
+            <w:hyperlink w:history="1" r:id="rIdfpn3mcwyhv48wskdj-2om">
               <w:r>
                 <w:rPr>
                   <w:rFonts w:ascii="Arial" w:cs="Arial" w:eastAsia="Arial" w:hAnsi="Arial"/>
@@ -32161,7 +32161,7 @@
               <w:spacing w:after="10" w:before="0"/>
               <w:ind w:left="120"/>
             </w:pPr>
-            <w:hyperlink w:history="1" r:id="rIdijyfjme0po9ccvnnjvnwm">
+            <w:hyperlink w:history="1" r:id="rId0gzs_v7gtl0pjr9yftyzg">
               <w:r>
                 <w:rPr>
                   <w:rFonts w:ascii="Arial" w:cs="Arial" w:eastAsia="Arial" w:hAnsi="Arial"/>
@@ -32206,7 +32206,7 @@
             <w:pPr>
               <w:spacing w:after="20" w:before="0"/>
             </w:pPr>
-            <w:hyperlink w:history="1" r:id="rIds-hf1ycc_bexln3frhubj">
+            <w:hyperlink w:history="1" r:id="rId0_3e1zry5ozby2p2alcse">
               <w:r>
                 <w:rPr>
                   <w:rFonts w:ascii="Arial" w:cs="Arial" w:eastAsia="Arial" w:hAnsi="Arial"/>
@@ -32239,7 +32239,7 @@
               <w:spacing w:after="10" w:before="0"/>
               <w:ind w:left="120"/>
             </w:pPr>
-            <w:hyperlink w:history="1" r:id="rIdzycd7d5mx7mzcty0zg4tz">
+            <w:hyperlink w:history="1" r:id="rIda04uhi1-5nezp6qr3h8or">
               <w:r>
                 <w:rPr>
                   <w:rFonts w:ascii="Arial" w:cs="Arial" w:eastAsia="Arial" w:hAnsi="Arial"/>
@@ -32434,7 +32434,7 @@
             <w:pPr>
               <w:spacing w:after="20" w:before="0"/>
             </w:pPr>
-            <w:hyperlink w:history="1" r:id="rIdwejdbul6xwzbqou_i6ddt">
+            <w:hyperlink w:history="1" r:id="rIdvqvi6j3ffg7idm24bvx-o">
               <w:r>
                 <w:rPr>
                   <w:rFonts w:ascii="Arial" w:cs="Arial" w:eastAsia="Arial" w:hAnsi="Arial"/>
@@ -32467,7 +32467,7 @@
               <w:spacing w:after="10" w:before="0"/>
               <w:ind w:left="120"/>
             </w:pPr>
-            <w:hyperlink w:history="1" r:id="rId47gpnv7z_whxqithnkl_w">
+            <w:hyperlink w:history="1" r:id="rIdixjddjlewdytpsvctwp6b">
               <w:r>
                 <w:rPr>
                   <w:rFonts w:ascii="Arial" w:cs="Arial" w:eastAsia="Arial" w:hAnsi="Arial"/>
@@ -32512,7 +32512,7 @@
             <w:pPr>
               <w:spacing w:after="20" w:before="0"/>
             </w:pPr>
-            <w:hyperlink w:history="1" r:id="rIdeizvpmrl9luq3p9ni8z-4">
+            <w:hyperlink w:history="1" r:id="rIduxpwg2fb4ytet6gp9q5p5">
               <w:r>
                 <w:rPr>
                   <w:rFonts w:ascii="Arial" w:cs="Arial" w:eastAsia="Arial" w:hAnsi="Arial"/>
@@ -32545,7 +32545,7 @@
               <w:spacing w:after="10" w:before="0"/>
               <w:ind w:left="120"/>
             </w:pPr>
-            <w:hyperlink w:history="1" r:id="rIdd9r9yigsfyy4dsk-ckrxx">
+            <w:hyperlink w:history="1" r:id="rId4hrqz208ddktyljjmzig1">
               <w:r>
                 <w:rPr>
                   <w:rFonts w:ascii="Arial" w:cs="Arial" w:eastAsia="Arial" w:hAnsi="Arial"/>

--- a/data/outputs/v2/Maths/SS2.3_Area_of_Part_of_a_Circle/Mathematics_Area_of_Part_of_a_Circle_CBE_LessonSequence.docx
+++ b/data/outputs/v2/Maths/SS2.3_Area_of_Part_of_a_Circle/Mathematics_Area_of_Part_of_a_Circle_CBE_LessonSequence.docx
@@ -3209,7 +3209,7 @@
             <w:pPr>
               <w:spacing w:after="20" w:before="0"/>
             </w:pPr>
-            <w:hyperlink w:history="1" r:id="rIddouipi4su1qdahp7g8yzv">
+            <w:hyperlink w:history="1" r:id="rIdmlhjqyqlhl0rv8ncxs4lo">
               <w:r>
                 <w:rPr>
                   <w:rFonts w:ascii="Arial" w:cs="Arial" w:eastAsia="Arial" w:hAnsi="Arial"/>
@@ -3242,7 +3242,7 @@
               <w:spacing w:after="10" w:before="0"/>
               <w:ind w:left="120"/>
             </w:pPr>
-            <w:hyperlink w:history="1" r:id="rId4ecsl6v2uwuc-ipcgzw7i">
+            <w:hyperlink w:history="1" r:id="rIdjk6w2ykly9n97okza-hml">
               <w:r>
                 <w:rPr>
                   <w:rFonts w:ascii="Arial" w:cs="Arial" w:eastAsia="Arial" w:hAnsi="Arial"/>
@@ -3287,7 +3287,7 @@
             <w:pPr>
               <w:spacing w:after="20" w:before="0"/>
             </w:pPr>
-            <w:hyperlink w:history="1" r:id="rIdgspdsn3ejwm4d8-3xk18j">
+            <w:hyperlink w:history="1" r:id="rIdce1hfunt6dmivyrrzsqla">
               <w:r>
                 <w:rPr>
                   <w:rFonts w:ascii="Arial" w:cs="Arial" w:eastAsia="Arial" w:hAnsi="Arial"/>
@@ -3320,7 +3320,7 @@
               <w:spacing w:after="10" w:before="0"/>
               <w:ind w:left="120"/>
             </w:pPr>
-            <w:hyperlink w:history="1" r:id="rIdq7c5yfz6usdmhfk0lbt0l">
+            <w:hyperlink w:history="1" r:id="rIdxfjrxq7ijd-a3kfl1lze7">
               <w:r>
                 <w:rPr>
                   <w:rFonts w:ascii="Arial" w:cs="Arial" w:eastAsia="Arial" w:hAnsi="Arial"/>
@@ -3515,7 +3515,7 @@
             <w:pPr>
               <w:spacing w:after="20" w:before="0"/>
             </w:pPr>
-            <w:hyperlink w:history="1" r:id="rIdctvnlerkdra0tovhb1zrn">
+            <w:hyperlink w:history="1" r:id="rIdspnfplyf459kilgech5yo">
               <w:r>
                 <w:rPr>
                   <w:rFonts w:ascii="Arial" w:cs="Arial" w:eastAsia="Arial" w:hAnsi="Arial"/>
@@ -3548,7 +3548,7 @@
               <w:spacing w:after="10" w:before="0"/>
               <w:ind w:left="120"/>
             </w:pPr>
-            <w:hyperlink w:history="1" r:id="rIdruuqtwkdme3kfmi_-mebe">
+            <w:hyperlink w:history="1" r:id="rIddqkdkeyjgrhunj7bce1uj">
               <w:r>
                 <w:rPr>
                   <w:rFonts w:ascii="Arial" w:cs="Arial" w:eastAsia="Arial" w:hAnsi="Arial"/>
@@ -3593,7 +3593,7 @@
             <w:pPr>
               <w:spacing w:after="20" w:before="0"/>
             </w:pPr>
-            <w:hyperlink w:history="1" r:id="rIdrmwh56nr4o7xvxrk4qjfp">
+            <w:hyperlink w:history="1" r:id="rIdwt2zeouxtc3_pwiaijmig">
               <w:r>
                 <w:rPr>
                   <w:rFonts w:ascii="Arial" w:cs="Arial" w:eastAsia="Arial" w:hAnsi="Arial"/>
@@ -3626,7 +3626,7 @@
               <w:spacing w:after="10" w:before="0"/>
               <w:ind w:left="120"/>
             </w:pPr>
-            <w:hyperlink w:history="1" r:id="rIdrb0gqz23lfar77usz_kk_">
+            <w:hyperlink w:history="1" r:id="rIdyyzfnzygkbryay3iqlzuv">
               <w:r>
                 <w:rPr>
                   <w:rFonts w:ascii="Arial" w:cs="Arial" w:eastAsia="Arial" w:hAnsi="Arial"/>
@@ -3821,7 +3821,7 @@
             <w:pPr>
               <w:spacing w:after="20" w:before="0"/>
             </w:pPr>
-            <w:hyperlink w:history="1" r:id="rIdg4nkn1hfsnue8o8di9ebi">
+            <w:hyperlink w:history="1" r:id="rIdmax-xejgbi6lfn-gbknt7">
               <w:r>
                 <w:rPr>
                   <w:rFonts w:ascii="Arial" w:cs="Arial" w:eastAsia="Arial" w:hAnsi="Arial"/>
@@ -3854,7 +3854,7 @@
               <w:spacing w:after="10" w:before="0"/>
               <w:ind w:left="120"/>
             </w:pPr>
-            <w:hyperlink w:history="1" r:id="rIdvviaadox-pabk60fwroxt">
+            <w:hyperlink w:history="1" r:id="rIdfnlq5df50wnarxf__hmyn">
               <w:r>
                 <w:rPr>
                   <w:rFonts w:ascii="Arial" w:cs="Arial" w:eastAsia="Arial" w:hAnsi="Arial"/>
@@ -3899,7 +3899,7 @@
             <w:pPr>
               <w:spacing w:after="20" w:before="0"/>
             </w:pPr>
-            <w:hyperlink w:history="1" r:id="rIdl3yrqlv82_t6dcd5hw2s3">
+            <w:hyperlink w:history="1" r:id="rIdj7f-ssziw_xo0bmk9tfek">
               <w:r>
                 <w:rPr>
                   <w:rFonts w:ascii="Arial" w:cs="Arial" w:eastAsia="Arial" w:hAnsi="Arial"/>
@@ -3932,7 +3932,7 @@
               <w:spacing w:after="10" w:before="0"/>
               <w:ind w:left="120"/>
             </w:pPr>
-            <w:hyperlink w:history="1" r:id="rIdcao1hscsqyfjfmwm7j9bz">
+            <w:hyperlink w:history="1" r:id="rIdiioflb2mdzqel4hxjngs5">
               <w:r>
                 <w:rPr>
                   <w:rFonts w:ascii="Arial" w:cs="Arial" w:eastAsia="Arial" w:hAnsi="Arial"/>
@@ -4127,7 +4127,7 @@
             <w:pPr>
               <w:spacing w:after="20" w:before="0"/>
             </w:pPr>
-            <w:hyperlink w:history="1" r:id="rIdvm8ycln9oetpncxkjv5dt">
+            <w:hyperlink w:history="1" r:id="rIdktserldqzxgjqxto7cc3k">
               <w:r>
                 <w:rPr>
                   <w:rFonts w:ascii="Arial" w:cs="Arial" w:eastAsia="Arial" w:hAnsi="Arial"/>
@@ -4160,7 +4160,7 @@
               <w:spacing w:after="10" w:before="0"/>
               <w:ind w:left="120"/>
             </w:pPr>
-            <w:hyperlink w:history="1" r:id="rIdvmqnoe4vfcaxm-ijuc76b">
+            <w:hyperlink w:history="1" r:id="rIdxa0ssty4mccd9_dbdzf6r">
               <w:r>
                 <w:rPr>
                   <w:rFonts w:ascii="Arial" w:cs="Arial" w:eastAsia="Arial" w:hAnsi="Arial"/>
@@ -4205,7 +4205,7 @@
             <w:pPr>
               <w:spacing w:after="20" w:before="0"/>
             </w:pPr>
-            <w:hyperlink w:history="1" r:id="rIdv8jcuygncw5wr8udomfby">
+            <w:hyperlink w:history="1" r:id="rIdnjxqdlss6vhmwjou0bqj-">
               <w:r>
                 <w:rPr>
                   <w:rFonts w:ascii="Arial" w:cs="Arial" w:eastAsia="Arial" w:hAnsi="Arial"/>
@@ -4238,7 +4238,7 @@
               <w:spacing w:after="10" w:before="0"/>
               <w:ind w:left="120"/>
             </w:pPr>
-            <w:hyperlink w:history="1" r:id="rIdjikv8jpfqngj8o_siieys">
+            <w:hyperlink w:history="1" r:id="rIdxwewlzidbrpsfeadxta4o">
               <w:r>
                 <w:rPr>
                   <w:rFonts w:ascii="Arial" w:cs="Arial" w:eastAsia="Arial" w:hAnsi="Arial"/>
@@ -4433,7 +4433,7 @@
             <w:pPr>
               <w:spacing w:after="20" w:before="0"/>
             </w:pPr>
-            <w:hyperlink w:history="1" r:id="rIdgcn2wy1hbj_iz2n6oqqe6">
+            <w:hyperlink w:history="1" r:id="rIdbiiqmxo4wwuzribktnqkp">
               <w:r>
                 <w:rPr>
                   <w:rFonts w:ascii="Arial" w:cs="Arial" w:eastAsia="Arial" w:hAnsi="Arial"/>
@@ -4466,7 +4466,7 @@
               <w:spacing w:after="10" w:before="0"/>
               <w:ind w:left="120"/>
             </w:pPr>
-            <w:hyperlink w:history="1" r:id="rId6eewubmw48plxrbayj3pn">
+            <w:hyperlink w:history="1" r:id="rIdzvnctgf9tfohflorgyslo">
               <w:r>
                 <w:rPr>
                   <w:rFonts w:ascii="Arial" w:cs="Arial" w:eastAsia="Arial" w:hAnsi="Arial"/>
@@ -4511,7 +4511,7 @@
             <w:pPr>
               <w:spacing w:after="20" w:before="0"/>
             </w:pPr>
-            <w:hyperlink w:history="1" r:id="rIdw8flnhanrj-3q2csrnwlh">
+            <w:hyperlink w:history="1" r:id="rId2yyxihj4errurlmcpy0x-">
               <w:r>
                 <w:rPr>
                   <w:rFonts w:ascii="Arial" w:cs="Arial" w:eastAsia="Arial" w:hAnsi="Arial"/>
@@ -4544,7 +4544,7 @@
               <w:spacing w:after="10" w:before="0"/>
               <w:ind w:left="120"/>
             </w:pPr>
-            <w:hyperlink w:history="1" r:id="rIdzjpewh92x5ubsnbemrzzk">
+            <w:hyperlink w:history="1" r:id="rId4tdxvobqeiqeyl1agpjmc">
               <w:r>
                 <w:rPr>
                   <w:rFonts w:ascii="Arial" w:cs="Arial" w:eastAsia="Arial" w:hAnsi="Arial"/>
@@ -6031,7 +6031,7 @@
             <w:pPr>
               <w:spacing w:after="20" w:before="0"/>
             </w:pPr>
-            <w:hyperlink w:history="1" r:id="rIdijtmk6u-snejjsth2p_ug">
+            <w:hyperlink w:history="1" r:id="rId7ksisk3ljr-c55aot7jz4">
               <w:r>
                 <w:rPr>
                   <w:rFonts w:ascii="Arial" w:cs="Arial" w:eastAsia="Arial" w:hAnsi="Arial"/>
@@ -6064,7 +6064,7 @@
               <w:spacing w:after="10" w:before="0"/>
               <w:ind w:left="120"/>
             </w:pPr>
-            <w:hyperlink w:history="1" r:id="rIdozps44ksyigtgsofkz26d">
+            <w:hyperlink w:history="1" r:id="rIdingbuuxraleb_i1-ifssp">
               <w:r>
                 <w:rPr>
                   <w:rFonts w:ascii="Arial" w:cs="Arial" w:eastAsia="Arial" w:hAnsi="Arial"/>
@@ -6109,7 +6109,7 @@
             <w:pPr>
               <w:spacing w:after="20" w:before="0"/>
             </w:pPr>
-            <w:hyperlink w:history="1" r:id="rIdigfgcvp73lbcnkei-7ucm">
+            <w:hyperlink w:history="1" r:id="rIdhpf4g0kupi6gvwgt9rdv3">
               <w:r>
                 <w:rPr>
                   <w:rFonts w:ascii="Arial" w:cs="Arial" w:eastAsia="Arial" w:hAnsi="Arial"/>
@@ -6142,7 +6142,7 @@
               <w:spacing w:after="10" w:before="0"/>
               <w:ind w:left="120"/>
             </w:pPr>
-            <w:hyperlink w:history="1" r:id="rIdxups406mucp_eowq8ierz">
+            <w:hyperlink w:history="1" r:id="rId1mnzdqrhm_4ovcob3cndc">
               <w:r>
                 <w:rPr>
                   <w:rFonts w:ascii="Arial" w:cs="Arial" w:eastAsia="Arial" w:hAnsi="Arial"/>
@@ -6413,7 +6413,7 @@
             <w:pPr>
               <w:spacing w:after="20" w:before="0"/>
             </w:pPr>
-            <w:hyperlink w:history="1" r:id="rIdd1hapmjznfmbahymq4tdb">
+            <w:hyperlink w:history="1" r:id="rIdkhil_fxwd4zaav1wfw1me">
               <w:r>
                 <w:rPr>
                   <w:rFonts w:ascii="Arial" w:cs="Arial" w:eastAsia="Arial" w:hAnsi="Arial"/>
@@ -6446,7 +6446,7 @@
               <w:spacing w:after="10" w:before="0"/>
               <w:ind w:left="120"/>
             </w:pPr>
-            <w:hyperlink w:history="1" r:id="rIdrsblncyoncujiiftbttrr">
+            <w:hyperlink w:history="1" r:id="rIdq-eo7qeqvoibekr5uxpn1">
               <w:r>
                 <w:rPr>
                   <w:rFonts w:ascii="Arial" w:cs="Arial" w:eastAsia="Arial" w:hAnsi="Arial"/>
@@ -6491,7 +6491,7 @@
             <w:pPr>
               <w:spacing w:after="20" w:before="0"/>
             </w:pPr>
-            <w:hyperlink w:history="1" r:id="rIdybrmcv0il4_7gs_oryiog">
+            <w:hyperlink w:history="1" r:id="rId3wlhsrfwulafmjbgvbn9g">
               <w:r>
                 <w:rPr>
                   <w:rFonts w:ascii="Arial" w:cs="Arial" w:eastAsia="Arial" w:hAnsi="Arial"/>
@@ -6524,7 +6524,7 @@
               <w:spacing w:after="10" w:before="0"/>
               <w:ind w:left="120"/>
             </w:pPr>
-            <w:hyperlink w:history="1" r:id="rIdedjkhcwe0aqrx0osmvr0b">
+            <w:hyperlink w:history="1" r:id="rIdvvj6j9swhcsomwza-se08">
               <w:r>
                 <w:rPr>
                   <w:rFonts w:ascii="Arial" w:cs="Arial" w:eastAsia="Arial" w:hAnsi="Arial"/>
@@ -6814,7 +6814,7 @@
             <w:pPr>
               <w:spacing w:after="20" w:before="0"/>
             </w:pPr>
-            <w:hyperlink w:history="1" r:id="rId6ilxfkv_2i4tbhlpdpzbt">
+            <w:hyperlink w:history="1" r:id="rIdg7hpt3vwfungsghufjppc">
               <w:r>
                 <w:rPr>
                   <w:rFonts w:ascii="Arial" w:cs="Arial" w:eastAsia="Arial" w:hAnsi="Arial"/>
@@ -6847,7 +6847,7 @@
               <w:spacing w:after="10" w:before="0"/>
               <w:ind w:left="120"/>
             </w:pPr>
-            <w:hyperlink w:history="1" r:id="rIddmcnpnrsduko61nc_1pyl">
+            <w:hyperlink w:history="1" r:id="rIdmy-s4_qh9fzl8x0b_uxw2">
               <w:r>
                 <w:rPr>
                   <w:rFonts w:ascii="Arial" w:cs="Arial" w:eastAsia="Arial" w:hAnsi="Arial"/>
@@ -6892,7 +6892,7 @@
             <w:pPr>
               <w:spacing w:after="20" w:before="0"/>
             </w:pPr>
-            <w:hyperlink w:history="1" r:id="rIdedg1qslqyy_hahainkjvd">
+            <w:hyperlink w:history="1" r:id="rIdivmhhvibk4vurkevrackt">
               <w:r>
                 <w:rPr>
                   <w:rFonts w:ascii="Arial" w:cs="Arial" w:eastAsia="Arial" w:hAnsi="Arial"/>
@@ -6925,7 +6925,7 @@
               <w:spacing w:after="10" w:before="0"/>
               <w:ind w:left="120"/>
             </w:pPr>
-            <w:hyperlink w:history="1" r:id="rIdn8ore0mhmxymwffnjkfdt">
+            <w:hyperlink w:history="1" r:id="rIdd5asoxiu-yfzt82hwzakd">
               <w:r>
                 <w:rPr>
                   <w:rFonts w:ascii="Arial" w:cs="Arial" w:eastAsia="Arial" w:hAnsi="Arial"/>
@@ -7215,7 +7215,7 @@
             <w:pPr>
               <w:spacing w:after="20" w:before="0"/>
             </w:pPr>
-            <w:hyperlink w:history="1" r:id="rIdvvl9cbbkxac6eresao5d-">
+            <w:hyperlink w:history="1" r:id="rIdi_lwhwgcv003obnrtze8f">
               <w:r>
                 <w:rPr>
                   <w:rFonts w:ascii="Arial" w:cs="Arial" w:eastAsia="Arial" w:hAnsi="Arial"/>
@@ -7248,7 +7248,7 @@
               <w:spacing w:after="10" w:before="0"/>
               <w:ind w:left="120"/>
             </w:pPr>
-            <w:hyperlink w:history="1" r:id="rIdhz_uxadf-wsc76cge8wmx">
+            <w:hyperlink w:history="1" r:id="rIdansomtsb_af6-zadvztch">
               <w:r>
                 <w:rPr>
                   <w:rFonts w:ascii="Arial" w:cs="Arial" w:eastAsia="Arial" w:hAnsi="Arial"/>
@@ -7293,7 +7293,7 @@
             <w:pPr>
               <w:spacing w:after="20" w:before="0"/>
             </w:pPr>
-            <w:hyperlink w:history="1" r:id="rId0il9eejoq-lkponprtkvs">
+            <w:hyperlink w:history="1" r:id="rIdf0rfnskk4geemmkc9lzyf">
               <w:r>
                 <w:rPr>
                   <w:rFonts w:ascii="Arial" w:cs="Arial" w:eastAsia="Arial" w:hAnsi="Arial"/>
@@ -7326,7 +7326,7 @@
               <w:spacing w:after="10" w:before="0"/>
               <w:ind w:left="120"/>
             </w:pPr>
-            <w:hyperlink w:history="1" r:id="rIdoe9mouvhma36bzvdg4kvj">
+            <w:hyperlink w:history="1" r:id="rIdgxmbjw7wamfxwjxuutpuc">
               <w:r>
                 <w:rPr>
                   <w:rFonts w:ascii="Arial" w:cs="Arial" w:eastAsia="Arial" w:hAnsi="Arial"/>
@@ -7635,7 +7635,7 @@
             <w:pPr>
               <w:spacing w:after="20" w:before="0"/>
             </w:pPr>
-            <w:hyperlink w:history="1" r:id="rId3extngdarml4j0wocytje">
+            <w:hyperlink w:history="1" r:id="rIdsubgq07mlhq8yxzpeppio">
               <w:r>
                 <w:rPr>
                   <w:rFonts w:ascii="Arial" w:cs="Arial" w:eastAsia="Arial" w:hAnsi="Arial"/>
@@ -7668,7 +7668,7 @@
               <w:spacing w:after="10" w:before="0"/>
               <w:ind w:left="120"/>
             </w:pPr>
-            <w:hyperlink w:history="1" r:id="rIdktqgvzoytcxthpylgowp7">
+            <w:hyperlink w:history="1" r:id="rIdlqwwyam6vqpeu5hl65fb6">
               <w:r>
                 <w:rPr>
                   <w:rFonts w:ascii="Arial" w:cs="Arial" w:eastAsia="Arial" w:hAnsi="Arial"/>
@@ -7713,7 +7713,7 @@
             <w:pPr>
               <w:spacing w:after="20" w:before="0"/>
             </w:pPr>
-            <w:hyperlink w:history="1" r:id="rIdhyme1relxd349d_uixoqy">
+            <w:hyperlink w:history="1" r:id="rIdb300l4igh6k5coi3pvnji">
               <w:r>
                 <w:rPr>
                   <w:rFonts w:ascii="Arial" w:cs="Arial" w:eastAsia="Arial" w:hAnsi="Arial"/>
@@ -7746,7 +7746,7 @@
               <w:spacing w:after="10" w:before="0"/>
               <w:ind w:left="120"/>
             </w:pPr>
-            <w:hyperlink w:history="1" r:id="rIdujadg7ocqzfmxjmi0s4tx">
+            <w:hyperlink w:history="1" r:id="rIdekcypoe3bbvlbqywkcymt">
               <w:r>
                 <w:rPr>
                   <w:rFonts w:ascii="Arial" w:cs="Arial" w:eastAsia="Arial" w:hAnsi="Arial"/>
@@ -9423,7 +9423,7 @@
             <w:pPr>
               <w:spacing w:after="20" w:before="0"/>
             </w:pPr>
-            <w:hyperlink w:history="1" r:id="rIdhfzd1gakcyjtticikqr0p">
+            <w:hyperlink w:history="1" r:id="rId7zoa3amy-dsifougqa6v1">
               <w:r>
                 <w:rPr>
                   <w:rFonts w:ascii="Arial" w:cs="Arial" w:eastAsia="Arial" w:hAnsi="Arial"/>
@@ -9456,7 +9456,7 @@
               <w:spacing w:after="10" w:before="0"/>
               <w:ind w:left="120"/>
             </w:pPr>
-            <w:hyperlink w:history="1" r:id="rIdorzehldhtjjh-coh-5i3e">
+            <w:hyperlink w:history="1" r:id="rIdkiibabodd0sdby0bxwmhv">
               <w:r>
                 <w:rPr>
                   <w:rFonts w:ascii="Arial" w:cs="Arial" w:eastAsia="Arial" w:hAnsi="Arial"/>
@@ -9501,7 +9501,7 @@
             <w:pPr>
               <w:spacing w:after="20" w:before="0"/>
             </w:pPr>
-            <w:hyperlink w:history="1" r:id="rIdiuwmhoyvp__sa94afxden">
+            <w:hyperlink w:history="1" r:id="rIdn46j8hwhxbrxthv_z1b1w">
               <w:r>
                 <w:rPr>
                   <w:rFonts w:ascii="Arial" w:cs="Arial" w:eastAsia="Arial" w:hAnsi="Arial"/>
@@ -9534,7 +9534,7 @@
               <w:spacing w:after="10" w:before="0"/>
               <w:ind w:left="120"/>
             </w:pPr>
-            <w:hyperlink w:history="1" r:id="rIdemzjdm2wdheifbwsg9169">
+            <w:hyperlink w:history="1" r:id="rId8av9drlkhnmzxrwys7zxj">
               <w:r>
                 <w:rPr>
                   <w:rFonts w:ascii="Arial" w:cs="Arial" w:eastAsia="Arial" w:hAnsi="Arial"/>
@@ -9729,7 +9729,7 @@
             <w:pPr>
               <w:spacing w:after="20" w:before="0"/>
             </w:pPr>
-            <w:hyperlink w:history="1" r:id="rIdix_qdakaszadzot40sprd">
+            <w:hyperlink w:history="1" r:id="rIdzxnaf07tqh7y9icsz40ao">
               <w:r>
                 <w:rPr>
                   <w:rFonts w:ascii="Arial" w:cs="Arial" w:eastAsia="Arial" w:hAnsi="Arial"/>
@@ -9762,7 +9762,7 @@
               <w:spacing w:after="10" w:before="0"/>
               <w:ind w:left="120"/>
             </w:pPr>
-            <w:hyperlink w:history="1" r:id="rIdmzoth2sbyeept_mykhlgi">
+            <w:hyperlink w:history="1" r:id="rIdn7rxmqovdtlhjpzjqw6br">
               <w:r>
                 <w:rPr>
                   <w:rFonts w:ascii="Arial" w:cs="Arial" w:eastAsia="Arial" w:hAnsi="Arial"/>
@@ -9807,7 +9807,7 @@
             <w:pPr>
               <w:spacing w:after="20" w:before="0"/>
             </w:pPr>
-            <w:hyperlink w:history="1" r:id="rIdzmynygae9nsptvju-n_vr">
+            <w:hyperlink w:history="1" r:id="rIdqk0ntnboqqrmauo09n_vc">
               <w:r>
                 <w:rPr>
                   <w:rFonts w:ascii="Arial" w:cs="Arial" w:eastAsia="Arial" w:hAnsi="Arial"/>
@@ -9840,7 +9840,7 @@
               <w:spacing w:after="10" w:before="0"/>
               <w:ind w:left="120"/>
             </w:pPr>
-            <w:hyperlink w:history="1" r:id="rId2ueubyldee2avalqhfwrl">
+            <w:hyperlink w:history="1" r:id="rIdctssyw0qpvhh6g28ae6w1">
               <w:r>
                 <w:rPr>
                   <w:rFonts w:ascii="Arial" w:cs="Arial" w:eastAsia="Arial" w:hAnsi="Arial"/>
@@ -10035,7 +10035,7 @@
             <w:pPr>
               <w:spacing w:after="20" w:before="0"/>
             </w:pPr>
-            <w:hyperlink w:history="1" r:id="rId1_vftsvxwroippzodw55n">
+            <w:hyperlink w:history="1" r:id="rIddnthl5yo2keab_zajrdun">
               <w:r>
                 <w:rPr>
                   <w:rFonts w:ascii="Arial" w:cs="Arial" w:eastAsia="Arial" w:hAnsi="Arial"/>
@@ -10068,7 +10068,7 @@
               <w:spacing w:after="10" w:before="0"/>
               <w:ind w:left="120"/>
             </w:pPr>
-            <w:hyperlink w:history="1" r:id="rIdzskylpy8oxiuxpvojmeqn">
+            <w:hyperlink w:history="1" r:id="rIdozvk9d3yac57l7amyg2yu">
               <w:r>
                 <w:rPr>
                   <w:rFonts w:ascii="Arial" w:cs="Arial" w:eastAsia="Arial" w:hAnsi="Arial"/>
@@ -10113,7 +10113,7 @@
             <w:pPr>
               <w:spacing w:after="20" w:before="0"/>
             </w:pPr>
-            <w:hyperlink w:history="1" r:id="rIdcvmei0hcoi1c1gnfdbn5k">
+            <w:hyperlink w:history="1" r:id="rIdey4gnlokxslix_tz7gehs">
               <w:r>
                 <w:rPr>
                   <w:rFonts w:ascii="Arial" w:cs="Arial" w:eastAsia="Arial" w:hAnsi="Arial"/>
@@ -10146,7 +10146,7 @@
               <w:spacing w:after="10" w:before="0"/>
               <w:ind w:left="120"/>
             </w:pPr>
-            <w:hyperlink w:history="1" r:id="rIdvkmwwmaywnesdnmvi_lg4">
+            <w:hyperlink w:history="1" r:id="rId9_oskpgy0jznsdgpmd1g-">
               <w:r>
                 <w:rPr>
                   <w:rFonts w:ascii="Arial" w:cs="Arial" w:eastAsia="Arial" w:hAnsi="Arial"/>
@@ -10341,7 +10341,7 @@
             <w:pPr>
               <w:spacing w:after="20" w:before="0"/>
             </w:pPr>
-            <w:hyperlink w:history="1" r:id="rIdvvd-xkvoyf4rrim98pseh">
+            <w:hyperlink w:history="1" r:id="rIdz--988d48dmesgtzmlyai">
               <w:r>
                 <w:rPr>
                   <w:rFonts w:ascii="Arial" w:cs="Arial" w:eastAsia="Arial" w:hAnsi="Arial"/>
@@ -10374,7 +10374,7 @@
               <w:spacing w:after="10" w:before="0"/>
               <w:ind w:left="120"/>
             </w:pPr>
-            <w:hyperlink w:history="1" r:id="rIddbsfvvpobd0c1vep2es6a">
+            <w:hyperlink w:history="1" r:id="rIdizz5ibo2980bzqxt1r8di">
               <w:r>
                 <w:rPr>
                   <w:rFonts w:ascii="Arial" w:cs="Arial" w:eastAsia="Arial" w:hAnsi="Arial"/>
@@ -10419,7 +10419,7 @@
             <w:pPr>
               <w:spacing w:after="20" w:before="0"/>
             </w:pPr>
-            <w:hyperlink w:history="1" r:id="rId0vg4ybsajss6w_sankx8s">
+            <w:hyperlink w:history="1" r:id="rIdbe4b4cmrglt3r-b2zy1as">
               <w:r>
                 <w:rPr>
                   <w:rFonts w:ascii="Arial" w:cs="Arial" w:eastAsia="Arial" w:hAnsi="Arial"/>
@@ -10452,7 +10452,7 @@
               <w:spacing w:after="10" w:before="0"/>
               <w:ind w:left="120"/>
             </w:pPr>
-            <w:hyperlink w:history="1" r:id="rIdasttsfhneb4whrfccsxbt">
+            <w:hyperlink w:history="1" r:id="rId14upitj6jimysrzqketlh">
               <w:r>
                 <w:rPr>
                   <w:rFonts w:ascii="Arial" w:cs="Arial" w:eastAsia="Arial" w:hAnsi="Arial"/>
@@ -10647,7 +10647,7 @@
             <w:pPr>
               <w:spacing w:after="20" w:before="0"/>
             </w:pPr>
-            <w:hyperlink w:history="1" r:id="rIdy9jw6qz_lbji9axsyko_v">
+            <w:hyperlink w:history="1" r:id="rIdmxcgjtimekhgkuwnd3tt2">
               <w:r>
                 <w:rPr>
                   <w:rFonts w:ascii="Arial" w:cs="Arial" w:eastAsia="Arial" w:hAnsi="Arial"/>
@@ -10680,7 +10680,7 @@
               <w:spacing w:after="10" w:before="0"/>
               <w:ind w:left="120"/>
             </w:pPr>
-            <w:hyperlink w:history="1" r:id="rIda-c8tgydlgbz-sp3nhfbl">
+            <w:hyperlink w:history="1" r:id="rIdyoyvvvb13dgl5z9_z93lw">
               <w:r>
                 <w:rPr>
                   <w:rFonts w:ascii="Arial" w:cs="Arial" w:eastAsia="Arial" w:hAnsi="Arial"/>
@@ -10725,7 +10725,7 @@
             <w:pPr>
               <w:spacing w:after="20" w:before="0"/>
             </w:pPr>
-            <w:hyperlink w:history="1" r:id="rIdeotd0ed_4hv7jl9xnoc7v">
+            <w:hyperlink w:history="1" r:id="rIdhkq1ybq5ey8bxl0lgrk3k">
               <w:r>
                 <w:rPr>
                   <w:rFonts w:ascii="Arial" w:cs="Arial" w:eastAsia="Arial" w:hAnsi="Arial"/>
@@ -10758,7 +10758,7 @@
               <w:spacing w:after="10" w:before="0"/>
               <w:ind w:left="120"/>
             </w:pPr>
-            <w:hyperlink w:history="1" r:id="rIdaeuiiob5cleimitpv_wo2">
+            <w:hyperlink w:history="1" r:id="rIduouwegyushyfplmmndc1r">
               <w:r>
                 <w:rPr>
                   <w:rFonts w:ascii="Arial" w:cs="Arial" w:eastAsia="Arial" w:hAnsi="Arial"/>
@@ -12245,7 +12245,7 @@
             <w:pPr>
               <w:spacing w:after="20" w:before="0"/>
             </w:pPr>
-            <w:hyperlink w:history="1" r:id="rIdi9jngykf5pwpf2vozaqpb">
+            <w:hyperlink w:history="1" r:id="rIdctv-ecmtouw3egwuxn_gd">
               <w:r>
                 <w:rPr>
                   <w:rFonts w:ascii="Arial" w:cs="Arial" w:eastAsia="Arial" w:hAnsi="Arial"/>
@@ -12278,7 +12278,7 @@
               <w:spacing w:after="10" w:before="0"/>
               <w:ind w:left="120"/>
             </w:pPr>
-            <w:hyperlink w:history="1" r:id="rIdoz_34e_l6ift1zvnmcpfr">
+            <w:hyperlink w:history="1" r:id="rIdproaj2hdygfczrefxzyvz">
               <w:r>
                 <w:rPr>
                   <w:rFonts w:ascii="Arial" w:cs="Arial" w:eastAsia="Arial" w:hAnsi="Arial"/>
@@ -12323,7 +12323,7 @@
             <w:pPr>
               <w:spacing w:after="20" w:before="0"/>
             </w:pPr>
-            <w:hyperlink w:history="1" r:id="rIdnrhw8hzvtzdlusvrtaeao">
+            <w:hyperlink w:history="1" r:id="rIdm0qgjbyfspa2n6yiytzhp">
               <w:r>
                 <w:rPr>
                   <w:rFonts w:ascii="Arial" w:cs="Arial" w:eastAsia="Arial" w:hAnsi="Arial"/>
@@ -12356,7 +12356,7 @@
               <w:spacing w:after="10" w:before="0"/>
               <w:ind w:left="120"/>
             </w:pPr>
-            <w:hyperlink w:history="1" r:id="rIdmltsyh1spzadlwupb8mg7">
+            <w:hyperlink w:history="1" r:id="rId7c5s19_3kvzdyzxehalqj">
               <w:r>
                 <w:rPr>
                   <w:rFonts w:ascii="Arial" w:cs="Arial" w:eastAsia="Arial" w:hAnsi="Arial"/>
@@ -12551,7 +12551,7 @@
             <w:pPr>
               <w:spacing w:after="20" w:before="0"/>
             </w:pPr>
-            <w:hyperlink w:history="1" r:id="rIdqjwiba2wpsepfxjvce89c">
+            <w:hyperlink w:history="1" r:id="rIdrwdyw7-vgwvldljdr93ye">
               <w:r>
                 <w:rPr>
                   <w:rFonts w:ascii="Arial" w:cs="Arial" w:eastAsia="Arial" w:hAnsi="Arial"/>
@@ -12584,7 +12584,7 @@
               <w:spacing w:after="10" w:before="0"/>
               <w:ind w:left="120"/>
             </w:pPr>
-            <w:hyperlink w:history="1" r:id="rIdhqpcqg--phzh95ufkzpdi">
+            <w:hyperlink w:history="1" r:id="rId6xmy12d5pr-crjfpbpcnt">
               <w:r>
                 <w:rPr>
                   <w:rFonts w:ascii="Arial" w:cs="Arial" w:eastAsia="Arial" w:hAnsi="Arial"/>
@@ -12629,7 +12629,7 @@
             <w:pPr>
               <w:spacing w:after="20" w:before="0"/>
             </w:pPr>
-            <w:hyperlink w:history="1" r:id="rIdosqhfq5owodwriwsalu4p">
+            <w:hyperlink w:history="1" r:id="rIdm8hc62j487a-kwlym1hal">
               <w:r>
                 <w:rPr>
                   <w:rFonts w:ascii="Arial" w:cs="Arial" w:eastAsia="Arial" w:hAnsi="Arial"/>
@@ -12662,7 +12662,7 @@
               <w:spacing w:after="10" w:before="0"/>
               <w:ind w:left="120"/>
             </w:pPr>
-            <w:hyperlink w:history="1" r:id="rId5gx_r3p0laq3iqvkjv_sk">
+            <w:hyperlink w:history="1" r:id="rIdrogj21zyedncknlshdo5k">
               <w:r>
                 <w:rPr>
                   <w:rFonts w:ascii="Arial" w:cs="Arial" w:eastAsia="Arial" w:hAnsi="Arial"/>
@@ -12857,7 +12857,7 @@
             <w:pPr>
               <w:spacing w:after="20" w:before="0"/>
             </w:pPr>
-            <w:hyperlink w:history="1" r:id="rId-6inc7krfbrzdegj15s9j">
+            <w:hyperlink w:history="1" r:id="rId9eguyz0mhu1hklutjnn6e">
               <w:r>
                 <w:rPr>
                   <w:rFonts w:ascii="Arial" w:cs="Arial" w:eastAsia="Arial" w:hAnsi="Arial"/>
@@ -12890,7 +12890,7 @@
               <w:spacing w:after="10" w:before="0"/>
               <w:ind w:left="120"/>
             </w:pPr>
-            <w:hyperlink w:history="1" r:id="rIdguys_w5coeufngxw_xbgv">
+            <w:hyperlink w:history="1" r:id="rIdqpthv7nzqu3-n1ll8tqqk">
               <w:r>
                 <w:rPr>
                   <w:rFonts w:ascii="Arial" w:cs="Arial" w:eastAsia="Arial" w:hAnsi="Arial"/>
@@ -12935,7 +12935,7 @@
             <w:pPr>
               <w:spacing w:after="20" w:before="0"/>
             </w:pPr>
-            <w:hyperlink w:history="1" r:id="rIdxkh0zrva0v16-mxq-iprw">
+            <w:hyperlink w:history="1" r:id="rIdi_lgy7qcn6nh0ueae-yjj">
               <w:r>
                 <w:rPr>
                   <w:rFonts w:ascii="Arial" w:cs="Arial" w:eastAsia="Arial" w:hAnsi="Arial"/>
@@ -12968,7 +12968,7 @@
               <w:spacing w:after="10" w:before="0"/>
               <w:ind w:left="120"/>
             </w:pPr>
-            <w:hyperlink w:history="1" r:id="rIdj3mkx351vwmrjtkli44b6">
+            <w:hyperlink w:history="1" r:id="rIddw1tk7zg4ao0g7gfejhz5">
               <w:r>
                 <w:rPr>
                   <w:rFonts w:ascii="Arial" w:cs="Arial" w:eastAsia="Arial" w:hAnsi="Arial"/>
@@ -13163,7 +13163,7 @@
             <w:pPr>
               <w:spacing w:after="20" w:before="0"/>
             </w:pPr>
-            <w:hyperlink w:history="1" r:id="rIdttdzejgpe18xdzg1tr_qv">
+            <w:hyperlink w:history="1" r:id="rIdqs40pttg7yb5hz3f1pfto">
               <w:r>
                 <w:rPr>
                   <w:rFonts w:ascii="Arial" w:cs="Arial" w:eastAsia="Arial" w:hAnsi="Arial"/>
@@ -13196,7 +13196,7 @@
               <w:spacing w:after="10" w:before="0"/>
               <w:ind w:left="120"/>
             </w:pPr>
-            <w:hyperlink w:history="1" r:id="rIdnwlh4pbtm4jd4jylruicf">
+            <w:hyperlink w:history="1" r:id="rIdwg-enybosktw-ifm2ruml">
               <w:r>
                 <w:rPr>
                   <w:rFonts w:ascii="Arial" w:cs="Arial" w:eastAsia="Arial" w:hAnsi="Arial"/>
@@ -13241,7 +13241,7 @@
             <w:pPr>
               <w:spacing w:after="20" w:before="0"/>
             </w:pPr>
-            <w:hyperlink w:history="1" r:id="rIdu6v8zvqi-a2y8fvwgi6a6">
+            <w:hyperlink w:history="1" r:id="rIdzrn7wsx6dljkhscuavu_6">
               <w:r>
                 <w:rPr>
                   <w:rFonts w:ascii="Arial" w:cs="Arial" w:eastAsia="Arial" w:hAnsi="Arial"/>
@@ -13274,7 +13274,7 @@
               <w:spacing w:after="10" w:before="0"/>
               <w:ind w:left="120"/>
             </w:pPr>
-            <w:hyperlink w:history="1" r:id="rIdmmc3tzj6d-pfgjr94inks">
+            <w:hyperlink w:history="1" r:id="rIdltcjcj0unhhrlt0yupnfv">
               <w:r>
                 <w:rPr>
                   <w:rFonts w:ascii="Arial" w:cs="Arial" w:eastAsia="Arial" w:hAnsi="Arial"/>
@@ -13469,7 +13469,7 @@
             <w:pPr>
               <w:spacing w:after="20" w:before="0"/>
             </w:pPr>
-            <w:hyperlink w:history="1" r:id="rIdt-to5eubuqhrk6isoryud">
+            <w:hyperlink w:history="1" r:id="rIdwyoi_dknzdtpb8xun02mk">
               <w:r>
                 <w:rPr>
                   <w:rFonts w:ascii="Arial" w:cs="Arial" w:eastAsia="Arial" w:hAnsi="Arial"/>
@@ -13502,7 +13502,7 @@
               <w:spacing w:after="10" w:before="0"/>
               <w:ind w:left="120"/>
             </w:pPr>
-            <w:hyperlink w:history="1" r:id="rIdmv9gucyu1120uoghxfaix">
+            <w:hyperlink w:history="1" r:id="rId9rz0bivitwo1_n5ifaj0x">
               <w:r>
                 <w:rPr>
                   <w:rFonts w:ascii="Arial" w:cs="Arial" w:eastAsia="Arial" w:hAnsi="Arial"/>
@@ -13547,7 +13547,7 @@
             <w:pPr>
               <w:spacing w:after="20" w:before="0"/>
             </w:pPr>
-            <w:hyperlink w:history="1" r:id="rIdz_fgj_tvueqdkeiwfjlwr">
+            <w:hyperlink w:history="1" r:id="rIdln7sjjebka9tjhulf41eb">
               <w:r>
                 <w:rPr>
                   <w:rFonts w:ascii="Arial" w:cs="Arial" w:eastAsia="Arial" w:hAnsi="Arial"/>
@@ -13580,7 +13580,7 @@
               <w:spacing w:after="10" w:before="0"/>
               <w:ind w:left="120"/>
             </w:pPr>
-            <w:hyperlink w:history="1" r:id="rIdgv3mv4wjcv_qlukiw66tb">
+            <w:hyperlink w:history="1" r:id="rIdy67ltvpiv31c3wii60qyf">
               <w:r>
                 <w:rPr>
                   <w:rFonts w:ascii="Arial" w:cs="Arial" w:eastAsia="Arial" w:hAnsi="Arial"/>
@@ -15162,7 +15162,7 @@
             <w:pPr>
               <w:spacing w:after="20" w:before="0"/>
             </w:pPr>
-            <w:hyperlink w:history="1" r:id="rId_4bl2bdcwxifbqn0wegp3">
+            <w:hyperlink w:history="1" r:id="rIdoyldszu1dpiji219txf1n">
               <w:r>
                 <w:rPr>
                   <w:rFonts w:ascii="Arial" w:cs="Arial" w:eastAsia="Arial" w:hAnsi="Arial"/>
@@ -15195,7 +15195,7 @@
               <w:spacing w:after="10" w:before="0"/>
               <w:ind w:left="120"/>
             </w:pPr>
-            <w:hyperlink w:history="1" r:id="rIde8txpdt7mqigq7kpmresz">
+            <w:hyperlink w:history="1" r:id="rIde8x8d3muzzbpkyfey2vq3">
               <w:r>
                 <w:rPr>
                   <w:rFonts w:ascii="Arial" w:cs="Arial" w:eastAsia="Arial" w:hAnsi="Arial"/>
@@ -15240,7 +15240,7 @@
             <w:pPr>
               <w:spacing w:after="20" w:before="0"/>
             </w:pPr>
-            <w:hyperlink w:history="1" r:id="rIdoznzf8zgx2nbcgrd1bx0z">
+            <w:hyperlink w:history="1" r:id="rId8hdxpjf5jfmbpebrvdp32">
               <w:r>
                 <w:rPr>
                   <w:rFonts w:ascii="Arial" w:cs="Arial" w:eastAsia="Arial" w:hAnsi="Arial"/>
@@ -15273,7 +15273,7 @@
               <w:spacing w:after="10" w:before="0"/>
               <w:ind w:left="120"/>
             </w:pPr>
-            <w:hyperlink w:history="1" r:id="rIduiysmmq_tddro3-q9mwlu">
+            <w:hyperlink w:history="1" r:id="rIdpcfpfjkipjdzzsxruichr">
               <w:r>
                 <w:rPr>
                   <w:rFonts w:ascii="Arial" w:cs="Arial" w:eastAsia="Arial" w:hAnsi="Arial"/>
@@ -15468,7 +15468,7 @@
             <w:pPr>
               <w:spacing w:after="20" w:before="0"/>
             </w:pPr>
-            <w:hyperlink w:history="1" r:id="rId8qomwfdbmvd3jipbmricm">
+            <w:hyperlink w:history="1" r:id="rIdgvjvncpo4etqtp9ci4ete">
               <w:r>
                 <w:rPr>
                   <w:rFonts w:ascii="Arial" w:cs="Arial" w:eastAsia="Arial" w:hAnsi="Arial"/>
@@ -15501,7 +15501,7 @@
               <w:spacing w:after="10" w:before="0"/>
               <w:ind w:left="120"/>
             </w:pPr>
-            <w:hyperlink w:history="1" r:id="rIdn6h_fjgy_yfniikjxawvs">
+            <w:hyperlink w:history="1" r:id="rIdk4toa1pgbasbirwdhv1mp">
               <w:r>
                 <w:rPr>
                   <w:rFonts w:ascii="Arial" w:cs="Arial" w:eastAsia="Arial" w:hAnsi="Arial"/>
@@ -15546,7 +15546,7 @@
             <w:pPr>
               <w:spacing w:after="20" w:before="0"/>
             </w:pPr>
-            <w:hyperlink w:history="1" r:id="rIdzbcxcgv291p_cpya-5z4z">
+            <w:hyperlink w:history="1" r:id="rIdgrotriiovtf6966oqrdjz">
               <w:r>
                 <w:rPr>
                   <w:rFonts w:ascii="Arial" w:cs="Arial" w:eastAsia="Arial" w:hAnsi="Arial"/>
@@ -15579,7 +15579,7 @@
               <w:spacing w:after="10" w:before="0"/>
               <w:ind w:left="120"/>
             </w:pPr>
-            <w:hyperlink w:history="1" r:id="rIdni3uccpgcvfdpdg62wqff">
+            <w:hyperlink w:history="1" r:id="rIdybgimux4vkkhr959eadut">
               <w:r>
                 <w:rPr>
                   <w:rFonts w:ascii="Arial" w:cs="Arial" w:eastAsia="Arial" w:hAnsi="Arial"/>
@@ -15774,7 +15774,7 @@
             <w:pPr>
               <w:spacing w:after="20" w:before="0"/>
             </w:pPr>
-            <w:hyperlink w:history="1" r:id="rIdt28sci9xkkzexlu0nrakd">
+            <w:hyperlink w:history="1" r:id="rId7jyzltwrgim_u3jjg-ax8">
               <w:r>
                 <w:rPr>
                   <w:rFonts w:ascii="Arial" w:cs="Arial" w:eastAsia="Arial" w:hAnsi="Arial"/>
@@ -15807,7 +15807,7 @@
               <w:spacing w:after="10" w:before="0"/>
               <w:ind w:left="120"/>
             </w:pPr>
-            <w:hyperlink w:history="1" r:id="rId8oden6udqavk4hgbnp_t6">
+            <w:hyperlink w:history="1" r:id="rIdhlcmxn40wuz5kawivgrnu">
               <w:r>
                 <w:rPr>
                   <w:rFonts w:ascii="Arial" w:cs="Arial" w:eastAsia="Arial" w:hAnsi="Arial"/>
@@ -15852,7 +15852,7 @@
             <w:pPr>
               <w:spacing w:after="20" w:before="0"/>
             </w:pPr>
-            <w:hyperlink w:history="1" r:id="rId7sqqm_tsobdj7rtg9r_kb">
+            <w:hyperlink w:history="1" r:id="rIdu2dqsqnzbv0hwdiysttpb">
               <w:r>
                 <w:rPr>
                   <w:rFonts w:ascii="Arial" w:cs="Arial" w:eastAsia="Arial" w:hAnsi="Arial"/>
@@ -15885,7 +15885,7 @@
               <w:spacing w:after="10" w:before="0"/>
               <w:ind w:left="120"/>
             </w:pPr>
-            <w:hyperlink w:history="1" r:id="rIdrbmrcrraege9sfcovvqxw">
+            <w:hyperlink w:history="1" r:id="rIdu0xt_kgihuyy3dct_pqnb">
               <w:r>
                 <w:rPr>
                   <w:rFonts w:ascii="Arial" w:cs="Arial" w:eastAsia="Arial" w:hAnsi="Arial"/>
@@ -16080,7 +16080,7 @@
             <w:pPr>
               <w:spacing w:after="20" w:before="0"/>
             </w:pPr>
-            <w:hyperlink w:history="1" r:id="rIdlmjvunjapkyfmn2ogzql6">
+            <w:hyperlink w:history="1" r:id="rIdzrkwwacrccj72n6ewzv68">
               <w:r>
                 <w:rPr>
                   <w:rFonts w:ascii="Arial" w:cs="Arial" w:eastAsia="Arial" w:hAnsi="Arial"/>
@@ -16113,7 +16113,7 @@
               <w:spacing w:after="10" w:before="0"/>
               <w:ind w:left="120"/>
             </w:pPr>
-            <w:hyperlink w:history="1" r:id="rIdt38j1cjxgmffultcgzyii">
+            <w:hyperlink w:history="1" r:id="rIdei3undf8ih5o4fizq0w4m">
               <w:r>
                 <w:rPr>
                   <w:rFonts w:ascii="Arial" w:cs="Arial" w:eastAsia="Arial" w:hAnsi="Arial"/>
@@ -16158,7 +16158,7 @@
             <w:pPr>
               <w:spacing w:after="20" w:before="0"/>
             </w:pPr>
-            <w:hyperlink w:history="1" r:id="rId1lj7g0lu3ksvt7ymhsdl-">
+            <w:hyperlink w:history="1" r:id="rIdvofljcc66_5cnwyverkpi">
               <w:r>
                 <w:rPr>
                   <w:rFonts w:ascii="Arial" w:cs="Arial" w:eastAsia="Arial" w:hAnsi="Arial"/>
@@ -16191,7 +16191,7 @@
               <w:spacing w:after="10" w:before="0"/>
               <w:ind w:left="120"/>
             </w:pPr>
-            <w:hyperlink w:history="1" r:id="rIddaan3zm3ll3h-s9bpmsaj">
+            <w:hyperlink w:history="1" r:id="rIdendekowgcwx7g6viczvhg">
               <w:r>
                 <w:rPr>
                   <w:rFonts w:ascii="Arial" w:cs="Arial" w:eastAsia="Arial" w:hAnsi="Arial"/>
@@ -16386,7 +16386,7 @@
             <w:pPr>
               <w:spacing w:after="20" w:before="0"/>
             </w:pPr>
-            <w:hyperlink w:history="1" r:id="rIdafc66whb3pspw4-l2yipd">
+            <w:hyperlink w:history="1" r:id="rIdjmzsfle4mvzj0lv_zypbq">
               <w:r>
                 <w:rPr>
                   <w:rFonts w:ascii="Arial" w:cs="Arial" w:eastAsia="Arial" w:hAnsi="Arial"/>
@@ -16419,7 +16419,7 @@
               <w:spacing w:after="10" w:before="0"/>
               <w:ind w:left="120"/>
             </w:pPr>
-            <w:hyperlink w:history="1" r:id="rIdrxt_msloia360at042dwz">
+            <w:hyperlink w:history="1" r:id="rIdanj0t-_sltijvwrzywxqe">
               <w:r>
                 <w:rPr>
                   <w:rFonts w:ascii="Arial" w:cs="Arial" w:eastAsia="Arial" w:hAnsi="Arial"/>
@@ -16464,7 +16464,7 @@
             <w:pPr>
               <w:spacing w:after="20" w:before="0"/>
             </w:pPr>
-            <w:hyperlink w:history="1" r:id="rIdej6pmhg2iixivhc0ayjvr">
+            <w:hyperlink w:history="1" r:id="rIdt8u6rejk9ingek8uzruci">
               <w:r>
                 <w:rPr>
                   <w:rFonts w:ascii="Arial" w:cs="Arial" w:eastAsia="Arial" w:hAnsi="Arial"/>
@@ -16497,7 +16497,7 @@
               <w:spacing w:after="10" w:before="0"/>
               <w:ind w:left="120"/>
             </w:pPr>
-            <w:hyperlink w:history="1" r:id="rIdieszck_rvl2tiwptrivf9">
+            <w:hyperlink w:history="1" r:id="rIdpq5japtftw_qaxgytwwy-">
               <w:r>
                 <w:rPr>
                   <w:rFonts w:ascii="Arial" w:cs="Arial" w:eastAsia="Arial" w:hAnsi="Arial"/>
@@ -17984,7 +17984,7 @@
             <w:pPr>
               <w:spacing w:after="20" w:before="0"/>
             </w:pPr>
-            <w:hyperlink w:history="1" r:id="rIdinvbvehg0jal9sdzll903">
+            <w:hyperlink w:history="1" r:id="rId7ccnx6adep7amgnnbkqql">
               <w:r>
                 <w:rPr>
                   <w:rFonts w:ascii="Arial" w:cs="Arial" w:eastAsia="Arial" w:hAnsi="Arial"/>
@@ -18017,7 +18017,7 @@
               <w:spacing w:after="10" w:before="0"/>
               <w:ind w:left="120"/>
             </w:pPr>
-            <w:hyperlink w:history="1" r:id="rIdi0o_5wutpdq54lgf5maix">
+            <w:hyperlink w:history="1" r:id="rIdbwcmvzt_fmj3tzw7b-dgj">
               <w:r>
                 <w:rPr>
                   <w:rFonts w:ascii="Arial" w:cs="Arial" w:eastAsia="Arial" w:hAnsi="Arial"/>
@@ -18062,7 +18062,7 @@
             <w:pPr>
               <w:spacing w:after="20" w:before="0"/>
             </w:pPr>
-            <w:hyperlink w:history="1" r:id="rIdkrpjzlcpgvmrrggw4rgnx">
+            <w:hyperlink w:history="1" r:id="rIdhnvjdd839uxwp9boe9rbl">
               <w:r>
                 <w:rPr>
                   <w:rFonts w:ascii="Arial" w:cs="Arial" w:eastAsia="Arial" w:hAnsi="Arial"/>
@@ -18095,7 +18095,7 @@
               <w:spacing w:after="10" w:before="0"/>
               <w:ind w:left="120"/>
             </w:pPr>
-            <w:hyperlink w:history="1" r:id="rIdipxvdtn4jrku7hhwqdi_a">
+            <w:hyperlink w:history="1" r:id="rIdmy1aqhitlmu8tq6tcvmam">
               <w:r>
                 <w:rPr>
                   <w:rFonts w:ascii="Arial" w:cs="Arial" w:eastAsia="Arial" w:hAnsi="Arial"/>
@@ -18290,7 +18290,7 @@
             <w:pPr>
               <w:spacing w:after="20" w:before="0"/>
             </w:pPr>
-            <w:hyperlink w:history="1" r:id="rIdbofxfno-6ohcyviixr5tn">
+            <w:hyperlink w:history="1" r:id="rIdjcizib-kohn1tuvy39ozx">
               <w:r>
                 <w:rPr>
                   <w:rFonts w:ascii="Arial" w:cs="Arial" w:eastAsia="Arial" w:hAnsi="Arial"/>
@@ -18323,7 +18323,7 @@
               <w:spacing w:after="10" w:before="0"/>
               <w:ind w:left="120"/>
             </w:pPr>
-            <w:hyperlink w:history="1" r:id="rIdvkrxqtxs8omq7uy001nab">
+            <w:hyperlink w:history="1" r:id="rIdrwvdnruxefufgefzuewah">
               <w:r>
                 <w:rPr>
                   <w:rFonts w:ascii="Arial" w:cs="Arial" w:eastAsia="Arial" w:hAnsi="Arial"/>
@@ -18368,7 +18368,7 @@
             <w:pPr>
               <w:spacing w:after="20" w:before="0"/>
             </w:pPr>
-            <w:hyperlink w:history="1" r:id="rIdcrjxnjrposcag1wfxnr8q">
+            <w:hyperlink w:history="1" r:id="rIddc4s3dz_zerifi0lwcnip">
               <w:r>
                 <w:rPr>
                   <w:rFonts w:ascii="Arial" w:cs="Arial" w:eastAsia="Arial" w:hAnsi="Arial"/>
@@ -18401,7 +18401,7 @@
               <w:spacing w:after="10" w:before="0"/>
               <w:ind w:left="120"/>
             </w:pPr>
-            <w:hyperlink w:history="1" r:id="rIdmr2ty-dtrqqhbq8zjx5cq">
+            <w:hyperlink w:history="1" r:id="rIdt7bpc6fljzduyayp1tqec">
               <w:r>
                 <w:rPr>
                   <w:rFonts w:ascii="Arial" w:cs="Arial" w:eastAsia="Arial" w:hAnsi="Arial"/>
@@ -18596,7 +18596,7 @@
             <w:pPr>
               <w:spacing w:after="20" w:before="0"/>
             </w:pPr>
-            <w:hyperlink w:history="1" r:id="rIdb6ugks-lwo3-b3ubshob8">
+            <w:hyperlink w:history="1" r:id="rIdhlyqfjvge_-fw_cdztbgi">
               <w:r>
                 <w:rPr>
                   <w:rFonts w:ascii="Arial" w:cs="Arial" w:eastAsia="Arial" w:hAnsi="Arial"/>
@@ -18629,7 +18629,7 @@
               <w:spacing w:after="10" w:before="0"/>
               <w:ind w:left="120"/>
             </w:pPr>
-            <w:hyperlink w:history="1" r:id="rIdqrvbgjvk4lu5envb2t2g1">
+            <w:hyperlink w:history="1" r:id="rIdiwftok5xbxa4etwnuxhbu">
               <w:r>
                 <w:rPr>
                   <w:rFonts w:ascii="Arial" w:cs="Arial" w:eastAsia="Arial" w:hAnsi="Arial"/>
@@ -18674,7 +18674,7 @@
             <w:pPr>
               <w:spacing w:after="20" w:before="0"/>
             </w:pPr>
-            <w:hyperlink w:history="1" r:id="rIdtiv7sgmifikoyhlw6j02d">
+            <w:hyperlink w:history="1" r:id="rIdtkielohmywwduxgotc8nj">
               <w:r>
                 <w:rPr>
                   <w:rFonts w:ascii="Arial" w:cs="Arial" w:eastAsia="Arial" w:hAnsi="Arial"/>
@@ -18707,7 +18707,7 @@
               <w:spacing w:after="10" w:before="0"/>
               <w:ind w:left="120"/>
             </w:pPr>
-            <w:hyperlink w:history="1" r:id="rIdbp8y5physjqu8mf2sss2o">
+            <w:hyperlink w:history="1" r:id="rIdy8gignfoumgvkkyhppdwu">
               <w:r>
                 <w:rPr>
                   <w:rFonts w:ascii="Arial" w:cs="Arial" w:eastAsia="Arial" w:hAnsi="Arial"/>
@@ -18902,7 +18902,7 @@
             <w:pPr>
               <w:spacing w:after="20" w:before="0"/>
             </w:pPr>
-            <w:hyperlink w:history="1" r:id="rIdsfzhyggcdluzlesw49am2">
+            <w:hyperlink w:history="1" r:id="rId3qmvlcsgf-wa80ppvqmbr">
               <w:r>
                 <w:rPr>
                   <w:rFonts w:ascii="Arial" w:cs="Arial" w:eastAsia="Arial" w:hAnsi="Arial"/>
@@ -18935,7 +18935,7 @@
               <w:spacing w:after="10" w:before="0"/>
               <w:ind w:left="120"/>
             </w:pPr>
-            <w:hyperlink w:history="1" r:id="rIdtazb27xh8ydmlw7-ritvn">
+            <w:hyperlink w:history="1" r:id="rIdmexl4cmbh86s7gufvaxva">
               <w:r>
                 <w:rPr>
                   <w:rFonts w:ascii="Arial" w:cs="Arial" w:eastAsia="Arial" w:hAnsi="Arial"/>
@@ -18980,7 +18980,7 @@
             <w:pPr>
               <w:spacing w:after="20" w:before="0"/>
             </w:pPr>
-            <w:hyperlink w:history="1" r:id="rId6fydzpk0p0knwc0hxczcg">
+            <w:hyperlink w:history="1" r:id="rIdcgochiqqfrdveg0rr-x-c">
               <w:r>
                 <w:rPr>
                   <w:rFonts w:ascii="Arial" w:cs="Arial" w:eastAsia="Arial" w:hAnsi="Arial"/>
@@ -19013,7 +19013,7 @@
               <w:spacing w:after="10" w:before="0"/>
               <w:ind w:left="120"/>
             </w:pPr>
-            <w:hyperlink w:history="1" r:id="rId7nlaarlc9wqb6fojzfxi_">
+            <w:hyperlink w:history="1" r:id="rIdul9srhnvgtvlwhdkyov8u">
               <w:r>
                 <w:rPr>
                   <w:rFonts w:ascii="Arial" w:cs="Arial" w:eastAsia="Arial" w:hAnsi="Arial"/>
@@ -19208,7 +19208,7 @@
             <w:pPr>
               <w:spacing w:after="20" w:before="0"/>
             </w:pPr>
-            <w:hyperlink w:history="1" r:id="rIdegdwy37voqcxia5m232zv">
+            <w:hyperlink w:history="1" r:id="rId5no9brol6c1denylbucjr">
               <w:r>
                 <w:rPr>
                   <w:rFonts w:ascii="Arial" w:cs="Arial" w:eastAsia="Arial" w:hAnsi="Arial"/>
@@ -19241,7 +19241,7 @@
               <w:spacing w:after="10" w:before="0"/>
               <w:ind w:left="120"/>
             </w:pPr>
-            <w:hyperlink w:history="1" r:id="rIdiw_7_jt3wbnybzdet0pi4">
+            <w:hyperlink w:history="1" r:id="rIdqrdtaqj56o99rjeeqmc29">
               <w:r>
                 <w:rPr>
                   <w:rFonts w:ascii="Arial" w:cs="Arial" w:eastAsia="Arial" w:hAnsi="Arial"/>
@@ -19286,7 +19286,7 @@
             <w:pPr>
               <w:spacing w:after="20" w:before="0"/>
             </w:pPr>
-            <w:hyperlink w:history="1" r:id="rIdeymnno5aud2kkl0xizhxp">
+            <w:hyperlink w:history="1" r:id="rIdkx0bijzwzxqi5-a5tsfwx">
               <w:r>
                 <w:rPr>
                   <w:rFonts w:ascii="Arial" w:cs="Arial" w:eastAsia="Arial" w:hAnsi="Arial"/>
@@ -19319,7 +19319,7 @@
               <w:spacing w:after="10" w:before="0"/>
               <w:ind w:left="120"/>
             </w:pPr>
-            <w:hyperlink w:history="1" r:id="rIddauqihlebn0khwgmuxxlr">
+            <w:hyperlink w:history="1" r:id="rIdjc-uiayftgx69okszg_dg">
               <w:r>
                 <w:rPr>
                   <w:rFonts w:ascii="Arial" w:cs="Arial" w:eastAsia="Arial" w:hAnsi="Arial"/>
@@ -20806,7 +20806,7 @@
             <w:pPr>
               <w:spacing w:after="20" w:before="0"/>
             </w:pPr>
-            <w:hyperlink w:history="1" r:id="rIdc3pgzw2mtdk_ae_c-sddj">
+            <w:hyperlink w:history="1" r:id="rIduqcvnkwmz6ghhqn-3srwa">
               <w:r>
                 <w:rPr>
                   <w:rFonts w:ascii="Arial" w:cs="Arial" w:eastAsia="Arial" w:hAnsi="Arial"/>
@@ -20839,7 +20839,7 @@
               <w:spacing w:after="10" w:before="0"/>
               <w:ind w:left="120"/>
             </w:pPr>
-            <w:hyperlink w:history="1" r:id="rIduqogok8w6wrx1laykxuod">
+            <w:hyperlink w:history="1" r:id="rIdpqytquc52gh_lacmsupqn">
               <w:r>
                 <w:rPr>
                   <w:rFonts w:ascii="Arial" w:cs="Arial" w:eastAsia="Arial" w:hAnsi="Arial"/>
@@ -20884,7 +20884,7 @@
             <w:pPr>
               <w:spacing w:after="20" w:before="0"/>
             </w:pPr>
-            <w:hyperlink w:history="1" r:id="rIdce6jejohq3b0v8oyetxno">
+            <w:hyperlink w:history="1" r:id="rIdwaiongfna32amzaml5znk">
               <w:r>
                 <w:rPr>
                   <w:rFonts w:ascii="Arial" w:cs="Arial" w:eastAsia="Arial" w:hAnsi="Arial"/>
@@ -20917,7 +20917,7 @@
               <w:spacing w:after="10" w:before="0"/>
               <w:ind w:left="120"/>
             </w:pPr>
-            <w:hyperlink w:history="1" r:id="rIdcl6mgj1ck8jgl5o4vzqnq">
+            <w:hyperlink w:history="1" r:id="rIdai4nuktftlzv0qqe7l02_">
               <w:r>
                 <w:rPr>
                   <w:rFonts w:ascii="Arial" w:cs="Arial" w:eastAsia="Arial" w:hAnsi="Arial"/>
@@ -21112,7 +21112,7 @@
             <w:pPr>
               <w:spacing w:after="20" w:before="0"/>
             </w:pPr>
-            <w:hyperlink w:history="1" r:id="rIdgus3clxeyigx7lsec3qc8">
+            <w:hyperlink w:history="1" r:id="rId964fskblw_vbzahqwf5ge">
               <w:r>
                 <w:rPr>
                   <w:rFonts w:ascii="Arial" w:cs="Arial" w:eastAsia="Arial" w:hAnsi="Arial"/>
@@ -21145,7 +21145,7 @@
               <w:spacing w:after="10" w:before="0"/>
               <w:ind w:left="120"/>
             </w:pPr>
-            <w:hyperlink w:history="1" r:id="rId_xx2flc280hxzvccm6n8_">
+            <w:hyperlink w:history="1" r:id="rId34cryjs0v1s2yyaj3uefp">
               <w:r>
                 <w:rPr>
                   <w:rFonts w:ascii="Arial" w:cs="Arial" w:eastAsia="Arial" w:hAnsi="Arial"/>
@@ -21190,7 +21190,7 @@
             <w:pPr>
               <w:spacing w:after="20" w:before="0"/>
             </w:pPr>
-            <w:hyperlink w:history="1" r:id="rIdo0uuzdhw94k-cqyz6noz9">
+            <w:hyperlink w:history="1" r:id="rIdw4guocl4__fkvvr1gmgpk">
               <w:r>
                 <w:rPr>
                   <w:rFonts w:ascii="Arial" w:cs="Arial" w:eastAsia="Arial" w:hAnsi="Arial"/>
@@ -21223,7 +21223,7 @@
               <w:spacing w:after="10" w:before="0"/>
               <w:ind w:left="120"/>
             </w:pPr>
-            <w:hyperlink w:history="1" r:id="rIdljtzew4uicacfca6amdm2">
+            <w:hyperlink w:history="1" r:id="rIdfydhtsio1xkw6lij51vbj">
               <w:r>
                 <w:rPr>
                   <w:rFonts w:ascii="Arial" w:cs="Arial" w:eastAsia="Arial" w:hAnsi="Arial"/>
@@ -21418,7 +21418,7 @@
             <w:pPr>
               <w:spacing w:after="20" w:before="0"/>
             </w:pPr>
-            <w:hyperlink w:history="1" r:id="rIdurwzlv8uzaeucr1we0adx">
+            <w:hyperlink w:history="1" r:id="rIdjrxgvfo4bbmpvp_46ve7a">
               <w:r>
                 <w:rPr>
                   <w:rFonts w:ascii="Arial" w:cs="Arial" w:eastAsia="Arial" w:hAnsi="Arial"/>
@@ -21451,7 +21451,7 @@
               <w:spacing w:after="10" w:before="0"/>
               <w:ind w:left="120"/>
             </w:pPr>
-            <w:hyperlink w:history="1" r:id="rIdx4rwhucwztljysvr5hvis">
+            <w:hyperlink w:history="1" r:id="rId2nwrukplekioz-qan2pg6">
               <w:r>
                 <w:rPr>
                   <w:rFonts w:ascii="Arial" w:cs="Arial" w:eastAsia="Arial" w:hAnsi="Arial"/>
@@ -21496,7 +21496,7 @@
             <w:pPr>
               <w:spacing w:after="20" w:before="0"/>
             </w:pPr>
-            <w:hyperlink w:history="1" r:id="rId9re43dbmi9gv3cbei7yma">
+            <w:hyperlink w:history="1" r:id="rId3zlh-6cpfu7pghyjxiqq1">
               <w:r>
                 <w:rPr>
                   <w:rFonts w:ascii="Arial" w:cs="Arial" w:eastAsia="Arial" w:hAnsi="Arial"/>
@@ -21529,7 +21529,7 @@
               <w:spacing w:after="10" w:before="0"/>
               <w:ind w:left="120"/>
             </w:pPr>
-            <w:hyperlink w:history="1" r:id="rIdz1seethsxxhcqukl1wnrq">
+            <w:hyperlink w:history="1" r:id="rIdqbnfksv2-e2_phrgz1jsd">
               <w:r>
                 <w:rPr>
                   <w:rFonts w:ascii="Arial" w:cs="Arial" w:eastAsia="Arial" w:hAnsi="Arial"/>
@@ -21724,7 +21724,7 @@
             <w:pPr>
               <w:spacing w:after="20" w:before="0"/>
             </w:pPr>
-            <w:hyperlink w:history="1" r:id="rIdpkr3y7iqlkapfodlnuwcu">
+            <w:hyperlink w:history="1" r:id="rIdmphcfxqjr6tir95xjngdd">
               <w:r>
                 <w:rPr>
                   <w:rFonts w:ascii="Arial" w:cs="Arial" w:eastAsia="Arial" w:hAnsi="Arial"/>
@@ -21757,7 +21757,7 @@
               <w:spacing w:after="10" w:before="0"/>
               <w:ind w:left="120"/>
             </w:pPr>
-            <w:hyperlink w:history="1" r:id="rIdictfezdaxz_cuqo2kgaoi">
+            <w:hyperlink w:history="1" r:id="rIdfbbu8q9gvs3jw8selwn2o">
               <w:r>
                 <w:rPr>
                   <w:rFonts w:ascii="Arial" w:cs="Arial" w:eastAsia="Arial" w:hAnsi="Arial"/>
@@ -21802,7 +21802,7 @@
             <w:pPr>
               <w:spacing w:after="20" w:before="0"/>
             </w:pPr>
-            <w:hyperlink w:history="1" r:id="rIdrtrwtmrkr2wd0skh33aro">
+            <w:hyperlink w:history="1" r:id="rIds7dnxvmr_h-sx58zlioq_">
               <w:r>
                 <w:rPr>
                   <w:rFonts w:ascii="Arial" w:cs="Arial" w:eastAsia="Arial" w:hAnsi="Arial"/>
@@ -21835,7 +21835,7 @@
               <w:spacing w:after="10" w:before="0"/>
               <w:ind w:left="120"/>
             </w:pPr>
-            <w:hyperlink w:history="1" r:id="rId0ya4-rtay9u9yaqmojkla">
+            <w:hyperlink w:history="1" r:id="rId2zfkoiqn6teqyn3anxpao">
               <w:r>
                 <w:rPr>
                   <w:rFonts w:ascii="Arial" w:cs="Arial" w:eastAsia="Arial" w:hAnsi="Arial"/>
@@ -22030,7 +22030,7 @@
             <w:pPr>
               <w:spacing w:after="20" w:before="0"/>
             </w:pPr>
-            <w:hyperlink w:history="1" r:id="rIdq6h-dbghlgxakuuplfw5o">
+            <w:hyperlink w:history="1" r:id="rIdb_70ewosrm7xwp_ni0lnz">
               <w:r>
                 <w:rPr>
                   <w:rFonts w:ascii="Arial" w:cs="Arial" w:eastAsia="Arial" w:hAnsi="Arial"/>
@@ -22063,7 +22063,7 @@
               <w:spacing w:after="10" w:before="0"/>
               <w:ind w:left="120"/>
             </w:pPr>
-            <w:hyperlink w:history="1" r:id="rIdbdkmt4aqa710fufmosc2v">
+            <w:hyperlink w:history="1" r:id="rIdaaeqnzby4fqn593hwmpm8">
               <w:r>
                 <w:rPr>
                   <w:rFonts w:ascii="Arial" w:cs="Arial" w:eastAsia="Arial" w:hAnsi="Arial"/>
@@ -22108,7 +22108,7 @@
             <w:pPr>
               <w:spacing w:after="20" w:before="0"/>
             </w:pPr>
-            <w:hyperlink w:history="1" r:id="rIddwfkiu_ockkgjrdlacgew">
+            <w:hyperlink w:history="1" r:id="rIdyl2e6svkblndlloj44mu5">
               <w:r>
                 <w:rPr>
                   <w:rFonts w:ascii="Arial" w:cs="Arial" w:eastAsia="Arial" w:hAnsi="Arial"/>
@@ -22141,7 +22141,7 @@
               <w:spacing w:after="10" w:before="0"/>
               <w:ind w:left="120"/>
             </w:pPr>
-            <w:hyperlink w:history="1" r:id="rIdf15klakcnap5_dwhrnvr9">
+            <w:hyperlink w:history="1" r:id="rIdiup9jpukvn16dzre6wprd">
               <w:r>
                 <w:rPr>
                   <w:rFonts w:ascii="Arial" w:cs="Arial" w:eastAsia="Arial" w:hAnsi="Arial"/>
@@ -23628,7 +23628,7 @@
             <w:pPr>
               <w:spacing w:after="20" w:before="0"/>
             </w:pPr>
-            <w:hyperlink w:history="1" r:id="rIdpch2y4f4agy46ki8i5phz">
+            <w:hyperlink w:history="1" r:id="rIddoalpevkbblm8qakp8bpx">
               <w:r>
                 <w:rPr>
                   <w:rFonts w:ascii="Arial" w:cs="Arial" w:eastAsia="Arial" w:hAnsi="Arial"/>
@@ -23661,7 +23661,7 @@
               <w:spacing w:after="10" w:before="0"/>
               <w:ind w:left="120"/>
             </w:pPr>
-            <w:hyperlink w:history="1" r:id="rIdixbgnjjmn3wcoqhn5iet4">
+            <w:hyperlink w:history="1" r:id="rIdoewfvz6ajhwsxeu43igrh">
               <w:r>
                 <w:rPr>
                   <w:rFonts w:ascii="Arial" w:cs="Arial" w:eastAsia="Arial" w:hAnsi="Arial"/>
@@ -23706,7 +23706,7 @@
             <w:pPr>
               <w:spacing w:after="20" w:before="0"/>
             </w:pPr>
-            <w:hyperlink w:history="1" r:id="rIduszwqilhp2r-wwm2czquv">
+            <w:hyperlink w:history="1" r:id="rIdyjkwexrnax8jdbzprzuqq">
               <w:r>
                 <w:rPr>
                   <w:rFonts w:ascii="Arial" w:cs="Arial" w:eastAsia="Arial" w:hAnsi="Arial"/>
@@ -23739,7 +23739,7 @@
               <w:spacing w:after="10" w:before="0"/>
               <w:ind w:left="120"/>
             </w:pPr>
-            <w:hyperlink w:history="1" r:id="rIdi1f_syfxpifosxa5nltme">
+            <w:hyperlink w:history="1" r:id="rIdiw-mhy_cgcvu4cdqipzdk">
               <w:r>
                 <w:rPr>
                   <w:rFonts w:ascii="Arial" w:cs="Arial" w:eastAsia="Arial" w:hAnsi="Arial"/>
@@ -24276,7 +24276,7 @@
             <w:pPr>
               <w:spacing w:after="20" w:before="0"/>
             </w:pPr>
-            <w:hyperlink w:history="1" r:id="rIdw602apwmncdia_xqabthy">
+            <w:hyperlink w:history="1" r:id="rIdmhgyj9sdqcsdh5saolft9">
               <w:r>
                 <w:rPr>
                   <w:rFonts w:ascii="Arial" w:cs="Arial" w:eastAsia="Arial" w:hAnsi="Arial"/>
@@ -24309,7 +24309,7 @@
               <w:spacing w:after="10" w:before="0"/>
               <w:ind w:left="120"/>
             </w:pPr>
-            <w:hyperlink w:history="1" r:id="rIdcmepqmcnyvuaptznt_rwc">
+            <w:hyperlink w:history="1" r:id="rIdhzplrvbvmw2zxrvvsezq0">
               <w:r>
                 <w:rPr>
                   <w:rFonts w:ascii="Arial" w:cs="Arial" w:eastAsia="Arial" w:hAnsi="Arial"/>
@@ -24354,7 +24354,7 @@
             <w:pPr>
               <w:spacing w:after="20" w:before="0"/>
             </w:pPr>
-            <w:hyperlink w:history="1" r:id="rIdjyic_qparbhbikjihsn5f">
+            <w:hyperlink w:history="1" r:id="rIdraavechvwziyodfcyg8z5">
               <w:r>
                 <w:rPr>
                   <w:rFonts w:ascii="Arial" w:cs="Arial" w:eastAsia="Arial" w:hAnsi="Arial"/>
@@ -24387,7 +24387,7 @@
               <w:spacing w:after="10" w:before="0"/>
               <w:ind w:left="120"/>
             </w:pPr>
-            <w:hyperlink w:history="1" r:id="rIdya6qgwfgizdoyrtz7n7mh">
+            <w:hyperlink w:history="1" r:id="rIdywbof9cls7qstvduv3ldf">
               <w:r>
                 <w:rPr>
                   <w:rFonts w:ascii="Arial" w:cs="Arial" w:eastAsia="Arial" w:hAnsi="Arial"/>
@@ -25266,7 +25266,7 @@
             <w:pPr>
               <w:spacing w:after="20" w:before="0"/>
             </w:pPr>
-            <w:hyperlink w:history="1" r:id="rIdhhgaz2mpeecrvaessfvom">
+            <w:hyperlink w:history="1" r:id="rIdhqooiux6c19jkhivgl5yw">
               <w:r>
                 <w:rPr>
                   <w:rFonts w:ascii="Arial" w:cs="Arial" w:eastAsia="Arial" w:hAnsi="Arial"/>
@@ -25299,7 +25299,7 @@
               <w:spacing w:after="10" w:before="0"/>
               <w:ind w:left="120"/>
             </w:pPr>
-            <w:hyperlink w:history="1" r:id="rIduxay8l_a8nkfga2svj5ck">
+            <w:hyperlink w:history="1" r:id="rIdnlt_cgn-riubwabjvm9uc">
               <w:r>
                 <w:rPr>
                   <w:rFonts w:ascii="Arial" w:cs="Arial" w:eastAsia="Arial" w:hAnsi="Arial"/>
@@ -25344,7 +25344,7 @@
             <w:pPr>
               <w:spacing w:after="20" w:before="0"/>
             </w:pPr>
-            <w:hyperlink w:history="1" r:id="rIdhx3vuvw-e_aajnpgxdpxl">
+            <w:hyperlink w:history="1" r:id="rIdqwyvaql0da5opzl5t3r8n">
               <w:r>
                 <w:rPr>
                   <w:rFonts w:ascii="Arial" w:cs="Arial" w:eastAsia="Arial" w:hAnsi="Arial"/>
@@ -25377,7 +25377,7 @@
               <w:spacing w:after="10" w:before="0"/>
               <w:ind w:left="120"/>
             </w:pPr>
-            <w:hyperlink w:history="1" r:id="rIdet6vfe8fn-nh7pgjjslkt">
+            <w:hyperlink w:history="1" r:id="rIdpkqeu4it-gzseicewcqdd">
               <w:r>
                 <w:rPr>
                   <w:rFonts w:ascii="Arial" w:cs="Arial" w:eastAsia="Arial" w:hAnsi="Arial"/>
@@ -25686,7 +25686,7 @@
             <w:pPr>
               <w:spacing w:after="20" w:before="0"/>
             </w:pPr>
-            <w:hyperlink w:history="1" r:id="rId8rv_yd6qy54vhrjs7ez8h">
+            <w:hyperlink w:history="1" r:id="rIdlxpfwhpooqjxqogtcr7s-">
               <w:r>
                 <w:rPr>
                   <w:rFonts w:ascii="Arial" w:cs="Arial" w:eastAsia="Arial" w:hAnsi="Arial"/>
@@ -25719,7 +25719,7 @@
               <w:spacing w:after="10" w:before="0"/>
               <w:ind w:left="120"/>
             </w:pPr>
-            <w:hyperlink w:history="1" r:id="rIdjsrgt0iwduoozhbmdzrax">
+            <w:hyperlink w:history="1" r:id="rIdqy4qeyifvwp1uaxp6dgy-">
               <w:r>
                 <w:rPr>
                   <w:rFonts w:ascii="Arial" w:cs="Arial" w:eastAsia="Arial" w:hAnsi="Arial"/>
@@ -25764,7 +25764,7 @@
             <w:pPr>
               <w:spacing w:after="20" w:before="0"/>
             </w:pPr>
-            <w:hyperlink w:history="1" r:id="rIdxcl9_zqki1q6sx3tqcdnx">
+            <w:hyperlink w:history="1" r:id="rIdednjmvwhvwxk2tzd8vckg">
               <w:r>
                 <w:rPr>
                   <w:rFonts w:ascii="Arial" w:cs="Arial" w:eastAsia="Arial" w:hAnsi="Arial"/>
@@ -25797,7 +25797,7 @@
               <w:spacing w:after="10" w:before="0"/>
               <w:ind w:left="120"/>
             </w:pPr>
-            <w:hyperlink w:history="1" r:id="rIdlnk_-vogsmf-5fcobvkrm">
+            <w:hyperlink w:history="1" r:id="rIdhbkn_fsvnzadbwrpbgiyj">
               <w:r>
                 <w:rPr>
                   <w:rFonts w:ascii="Arial" w:cs="Arial" w:eastAsia="Arial" w:hAnsi="Arial"/>
@@ -26106,7 +26106,7 @@
             <w:pPr>
               <w:spacing w:after="20" w:before="0"/>
             </w:pPr>
-            <w:hyperlink w:history="1" r:id="rIdribreqfc9ynixtce3mtts">
+            <w:hyperlink w:history="1" r:id="rIdb9job08lapymjvykbqwiu">
               <w:r>
                 <w:rPr>
                   <w:rFonts w:ascii="Arial" w:cs="Arial" w:eastAsia="Arial" w:hAnsi="Arial"/>
@@ -26139,7 +26139,7 @@
               <w:spacing w:after="10" w:before="0"/>
               <w:ind w:left="120"/>
             </w:pPr>
-            <w:hyperlink w:history="1" r:id="rIdwqlvos-cuuyygj8el-a08">
+            <w:hyperlink w:history="1" r:id="rIdd4amt6hwvrqjpuk-s6ufe">
               <w:r>
                 <w:rPr>
                   <w:rFonts w:ascii="Arial" w:cs="Arial" w:eastAsia="Arial" w:hAnsi="Arial"/>
@@ -26184,7 +26184,7 @@
             <w:pPr>
               <w:spacing w:after="20" w:before="0"/>
             </w:pPr>
-            <w:hyperlink w:history="1" r:id="rId9rmjrltijqe8hnqywhldg">
+            <w:hyperlink w:history="1" r:id="rId993q33frqez9hmkkb-b-1">
               <w:r>
                 <w:rPr>
                   <w:rFonts w:ascii="Arial" w:cs="Arial" w:eastAsia="Arial" w:hAnsi="Arial"/>
@@ -26217,7 +26217,7 @@
               <w:spacing w:after="10" w:before="0"/>
               <w:ind w:left="120"/>
             </w:pPr>
-            <w:hyperlink w:history="1" r:id="rIdyvnlszbo3awpnj0wiyqn-">
+            <w:hyperlink w:history="1" r:id="rIdinim4asjunb-lyhes-3lo">
               <w:r>
                 <w:rPr>
                   <w:rFonts w:ascii="Arial" w:cs="Arial" w:eastAsia="Arial" w:hAnsi="Arial"/>
@@ -28388,7 +28388,7 @@
             <w:pPr>
               <w:spacing w:after="20" w:before="0"/>
             </w:pPr>
-            <w:hyperlink w:history="1" r:id="rIdlku7mfeb44mzuredn8wpw">
+            <w:hyperlink w:history="1" r:id="rIdno9ne3m521wbvor50hrxy">
               <w:r>
                 <w:rPr>
                   <w:rFonts w:ascii="Arial" w:cs="Arial" w:eastAsia="Arial" w:hAnsi="Arial"/>
@@ -28421,7 +28421,7 @@
               <w:spacing w:after="10" w:before="0"/>
               <w:ind w:left="120"/>
             </w:pPr>
-            <w:hyperlink w:history="1" r:id="rId7e96s4louyt4hnwcbeqme">
+            <w:hyperlink w:history="1" r:id="rIdkd0hznhgpr5-ijnvxwdip">
               <w:r>
                 <w:rPr>
                   <w:rFonts w:ascii="Arial" w:cs="Arial" w:eastAsia="Arial" w:hAnsi="Arial"/>
@@ -28466,7 +28466,7 @@
             <w:pPr>
               <w:spacing w:after="20" w:before="0"/>
             </w:pPr>
-            <w:hyperlink w:history="1" r:id="rIdatpv2ah0je6p75ltotla8">
+            <w:hyperlink w:history="1" r:id="rId3nskttdxjtgvjq055xy8s">
               <w:r>
                 <w:rPr>
                   <w:rFonts w:ascii="Arial" w:cs="Arial" w:eastAsia="Arial" w:hAnsi="Arial"/>
@@ -28499,7 +28499,7 @@
               <w:spacing w:after="10" w:before="0"/>
               <w:ind w:left="120"/>
             </w:pPr>
-            <w:hyperlink w:history="1" r:id="rId5ygv11ivq_ra2rgkhfwpq">
+            <w:hyperlink w:history="1" r:id="rIdduxw619qvvcrowxham6w7">
               <w:r>
                 <w:rPr>
                   <w:rFonts w:ascii="Arial" w:cs="Arial" w:eastAsia="Arial" w:hAnsi="Arial"/>
@@ -28694,7 +28694,7 @@
             <w:pPr>
               <w:spacing w:after="20" w:before="0"/>
             </w:pPr>
-            <w:hyperlink w:history="1" r:id="rIdfpvjm60eq8gj_ytrngdwm">
+            <w:hyperlink w:history="1" r:id="rIdmmhzkwaibv9pwc4zva5er">
               <w:r>
                 <w:rPr>
                   <w:rFonts w:ascii="Arial" w:cs="Arial" w:eastAsia="Arial" w:hAnsi="Arial"/>
@@ -28727,7 +28727,7 @@
               <w:spacing w:after="10" w:before="0"/>
               <w:ind w:left="120"/>
             </w:pPr>
-            <w:hyperlink w:history="1" r:id="rIdouow8scc98_uzt0wdasx4">
+            <w:hyperlink w:history="1" r:id="rIdapm1anorvuqot9_yr8pwe">
               <w:r>
                 <w:rPr>
                   <w:rFonts w:ascii="Arial" w:cs="Arial" w:eastAsia="Arial" w:hAnsi="Arial"/>
@@ -28772,7 +28772,7 @@
             <w:pPr>
               <w:spacing w:after="20" w:before="0"/>
             </w:pPr>
-            <w:hyperlink w:history="1" r:id="rIdrekxrxstlj0kfdosixtsb">
+            <w:hyperlink w:history="1" r:id="rIdxzqjfu32lwssfz8flogmb">
               <w:r>
                 <w:rPr>
                   <w:rFonts w:ascii="Arial" w:cs="Arial" w:eastAsia="Arial" w:hAnsi="Arial"/>
@@ -28805,7 +28805,7 @@
               <w:spacing w:after="10" w:before="0"/>
               <w:ind w:left="120"/>
             </w:pPr>
-            <w:hyperlink w:history="1" r:id="rId_lxw0x1upghm8zbu47ups">
+            <w:hyperlink w:history="1" r:id="rIdmvkrlmke5_ymmlkt6kk45">
               <w:r>
                 <w:rPr>
                   <w:rFonts w:ascii="Arial" w:cs="Arial" w:eastAsia="Arial" w:hAnsi="Arial"/>
@@ -29000,7 +29000,7 @@
             <w:pPr>
               <w:spacing w:after="20" w:before="0"/>
             </w:pPr>
-            <w:hyperlink w:history="1" r:id="rId4kncf18zz14_iqd1uw3ce">
+            <w:hyperlink w:history="1" r:id="rIdav58hq8cxsgogk8yeju7z">
               <w:r>
                 <w:rPr>
                   <w:rFonts w:ascii="Arial" w:cs="Arial" w:eastAsia="Arial" w:hAnsi="Arial"/>
@@ -29033,7 +29033,7 @@
               <w:spacing w:after="10" w:before="0"/>
               <w:ind w:left="120"/>
             </w:pPr>
-            <w:hyperlink w:history="1" r:id="rIdpptzierw11lqm72hsfkxu">
+            <w:hyperlink w:history="1" r:id="rIdd2dtnmdcknx0lnoasn3ad">
               <w:r>
                 <w:rPr>
                   <w:rFonts w:ascii="Arial" w:cs="Arial" w:eastAsia="Arial" w:hAnsi="Arial"/>
@@ -29078,7 +29078,7 @@
             <w:pPr>
               <w:spacing w:after="20" w:before="0"/>
             </w:pPr>
-            <w:hyperlink w:history="1" r:id="rIdz3die0sgmkz3fdcr2caex">
+            <w:hyperlink w:history="1" r:id="rIdzxly2ucocffza1huq__mn">
               <w:r>
                 <w:rPr>
                   <w:rFonts w:ascii="Arial" w:cs="Arial" w:eastAsia="Arial" w:hAnsi="Arial"/>
@@ -29111,7 +29111,7 @@
               <w:spacing w:after="10" w:before="0"/>
               <w:ind w:left="120"/>
             </w:pPr>
-            <w:hyperlink w:history="1" r:id="rIdd-bqim5x_b_kcxnmmrncg">
+            <w:hyperlink w:history="1" r:id="rIdkyyvzxuzg-4z6g1xwcrr7">
               <w:r>
                 <w:rPr>
                   <w:rFonts w:ascii="Arial" w:cs="Arial" w:eastAsia="Arial" w:hAnsi="Arial"/>
@@ -29306,7 +29306,7 @@
             <w:pPr>
               <w:spacing w:after="20" w:before="0"/>
             </w:pPr>
-            <w:hyperlink w:history="1" r:id="rId7sv6ky7v5edvuhi12yhlb">
+            <w:hyperlink w:history="1" r:id="rIdpyrn4a070qaidrhuzg7df">
               <w:r>
                 <w:rPr>
                   <w:rFonts w:ascii="Arial" w:cs="Arial" w:eastAsia="Arial" w:hAnsi="Arial"/>
@@ -29339,7 +29339,7 @@
               <w:spacing w:after="10" w:before="0"/>
               <w:ind w:left="120"/>
             </w:pPr>
-            <w:hyperlink w:history="1" r:id="rIdq3607ldft4arvt2nan_9y">
+            <w:hyperlink w:history="1" r:id="rIdcet4cdrszo6z54rvomu0m">
               <w:r>
                 <w:rPr>
                   <w:rFonts w:ascii="Arial" w:cs="Arial" w:eastAsia="Arial" w:hAnsi="Arial"/>
@@ -29384,7 +29384,7 @@
             <w:pPr>
               <w:spacing w:after="20" w:before="0"/>
             </w:pPr>
-            <w:hyperlink w:history="1" r:id="rIdryd7eftzmt3p1atz3qr7c">
+            <w:hyperlink w:history="1" r:id="rIdizejurzt1qr_s66_5vg2-">
               <w:r>
                 <w:rPr>
                   <w:rFonts w:ascii="Arial" w:cs="Arial" w:eastAsia="Arial" w:hAnsi="Arial"/>
@@ -29417,7 +29417,7 @@
               <w:spacing w:after="10" w:before="0"/>
               <w:ind w:left="120"/>
             </w:pPr>
-            <w:hyperlink w:history="1" r:id="rIdxbazttsykfmcz1ck4_elq">
+            <w:hyperlink w:history="1" r:id="rId-d3nepwlx-84bbg8mzobb">
               <w:r>
                 <w:rPr>
                   <w:rFonts w:ascii="Arial" w:cs="Arial" w:eastAsia="Arial" w:hAnsi="Arial"/>
@@ -29612,7 +29612,7 @@
             <w:pPr>
               <w:spacing w:after="20" w:before="0"/>
             </w:pPr>
-            <w:hyperlink w:history="1" r:id="rIdavrwntvsn3p_wdok7k6hp">
+            <w:hyperlink w:history="1" r:id="rIdxngnvda3n50rgfvsneugm">
               <w:r>
                 <w:rPr>
                   <w:rFonts w:ascii="Arial" w:cs="Arial" w:eastAsia="Arial" w:hAnsi="Arial"/>
@@ -29645,7 +29645,7 @@
               <w:spacing w:after="10" w:before="0"/>
               <w:ind w:left="120"/>
             </w:pPr>
-            <w:hyperlink w:history="1" r:id="rIdzsh2kkkdbdqya-vc-t_ke">
+            <w:hyperlink w:history="1" r:id="rIdxxtywxyppfrqvbxth8txz">
               <w:r>
                 <w:rPr>
                   <w:rFonts w:ascii="Arial" w:cs="Arial" w:eastAsia="Arial" w:hAnsi="Arial"/>
@@ -29690,7 +29690,7 @@
             <w:pPr>
               <w:spacing w:after="20" w:before="0"/>
             </w:pPr>
-            <w:hyperlink w:history="1" r:id="rIddx8kyzad2qkfl7xzrdnwc">
+            <w:hyperlink w:history="1" r:id="rIdljfmpv1nx7gm-i1s_ogl7">
               <w:r>
                 <w:rPr>
                   <w:rFonts w:ascii="Arial" w:cs="Arial" w:eastAsia="Arial" w:hAnsi="Arial"/>
@@ -29723,7 +29723,7 @@
               <w:spacing w:after="10" w:before="0"/>
               <w:ind w:left="120"/>
             </w:pPr>
-            <w:hyperlink w:history="1" r:id="rIdfpsdhb_o1oujaiidcwytv">
+            <w:hyperlink w:history="1" r:id="rIdfdw9rlp_7djkglo6tyf_g">
               <w:r>
                 <w:rPr>
                   <w:rFonts w:ascii="Arial" w:cs="Arial" w:eastAsia="Arial" w:hAnsi="Arial"/>
@@ -31210,7 +31210,7 @@
             <w:pPr>
               <w:spacing w:after="20" w:before="0"/>
             </w:pPr>
-            <w:hyperlink w:history="1" r:id="rIdfruzclja5hubsdgmanf-q">
+            <w:hyperlink w:history="1" r:id="rIdptnck9qmgyufkmuotad-6">
               <w:r>
                 <w:rPr>
                   <w:rFonts w:ascii="Arial" w:cs="Arial" w:eastAsia="Arial" w:hAnsi="Arial"/>
@@ -31243,7 +31243,7 @@
               <w:spacing w:after="10" w:before="0"/>
               <w:ind w:left="120"/>
             </w:pPr>
-            <w:hyperlink w:history="1" r:id="rIdadzgo3pimyl25frzh6inm">
+            <w:hyperlink w:history="1" r:id="rId2upxiihe_0ot86r7l5zjm">
               <w:r>
                 <w:rPr>
                   <w:rFonts w:ascii="Arial" w:cs="Arial" w:eastAsia="Arial" w:hAnsi="Arial"/>
@@ -31288,7 +31288,7 @@
             <w:pPr>
               <w:spacing w:after="20" w:before="0"/>
             </w:pPr>
-            <w:hyperlink w:history="1" r:id="rIdqntqeabsk02hnkesfs49y">
+            <w:hyperlink w:history="1" r:id="rIdcibocfbvz9aggak9tiwf7">
               <w:r>
                 <w:rPr>
                   <w:rFonts w:ascii="Arial" w:cs="Arial" w:eastAsia="Arial" w:hAnsi="Arial"/>
@@ -31321,7 +31321,7 @@
               <w:spacing w:after="10" w:before="0"/>
               <w:ind w:left="120"/>
             </w:pPr>
-            <w:hyperlink w:history="1" r:id="rIdfoje_tzzpkgmcuqksczre">
+            <w:hyperlink w:history="1" r:id="rIdyp4pwg7emsmliyjt99b3s">
               <w:r>
                 <w:rPr>
                   <w:rFonts w:ascii="Arial" w:cs="Arial" w:eastAsia="Arial" w:hAnsi="Arial"/>
@@ -31516,7 +31516,7 @@
             <w:pPr>
               <w:spacing w:after="20" w:before="0"/>
             </w:pPr>
-            <w:hyperlink w:history="1" r:id="rId3iezrus3w3f9t4eftxde2">
+            <w:hyperlink w:history="1" r:id="rIdtsys-1ch94ssrzdquxsay">
               <w:r>
                 <w:rPr>
                   <w:rFonts w:ascii="Arial" w:cs="Arial" w:eastAsia="Arial" w:hAnsi="Arial"/>
@@ -31549,7 +31549,7 @@
               <w:spacing w:after="10" w:before="0"/>
               <w:ind w:left="120"/>
             </w:pPr>
-            <w:hyperlink w:history="1" r:id="rId6pj19k1tqssy4xfmv-iuv">
+            <w:hyperlink w:history="1" r:id="rIdztqcoj_eq44shpymi4zrl">
               <w:r>
                 <w:rPr>
                   <w:rFonts w:ascii="Arial" w:cs="Arial" w:eastAsia="Arial" w:hAnsi="Arial"/>
@@ -31594,7 +31594,7 @@
             <w:pPr>
               <w:spacing w:after="20" w:before="0"/>
             </w:pPr>
-            <w:hyperlink w:history="1" r:id="rIdmysotnkqgs7jugq_esnho">
+            <w:hyperlink w:history="1" r:id="rIdnlck6zotts7vqa414lfuz">
               <w:r>
                 <w:rPr>
                   <w:rFonts w:ascii="Arial" w:cs="Arial" w:eastAsia="Arial" w:hAnsi="Arial"/>
@@ -31627,7 +31627,7 @@
               <w:spacing w:after="10" w:before="0"/>
               <w:ind w:left="120"/>
             </w:pPr>
-            <w:hyperlink w:history="1" r:id="rIdgbhtije4pwqjen8zwdoak">
+            <w:hyperlink w:history="1" r:id="rIdrh64apfjiwmgqd02llumu">
               <w:r>
                 <w:rPr>
                   <w:rFonts w:ascii="Arial" w:cs="Arial" w:eastAsia="Arial" w:hAnsi="Arial"/>
@@ -31822,7 +31822,7 @@
             <w:pPr>
               <w:spacing w:after="20" w:before="0"/>
             </w:pPr>
-            <w:hyperlink w:history="1" r:id="rIdnwx45c5np9jylyr35qgwp">
+            <w:hyperlink w:history="1" r:id="rIdctouxt5wq0p-tmx857t5b">
               <w:r>
                 <w:rPr>
                   <w:rFonts w:ascii="Arial" w:cs="Arial" w:eastAsia="Arial" w:hAnsi="Arial"/>
@@ -31855,7 +31855,7 @@
               <w:spacing w:after="10" w:before="0"/>
               <w:ind w:left="120"/>
             </w:pPr>
-            <w:hyperlink w:history="1" r:id="rIdwpnsnmjssoepu5etflpnk">
+            <w:hyperlink w:history="1" r:id="rIdcivn12oeubuvapzvyqvid">
               <w:r>
                 <w:rPr>
                   <w:rFonts w:ascii="Arial" w:cs="Arial" w:eastAsia="Arial" w:hAnsi="Arial"/>
@@ -31900,7 +31900,7 @@
             <w:pPr>
               <w:spacing w:after="20" w:before="0"/>
             </w:pPr>
-            <w:hyperlink w:history="1" r:id="rIdc6zlkoe6ouksv-e_ggqhj">
+            <w:hyperlink w:history="1" r:id="rIdbemng2pppxeanstgqti7o">
               <w:r>
                 <w:rPr>
                   <w:rFonts w:ascii="Arial" w:cs="Arial" w:eastAsia="Arial" w:hAnsi="Arial"/>
@@ -31933,7 +31933,7 @@
               <w:spacing w:after="10" w:before="0"/>
               <w:ind w:left="120"/>
             </w:pPr>
-            <w:hyperlink w:history="1" r:id="rIdz3x7zcv7u4g7gkkijctm6">
+            <w:hyperlink w:history="1" r:id="rId7hwbysmnrwea7lpege6zo">
               <w:r>
                 <w:rPr>
                   <w:rFonts w:ascii="Arial" w:cs="Arial" w:eastAsia="Arial" w:hAnsi="Arial"/>
@@ -32128,7 +32128,7 @@
             <w:pPr>
               <w:spacing w:after="20" w:before="0"/>
             </w:pPr>
-            <w:hyperlink w:history="1" r:id="rIdfpn3mcwyhv48wskdj-2om">
+            <w:hyperlink w:history="1" r:id="rIdi2kihgrhb1inod65csquh">
               <w:r>
                 <w:rPr>
                   <w:rFonts w:ascii="Arial" w:cs="Arial" w:eastAsia="Arial" w:hAnsi="Arial"/>
@@ -32161,7 +32161,7 @@
               <w:spacing w:after="10" w:before="0"/>
               <w:ind w:left="120"/>
             </w:pPr>
-            <w:hyperlink w:history="1" r:id="rId0gzs_v7gtl0pjr9yftyzg">
+            <w:hyperlink w:history="1" r:id="rIdnyxsx74uvqdwff7yw9dqo">
               <w:r>
                 <w:rPr>
                   <w:rFonts w:ascii="Arial" w:cs="Arial" w:eastAsia="Arial" w:hAnsi="Arial"/>
@@ -32206,7 +32206,7 @@
             <w:pPr>
               <w:spacing w:after="20" w:before="0"/>
             </w:pPr>
-            <w:hyperlink w:history="1" r:id="rId0_3e1zry5ozby2p2alcse">
+            <w:hyperlink w:history="1" r:id="rIdqw4m4yvxabdcnd7bcunrn">
               <w:r>
                 <w:rPr>
                   <w:rFonts w:ascii="Arial" w:cs="Arial" w:eastAsia="Arial" w:hAnsi="Arial"/>
@@ -32239,7 +32239,7 @@
               <w:spacing w:after="10" w:before="0"/>
               <w:ind w:left="120"/>
             </w:pPr>
-            <w:hyperlink w:history="1" r:id="rIda04uhi1-5nezp6qr3h8or">
+            <w:hyperlink w:history="1" r:id="rIdkgowkjoqovghe7nda24n5">
               <w:r>
                 <w:rPr>
                   <w:rFonts w:ascii="Arial" w:cs="Arial" w:eastAsia="Arial" w:hAnsi="Arial"/>
@@ -32434,7 +32434,7 @@
             <w:pPr>
               <w:spacing w:after="20" w:before="0"/>
             </w:pPr>
-            <w:hyperlink w:history="1" r:id="rIdvqvi6j3ffg7idm24bvx-o">
+            <w:hyperlink w:history="1" r:id="rIdvf64u5fhtiqfdkvtd_i2b">
               <w:r>
                 <w:rPr>
                   <w:rFonts w:ascii="Arial" w:cs="Arial" w:eastAsia="Arial" w:hAnsi="Arial"/>
@@ -32467,7 +32467,7 @@
               <w:spacing w:after="10" w:before="0"/>
               <w:ind w:left="120"/>
             </w:pPr>
-            <w:hyperlink w:history="1" r:id="rIdixjddjlewdytpsvctwp6b">
+            <w:hyperlink w:history="1" r:id="rId8eqvnuhydwo2uvbzlndby">
               <w:r>
                 <w:rPr>
                   <w:rFonts w:ascii="Arial" w:cs="Arial" w:eastAsia="Arial" w:hAnsi="Arial"/>
@@ -32512,7 +32512,7 @@
             <w:pPr>
               <w:spacing w:after="20" w:before="0"/>
             </w:pPr>
-            <w:hyperlink w:history="1" r:id="rIduxpwg2fb4ytet6gp9q5p5">
+            <w:hyperlink w:history="1" r:id="rIds_s87u9cme7tfqgfnruz-">
               <w:r>
                 <w:rPr>
                   <w:rFonts w:ascii="Arial" w:cs="Arial" w:eastAsia="Arial" w:hAnsi="Arial"/>
@@ -32545,7 +32545,7 @@
               <w:spacing w:after="10" w:before="0"/>
               <w:ind w:left="120"/>
             </w:pPr>
-            <w:hyperlink w:history="1" r:id="rId4hrqz208ddktyljjmzig1">
+            <w:hyperlink w:history="1" r:id="rIdhe_folinh9j3mtldej9tj">
               <w:r>
                 <w:rPr>
                   <w:rFonts w:ascii="Arial" w:cs="Arial" w:eastAsia="Arial" w:hAnsi="Arial"/>

--- a/data/outputs/v2/Maths/SS2.3_Area_of_Part_of_a_Circle/Mathematics_Area_of_Part_of_a_Circle_CBE_LessonSequence.docx
+++ b/data/outputs/v2/Maths/SS2.3_Area_of_Part_of_a_Circle/Mathematics_Area_of_Part_of_a_Circle_CBE_LessonSequence.docx
@@ -3209,7 +3209,7 @@
             <w:pPr>
               <w:spacing w:after="20" w:before="0"/>
             </w:pPr>
-            <w:hyperlink w:history="1" r:id="rIdmlhjqyqlhl0rv8ncxs4lo">
+            <w:hyperlink w:history="1" r:id="rId-furgcsnilcy49g61u-zw">
               <w:r>
                 <w:rPr>
                   <w:rFonts w:ascii="Arial" w:cs="Arial" w:eastAsia="Arial" w:hAnsi="Arial"/>
@@ -3242,7 +3242,7 @@
               <w:spacing w:after="10" w:before="0"/>
               <w:ind w:left="120"/>
             </w:pPr>
-            <w:hyperlink w:history="1" r:id="rIdjk6w2ykly9n97okza-hml">
+            <w:hyperlink w:history="1" r:id="rIdsx0e1rvvrw2jfghvyx5hh">
               <w:r>
                 <w:rPr>
                   <w:rFonts w:ascii="Arial" w:cs="Arial" w:eastAsia="Arial" w:hAnsi="Arial"/>
@@ -3287,7 +3287,7 @@
             <w:pPr>
               <w:spacing w:after="20" w:before="0"/>
             </w:pPr>
-            <w:hyperlink w:history="1" r:id="rIdce1hfunt6dmivyrrzsqla">
+            <w:hyperlink w:history="1" r:id="rIdgybsjzknpskxglsi6ytt5">
               <w:r>
                 <w:rPr>
                   <w:rFonts w:ascii="Arial" w:cs="Arial" w:eastAsia="Arial" w:hAnsi="Arial"/>
@@ -3320,7 +3320,7 @@
               <w:spacing w:after="10" w:before="0"/>
               <w:ind w:left="120"/>
             </w:pPr>
-            <w:hyperlink w:history="1" r:id="rIdxfjrxq7ijd-a3kfl1lze7">
+            <w:hyperlink w:history="1" r:id="rId3x-gs5i1eby2k2yatny1o">
               <w:r>
                 <w:rPr>
                   <w:rFonts w:ascii="Arial" w:cs="Arial" w:eastAsia="Arial" w:hAnsi="Arial"/>
@@ -3515,7 +3515,7 @@
             <w:pPr>
               <w:spacing w:after="20" w:before="0"/>
             </w:pPr>
-            <w:hyperlink w:history="1" r:id="rIdspnfplyf459kilgech5yo">
+            <w:hyperlink w:history="1" r:id="rIdpgagvejcndw-iupbum700">
               <w:r>
                 <w:rPr>
                   <w:rFonts w:ascii="Arial" w:cs="Arial" w:eastAsia="Arial" w:hAnsi="Arial"/>
@@ -3548,7 +3548,7 @@
               <w:spacing w:after="10" w:before="0"/>
               <w:ind w:left="120"/>
             </w:pPr>
-            <w:hyperlink w:history="1" r:id="rIddqkdkeyjgrhunj7bce1uj">
+            <w:hyperlink w:history="1" r:id="rId4omk7tjqxwwnt91gjgsmr">
               <w:r>
                 <w:rPr>
                   <w:rFonts w:ascii="Arial" w:cs="Arial" w:eastAsia="Arial" w:hAnsi="Arial"/>
@@ -3593,7 +3593,7 @@
             <w:pPr>
               <w:spacing w:after="20" w:before="0"/>
             </w:pPr>
-            <w:hyperlink w:history="1" r:id="rIdwt2zeouxtc3_pwiaijmig">
+            <w:hyperlink w:history="1" r:id="rIdoaesioldorgsdvgzcgvml">
               <w:r>
                 <w:rPr>
                   <w:rFonts w:ascii="Arial" w:cs="Arial" w:eastAsia="Arial" w:hAnsi="Arial"/>
@@ -3626,7 +3626,7 @@
               <w:spacing w:after="10" w:before="0"/>
               <w:ind w:left="120"/>
             </w:pPr>
-            <w:hyperlink w:history="1" r:id="rIdyyzfnzygkbryay3iqlzuv">
+            <w:hyperlink w:history="1" r:id="rIdachpocgdenpbtc-fvra-j">
               <w:r>
                 <w:rPr>
                   <w:rFonts w:ascii="Arial" w:cs="Arial" w:eastAsia="Arial" w:hAnsi="Arial"/>
@@ -3821,7 +3821,7 @@
             <w:pPr>
               <w:spacing w:after="20" w:before="0"/>
             </w:pPr>
-            <w:hyperlink w:history="1" r:id="rIdmax-xejgbi6lfn-gbknt7">
+            <w:hyperlink w:history="1" r:id="rId3whajgkyfjivkiwtbtn7y">
               <w:r>
                 <w:rPr>
                   <w:rFonts w:ascii="Arial" w:cs="Arial" w:eastAsia="Arial" w:hAnsi="Arial"/>
@@ -3854,7 +3854,7 @@
               <w:spacing w:after="10" w:before="0"/>
               <w:ind w:left="120"/>
             </w:pPr>
-            <w:hyperlink w:history="1" r:id="rIdfnlq5df50wnarxf__hmyn">
+            <w:hyperlink w:history="1" r:id="rIdvc6ja8zmxle6xaxhkavee">
               <w:r>
                 <w:rPr>
                   <w:rFonts w:ascii="Arial" w:cs="Arial" w:eastAsia="Arial" w:hAnsi="Arial"/>
@@ -3899,7 +3899,7 @@
             <w:pPr>
               <w:spacing w:after="20" w:before="0"/>
             </w:pPr>
-            <w:hyperlink w:history="1" r:id="rIdj7f-ssziw_xo0bmk9tfek">
+            <w:hyperlink w:history="1" r:id="rIda4zcnoue0pll3aa-j_g9l">
               <w:r>
                 <w:rPr>
                   <w:rFonts w:ascii="Arial" w:cs="Arial" w:eastAsia="Arial" w:hAnsi="Arial"/>
@@ -3932,7 +3932,7 @@
               <w:spacing w:after="10" w:before="0"/>
               <w:ind w:left="120"/>
             </w:pPr>
-            <w:hyperlink w:history="1" r:id="rIdiioflb2mdzqel4hxjngs5">
+            <w:hyperlink w:history="1" r:id="rIdf57hzmrzrl83ila9nbjip">
               <w:r>
                 <w:rPr>
                   <w:rFonts w:ascii="Arial" w:cs="Arial" w:eastAsia="Arial" w:hAnsi="Arial"/>
@@ -4127,7 +4127,7 @@
             <w:pPr>
               <w:spacing w:after="20" w:before="0"/>
             </w:pPr>
-            <w:hyperlink w:history="1" r:id="rIdktserldqzxgjqxto7cc3k">
+            <w:hyperlink w:history="1" r:id="rIddhkohspu5vgphr463pqq_">
               <w:r>
                 <w:rPr>
                   <w:rFonts w:ascii="Arial" w:cs="Arial" w:eastAsia="Arial" w:hAnsi="Arial"/>
@@ -4160,7 +4160,7 @@
               <w:spacing w:after="10" w:before="0"/>
               <w:ind w:left="120"/>
             </w:pPr>
-            <w:hyperlink w:history="1" r:id="rIdxa0ssty4mccd9_dbdzf6r">
+            <w:hyperlink w:history="1" r:id="rIditpl5-lg-hmnfhtkjtbbu">
               <w:r>
                 <w:rPr>
                   <w:rFonts w:ascii="Arial" w:cs="Arial" w:eastAsia="Arial" w:hAnsi="Arial"/>
@@ -4205,7 +4205,7 @@
             <w:pPr>
               <w:spacing w:after="20" w:before="0"/>
             </w:pPr>
-            <w:hyperlink w:history="1" r:id="rIdnjxqdlss6vhmwjou0bqj-">
+            <w:hyperlink w:history="1" r:id="rId0z2-8aiwzru_7k58flluw">
               <w:r>
                 <w:rPr>
                   <w:rFonts w:ascii="Arial" w:cs="Arial" w:eastAsia="Arial" w:hAnsi="Arial"/>
@@ -4238,7 +4238,7 @@
               <w:spacing w:after="10" w:before="0"/>
               <w:ind w:left="120"/>
             </w:pPr>
-            <w:hyperlink w:history="1" r:id="rIdxwewlzidbrpsfeadxta4o">
+            <w:hyperlink w:history="1" r:id="rIdnh7n6lvdf3mnxzxoi93jl">
               <w:r>
                 <w:rPr>
                   <w:rFonts w:ascii="Arial" w:cs="Arial" w:eastAsia="Arial" w:hAnsi="Arial"/>
@@ -4433,7 +4433,7 @@
             <w:pPr>
               <w:spacing w:after="20" w:before="0"/>
             </w:pPr>
-            <w:hyperlink w:history="1" r:id="rIdbiiqmxo4wwuzribktnqkp">
+            <w:hyperlink w:history="1" r:id="rIdtoiwxexa_pknrkeusxzm3">
               <w:r>
                 <w:rPr>
                   <w:rFonts w:ascii="Arial" w:cs="Arial" w:eastAsia="Arial" w:hAnsi="Arial"/>
@@ -4466,7 +4466,7 @@
               <w:spacing w:after="10" w:before="0"/>
               <w:ind w:left="120"/>
             </w:pPr>
-            <w:hyperlink w:history="1" r:id="rIdzvnctgf9tfohflorgyslo">
+            <w:hyperlink w:history="1" r:id="rIdu04-dihqxusq3hiukfhvx">
               <w:r>
                 <w:rPr>
                   <w:rFonts w:ascii="Arial" w:cs="Arial" w:eastAsia="Arial" w:hAnsi="Arial"/>
@@ -4511,7 +4511,7 @@
             <w:pPr>
               <w:spacing w:after="20" w:before="0"/>
             </w:pPr>
-            <w:hyperlink w:history="1" r:id="rId2yyxihj4errurlmcpy0x-">
+            <w:hyperlink w:history="1" r:id="rIdzll6wtbjkr58gqfdgsxto">
               <w:r>
                 <w:rPr>
                   <w:rFonts w:ascii="Arial" w:cs="Arial" w:eastAsia="Arial" w:hAnsi="Arial"/>
@@ -4544,7 +4544,7 @@
               <w:spacing w:after="10" w:before="0"/>
               <w:ind w:left="120"/>
             </w:pPr>
-            <w:hyperlink w:history="1" r:id="rId4tdxvobqeiqeyl1agpjmc">
+            <w:hyperlink w:history="1" r:id="rIdo-viesraiekwh0qsntj20">
               <w:r>
                 <w:rPr>
                   <w:rFonts w:ascii="Arial" w:cs="Arial" w:eastAsia="Arial" w:hAnsi="Arial"/>
@@ -5259,7 +5259,7 @@
                 <w:sz w:val="18"/>
                 <w:szCs w:val="18"/>
               </w:rPr>
-              <w:t xml:space="preserve">To enable learners to identify and name parts of a circle (arc, sector, segment, chord, radius, diameter), measure the radius and central angle of circular cut-outs representing pizza/chapati slices, record and organise data in a table, and begin to detect the proportional pattern between central angle and area — building the evidence base needed to derive the sector area formula in later lessons.</w:t>
+              <w:t xml:space="preserve">Learners collect first-hand measurement data from pre-cut circular sector cards, identify the proportional relationship between central angle and sector area, and build a labelled circle vocabulary as a foundation for deriving the sector area formula in subsequent lessons.</w:t>
             </w:r>
           </w:p>
         </w:tc>
@@ -5325,7 +5325,7 @@
                 <w:sz w:val="18"/>
                 <w:szCs w:val="18"/>
               </w:rPr>
-              <w:t xml:space="preserve">Learners will know: (a) the names and definitions of the parts of a circle — arc, sector, segment, chord, radius, diameter, and central angle; (b) that the full angle at the centre of a circle is 360°; (c) that the area of a full circle is πr²; (d) that a sector is a 'pizza-slice' shaped region bounded by two radii and an arc; (e) that doubling the central angle doubles the sector area (proportionality), revealed through measured data.</w:t>
+              <w:t xml:space="preserve">Learners will know the names and definitions of circle parts (radius, diameter, chord, arc, sector, segment, central angle) and will understand that the area of a sector is a fraction (θ/360°) of the full circle area.</w:t>
             </w:r>
           </w:p>
         </w:tc>
@@ -5391,7 +5391,7 @@
                 <w:sz w:val="18"/>
                 <w:szCs w:val="18"/>
               </w:rPr>
-              <w:t xml:space="preserve">Learners will be able to: (a) correctly label a diagram of a circle with all required parts; (b) measure the radius of a circular cut-out using a ruler; (c) measure the central angle of a sector cut-out using a protractor; (d) compute the area of the full circle using πr²; (e) compute the fractional part of the circle represented by each sector (θ/360°); (f) record data neatly in a structured table; (g) identify and articulate the proportional pattern from collected data.</w:t>
+              <w:t xml:space="preserve">Learners will measure radius and central angle using a ruler and protractor, calculate fractional parts of a circle area, organise data in a structured table, and identify proportional patterns from recorded results.</w:t>
             </w:r>
           </w:p>
         </w:tc>
@@ -5457,7 +5457,7 @@
                 <w:sz w:val="18"/>
                 <w:szCs w:val="18"/>
               </w:rPr>
-              <w:t xml:space="preserve">Learners will appreciate: (a) the value of careful, precise measurement in arriving at reliable mathematical conclusions; (b) how everyday Kenyan food objects (chapati, pizza, mandazi) carry embedded mathematical structures; (c) the importance of honest, accurate data recording as the foundation of mathematical inquiry.</w:t>
+              <w:t xml:space="preserve">Learners will appreciate the value of careful measurement and systematic data recording as tools for discovering mathematical relationships.</w:t>
             </w:r>
           </w:p>
         </w:tc>
@@ -5589,7 +5589,7 @@
                 <w:sz w:val="18"/>
                 <w:szCs w:val="18"/>
               </w:rPr>
-              <w:t xml:space="preserve">In Lesson 1 (Predict Phase), learners predicted whether a wider pizza slice is always proportionally larger and recorded intuitive guesses. In this Lesson 2 (Observe &amp; Review Phase), learners move from guessing to gathering real evidence: they handle physical circular cut-outs (sector shapes representing pizza/chapati slices), review the formal vocabulary of circle parts, take measurements, and fill a data table that will be the launchpad for deriving the area formula in Lesson 3. This lesson answers the first layer of the driving question: YES — the relationship IS proportional — and sets up the deeper question of HOW to express that proportionality as a precise formula.</w:t>
+              <w:t xml:space="preserve">This lesson provides the observational evidence base — measured radius and central angle data from physical sector cards — that motivates the derivation of the formal sector area formula in Lessons 3 and 4, and supplies the first concrete evidence cards for the class Driving Question Board.</w:t>
             </w:r>
           </w:p>
         </w:tc>
@@ -5655,7 +5655,7 @@
                 <w:sz w:val="18"/>
                 <w:szCs w:val="18"/>
               </w:rPr>
-              <w:t xml:space="preserve">Scissors are used to prepare cut-outs before the lesson (teacher-prepared). If learners handle scissors during the activity, remind them to carry scissors with the blade pointing downward and to cut away from the body. Compasses used for drawing circles must be handled with the point directed downward onto the paper at all times. No food is to be consumed during the mathematics lesson; the chapati/pizza is a display model only.</w:t>
+              <w:t xml:space="preserve">Scissors or pre-cut card edges may have sharp points; remind learners to handle cut card sectors carefully and not to direct pointed corners towards others. No other significant hazards are present in this activity.</w:t>
             </w:r>
           </w:p>
         </w:tc>
@@ -5748,7 +5748,7 @@
                 <w:sz w:val="18"/>
                 <w:szCs w:val="18"/>
               </w:rPr>
-              <w:t xml:space="preserve">Learners begin by revisiting their Lesson 1 predictions about pizza/chapati slices posted on the Driving Question Board. The teacher then leads a rapid, vocabulary-building review of circle parts using a large labelled diagram. The heart of the lesson is a hands-on DATA COLLECTION ACTIVITY: groups receive sets of pre-cut circular sector shapes (cut from A3 card circles of the same radius, representing different pizza slices) and measure each sector's radius and central angle with rulers and protractors. They compute the full-circle area and the fractional part each sector represents, record results in a structured table, and compare across sectors. Through guided discussion, learners surface the proportional pattern (a sector with twice the angle has twice the area). The lesson closes with learners updating the Driving Question Board with new evidence and revising their cumulative circle model to include labelled parts and the fraction concept (θ/360°).</w:t>
+              <w:t xml:space="preserve">Learners begin by revisiting their Lesson 1 predictions about pizza and chapati slices posted on the Driving Question Board, silently re-evaluating whether a slice with twice the angle always has exactly twice the area. The teacher then leads a rapid, pair-based vocabulary review of circle parts using a large unlabelled diagram, consolidating language (radius, diameter, chord, arc, sector, segment, central angle) that learners will need throughout the sub-strand. The heart of the lesson is a hands-on DATA COLLECTION ACTIVITY: groups of four receive an activity envelope containing four pre-cut sector-shaped cards (all from circles of radius 10 cm but with central angles of 45°, 90°, 135° and 180°), a ruler, a protractor, and a printed data collection table. Groups measure each sector, compute the fraction θ/360° of the full circle area, record results, and graph angle against fractional area. Through a gallery-walk share-out and teacher-facilitated whole-class discussion, learners surface the proportional pattern and begin to articulate it in their own words. The lesson closes with learners writing evidence cards for the Driving Question Board and then revising the class cumulative circle model — a labelled diagram that now incorporates the fraction concept — to carry the pattern forward into Lesson 3 and Lesson 4 where the formal arc length and sector area formulae are derived.</w:t>
             </w:r>
           </w:p>
         </w:tc>
@@ -6031,7 +6031,7 @@
             <w:pPr>
               <w:spacing w:after="20" w:before="0"/>
             </w:pPr>
-            <w:hyperlink w:history="1" r:id="rId7ksisk3ljr-c55aot7jz4">
+            <w:hyperlink w:history="1" r:id="rIdkorutm4mm5hr4ixaaw3bc">
               <w:r>
                 <w:rPr>
                   <w:rFonts w:ascii="Arial" w:cs="Arial" w:eastAsia="Arial" w:hAnsi="Arial"/>
@@ -6064,7 +6064,7 @@
               <w:spacing w:after="10" w:before="0"/>
               <w:ind w:left="120"/>
             </w:pPr>
-            <w:hyperlink w:history="1" r:id="rIdingbuuxraleb_i1-ifssp">
+            <w:hyperlink w:history="1" r:id="rId8q4v9aevmap0rayrbcixg">
               <w:r>
                 <w:rPr>
                   <w:rFonts w:ascii="Arial" w:cs="Arial" w:eastAsia="Arial" w:hAnsi="Arial"/>
@@ -6109,7 +6109,7 @@
             <w:pPr>
               <w:spacing w:after="20" w:before="0"/>
             </w:pPr>
-            <w:hyperlink w:history="1" r:id="rIdhpf4g0kupi6gvwgt9rdv3">
+            <w:hyperlink w:history="1" r:id="rIdk_dcvo706f2locnghjif9">
               <w:r>
                 <w:rPr>
                   <w:rFonts w:ascii="Arial" w:cs="Arial" w:eastAsia="Arial" w:hAnsi="Arial"/>
@@ -6142,7 +6142,7 @@
               <w:spacing w:after="10" w:before="0"/>
               <w:ind w:left="120"/>
             </w:pPr>
-            <w:hyperlink w:history="1" r:id="rId1mnzdqrhm_4ovcob3cndc">
+            <w:hyperlink w:history="1" r:id="rIdxteetx2rgdd2cp40awwti">
               <w:r>
                 <w:rPr>
                   <w:rFonts w:ascii="Arial" w:cs="Arial" w:eastAsia="Arial" w:hAnsi="Arial"/>
@@ -6184,7 +6184,7 @@
                 <w:sz w:val="18"/>
                 <w:szCs w:val="18"/>
               </w:rPr>
-              <w:t xml:space="preserve">Learners re-read their Lesson 1 predictions from the Driving Question Board about whether a slice with twice the angle is always exactly twice the area of the smaller slice. Each learner silently re-examines their written prediction and marks it with a ✓ (still agree), ? (unsure), or ✗ (now disagree) based on any new thinking since Lesson 1. Learners then share their self-assessments with a shoulder partner for 2 minutes. Two or three learners share their reasoning aloud with the class. This reconnects the lesson to the anchoring phenomenon (the unequal chapati/pizza slices) and creates cognitive readiness to gather real evidence.</w:t>
+              <w:t xml:space="preserve">Learners re-read their Lesson 1 predictions from the Driving Question Board about whether a slice with twice the angle is always exactly twice the area of the smaller slice. Each learner silently re-examines their written prediction and marks it with a tick (still agree), a question mark (unsure), or a cross (now disagree). Learners then share their marking with a partner and give one reason for their choice, without the teacher confirming or denying any answer. The focus is on surfacing existing beliefs and creating a felt need to test them with real data.</w:t>
             </w:r>
           </w:p>
         </w:tc>
@@ -6216,83 +6216,7 @@
                 <w:sz w:val="18"/>
                 <w:szCs w:val="18"/>
               </w:rPr>
-              <w:t xml:space="preserve">1. Display the physical circular chapati/pizza model from Lesson 1 at the front of the class. Point to two unequal slices and say: 'Last lesson you made a prediction. Today we gather EVIDENCE. Let's see if your prediction was right.' </w:t>
-            </w:r>
-          </w:p>
-          <w:p>
-            <w:pPr>
-              <w:spacing w:after="40" w:before="0"/>
-              <w:jc w:val="left"/>
-            </w:pPr>
-            <w:r>
-              <w:rPr>
-                <w:rFonts w:ascii="Arial" w:cs="Arial" w:eastAsia="Arial" w:hAnsi="Arial"/>
-                <w:b w:val="false"/>
-                <w:bCs w:val="false"/>
-                <w:i w:val="false"/>
-                <w:iCs w:val="false"/>
-                <w:color w:val="000000"/>
-                <w:sz w:val="18"/>
-                <w:szCs w:val="18"/>
-              </w:rPr>
-              <w:t xml:space="preserve">2. Direct learners to their Lesson 1 prediction cards/notebooks: 'Take 30 seconds — silently re-read your prediction and mark it ✓, ?, or ✗.' [WAIT 30 seconds — do not speak.] </w:t>
-            </w:r>
-          </w:p>
-          <w:p>
-            <w:pPr>
-              <w:spacing w:after="40" w:before="0"/>
-              <w:jc w:val="left"/>
-            </w:pPr>
-            <w:r>
-              <w:rPr>
-                <w:rFonts w:ascii="Arial" w:cs="Arial" w:eastAsia="Arial" w:hAnsi="Arial"/>
-                <w:b w:val="false"/>
-                <w:bCs w:val="false"/>
-                <w:i w:val="false"/>
-                <w:iCs w:val="false"/>
-                <w:color w:val="000000"/>
-                <w:sz w:val="18"/>
-                <w:szCs w:val="18"/>
-              </w:rPr>
-              <w:t xml:space="preserve">3. Say: 'Turn to your shoulder partner. Tell them: what did you predict, and has your thinking shifted at all? You have 2 minutes.' [Circulate, listen for the proportionality idea.] </w:t>
-            </w:r>
-          </w:p>
-          <w:p>
-            <w:pPr>
-              <w:spacing w:after="40" w:before="0"/>
-              <w:jc w:val="left"/>
-            </w:pPr>
-            <w:r>
-              <w:rPr>
-                <w:rFonts w:ascii="Arial" w:cs="Arial" w:eastAsia="Arial" w:hAnsi="Arial"/>
-                <w:b w:val="false"/>
-                <w:bCs w:val="false"/>
-                <w:i w:val="false"/>
-                <w:iCs w:val="false"/>
-                <w:color w:val="000000"/>
-                <w:sz w:val="18"/>
-                <w:szCs w:val="18"/>
-              </w:rPr>
-              <w:t xml:space="preserve">4. Cold-call exactly 3 learners (one ✓, one ?, one ✗): 'Amina, what did you predict and what is your mark now?' [WAIT 10 seconds after each name before prompting.] </w:t>
-            </w:r>
-          </w:p>
-          <w:p>
-            <w:pPr>
-              <w:spacing w:after="40" w:before="0"/>
-              <w:jc w:val="left"/>
-            </w:pPr>
-            <w:r>
-              <w:rPr>
-                <w:rFonts w:ascii="Arial" w:cs="Arial" w:eastAsia="Arial" w:hAnsi="Arial"/>
-                <w:b w:val="false"/>
-                <w:bCs w:val="false"/>
-                <w:i w:val="false"/>
-                <w:iCs w:val="false"/>
-                <w:color w:val="000000"/>
-                <w:sz w:val="18"/>
-                <w:szCs w:val="18"/>
-              </w:rPr>
-              <w:t xml:space="preserve">5. Record the three positions on the board as a tally. Say: 'By the end of today's lesson, your evidence will tell you who was right. Let's get to work.'</w:t>
+              <w:t xml:space="preserve">Display the Driving Question Board from Lesson 1 and give learners 2 minutes of silent reading time before asking them to mark their predictions. Say: 'Do not change your prediction yet — just mark how confident you feel right now and why.' After partner sharing, cold-call three or four learners to state their prediction aloud: 'Tell the class what you predicted and how confident you are — a full sentence, please.' Record the spread of responses (agree / unsure / disagree) as a tally on the board without comment. Close the phase by saying: 'We are going to collect real measurements today and let the data tell us who is right.' Allow a minimum 30-second wait time after each question before taking responses.</w:t>
             </w:r>
           </w:p>
         </w:tc>
@@ -6324,7 +6248,7 @@
                 <w:sz w:val="18"/>
                 <w:szCs w:val="18"/>
               </w:rPr>
-              <w:t xml:space="preserve">PREDICTION REVISIT ('Commit &amp; Reconsider'): Learners publicly re-commit to or revise their prior prediction before gathering data. This strategy activates prior knowledge, surfaces existing misconceptions (e.g., 'the area depends on the shape of the slice, not the angle'), and creates a personal stake in the evidence-gathering activity that follows. It also models scientific and mathematical practice: claims must be tested against evidence.</w:t>
+              <w:t xml:space="preserve">Re-engagement with prior predictions activates cognitive conflict: learners who are unsure are primed to look for evidence that resolves their uncertainty during the Observe Phase.</w:t>
             </w:r>
           </w:p>
         </w:tc>
@@ -6356,7 +6280,7 @@
                 <w:sz w:val="18"/>
                 <w:szCs w:val="18"/>
               </w:rPr>
-              <w:t xml:space="preserve">OBSERVABLE INDICATOR: When cold-called, can the learner articulate a reason for their ✓/✗/? mark — even an informal one (e.g., 'I think twice the angle should give twice the area because it is twice as much of the circle')? Teacher listens for whether learners are reasoning proportionally or are still guessing arbitrarily. Learners who say 'I just don't know' are flagged for targeted support during the data collection activity.</w:t>
+              <w:t xml:space="preserve">Teacher tally of agree/unsure/disagree responses reveals the spread of prior conceptions and identifies learners who may need additional scaffolding during the data-collection activity.</w:t>
             </w:r>
           </w:p>
         </w:tc>
@@ -6413,7 +6337,7 @@
             <w:pPr>
               <w:spacing w:after="20" w:before="0"/>
             </w:pPr>
-            <w:hyperlink w:history="1" r:id="rIdkhil_fxwd4zaav1wfw1me">
+            <w:hyperlink w:history="1" r:id="rId-heqcr1zwrhk_w_muniht">
               <w:r>
                 <w:rPr>
                   <w:rFonts w:ascii="Arial" w:cs="Arial" w:eastAsia="Arial" w:hAnsi="Arial"/>
@@ -6446,7 +6370,7 @@
               <w:spacing w:after="10" w:before="0"/>
               <w:ind w:left="120"/>
             </w:pPr>
-            <w:hyperlink w:history="1" r:id="rIdq-eo7qeqvoibekr5uxpn1">
+            <w:hyperlink w:history="1" r:id="rIdts8gwnjki859yjluu4v8r">
               <w:r>
                 <w:rPr>
                   <w:rFonts w:ascii="Arial" w:cs="Arial" w:eastAsia="Arial" w:hAnsi="Arial"/>
@@ -6491,7 +6415,7 @@
             <w:pPr>
               <w:spacing w:after="20" w:before="0"/>
             </w:pPr>
-            <w:hyperlink w:history="1" r:id="rId3wlhsrfwulafmjbgvbn9g">
+            <w:hyperlink w:history="1" r:id="rIderdapgz43i345rcrdqyj1">
               <w:r>
                 <w:rPr>
                   <w:rFonts w:ascii="Arial" w:cs="Arial" w:eastAsia="Arial" w:hAnsi="Arial"/>
@@ -6524,7 +6448,7 @@
               <w:spacing w:after="10" w:before="0"/>
               <w:ind w:left="120"/>
             </w:pPr>
-            <w:hyperlink w:history="1" r:id="rIdvvj6j9swhcsomwza-se08">
+            <w:hyperlink w:history="1" r:id="rIdsmv-t0v_knhc9p2-vvzwz">
               <w:r>
                 <w:rPr>
                   <w:rFonts w:ascii="Arial" w:cs="Arial" w:eastAsia="Arial" w:hAnsi="Arial"/>
@@ -6566,7 +6490,7 @@
                 <w:sz w:val="18"/>
                 <w:szCs w:val="18"/>
               </w:rPr>
-              <w:t xml:space="preserve">The teacher displays a large, unlabelled diagram of a circle with a sector and a segment drawn on it. Learners work in pairs to label as many parts as they can recall from their prior learning (radius, diameter, chord, arc, sector, segment, central angle). After 3 minutes, pairs compare labels with the pair behind them (groups of 4). The teacher then leads a whole-class reveal, one part at a time, using a colour-coded diagram. Learners correct and complete their own diagrams in their exercise books. Special emphasis is placed on SECTOR (the 'pizza-slice' region bounded by two radii and an arc) and CENTRAL ANGLE (the angle at the centre between the two radii) — the two quantities they will measure in the next phase. Learners write a one-sentence definition of each part in their own words.</w:t>
+              <w:t xml:space="preserve">The teacher displays a large, unlabelled diagram of a circle with a sector and a segment drawn on it. Learners work in pairs for 3 minutes to label as many parts as they can recall (radius, diameter, chord, arc, sector, segment, central angle). Pairs then compare labels with a neighbouring pair and negotiate any differences. After the brief vocabulary warm-up, groups of four receive an ACTIVITY ENVELOPE containing: (a) four pre-cut sector-shaped cards, all cut from circles of radius r = 10 cm but with central angles of 45°, 90°, 135° and 180°; (b) a ruler; (c) a protractor; (d) a DATA COLLECTION TABLE printed on A4 paper with columns for central angle, radius, fraction of full circle (θ/360°), full circle area (πr²), and calculated sector area. Learners measure the radius and central angle of each sector card, confirm or correct the printed angle, and fill in every column of the table. Groups then plot central angle (x-axis) against calculated sector area (y-axis) on a provided grid to look for a pattern, noting whether the points fall on a straight line through the origin.</w:t>
             </w:r>
           </w:p>
         </w:tc>
@@ -6598,102 +6522,7 @@
                 <w:sz w:val="18"/>
                 <w:szCs w:val="18"/>
               </w:rPr>
-              <w:t xml:space="preserve">1. Project or draw a large unlabelled circle diagram. Say: 'You have 3 minutes — working with your partner, label every part of this circle that you remember. Use pencil.' [WAIT 3 minutes. Circulate. Note pairs who cannot recall 'segment' vs 'sector' — these are the critical misconceptions to address.] </w:t>
-            </w:r>
-          </w:p>
-          <w:p>
-            <w:pPr>
-              <w:spacing w:after="40" w:before="0"/>
-              <w:jc w:val="left"/>
-            </w:pPr>
-            <w:r>
-              <w:rPr>
-                <w:rFonts w:ascii="Arial" w:cs="Arial" w:eastAsia="Arial" w:hAnsi="Arial"/>
-                <w:b w:val="false"/>
-                <w:bCs w:val="false"/>
-                <w:i w:val="false"/>
-                <w:iCs w:val="false"/>
-                <w:color w:val="000000"/>
-                <w:sz w:val="18"/>
-                <w:szCs w:val="18"/>
-              </w:rPr>
-              <w:t xml:space="preserve">2. Say: 'Now compare your labels with the pair directly behind you. Where do you agree? Where do you disagree? 2 minutes.' [WAIT 2 minutes.] </w:t>
-            </w:r>
-          </w:p>
-          <w:p>
-            <w:pPr>
-              <w:spacing w:after="40" w:before="0"/>
-              <w:jc w:val="left"/>
-            </w:pPr>
-            <w:r>
-              <w:rPr>
-                <w:rFonts w:ascii="Arial" w:cs="Arial" w:eastAsia="Arial" w:hAnsi="Arial"/>
-                <w:b w:val="false"/>
-                <w:bCs w:val="false"/>
-                <w:i w:val="false"/>
-                <w:iCs w:val="false"/>
-                <w:color w:val="000000"/>
-                <w:sz w:val="18"/>
-                <w:szCs w:val="18"/>
-              </w:rPr>
-              <w:t xml:space="preserve">3. Reveal labels ONE AT A TIME on the board. For each part, cold-call a learner to read their definition: 'Kipchoge, read me your one-sentence definition of a SECTOR.' [WAIT 10 seconds.] </w:t>
-            </w:r>
-          </w:p>
-          <w:p>
-            <w:pPr>
-              <w:spacing w:after="40" w:before="0"/>
-              <w:jc w:val="left"/>
-            </w:pPr>
-            <w:r>
-              <w:rPr>
-                <w:rFonts w:ascii="Arial" w:cs="Arial" w:eastAsia="Arial" w:hAnsi="Arial"/>
-                <w:b w:val="false"/>
-                <w:bCs w:val="false"/>
-                <w:i w:val="false"/>
-                <w:iCs w:val="false"/>
-                <w:color w:val="000000"/>
-                <w:sz w:val="18"/>
-                <w:szCs w:val="18"/>
-              </w:rPr>
-              <w:t xml:space="preserve">4. After revealing SECTOR and CENTRAL ANGLE, hold up one of the pre-cut sector card pieces and say: 'This card shape — IS this a sector? How do you know?' [WAIT 10 seconds. Cold-call 2 learners.] </w:t>
-            </w:r>
-          </w:p>
-          <w:p>
-            <w:pPr>
-              <w:spacing w:after="40" w:before="0"/>
-              <w:jc w:val="left"/>
-            </w:pPr>
-            <w:r>
-              <w:rPr>
-                <w:rFonts w:ascii="Arial" w:cs="Arial" w:eastAsia="Arial" w:hAnsi="Arial"/>
-                <w:b w:val="false"/>
-                <w:bCs w:val="false"/>
-                <w:i w:val="false"/>
-                <w:iCs w:val="false"/>
-                <w:color w:val="000000"/>
-                <w:sz w:val="18"/>
-                <w:szCs w:val="18"/>
-              </w:rPr>
-              <w:t xml:space="preserve">5. Critical bridging question — ask the whole class: 'If I cut a chapati into 8 equal slices, what is the central angle of each slice? Show me on your mini-whiteboard / slate / piece of paper.' [WAIT 15 seconds. Scan responses. Correct answer: 360 ÷ 8 = 45°.] </w:t>
-            </w:r>
-          </w:p>
-          <w:p>
-            <w:pPr>
-              <w:spacing w:after="40" w:before="0"/>
-              <w:jc w:val="left"/>
-            </w:pPr>
-            <w:r>
-              <w:rPr>
-                <w:rFonts w:ascii="Arial" w:cs="Arial" w:eastAsia="Arial" w:hAnsi="Arial"/>
-                <w:b w:val="false"/>
-                <w:bCs w:val="false"/>
-                <w:i w:val="false"/>
-                <w:iCs w:val="false"/>
-                <w:color w:val="000000"/>
-                <w:sz w:val="18"/>
-                <w:szCs w:val="18"/>
-              </w:rPr>
-              <w:t xml:space="preserve">6. Explicitly connect to phenomenon: 'Every pizza or chapati slice you have ever eaten is a SECTOR. The central angle is the angle of the cut. That is exactly what we are about to measure.'</w:t>
+              <w:t xml:space="preserve">Hold up the unlabelled diagram and say: 'In your pairs, label every part you can see — you have exactly 3 minutes, starting now.' After comparison, reveal correct labels one at a time and ask learners to self-correct. Transition to the main activity: 'You are now detectives. Your envelope contains four pizza slices cut from the same circular pizza — same radius, different angles. Your job is to measure carefully and fill in the table. Do not calculate anything yet until the radius and angle columns are complete.' Circulate and ask probing questions such as: 'How are you placing the protractor to measure the central angle?' and 'What does the fraction column mean in words?' If a group finishes early, prompt them to write one sentence on a sticky note describing the pattern they see in their graph. Allow a 20-second wait time after each probing question before offering a hint.</w:t>
             </w:r>
           </w:p>
         </w:tc>
@@ -6725,7 +6554,7 @@
                 <w:sz w:val="18"/>
                 <w:szCs w:val="18"/>
               </w:rPr>
-              <w:t xml:space="preserve">LABEL-COMPARE-CORRECT ('Vocabulary Excavation'): Learners first attempt labelling from memory, then negotiate with peers, then receive expert confirmation. This three-stage sequence means new vocabulary is anchored to prior knowledge rather than introduced cold. Writing personal one-sentence definitions forces learners to process meaning rather than copy words — a critical move for English Language Learners and learners in rural schools who may not have seen formal circle diagrams recently.</w:t>
+              <w:t xml:space="preserve">Physical measurement of concrete card sectors connects abstract fractional notation (θ/360°) to a tangible object learners can hold, turn, and compare, building an evidence base from direct experience rather than teacher telling.</w:t>
             </w:r>
           </w:p>
         </w:tc>
@@ -6757,7 +6586,7 @@
                 <w:sz w:val="18"/>
                 <w:szCs w:val="18"/>
               </w:rPr>
-              <w:t xml:space="preserve">OBSERVABLE INDICATOR: In the '8 equal slices → 45°' mini-whiteboard check, teacher scans for: (a) correct answer 45° [target], (b) common error 360/8 = 40 [arithmetic slip], (c) answer of 90° [learner divided by 4 instead of 8]. Any learner showing (c) needs immediate peer correction. Teacher notes which pairs could not distinguish sector from segment during the labelling — these pairs are seated near a stronger group during Phase 3.</w:t>
+              <w:t xml:space="preserve">Teacher checks each group's completed data table for correct angle measurements (±5°) and correct fraction calculations before the group moves to plotting; errors at this stage are addressed immediately through targeted questioning rather than correction.</w:t>
             </w:r>
           </w:p>
         </w:tc>
@@ -6766,32 +6595,32 @@
         <w:tc>
           <w:tcPr>
             <w:tcW w:type="dxa" w:w="1520"/>
-            <w:shd w:fill="D9EEF1" w:color="auto" w:val="clear"/>
-            <w:tcMar>
-              <w:top w:type="dxa" w:w="60"/>
-              <w:left w:type="dxa" w:w="120"/>
-              <w:bottom w:type="dxa" w:w="60"/>
-              <w:right w:type="dxa" w:w="120"/>
-            </w:tcMar>
-            <w:vAlign w:val="top"/>
-          </w:tcPr>
-          <w:p>
-            <w:pPr>
-              <w:spacing w:after="40" w:before="0"/>
-              <w:jc w:val="left"/>
-            </w:pPr>
-            <w:r>
-              <w:rPr>
-                <w:rFonts w:ascii="Arial" w:cs="Arial" w:eastAsia="Arial" w:hAnsi="Arial"/>
-                <w:b/>
-                <w:bCs/>
-                <w:i w:val="false"/>
-                <w:iCs w:val="false"/>
-                <w:color w:val="000000"/>
-                <w:sz w:val="18"/>
-                <w:szCs w:val="18"/>
-              </w:rPr>
-              <w:t xml:space="preserve">Observe Phase</w:t>
+            <w:shd w:fill="E2EFDA" w:color="auto" w:val="clear"/>
+            <w:tcMar>
+              <w:top w:type="dxa" w:w="60"/>
+              <w:left w:type="dxa" w:w="120"/>
+              <w:bottom w:type="dxa" w:w="60"/>
+              <w:right w:type="dxa" w:w="120"/>
+            </w:tcMar>
+            <w:vAlign w:val="top"/>
+          </w:tcPr>
+          <w:p>
+            <w:pPr>
+              <w:spacing w:after="40" w:before="0"/>
+              <w:jc w:val="left"/>
+            </w:pPr>
+            <w:r>
+              <w:rPr>
+                <w:rFonts w:ascii="Arial" w:cs="Arial" w:eastAsia="Arial" w:hAnsi="Arial"/>
+                <w:b/>
+                <w:bCs/>
+                <w:i w:val="false"/>
+                <w:iCs w:val="false"/>
+                <w:color w:val="000000"/>
+                <w:sz w:val="18"/>
+                <w:szCs w:val="18"/>
+              </w:rPr>
+              <w:t xml:space="preserve">Explain Phase</w:t>
             </w:r>
           </w:p>
           <w:p>
@@ -6814,7 +6643,7 @@
             <w:pPr>
               <w:spacing w:after="20" w:before="0"/>
             </w:pPr>
-            <w:hyperlink w:history="1" r:id="rIdg7hpt3vwfungsghufjppc">
+            <w:hyperlink w:history="1" r:id="rIdwjjwhy-wrupbhiru5hyuy">
               <w:r>
                 <w:rPr>
                   <w:rFonts w:ascii="Arial" w:cs="Arial" w:eastAsia="Arial" w:hAnsi="Arial"/>
@@ -6847,7 +6676,7 @@
               <w:spacing w:after="10" w:before="0"/>
               <w:ind w:left="120"/>
             </w:pPr>
-            <w:hyperlink w:history="1" r:id="rIdmy-s4_qh9fzl8x0b_uxw2">
+            <w:hyperlink w:history="1" r:id="rIdexblw5mcjn5ppwij67grw">
               <w:r>
                 <w:rPr>
                   <w:rFonts w:ascii="Arial" w:cs="Arial" w:eastAsia="Arial" w:hAnsi="Arial"/>
@@ -6892,7 +6721,7 @@
             <w:pPr>
               <w:spacing w:after="20" w:before="0"/>
             </w:pPr>
-            <w:hyperlink w:history="1" r:id="rIdivmhhvibk4vurkevrackt">
+            <w:hyperlink w:history="1" r:id="rIdgk1js1lph7uw_6qx6reqx">
               <w:r>
                 <w:rPr>
                   <w:rFonts w:ascii="Arial" w:cs="Arial" w:eastAsia="Arial" w:hAnsi="Arial"/>
@@ -6925,7 +6754,7 @@
               <w:spacing w:after="10" w:before="0"/>
               <w:ind w:left="120"/>
             </w:pPr>
-            <w:hyperlink w:history="1" r:id="rIdd5asoxiu-yfzt82hwzakd">
+            <w:hyperlink w:history="1" r:id="rIdv5xnvey3h3bd7hx4y2k_i">
               <w:r>
                 <w:rPr>
                   <w:rFonts w:ascii="Arial" w:cs="Arial" w:eastAsia="Arial" w:hAnsi="Arial"/>
@@ -6967,7 +6796,7 @@
                 <w:sz w:val="18"/>
                 <w:szCs w:val="18"/>
               </w:rPr>
-              <w:t xml:space="preserve">Groups of 4 receive an ACTIVITY ENVELOPE containing: (a) 4 pre-cut sector-shaped cards (all cut from circles of the same radius r = 10 cm, but with different central angles: 45°, 90°, 135°, 180°), (b) a ruler, (c) a protractor, (d) a DATA COLLECTION TABLE printed on A4 paper. Learners measure the radius and central angle of each sector card independently, then cross-check within the group. They record data in the table: Sector Label | Measured Radius (cm) | Measured Central Angle (°) | Full Circle Area = πr² | Fraction of Circle = θ/360° | Estimated Sector Area = (θ/360°) × πr². Learners use π ≈ 3.14 and compute each column step-by-step. After completing the table, each group plots a simple graph: Central Angle (x-axis, 0–360°) vs Sector Area (y-axis). They observe whether the relationship is linear (a straight line through the origin). The group discusses and answers: 'Is a slice with twice the angle always exactly twice the area?'</w:t>
+              <w:t xml:space="preserve">Groups share their data tables and graphs in a gallery-walk: each group posts their table and graph on the wall and all learners spend 5 minutes in a silent walk, placing a sticky dot next to any result that surprises them. The class then reconvenes and the teacher facilitates a structured discussion to draw out the proportional pattern. Learners articulate, in their own words, that doubling the central angle doubles the sector area, and that the sector area equals the fraction θ/360° multiplied by the full circle area πr². The teacher formalises this as the expression A = (θ/360°) × πr², writes it on the board, and connects each symbol back to the measurements learners just took. Key vocabulary — sector, central angle, minor sector, major sector, proportional relationship — is defined and added to learners notebooks. Learners then apply the emerging formula to one quick check question: calculate the area of a 90° sector of a circle with radius 7 cm, leaving the answer in terms of π.</w:t>
             </w:r>
           </w:p>
         </w:tc>
@@ -6999,102 +6828,7 @@
                 <w:sz w:val="18"/>
                 <w:szCs w:val="18"/>
               </w:rPr>
-              <w:t xml:space="preserve">1. Distribute envelopes. Say: 'Before you open the envelope — your job is to MEASURE, RECORD, and SPOT THE PATTERN. You are detectives. The chapati slices are your evidence. You have 20 minutes.' </w:t>
-            </w:r>
-          </w:p>
-          <w:p>
-            <w:pPr>
-              <w:spacing w:after="40" w:before="0"/>
-              <w:jc w:val="left"/>
-            </w:pPr>
-            <w:r>
-              <w:rPr>
-                <w:rFonts w:ascii="Arial" w:cs="Arial" w:eastAsia="Arial" w:hAnsi="Arial"/>
-                <w:b w:val="false"/>
-                <w:bCs w:val="false"/>
-                <w:i w:val="false"/>
-                <w:iCs w:val="false"/>
-                <w:color w:val="000000"/>
-                <w:sz w:val="18"/>
-                <w:szCs w:val="18"/>
-              </w:rPr>
-              <w:t xml:space="preserve">2. [At 2 minutes] Circulate to check measurement technique. Say to any group holding the protractor incorrectly: 'Where is the centre point of your protractor? It must sit exactly on the corner of the sector — that corner IS the centre of the original circle.' </w:t>
-            </w:r>
-          </w:p>
-          <w:p>
-            <w:pPr>
-              <w:spacing w:after="40" w:before="0"/>
-              <w:jc w:val="left"/>
-            </w:pPr>
-            <w:r>
-              <w:rPr>
-                <w:rFonts w:ascii="Arial" w:cs="Arial" w:eastAsia="Arial" w:hAnsi="Arial"/>
-                <w:b w:val="false"/>
-                <w:bCs w:val="false"/>
-                <w:i w:val="false"/>
-                <w:iCs w:val="false"/>
-                <w:color w:val="000000"/>
-                <w:sz w:val="18"/>
-                <w:szCs w:val="18"/>
-              </w:rPr>
-              <w:t xml:space="preserve">3. [At 5 minutes] Cold-call one group: 'What radius did you measure for Sector A? Is that the same for Sector B?' [Expected: yes, all 10 cm — confirming controlled variable.] Say: 'Why does it matter that all sectors have the same radius? Tell the person next to you.' [WAIT 10 seconds.] </w:t>
-            </w:r>
-          </w:p>
-          <w:p>
-            <w:pPr>
-              <w:spacing w:after="40" w:before="0"/>
-              <w:jc w:val="left"/>
-            </w:pPr>
-            <w:r>
-              <w:rPr>
-                <w:rFonts w:ascii="Arial" w:cs="Arial" w:eastAsia="Arial" w:hAnsi="Arial"/>
-                <w:b w:val="false"/>
-                <w:bCs w:val="false"/>
-                <w:i w:val="false"/>
-                <w:iCs w:val="false"/>
-                <w:color w:val="000000"/>
-                <w:sz w:val="18"/>
-                <w:szCs w:val="18"/>
-              </w:rPr>
-              <w:t xml:space="preserve">4. [At 12 minutes] Pause the class for 60 seconds. Say: 'Hands up — who has spotted something interesting in their table already? Do NOT tell me the answer yet — just say YES or NO.' [Count hands aloud.] Say: 'Hold that thought. Finish the table first.' </w:t>
-            </w:r>
-          </w:p>
-          <w:p>
-            <w:pPr>
-              <w:spacing w:after="40" w:before="0"/>
-              <w:jc w:val="left"/>
-            </w:pPr>
-            <w:r>
-              <w:rPr>
-                <w:rFonts w:ascii="Arial" w:cs="Arial" w:eastAsia="Arial" w:hAnsi="Arial"/>
-                <w:b w:val="false"/>
-                <w:bCs w:val="false"/>
-                <w:i w:val="false"/>
-                <w:iCs w:val="false"/>
-                <w:color w:val="000000"/>
-                <w:sz w:val="18"/>
-                <w:szCs w:val="18"/>
-              </w:rPr>
-              <w:t xml:space="preserve">5. [At 18 minutes] Direct groups to the graphing task: 'Plot your four points. Draw the best straight line you can through them. Does it pass through the origin? What does that mean?' [WAIT 15 seconds. Circulate.] </w:t>
-            </w:r>
-          </w:p>
-          <w:p>
-            <w:pPr>
-              <w:spacing w:after="40" w:before="0"/>
-              <w:jc w:val="left"/>
-            </w:pPr>
-            <w:r>
-              <w:rPr>
-                <w:rFonts w:ascii="Arial" w:cs="Arial" w:eastAsia="Arial" w:hAnsi="Arial"/>
-                <w:b w:val="false"/>
-                <w:bCs w:val="false"/>
-                <w:i w:val="false"/>
-                <w:iCs w:val="false"/>
-                <w:color w:val="000000"/>
-                <w:sz w:val="18"/>
-                <w:szCs w:val="18"/>
-              </w:rPr>
-              <w:t xml:space="preserve">6. [At 22 minutes] Say: 'I want every group to write one sentence at the bottom of their table answering: Is a slice with twice the angle always exactly twice the area? How do you know?' [WAIT 3 minutes for writing.]</w:t>
+              <w:t xml:space="preserve">During the gallery walk, do not comment — let learners place sticky dots independently. After the walk, ask: 'Which result attracted the most dots? Why does it surprise people?' Then ask: 'Look at the 45° sector and the 90° sector areas in your table. What do you notice about the ratio?' After responses, say: 'Can someone put that pattern into one sentence using the words angle and area?' Write the student-generated sentence on the board alongside the formal expression. When formalising the formula, point to each symbol and ask: 'Where did we see this in our measurement activity?' For the check question, give 3 minutes of independent silent working time before any pair discussion. Ask one learner to show their working on the board and invite the class to agree or refine — do not confirm correctness yourself until the class has responded.</w:t>
             </w:r>
           </w:p>
         </w:tc>
@@ -7126,7 +6860,7 @@
                 <w:sz w:val="18"/>
                 <w:szCs w:val="18"/>
               </w:rPr>
-              <w:t xml:space="preserve">DATA TABLE + GRAPHING ('Pattern Detection through Systematic Recording'): Learners move from raw measurements to computed values to a visual graph. This three-layer representation (numerical table → computed fraction → graph) is a core NGSS Practice 4 (Analyzing and Interpreting Data) move. The graph makes the LINEAR proportionality unmistakably visible — the straight line through the origin is the most powerful piece of evidence they will carry into the Explain phase. The structured table also scaffolds algebraic thinking: learners see the formula A = (θ/360°) × πr² emerging naturally from the columns they fill in.</w:t>
+              <w:t xml:space="preserve">The gallery walk externalises all groups data simultaneously, allowing learners to see consistency across independent measurements — building confidence that the proportional pattern is a reliable generalisation rather than a coincidence in one groups data.</w:t>
             </w:r>
           </w:p>
         </w:tc>
@@ -7158,7 +6892,7 @@
                 <w:sz w:val="18"/>
                 <w:szCs w:val="18"/>
               </w:rPr>
-              <w:t xml:space="preserve">OBSERVABLE INDICATORS: (1) Measurement accuracy — sector cards are pre-labelled with correct answers on the back; groups self-check after completing the table. A group with radius error &gt; 0.5 cm or angle error &gt; 3° is prompted to re-measure. (2) Proportionality sentence — teacher collects the written sentence from each group at the end of Phase 3. Acceptable evidence of understanding: 'Yes, the 90° sector has exactly twice the area of the 45° sector because 90/360 is twice 45/360.' Incomplete understanding: 'The bigger angle gives more area' (true but not quantitatively precise). Misconception: 'No, it depends on the shape' — these groups need re-teaching in Phase 4.</w:t>
+              <w:t xml:space="preserve">The quick check question (90° sector, r = 7 cm) reveals whether learners can correctly substitute values into the emerging formula and handle the fraction; teacher circulates during the 3-minute working time and notes errors in fraction simplification or π handling for follow-up in Lesson 4.</w:t>
             </w:r>
           </w:p>
         </w:tc>
@@ -7167,32 +6901,32 @@
         <w:tc>
           <w:tcPr>
             <w:tcW w:type="dxa" w:w="1520"/>
-            <w:shd w:fill="E2EFDA" w:color="auto" w:val="clear"/>
-            <w:tcMar>
-              <w:top w:type="dxa" w:w="60"/>
-              <w:left w:type="dxa" w:w="120"/>
-              <w:bottom w:type="dxa" w:w="60"/>
-              <w:right w:type="dxa" w:w="120"/>
-            </w:tcMar>
-            <w:vAlign w:val="top"/>
-          </w:tcPr>
-          <w:p>
-            <w:pPr>
-              <w:spacing w:after="40" w:before="0"/>
-              <w:jc w:val="left"/>
-            </w:pPr>
-            <w:r>
-              <w:rPr>
-                <w:rFonts w:ascii="Arial" w:cs="Arial" w:eastAsia="Arial" w:hAnsi="Arial"/>
-                <w:b/>
-                <w:bCs/>
-                <w:i w:val="false"/>
-                <w:iCs w:val="false"/>
-                <w:color w:val="000000"/>
-                <w:sz w:val="18"/>
-                <w:szCs w:val="18"/>
-              </w:rPr>
-              <w:t xml:space="preserve">Explain Phase</w:t>
+            <w:shd w:fill="FCE4D6" w:color="auto" w:val="clear"/>
+            <w:tcMar>
+              <w:top w:type="dxa" w:w="60"/>
+              <w:left w:type="dxa" w:w="120"/>
+              <w:bottom w:type="dxa" w:w="60"/>
+              <w:right w:type="dxa" w:w="120"/>
+            </w:tcMar>
+            <w:vAlign w:val="top"/>
+          </w:tcPr>
+          <w:p>
+            <w:pPr>
+              <w:spacing w:after="40" w:before="0"/>
+              <w:jc w:val="left"/>
+            </w:pPr>
+            <w:r>
+              <w:rPr>
+                <w:rFonts w:ascii="Arial" w:cs="Arial" w:eastAsia="Arial" w:hAnsi="Arial"/>
+                <w:b/>
+                <w:bCs/>
+                <w:i w:val="false"/>
+                <w:iCs w:val="false"/>
+                <w:color w:val="000000"/>
+                <w:sz w:val="18"/>
+                <w:szCs w:val="18"/>
+              </w:rPr>
+              <w:t xml:space="preserve">Driving Question Board (DQB) Creation</w:t>
             </w:r>
           </w:p>
           <w:p>
@@ -7215,7 +6949,7 @@
             <w:pPr>
               <w:spacing w:after="20" w:before="0"/>
             </w:pPr>
-            <w:hyperlink w:history="1" r:id="rIdi_lwhwgcv003obnrtze8f">
+            <w:hyperlink w:history="1" r:id="rIdq69o0kzhpof2s36o5xi_d">
               <w:r>
                 <w:rPr>
                   <w:rFonts w:ascii="Arial" w:cs="Arial" w:eastAsia="Arial" w:hAnsi="Arial"/>
@@ -7248,7 +6982,7 @@
               <w:spacing w:after="10" w:before="0"/>
               <w:ind w:left="120"/>
             </w:pPr>
-            <w:hyperlink w:history="1" r:id="rIdansomtsb_af6-zadvztch">
+            <w:hyperlink w:history="1" r:id="rIdujihhuzzoy08edjpsjbnc">
               <w:r>
                 <w:rPr>
                   <w:rFonts w:ascii="Arial" w:cs="Arial" w:eastAsia="Arial" w:hAnsi="Arial"/>
@@ -7293,7 +7027,7 @@
             <w:pPr>
               <w:spacing w:after="20" w:before="0"/>
             </w:pPr>
-            <w:hyperlink w:history="1" r:id="rIdf0rfnskk4geemmkc9lzyf">
+            <w:hyperlink w:history="1" r:id="rIdp6erfq_ernpyyng3gd66w">
               <w:r>
                 <w:rPr>
                   <w:rFonts w:ascii="Arial" w:cs="Arial" w:eastAsia="Arial" w:hAnsi="Arial"/>
@@ -7326,7 +7060,7 @@
               <w:spacing w:after="10" w:before="0"/>
               <w:ind w:left="120"/>
             </w:pPr>
-            <w:hyperlink w:history="1" r:id="rIdgxmbjw7wamfxwjxuutpuc">
+            <w:hyperlink w:history="1" r:id="rIdgeg7yuvqe6uacyzdhp0iq">
               <w:r>
                 <w:rPr>
                   <w:rFonts w:ascii="Arial" w:cs="Arial" w:eastAsia="Arial" w:hAnsi="Arial"/>
@@ -7368,7 +7102,7 @@
                 <w:sz w:val="18"/>
                 <w:szCs w:val="18"/>
               </w:rPr>
-              <w:t xml:space="preserve">Groups share their data tables and graphing results in a whole-class gallery-walk style: each group's table is posted on the wall and all learners do a 5-minute silent walk to read other groups' tables, placing a sticky dot next to any result that surprises them. The class then reconvenes for a teacher-led discussion that draws out the proportionality principle explicitly. Learners are guided to see that the sector area formula A = (θ/360°) × πr² is not a new, mysterious rule — it is exactly what their data table computed, column by column. Learners copy the formula into their books, annotate each symbol (θ = central angle in degrees, r = radius, π ≈ 3.14 or 22/7), and work through two guided examples set in Kenyan contexts: (a) a round chapati of radius 14 cm cut at a central angle of 90°; (b) a shamba (farm plot) irrigated by a sprinkler that sweeps through an angle of 120° with a reach of 7 m.</w:t>
+              <w:t xml:space="preserve">Learners individually write one new evidence card for the Driving Question Board. On one side they write WHAT WE OBSERVED — one specific measurement finding from their data table (for example, the numerical sector areas for two different angles and the ratio between them). On the other side they write WHAT IT MEANS — a one-sentence proportionality conclusion connecting their finding to the driving question about calculating the exact area of a pizza slice. Cards are posted on the DQB under the column labelled Lesson 2 Evidence. Learners also review any unanswered questions from Lesson 1 still on the board, place a star next to any question that their evidence card now partially answers, and add at least one new question they still cannot answer — for example, how the formula changes when the angle is greater than 180°, which they will explore in Lesson 5.</w:t>
             </w:r>
           </w:p>
         </w:tc>
@@ -7400,121 +7134,7 @@
                 <w:sz w:val="18"/>
                 <w:szCs w:val="18"/>
               </w:rPr>
-              <w:t xml:space="preserve">1. Post all group tables on the wall. Say: 'You have 5 minutes to walk silently and read every group's table. Place a sticky dot on any number that surprises you.' [WAIT 5 minutes. Observe where dots cluster.] </w:t>
-            </w:r>
-          </w:p>
-          <w:p>
-            <w:pPr>
-              <w:spacing w:after="40" w:before="0"/>
-              <w:jc w:val="left"/>
-            </w:pPr>
-            <w:r>
-              <w:rPr>
-                <w:rFonts w:ascii="Arial" w:cs="Arial" w:eastAsia="Arial" w:hAnsi="Arial"/>
-                <w:b w:val="false"/>
-                <w:bCs w:val="false"/>
-                <w:i w:val="false"/>
-                <w:iCs w:val="false"/>
-                <w:color w:val="000000"/>
-                <w:sz w:val="18"/>
-                <w:szCs w:val="18"/>
-              </w:rPr>
-              <w:t xml:space="preserve">2. Reconvene. Point to the most-dotted result. Say: 'Why did so many of you dot this number? What surprised you?' [Cold-call 2 learners. WAIT 10 seconds each.] </w:t>
-            </w:r>
-          </w:p>
-          <w:p>
-            <w:pPr>
-              <w:spacing w:after="40" w:before="0"/>
-              <w:jc w:val="left"/>
-            </w:pPr>
-            <w:r>
-              <w:rPr>
-                <w:rFonts w:ascii="Arial" w:cs="Arial" w:eastAsia="Arial" w:hAnsi="Arial"/>
-                <w:b w:val="false"/>
-                <w:bCs w:val="false"/>
-                <w:i w:val="false"/>
-                <w:iCs w:val="false"/>
-                <w:color w:val="000000"/>
-                <w:sz w:val="18"/>
-                <w:szCs w:val="18"/>
-              </w:rPr>
-              <w:t xml:space="preserve">3. Draw a clean table on the board with the class's consensus data. Ask: 'Look at Column 5 — Fraction of Circle. What operation did we do? Theta divided by 360. Now look at Column 6 — Sector Area. What operation did we do next?' [Build the formula step-by-step from learner responses.] </w:t>
-            </w:r>
-          </w:p>
-          <w:p>
-            <w:pPr>
-              <w:spacing w:after="40" w:before="0"/>
-              <w:jc w:val="left"/>
-            </w:pPr>
-            <w:r>
-              <w:rPr>
-                <w:rFonts w:ascii="Arial" w:cs="Arial" w:eastAsia="Arial" w:hAnsi="Arial"/>
-                <w:b w:val="false"/>
-                <w:bCs w:val="false"/>
-                <w:i w:val="false"/>
-                <w:iCs w:val="false"/>
-                <w:color w:val="000000"/>
-                <w:sz w:val="18"/>
-                <w:szCs w:val="18"/>
-              </w:rPr>
-              <w:t xml:space="preserve">4. Write on the board: A = (θ/360°) × πr². Say: 'This is not a formula I am giving you — this is a formula YOUR DATA BUILT. Read it back to me.' [Class reads aloud in unison.] </w:t>
-            </w:r>
-          </w:p>
-          <w:p>
-            <w:pPr>
-              <w:spacing w:after="40" w:before="0"/>
-              <w:jc w:val="left"/>
-            </w:pPr>
-            <w:r>
-              <w:rPr>
-                <w:rFonts w:ascii="Arial" w:cs="Arial" w:eastAsia="Arial" w:hAnsi="Arial"/>
-                <w:b w:val="false"/>
-                <w:bCs w:val="false"/>
-                <w:i w:val="false"/>
-                <w:iCs w:val="false"/>
-                <w:color w:val="000000"/>
-                <w:sz w:val="18"/>
-                <w:szCs w:val="18"/>
-              </w:rPr>
-              <w:t xml:space="preserve">5. WORKED EXAMPLE 1: 'Mama Wanjiku bakes a large round chapati with radius 14 cm. She cuts one slice at a central angle of 90°. What is the area of that slice?' Think aloud each step. Then say: 'Now you do it in your book. Pause after each line and check with your neighbour.' [WAIT 4 minutes.] </w:t>
-            </w:r>
-          </w:p>
-          <w:p>
-            <w:pPr>
-              <w:spacing w:after="40" w:before="0"/>
-              <w:jc w:val="left"/>
-            </w:pPr>
-            <w:r>
-              <w:rPr>
-                <w:rFonts w:ascii="Arial" w:cs="Arial" w:eastAsia="Arial" w:hAnsi="Arial"/>
-                <w:b w:val="false"/>
-                <w:bCs w:val="false"/>
-                <w:i w:val="false"/>
-                <w:iCs w:val="false"/>
-                <w:color w:val="000000"/>
-                <w:sz w:val="18"/>
-                <w:szCs w:val="18"/>
-              </w:rPr>
-              <w:t xml:space="preserve">6. WORKED EXAMPLE 2: 'A farmer in Nakuru uses a sprinkler that rotates through 120° and reaches 7 m. What area of the shamba is watered?' Cold-call one learner to work it on the board while others work in books. [WAIT 10 seconds before accepting a volunteer vs. cold-call.] </w:t>
-            </w:r>
-          </w:p>
-          <w:p>
-            <w:pPr>
-              <w:spacing w:after="40" w:before="0"/>
-              <w:jc w:val="left"/>
-            </w:pPr>
-            <w:r>
-              <w:rPr>
-                <w:rFonts w:ascii="Arial" w:cs="Arial" w:eastAsia="Arial" w:hAnsi="Arial"/>
-                <w:b w:val="false"/>
-                <w:bCs w:val="false"/>
-                <w:i w:val="false"/>
-                <w:iCs w:val="false"/>
-                <w:color w:val="000000"/>
-                <w:sz w:val="18"/>
-                <w:szCs w:val="18"/>
-              </w:rPr>
-              <w:t xml:space="preserve">7. Explicitly connect back to phenomenon: 'Now go back to your Lesson 1 prediction. Was a slice with twice the angle exactly twice the area? How do you know with certainty now?'</w:t>
+              <w:t xml:space="preserve">Distribute blank index cards and say: 'One side is your evidence — write a specific number from your table. The other side is what that number means for our driving question. Be precise: name the angle, name the area, and state the relationship.' After posting, facilitate a 3-minute whole-class scan of the board: 'Which Lesson 1 question has our data today started to answer? Put a star next to it.' Then ask: 'What can we still not answer? Add that as a new question card.' Point out the empty region of the board labelled major sectors and say: 'We will come back to fill that region in Lesson 5.' Allow 4 minutes of independent card-writing before any discussion.</w:t>
             </w:r>
           </w:p>
         </w:tc>
@@ -7546,7 +7166,7 @@
                 <w:sz w:val="18"/>
                 <w:szCs w:val="18"/>
               </w:rPr>
-              <w:t xml:space="preserve">GALLERY WALK + FORMULA CONSTRUCTION ('Evidence to Abstraction'): The gallery walk externalises all groups' data simultaneously, allowing learners to see that every group's table points to the same pattern — building consensus from evidence rather than authority. The formula is then constructed publicly on the board from the table columns, making the algebraic abstraction feel earned and logical rather than arbitrary. This embeds NGSS Science and Engineering Practice 8 (Obtaining, Evaluating, and Communicating Information) and Practice 5 (Using Mathematics and Computational Thinking).</w:t>
+              <w:t xml:space="preserve">Writing a two-sided evidence card requires learners to distinguish between a raw observation (a number) and an interpretation (what the number means) — a metacognitive move that deepens understanding and prepares them for model building.</w:t>
             </w:r>
           </w:p>
         </w:tc>
@@ -7578,7 +7198,7 @@
                 <w:sz w:val="18"/>
                 <w:szCs w:val="18"/>
               </w:rPr>
-              <w:t xml:space="preserve">OBSERVABLE INDICATORS: During Worked Example 1 (chapati, r=14, θ=90°), the correct answer is A = (90/360) × 3.14 × 14² = 0.25 × 3.14 × 196 = 153.86 cm². Teacher circulates and checks: (a) Did the learner square the radius BEFORE multiplying? (common error: multiplying r before squaring). (b) Did the learner correctly compute θ/360° as a fraction? (common error: computing 360/θ instead). Any learner with either error is redirected with: 'Show me just Column 4 from your table — what is πr²? Now show me Column 5 — what fraction? Good. Now multiply those two.' This reactivates the table scaffolding as a repair strategy.</w:t>
+              <w:t xml:space="preserve">Teacher reads the WHAT IT MEANS sides of posted cards to check whether learners are making a causal claim (bigger angle gives bigger area) or a quantitative proportional claim (area scales by the same factor as the angle); the latter indicates deeper understanding and is highlighted for the class.</w:t>
             </w:r>
           </w:p>
         </w:tc>
@@ -7635,7 +7255,7 @@
             <w:pPr>
               <w:spacing w:after="20" w:before="0"/>
             </w:pPr>
-            <w:hyperlink w:history="1" r:id="rIdsubgq07mlhq8yxzpeppio">
+            <w:hyperlink w:history="1" r:id="rIdfwdzqzrwhaqtj2iphnb4a">
               <w:r>
                 <w:rPr>
                   <w:rFonts w:ascii="Arial" w:cs="Arial" w:eastAsia="Arial" w:hAnsi="Arial"/>
@@ -7668,7 +7288,7 @@
               <w:spacing w:after="10" w:before="0"/>
               <w:ind w:left="120"/>
             </w:pPr>
-            <w:hyperlink w:history="1" r:id="rIdlqwwyam6vqpeu5hl65fb6">
+            <w:hyperlink w:history="1" r:id="rIdqqhaboxzqhfn5aafpj5dp">
               <w:r>
                 <w:rPr>
                   <w:rFonts w:ascii="Arial" w:cs="Arial" w:eastAsia="Arial" w:hAnsi="Arial"/>
@@ -7713,7 +7333,7 @@
             <w:pPr>
               <w:spacing w:after="20" w:before="0"/>
             </w:pPr>
-            <w:hyperlink w:history="1" r:id="rIdb300l4igh6k5coi3pvnji">
+            <w:hyperlink w:history="1" r:id="rIdez9qtmpgn8nkwqf7j2d3b">
               <w:r>
                 <w:rPr>
                   <w:rFonts w:ascii="Arial" w:cs="Arial" w:eastAsia="Arial" w:hAnsi="Arial"/>
@@ -7746,7 +7366,7 @@
               <w:spacing w:after="10" w:before="0"/>
               <w:ind w:left="120"/>
             </w:pPr>
-            <w:hyperlink w:history="1" r:id="rIdekcypoe3bbvlbqywkcymt">
+            <w:hyperlink w:history="1" r:id="rId3nscrrbwx0geqlbe2bxyq">
               <w:r>
                 <w:rPr>
                   <w:rFonts w:ascii="Arial" w:cs="Arial" w:eastAsia="Arial" w:hAnsi="Arial"/>
@@ -7788,7 +7408,7 @@
                 <w:sz w:val="18"/>
                 <w:szCs w:val="18"/>
               </w:rPr>
-              <w:t xml:space="preserve">Learners individually write one new evidence card for the Driving Question Board: on one side they write 'WHAT WE OBSERVED' (one measurement finding from their data table) and on the other side 'WHAT IT MEANS' (the proportionality conclusion). Cards are posted on the DQB under the column 'Lesson 2 Evidence.' Learners then open their cumulative circle model (begun in Lesson 1 — a hand-drawn circle diagram in their books) and add: (a) labelled parts — sector, segment, arc, central angle, chord; (b) the sector area formula A = (θ/360°) × πr² written inside the sector region; (c) an arrow labelled 'proportion of 360°' linking the central angle to the formula. Finally, learners write a one-sentence answer to the lesson's key inquiry question: 'How do we calculate the area of a part of a circle?'</w:t>
+              <w:t xml:space="preserve">Each group receives a blank A3 sheet and constructs a cumulative circle model: a large, accurately drawn circle (radius 10 cm, to match the activity cards) with at least four sectors of different angles drawn in and labelled with both the angle and the calculated sector area from their data table. Learners add a fraction strip alongside the circle — a horizontal bar divided into segments proportional to θ/360° — to make the fraction concept visible. Groups annotate the model with all key vocabulary from the lesson (radius, central angle, minor sector, arc, segment) and write the generalised area expression A = (θ/360°) × πr² in a prominent box on their sheet, with arrows connecting each symbol to the corresponding part of the diagram. Groups briefly compare their models with a neighbouring group and agree on one improvement before the models are displayed on the classroom wall for reference in Lessons 3 through 5.</w:t>
             </w:r>
           </w:p>
         </w:tc>
@@ -7820,83 +7440,7 @@
                 <w:sz w:val="18"/>
                 <w:szCs w:val="18"/>
               </w:rPr>
-              <w:t xml:space="preserve">1. Distribute evidence card slips (or direct learners to tear a page corner). Say: 'On one side write: WHAT WE OBSERVED — one specific piece of data from your table, with numbers. On the other: WHAT IT MEANS — one sentence about proportionality. You have 3 minutes.' [WAIT 3 minutes.] </w:t>
-            </w:r>
-          </w:p>
-          <w:p>
-            <w:pPr>
-              <w:spacing w:after="40" w:before="0"/>
-              <w:jc w:val="left"/>
-            </w:pPr>
-            <w:r>
-              <w:rPr>
-                <w:rFonts w:ascii="Arial" w:cs="Arial" w:eastAsia="Arial" w:hAnsi="Arial"/>
-                <w:b w:val="false"/>
-                <w:bCs w:val="false"/>
-                <w:i w:val="false"/>
-                <w:iCs w:val="false"/>
-                <w:color w:val="000000"/>
-                <w:sz w:val="18"/>
-                <w:szCs w:val="18"/>
-              </w:rPr>
-              <w:t xml:space="preserve">2. Invite 3 learners to read their 'WHAT IT MEANS' sentence aloud before posting. Cold-call — do not accept volunteers only. [WAIT 10 seconds per learner.] </w:t>
-            </w:r>
-          </w:p>
-          <w:p>
-            <w:pPr>
-              <w:spacing w:after="40" w:before="0"/>
-              <w:jc w:val="left"/>
-            </w:pPr>
-            <w:r>
-              <w:rPr>
-                <w:rFonts w:ascii="Arial" w:cs="Arial" w:eastAsia="Arial" w:hAnsi="Arial"/>
-                <w:b w:val="false"/>
-                <w:bCs w:val="false"/>
-                <w:i w:val="false"/>
-                <w:iCs w:val="false"/>
-                <w:color w:val="000000"/>
-                <w:sz w:val="18"/>
-                <w:szCs w:val="18"/>
-              </w:rPr>
-              <w:t xml:space="preserve">3. Direct learners to their cumulative model: 'Open to your circle model from Lesson 1. You are going to UPGRADE it with everything you learned today — labels, formula, and the proportion arrow. 4 minutes.' [WAIT 4 minutes. Circulate. Check that the formula is written inside the sector region.] </w:t>
-            </w:r>
-          </w:p>
-          <w:p>
-            <w:pPr>
-              <w:spacing w:after="40" w:before="0"/>
-              <w:jc w:val="left"/>
-            </w:pPr>
-            <w:r>
-              <w:rPr>
-                <w:rFonts w:ascii="Arial" w:cs="Arial" w:eastAsia="Arial" w:hAnsi="Arial"/>
-                <w:b w:val="false"/>
-                <w:bCs w:val="false"/>
-                <w:i w:val="false"/>
-                <w:iCs w:val="false"/>
-                <w:color w:val="000000"/>
-                <w:sz w:val="18"/>
-                <w:szCs w:val="18"/>
-              </w:rPr>
-              <w:t xml:space="preserve">4. Close with the key inquiry question, called out to the whole class: 'Everyone, in one sentence — how do we calculate the area of a part of a circle? Write it. Now.' [WAIT 30 seconds.] Cold-call 2 learners to read their sentence. </w:t>
-            </w:r>
-          </w:p>
-          <w:p>
-            <w:pPr>
-              <w:spacing w:after="40" w:before="0"/>
-              <w:jc w:val="left"/>
-            </w:pPr>
-            <w:r>
-              <w:rPr>
-                <w:rFonts w:ascii="Arial" w:cs="Arial" w:eastAsia="Arial" w:hAnsi="Arial"/>
-                <w:b w:val="false"/>
-                <w:bCs w:val="false"/>
-                <w:i w:val="false"/>
-                <w:iCs w:val="false"/>
-                <w:color w:val="000000"/>
-                <w:sz w:val="18"/>
-                <w:szCs w:val="18"/>
-              </w:rPr>
-              <w:t xml:space="preserve">5. Preview Lesson 3: 'In our next lesson, we will use this formula to solve more complex problems — including what happens when the angle is given in a different way. Keep your data tables safe.'</w:t>
+              <w:t xml:space="preserve">Distribute A3 sheets, compasses, rulers, and protractors. Say: 'You are making a reference model that you and your classmates will use for the next three lessons — accuracy and clarity matter.' Prompt groups who draw sectors without labels: 'Can I tell the angle and area of that sector just by looking at your model? If not, add the information now.' Prompt groups who omit the fraction strip: 'Show me where the fraction θ/360° lives in your diagram.' After the pair comparison, ask one group to share the improvement they agreed on and ask the class whether other groups made the same change. Close the lesson by pointing to the displayed models and saying: 'In Lesson 3 we will use the same fraction idea to derive the arc length formula — your model is your starting point.' Allow 15 minutes for construction before the comparison step.</w:t>
             </w:r>
           </w:p>
         </w:tc>
@@ -7928,7 +7472,7 @@
                 <w:sz w:val="18"/>
                 <w:szCs w:val="18"/>
               </w:rPr>
-              <w:t xml:space="preserve">CUMULATIVE MODEL REVISION ('Growing the Diagram'): Learners physically add to their ongoing circle diagram rather than starting a new page — making the accumulation of knowledge visible and tangible. The model functions as a personalised reference tool and a cognitive anchor. Each lesson's additions represent a measurable step forward in conceptual understanding. The DQB evidence card externalises individual sensemaking into a communal knowledge artefact — learners can see how the class's collective understanding is building toward answering the driving question.</w:t>
+              <w:t xml:space="preserve">Constructing a labelled diagram that integrates measured values, vocabulary, and the emerging formula consolidates the lesson into a single coherent visual artefact — transforming a set of data-table rows into a connected mathematical model that supports transfer in later lessons.</w:t>
             </w:r>
           </w:p>
         </w:tc>
@@ -7960,7 +7504,7 @@
                 <w:sz w:val="18"/>
                 <w:szCs w:val="18"/>
               </w:rPr>
-              <w:t xml:space="preserve">EXIT EVIDENCE: The one-sentence key inquiry answer functions as an exit ticket. Acceptable answer (target): 'We calculate the area of a sector by multiplying the fraction of the circle (θ/360°) by the full circle area (πr²).' Partial understanding: 'We use the formula A = (θ/360°) × πr²' (correct formula, no explanation of what it means). Insufficient: 'We measure the angle and radius' (describes the input, not the method). Teacher sorts sentences into three piles during break and uses them to plan targeted support at the start of Lesson 3.</w:t>
+              <w:t xml:space="preserve">Teacher checks that each model includes: a correctly labelled sector with both angle and area, the fraction strip, all five key vocabulary terms, and the area expression with symbol-to-diagram arrows. Groups missing more than two elements are flagged for brief follow-up at the start of Lesson 3.</w:t>
             </w:r>
           </w:p>
         </w:tc>
@@ -8053,121 +7597,7 @@
                 <w:sz w:val="18"/>
                 <w:szCs w:val="18"/>
               </w:rPr>
-              <w:t xml:space="preserve">After the lesson, reflect on the following questions:</w:t>
-            </w:r>
-          </w:p>
-          <w:p>
-            <w:pPr>
-              <w:spacing w:after="40" w:before="0"/>
-              <w:jc w:val="left"/>
-            </w:pPr>
-            <w:r>
-              <w:rPr>
-                <w:rFonts w:ascii="Arial" w:cs="Arial" w:eastAsia="Arial" w:hAnsi="Arial"/>
-                <w:b w:val="false"/>
-                <w:bCs w:val="false"/>
-                <w:i w:val="false"/>
-                <w:iCs w:val="false"/>
-                <w:color w:val="000000"/>
-                <w:sz w:val="18"/>
-                <w:szCs w:val="18"/>
-              </w:rPr>
-              <w:t xml:space="preserve">1. DATA QUALITY: Did learners measure the sector card radii and angles accurately enough (within ±0.5 cm and ±3°) to produce a clean proportional pattern in their tables? If not, what measurement technique needs more explicit modelling in future lessons — ruler placement? Protractor alignment?</w:t>
-            </w:r>
-          </w:p>
-          <w:p>
-            <w:pPr>
-              <w:spacing w:after="40" w:before="0"/>
-              <w:jc w:val="left"/>
-            </w:pPr>
-            <w:r>
-              <w:rPr>
-                <w:rFonts w:ascii="Arial" w:cs="Arial" w:eastAsia="Arial" w:hAnsi="Arial"/>
-                <w:b w:val="false"/>
-                <w:bCs w:val="false"/>
-                <w:i w:val="false"/>
-                <w:iCs w:val="false"/>
-                <w:color w:val="000000"/>
-                <w:sz w:val="18"/>
-                <w:szCs w:val="18"/>
-              </w:rPr>
-              <w:t xml:space="preserve">2. PROPORTIONALITY UNDERSTANDING: When cold-called to explain whether a slice with twice the angle is twice the area, did learners use quantitative reasoning (citing specific numbers from their table) or qualitative reasoning ('it looks bigger')? The former is the target.</w:t>
-            </w:r>
-          </w:p>
-          <w:p>
-            <w:pPr>
-              <w:spacing w:after="40" w:before="0"/>
-              <w:jc w:val="left"/>
-            </w:pPr>
-            <w:r>
-              <w:rPr>
-                <w:rFonts w:ascii="Arial" w:cs="Arial" w:eastAsia="Arial" w:hAnsi="Arial"/>
-                <w:b w:val="false"/>
-                <w:bCs w:val="false"/>
-                <w:i w:val="false"/>
-                <w:iCs w:val="false"/>
-                <w:color w:val="000000"/>
-                <w:sz w:val="18"/>
-                <w:szCs w:val="18"/>
-              </w:rPr>
-              <w:t xml:space="preserve">3. FORMULA OWNERSHIP: Did learners experience the formula A = (θ/360°) × πr² as something their data BUILT, or as something the teacher gave them? If the latter, the gallery walk and formula construction steps may need more time in a future iteration.</w:t>
-            </w:r>
-          </w:p>
-          <w:p>
-            <w:pPr>
-              <w:spacing w:after="40" w:before="0"/>
-              <w:jc w:val="left"/>
-            </w:pPr>
-            <w:r>
-              <w:rPr>
-                <w:rFonts w:ascii="Arial" w:cs="Arial" w:eastAsia="Arial" w:hAnsi="Arial"/>
-                <w:b w:val="false"/>
-                <w:bCs w:val="false"/>
-                <w:i w:val="false"/>
-                <w:iCs w:val="false"/>
-                <w:color w:val="000000"/>
-                <w:sz w:val="18"/>
-                <w:szCs w:val="18"/>
-              </w:rPr>
-              <w:t xml:space="preserve">4. WORKED EXAMPLE ERRORS: What were the two most common errors in Worked Example 1 (chapati, r=14, θ=90°)? Log these for targeted correction at the start of Lesson 3.</w:t>
-            </w:r>
-          </w:p>
-          <w:p>
-            <w:pPr>
-              <w:spacing w:after="40" w:before="0"/>
-              <w:jc w:val="left"/>
-            </w:pPr>
-            <w:r>
-              <w:rPr>
-                <w:rFonts w:ascii="Arial" w:cs="Arial" w:eastAsia="Arial" w:hAnsi="Arial"/>
-                <w:b w:val="false"/>
-                <w:bCs w:val="false"/>
-                <w:i w:val="false"/>
-                <w:iCs w:val="false"/>
-                <w:color w:val="000000"/>
-                <w:sz w:val="18"/>
-                <w:szCs w:val="18"/>
-              </w:rPr>
-              <w:t xml:space="preserve">5. KENYA CONTEXT ENGAGEMENT: Did the Nakuru shamba sprinkler context generate genuine engagement and discussion, or did it feel forced? Could a more locally relevant context (e.g., a Maasai manyatta circular layout, or a round mutura cut at a market in Gikomba) produce deeper curiosity?</w:t>
-            </w:r>
-          </w:p>
-          <w:p>
-            <w:pPr>
-              <w:spacing w:after="40" w:before="0"/>
-              <w:jc w:val="left"/>
-            </w:pPr>
-            <w:r>
-              <w:rPr>
-                <w:rFonts w:ascii="Arial" w:cs="Arial" w:eastAsia="Arial" w:hAnsi="Arial"/>
-                <w:b w:val="false"/>
-                <w:bCs w:val="false"/>
-                <w:i w:val="false"/>
-                <w:iCs w:val="false"/>
-                <w:color w:val="000000"/>
-                <w:sz w:val="18"/>
-                <w:szCs w:val="18"/>
-              </w:rPr>
-              <w:t xml:space="preserve">6. DQB QUALITY: Review the evidence cards posted on the Driving Question Board. Are learners connecting their measurements back to the phenomenon (the unequal chapati slices), or are they writing abstract mathematics? The DQB should feel like a story of growing understanding, not a vocabulary list.</w:t>
+              <w:t xml:space="preserve">After the lesson, review the data tables collected during the Observe Phase: if more than a third of groups show angle measurement errors exceeding 10°, dedicate the opening 5 minutes of Lesson 3 to a protractor-use refresher. Review the DQB evidence cards to gauge whether learners are making quantitative proportional claims or only qualitative ones, and use this to calibrate the level of algebraic formalism introduced when deriving the arc length formula in Lesson 3. Note which groups produced incomplete or inaccurate circle models, as these groups may struggle with the fraction-of-a-circle reasoning that underpins both Lesson 3 and Lesson 4, and may benefit from a targeted prompt card during those lessons.</w:t>
             </w:r>
           </w:p>
         </w:tc>
@@ -8294,7 +7724,7 @@
                 <w:sz w:val="18"/>
                 <w:szCs w:val="18"/>
               </w:rPr>
-              <w:t xml:space="preserve">Students measured the radius and central angle of pre-cut sector card shapes (representing pizza/chapati slices of the same radius but different central angles: 45°, 90°, 135°, 180°). They recorded measurements in a structured data table and plotted a graph of central angle vs. sector area, observing a straight line through the origin.</w:t>
+              <w:t xml:space="preserve">Learners measured the radius and central angle of four pre-cut sector cards (all from a circle of radius 10 cm, with angles 45°, 90°, 135° and 180°), calculated the fraction each angle is of 360°, multiplied by the full circle area, and plotted angle against sector area — observing that the data points formed a straight line through the origin.</w:t>
             </w:r>
           </w:p>
         </w:tc>
@@ -8360,7 +7790,7 @@
                 <w:sz w:val="18"/>
                 <w:szCs w:val="18"/>
               </w:rPr>
-              <w:t xml:space="preserve">Students reviewed and labelled all parts of a circle (sector, segment, arc, chord, radius, diameter, central angle). They discovered through their own data that sector area is directly proportional to central angle — a slice with twice the angle has exactly twice the area — and connected this proportionality to the formula A = (θ/360°) × πr².</w:t>
+              <w:t xml:space="preserve">Learners reviewed and consolidated vocabulary for circle parts: radius, diameter, chord, arc, sector, segment, and central angle. They established that a sector is a fraction (θ/360°) of a full circle and that its area equals that fraction multiplied by πr², producing the expression A = (θ/360°) × πr². They also distinguished between minor and major sectors.</w:t>
             </w:r>
           </w:p>
         </w:tc>
@@ -8426,7 +7856,7 @@
                 <w:sz w:val="18"/>
                 <w:szCs w:val="18"/>
               </w:rPr>
-              <w:t xml:space="preserve">Students explained that the area of a sector is calculated using A = (θ/360°) × πr², where θ is the central angle in degrees and r is the radius. They applied this formula to Kenyan contexts (a chapati slice of radius 14 cm at 90°, and a Nakuru shamba irrigated by a sprinkler sweeping 120° at 7 m reach), and updated their cumulative circle model with labelled parts and the formula.</w:t>
+              <w:t xml:space="preserve">The measured data confirms that the area of a pizza slice (sector) grows in exact proportion to its central angle when the radius is fixed — directly addressing the driving question. This proportional relationship, expressed as A = (θ/360°) × πr², is the conceptual engine that will be formally derived and extended to arc length in Lesson 3 and applied to real Kenyan contexts in Lessons 4 and 5.</w:t>
             </w:r>
           </w:p>
         </w:tc>
@@ -9423,7 +8853,7 @@
             <w:pPr>
               <w:spacing w:after="20" w:before="0"/>
             </w:pPr>
-            <w:hyperlink w:history="1" r:id="rId7zoa3amy-dsifougqa6v1">
+            <w:hyperlink w:history="1" r:id="rIdrf-dpsnbygrq31fy6aewl">
               <w:r>
                 <w:rPr>
                   <w:rFonts w:ascii="Arial" w:cs="Arial" w:eastAsia="Arial" w:hAnsi="Arial"/>
@@ -9456,7 +8886,7 @@
               <w:spacing w:after="10" w:before="0"/>
               <w:ind w:left="120"/>
             </w:pPr>
-            <w:hyperlink w:history="1" r:id="rIdkiibabodd0sdby0bxwmhv">
+            <w:hyperlink w:history="1" r:id="rIdq_0klswvivrrhcf9bb64e">
               <w:r>
                 <w:rPr>
                   <w:rFonts w:ascii="Arial" w:cs="Arial" w:eastAsia="Arial" w:hAnsi="Arial"/>
@@ -9501,7 +8931,7 @@
             <w:pPr>
               <w:spacing w:after="20" w:before="0"/>
             </w:pPr>
-            <w:hyperlink w:history="1" r:id="rIdn46j8hwhxbrxthv_z1b1w">
+            <w:hyperlink w:history="1" r:id="rId2lsug-y5ugnlptqglffqy">
               <w:r>
                 <w:rPr>
                   <w:rFonts w:ascii="Arial" w:cs="Arial" w:eastAsia="Arial" w:hAnsi="Arial"/>
@@ -9534,7 +8964,7 @@
               <w:spacing w:after="10" w:before="0"/>
               <w:ind w:left="120"/>
             </w:pPr>
-            <w:hyperlink w:history="1" r:id="rId8av9drlkhnmzxrwys7zxj">
+            <w:hyperlink w:history="1" r:id="rIdkjyg1ycvb9zwriumvuc7c">
               <w:r>
                 <w:rPr>
                   <w:rFonts w:ascii="Arial" w:cs="Arial" w:eastAsia="Arial" w:hAnsi="Arial"/>
@@ -9729,7 +9159,7 @@
             <w:pPr>
               <w:spacing w:after="20" w:before="0"/>
             </w:pPr>
-            <w:hyperlink w:history="1" r:id="rIdzxnaf07tqh7y9icsz40ao">
+            <w:hyperlink w:history="1" r:id="rIdeazvn-uxokq4oydqhdziq">
               <w:r>
                 <w:rPr>
                   <w:rFonts w:ascii="Arial" w:cs="Arial" w:eastAsia="Arial" w:hAnsi="Arial"/>
@@ -9762,7 +9192,7 @@
               <w:spacing w:after="10" w:before="0"/>
               <w:ind w:left="120"/>
             </w:pPr>
-            <w:hyperlink w:history="1" r:id="rIdn7rxmqovdtlhjpzjqw6br">
+            <w:hyperlink w:history="1" r:id="rIdxn-hbt6-tcuxs736z4dku">
               <w:r>
                 <w:rPr>
                   <w:rFonts w:ascii="Arial" w:cs="Arial" w:eastAsia="Arial" w:hAnsi="Arial"/>
@@ -9807,7 +9237,7 @@
             <w:pPr>
               <w:spacing w:after="20" w:before="0"/>
             </w:pPr>
-            <w:hyperlink w:history="1" r:id="rIdqk0ntnboqqrmauo09n_vc">
+            <w:hyperlink w:history="1" r:id="rIdiwl56fwbdvv4w6b2hh_oh">
               <w:r>
                 <w:rPr>
                   <w:rFonts w:ascii="Arial" w:cs="Arial" w:eastAsia="Arial" w:hAnsi="Arial"/>
@@ -9840,7 +9270,7 @@
               <w:spacing w:after="10" w:before="0"/>
               <w:ind w:left="120"/>
             </w:pPr>
-            <w:hyperlink w:history="1" r:id="rIdctssyw0qpvhh6g28ae6w1">
+            <w:hyperlink w:history="1" r:id="rIdik4o-_wyyfwd2v1y-wnqb">
               <w:r>
                 <w:rPr>
                   <w:rFonts w:ascii="Arial" w:cs="Arial" w:eastAsia="Arial" w:hAnsi="Arial"/>
@@ -10035,7 +9465,7 @@
             <w:pPr>
               <w:spacing w:after="20" w:before="0"/>
             </w:pPr>
-            <w:hyperlink w:history="1" r:id="rIddnthl5yo2keab_zajrdun">
+            <w:hyperlink w:history="1" r:id="rId4vhx_nan_wgbgppenyusg">
               <w:r>
                 <w:rPr>
                   <w:rFonts w:ascii="Arial" w:cs="Arial" w:eastAsia="Arial" w:hAnsi="Arial"/>
@@ -10068,7 +9498,7 @@
               <w:spacing w:after="10" w:before="0"/>
               <w:ind w:left="120"/>
             </w:pPr>
-            <w:hyperlink w:history="1" r:id="rIdozvk9d3yac57l7amyg2yu">
+            <w:hyperlink w:history="1" r:id="rIdxbujrbebio1b_tialzzet">
               <w:r>
                 <w:rPr>
                   <w:rFonts w:ascii="Arial" w:cs="Arial" w:eastAsia="Arial" w:hAnsi="Arial"/>
@@ -10113,7 +9543,7 @@
             <w:pPr>
               <w:spacing w:after="20" w:before="0"/>
             </w:pPr>
-            <w:hyperlink w:history="1" r:id="rIdey4gnlokxslix_tz7gehs">
+            <w:hyperlink w:history="1" r:id="rIdnka_xq-8rx816hvvqever">
               <w:r>
                 <w:rPr>
                   <w:rFonts w:ascii="Arial" w:cs="Arial" w:eastAsia="Arial" w:hAnsi="Arial"/>
@@ -10146,7 +9576,7 @@
               <w:spacing w:after="10" w:before="0"/>
               <w:ind w:left="120"/>
             </w:pPr>
-            <w:hyperlink w:history="1" r:id="rId9_oskpgy0jznsdgpmd1g-">
+            <w:hyperlink w:history="1" r:id="rIdycsiwwfmfsbp1u44h8k0i">
               <w:r>
                 <w:rPr>
                   <w:rFonts w:ascii="Arial" w:cs="Arial" w:eastAsia="Arial" w:hAnsi="Arial"/>
@@ -10341,7 +9771,7 @@
             <w:pPr>
               <w:spacing w:after="20" w:before="0"/>
             </w:pPr>
-            <w:hyperlink w:history="1" r:id="rIdz--988d48dmesgtzmlyai">
+            <w:hyperlink w:history="1" r:id="rIdckzkolnma2-tr-k-a__43">
               <w:r>
                 <w:rPr>
                   <w:rFonts w:ascii="Arial" w:cs="Arial" w:eastAsia="Arial" w:hAnsi="Arial"/>
@@ -10374,7 +9804,7 @@
               <w:spacing w:after="10" w:before="0"/>
               <w:ind w:left="120"/>
             </w:pPr>
-            <w:hyperlink w:history="1" r:id="rIdizz5ibo2980bzqxt1r8di">
+            <w:hyperlink w:history="1" r:id="rIdgzaekcpobdw5axh8zdsw-">
               <w:r>
                 <w:rPr>
                   <w:rFonts w:ascii="Arial" w:cs="Arial" w:eastAsia="Arial" w:hAnsi="Arial"/>
@@ -10419,7 +9849,7 @@
             <w:pPr>
               <w:spacing w:after="20" w:before="0"/>
             </w:pPr>
-            <w:hyperlink w:history="1" r:id="rIdbe4b4cmrglt3r-b2zy1as">
+            <w:hyperlink w:history="1" r:id="rIdfkriizsiey63x2643ehi2">
               <w:r>
                 <w:rPr>
                   <w:rFonts w:ascii="Arial" w:cs="Arial" w:eastAsia="Arial" w:hAnsi="Arial"/>
@@ -10452,7 +9882,7 @@
               <w:spacing w:after="10" w:before="0"/>
               <w:ind w:left="120"/>
             </w:pPr>
-            <w:hyperlink w:history="1" r:id="rId14upitj6jimysrzqketlh">
+            <w:hyperlink w:history="1" r:id="rIdo_aw-szljnzw1z4p2j-nz">
               <w:r>
                 <w:rPr>
                   <w:rFonts w:ascii="Arial" w:cs="Arial" w:eastAsia="Arial" w:hAnsi="Arial"/>
@@ -10647,7 +10077,7 @@
             <w:pPr>
               <w:spacing w:after="20" w:before="0"/>
             </w:pPr>
-            <w:hyperlink w:history="1" r:id="rIdmxcgjtimekhgkuwnd3tt2">
+            <w:hyperlink w:history="1" r:id="rIdvjnqktmt4ej7ezy5rr3_v">
               <w:r>
                 <w:rPr>
                   <w:rFonts w:ascii="Arial" w:cs="Arial" w:eastAsia="Arial" w:hAnsi="Arial"/>
@@ -10680,7 +10110,7 @@
               <w:spacing w:after="10" w:before="0"/>
               <w:ind w:left="120"/>
             </w:pPr>
-            <w:hyperlink w:history="1" r:id="rIdyoyvvvb13dgl5z9_z93lw">
+            <w:hyperlink w:history="1" r:id="rIdiqk7auxm5a32htwsugbqj">
               <w:r>
                 <w:rPr>
                   <w:rFonts w:ascii="Arial" w:cs="Arial" w:eastAsia="Arial" w:hAnsi="Arial"/>
@@ -10725,7 +10155,7 @@
             <w:pPr>
               <w:spacing w:after="20" w:before="0"/>
             </w:pPr>
-            <w:hyperlink w:history="1" r:id="rIdhkq1ybq5ey8bxl0lgrk3k">
+            <w:hyperlink w:history="1" r:id="rIdkgz9lrgvg_boju5h4zwjb">
               <w:r>
                 <w:rPr>
                   <w:rFonts w:ascii="Arial" w:cs="Arial" w:eastAsia="Arial" w:hAnsi="Arial"/>
@@ -10758,7 +10188,7 @@
               <w:spacing w:after="10" w:before="0"/>
               <w:ind w:left="120"/>
             </w:pPr>
-            <w:hyperlink w:history="1" r:id="rIduouwegyushyfplmmndc1r">
+            <w:hyperlink w:history="1" r:id="rIdvpv-h0mc-eavbjhin27vh">
               <w:r>
                 <w:rPr>
                   <w:rFonts w:ascii="Arial" w:cs="Arial" w:eastAsia="Arial" w:hAnsi="Arial"/>
@@ -12245,7 +11675,7 @@
             <w:pPr>
               <w:spacing w:after="20" w:before="0"/>
             </w:pPr>
-            <w:hyperlink w:history="1" r:id="rIdctv-ecmtouw3egwuxn_gd">
+            <w:hyperlink w:history="1" r:id="rId_v04cgo0zd1uy8se41vdn">
               <w:r>
                 <w:rPr>
                   <w:rFonts w:ascii="Arial" w:cs="Arial" w:eastAsia="Arial" w:hAnsi="Arial"/>
@@ -12278,7 +11708,7 @@
               <w:spacing w:after="10" w:before="0"/>
               <w:ind w:left="120"/>
             </w:pPr>
-            <w:hyperlink w:history="1" r:id="rIdproaj2hdygfczrefxzyvz">
+            <w:hyperlink w:history="1" r:id="rIdt7jishp1qpxozip2rpfp4">
               <w:r>
                 <w:rPr>
                   <w:rFonts w:ascii="Arial" w:cs="Arial" w:eastAsia="Arial" w:hAnsi="Arial"/>
@@ -12323,7 +11753,7 @@
             <w:pPr>
               <w:spacing w:after="20" w:before="0"/>
             </w:pPr>
-            <w:hyperlink w:history="1" r:id="rIdm0qgjbyfspa2n6yiytzhp">
+            <w:hyperlink w:history="1" r:id="rId8bsvp0nokmuvdnprkphvk">
               <w:r>
                 <w:rPr>
                   <w:rFonts w:ascii="Arial" w:cs="Arial" w:eastAsia="Arial" w:hAnsi="Arial"/>
@@ -12356,7 +11786,7 @@
               <w:spacing w:after="10" w:before="0"/>
               <w:ind w:left="120"/>
             </w:pPr>
-            <w:hyperlink w:history="1" r:id="rId7c5s19_3kvzdyzxehalqj">
+            <w:hyperlink w:history="1" r:id="rIdbybhhqrwnxqatwhiyzjuv">
               <w:r>
                 <w:rPr>
                   <w:rFonts w:ascii="Arial" w:cs="Arial" w:eastAsia="Arial" w:hAnsi="Arial"/>
@@ -12551,7 +11981,7 @@
             <w:pPr>
               <w:spacing w:after="20" w:before="0"/>
             </w:pPr>
-            <w:hyperlink w:history="1" r:id="rIdrwdyw7-vgwvldljdr93ye">
+            <w:hyperlink w:history="1" r:id="rIdinqxj-wxz-xi5iyflqnnb">
               <w:r>
                 <w:rPr>
                   <w:rFonts w:ascii="Arial" w:cs="Arial" w:eastAsia="Arial" w:hAnsi="Arial"/>
@@ -12584,7 +12014,7 @@
               <w:spacing w:after="10" w:before="0"/>
               <w:ind w:left="120"/>
             </w:pPr>
-            <w:hyperlink w:history="1" r:id="rId6xmy12d5pr-crjfpbpcnt">
+            <w:hyperlink w:history="1" r:id="rIdmz2cb_r_vzlwbxxuyql8l">
               <w:r>
                 <w:rPr>
                   <w:rFonts w:ascii="Arial" w:cs="Arial" w:eastAsia="Arial" w:hAnsi="Arial"/>
@@ -12629,7 +12059,7 @@
             <w:pPr>
               <w:spacing w:after="20" w:before="0"/>
             </w:pPr>
-            <w:hyperlink w:history="1" r:id="rIdm8hc62j487a-kwlym1hal">
+            <w:hyperlink w:history="1" r:id="rId8wknzy7_r8w39r0qg-ovh">
               <w:r>
                 <w:rPr>
                   <w:rFonts w:ascii="Arial" w:cs="Arial" w:eastAsia="Arial" w:hAnsi="Arial"/>
@@ -12662,7 +12092,7 @@
               <w:spacing w:after="10" w:before="0"/>
               <w:ind w:left="120"/>
             </w:pPr>
-            <w:hyperlink w:history="1" r:id="rIdrogj21zyedncknlshdo5k">
+            <w:hyperlink w:history="1" r:id="rIda_zde-9gskj16wk4cubpj">
               <w:r>
                 <w:rPr>
                   <w:rFonts w:ascii="Arial" w:cs="Arial" w:eastAsia="Arial" w:hAnsi="Arial"/>
@@ -12857,7 +12287,7 @@
             <w:pPr>
               <w:spacing w:after="20" w:before="0"/>
             </w:pPr>
-            <w:hyperlink w:history="1" r:id="rId9eguyz0mhu1hklutjnn6e">
+            <w:hyperlink w:history="1" r:id="rIdagdgraeaxrp04xyx44nhq">
               <w:r>
                 <w:rPr>
                   <w:rFonts w:ascii="Arial" w:cs="Arial" w:eastAsia="Arial" w:hAnsi="Arial"/>
@@ -12890,7 +12320,7 @@
               <w:spacing w:after="10" w:before="0"/>
               <w:ind w:left="120"/>
             </w:pPr>
-            <w:hyperlink w:history="1" r:id="rIdqpthv7nzqu3-n1ll8tqqk">
+            <w:hyperlink w:history="1" r:id="rIdtsbwmsuwbza3naqq-_adb">
               <w:r>
                 <w:rPr>
                   <w:rFonts w:ascii="Arial" w:cs="Arial" w:eastAsia="Arial" w:hAnsi="Arial"/>
@@ -12935,7 +12365,7 @@
             <w:pPr>
               <w:spacing w:after="20" w:before="0"/>
             </w:pPr>
-            <w:hyperlink w:history="1" r:id="rIdi_lgy7qcn6nh0ueae-yjj">
+            <w:hyperlink w:history="1" r:id="rIdujswzmyunwuhnazhc-vtw">
               <w:r>
                 <w:rPr>
                   <w:rFonts w:ascii="Arial" w:cs="Arial" w:eastAsia="Arial" w:hAnsi="Arial"/>
@@ -12968,7 +12398,7 @@
               <w:spacing w:after="10" w:before="0"/>
               <w:ind w:left="120"/>
             </w:pPr>
-            <w:hyperlink w:history="1" r:id="rIddw1tk7zg4ao0g7gfejhz5">
+            <w:hyperlink w:history="1" r:id="rIdhuyy5_nwxtwu5sj9wtuvp">
               <w:r>
                 <w:rPr>
                   <w:rFonts w:ascii="Arial" w:cs="Arial" w:eastAsia="Arial" w:hAnsi="Arial"/>
@@ -13163,7 +12593,7 @@
             <w:pPr>
               <w:spacing w:after="20" w:before="0"/>
             </w:pPr>
-            <w:hyperlink w:history="1" r:id="rIdqs40pttg7yb5hz3f1pfto">
+            <w:hyperlink w:history="1" r:id="rId1oxwosxen5mxzqlhs-bee">
               <w:r>
                 <w:rPr>
                   <w:rFonts w:ascii="Arial" w:cs="Arial" w:eastAsia="Arial" w:hAnsi="Arial"/>
@@ -13196,7 +12626,7 @@
               <w:spacing w:after="10" w:before="0"/>
               <w:ind w:left="120"/>
             </w:pPr>
-            <w:hyperlink w:history="1" r:id="rIdwg-enybosktw-ifm2ruml">
+            <w:hyperlink w:history="1" r:id="rIdemy78havaejaaza6ut_cv">
               <w:r>
                 <w:rPr>
                   <w:rFonts w:ascii="Arial" w:cs="Arial" w:eastAsia="Arial" w:hAnsi="Arial"/>
@@ -13241,7 +12671,7 @@
             <w:pPr>
               <w:spacing w:after="20" w:before="0"/>
             </w:pPr>
-            <w:hyperlink w:history="1" r:id="rIdzrn7wsx6dljkhscuavu_6">
+            <w:hyperlink w:history="1" r:id="rIdb2erzkvu2aecytmi0ywlg">
               <w:r>
                 <w:rPr>
                   <w:rFonts w:ascii="Arial" w:cs="Arial" w:eastAsia="Arial" w:hAnsi="Arial"/>
@@ -13274,7 +12704,7 @@
               <w:spacing w:after="10" w:before="0"/>
               <w:ind w:left="120"/>
             </w:pPr>
-            <w:hyperlink w:history="1" r:id="rIdltcjcj0unhhrlt0yupnfv">
+            <w:hyperlink w:history="1" r:id="rIdbb7j9zesz39os3nzlxdjv">
               <w:r>
                 <w:rPr>
                   <w:rFonts w:ascii="Arial" w:cs="Arial" w:eastAsia="Arial" w:hAnsi="Arial"/>
@@ -13469,7 +12899,7 @@
             <w:pPr>
               <w:spacing w:after="20" w:before="0"/>
             </w:pPr>
-            <w:hyperlink w:history="1" r:id="rIdwyoi_dknzdtpb8xun02mk">
+            <w:hyperlink w:history="1" r:id="rIdtiuyqvi3u145vo1_pkdqv">
               <w:r>
                 <w:rPr>
                   <w:rFonts w:ascii="Arial" w:cs="Arial" w:eastAsia="Arial" w:hAnsi="Arial"/>
@@ -13502,7 +12932,7 @@
               <w:spacing w:after="10" w:before="0"/>
               <w:ind w:left="120"/>
             </w:pPr>
-            <w:hyperlink w:history="1" r:id="rId9rz0bivitwo1_n5ifaj0x">
+            <w:hyperlink w:history="1" r:id="rIdtlm0fnih362ojimxcgkp-">
               <w:r>
                 <w:rPr>
                   <w:rFonts w:ascii="Arial" w:cs="Arial" w:eastAsia="Arial" w:hAnsi="Arial"/>
@@ -13547,7 +12977,7 @@
             <w:pPr>
               <w:spacing w:after="20" w:before="0"/>
             </w:pPr>
-            <w:hyperlink w:history="1" r:id="rIdln7sjjebka9tjhulf41eb">
+            <w:hyperlink w:history="1" r:id="rIdh9svhbbhujv2o9yxzphqv">
               <w:r>
                 <w:rPr>
                   <w:rFonts w:ascii="Arial" w:cs="Arial" w:eastAsia="Arial" w:hAnsi="Arial"/>
@@ -13580,7 +13010,7 @@
               <w:spacing w:after="10" w:before="0"/>
               <w:ind w:left="120"/>
             </w:pPr>
-            <w:hyperlink w:history="1" r:id="rIdy67ltvpiv31c3wii60qyf">
+            <w:hyperlink w:history="1" r:id="rIdi4-t9zq7asowuutviffsn">
               <w:r>
                 <w:rPr>
                   <w:rFonts w:ascii="Arial" w:cs="Arial" w:eastAsia="Arial" w:hAnsi="Arial"/>
@@ -15162,7 +14592,7 @@
             <w:pPr>
               <w:spacing w:after="20" w:before="0"/>
             </w:pPr>
-            <w:hyperlink w:history="1" r:id="rIdoyldszu1dpiji219txf1n">
+            <w:hyperlink w:history="1" r:id="rIdctbyzyl0kyeohjpqbsgt1">
               <w:r>
                 <w:rPr>
                   <w:rFonts w:ascii="Arial" w:cs="Arial" w:eastAsia="Arial" w:hAnsi="Arial"/>
@@ -15195,7 +14625,7 @@
               <w:spacing w:after="10" w:before="0"/>
               <w:ind w:left="120"/>
             </w:pPr>
-            <w:hyperlink w:history="1" r:id="rIde8x8d3muzzbpkyfey2vq3">
+            <w:hyperlink w:history="1" r:id="rIdh0j2a9xfjfjm-quft71i6">
               <w:r>
                 <w:rPr>
                   <w:rFonts w:ascii="Arial" w:cs="Arial" w:eastAsia="Arial" w:hAnsi="Arial"/>
@@ -15240,7 +14670,7 @@
             <w:pPr>
               <w:spacing w:after="20" w:before="0"/>
             </w:pPr>
-            <w:hyperlink w:history="1" r:id="rId8hdxpjf5jfmbpebrvdp32">
+            <w:hyperlink w:history="1" r:id="rIddbaoymhgx7rnq6zytekfo">
               <w:r>
                 <w:rPr>
                   <w:rFonts w:ascii="Arial" w:cs="Arial" w:eastAsia="Arial" w:hAnsi="Arial"/>
@@ -15273,7 +14703,7 @@
               <w:spacing w:after="10" w:before="0"/>
               <w:ind w:left="120"/>
             </w:pPr>
-            <w:hyperlink w:history="1" r:id="rIdpcfpfjkipjdzzsxruichr">
+            <w:hyperlink w:history="1" r:id="rIdijj4zeivvvax79njvtj-j">
               <w:r>
                 <w:rPr>
                   <w:rFonts w:ascii="Arial" w:cs="Arial" w:eastAsia="Arial" w:hAnsi="Arial"/>
@@ -15468,7 +14898,7 @@
             <w:pPr>
               <w:spacing w:after="20" w:before="0"/>
             </w:pPr>
-            <w:hyperlink w:history="1" r:id="rIdgvjvncpo4etqtp9ci4ete">
+            <w:hyperlink w:history="1" r:id="rIdnf8gnzl7m5yfm_03c5bhj">
               <w:r>
                 <w:rPr>
                   <w:rFonts w:ascii="Arial" w:cs="Arial" w:eastAsia="Arial" w:hAnsi="Arial"/>
@@ -15501,7 +14931,7 @@
               <w:spacing w:after="10" w:before="0"/>
               <w:ind w:left="120"/>
             </w:pPr>
-            <w:hyperlink w:history="1" r:id="rIdk4toa1pgbasbirwdhv1mp">
+            <w:hyperlink w:history="1" r:id="rIdmeido4nczrej2r-ebipzv">
               <w:r>
                 <w:rPr>
                   <w:rFonts w:ascii="Arial" w:cs="Arial" w:eastAsia="Arial" w:hAnsi="Arial"/>
@@ -15546,7 +14976,7 @@
             <w:pPr>
               <w:spacing w:after="20" w:before="0"/>
             </w:pPr>
-            <w:hyperlink w:history="1" r:id="rIdgrotriiovtf6966oqrdjz">
+            <w:hyperlink w:history="1" r:id="rIdc2q4m5azc5mkpnq0uqigl">
               <w:r>
                 <w:rPr>
                   <w:rFonts w:ascii="Arial" w:cs="Arial" w:eastAsia="Arial" w:hAnsi="Arial"/>
@@ -15579,7 +15009,7 @@
               <w:spacing w:after="10" w:before="0"/>
               <w:ind w:left="120"/>
             </w:pPr>
-            <w:hyperlink w:history="1" r:id="rIdybgimux4vkkhr959eadut">
+            <w:hyperlink w:history="1" r:id="rId0tj4xjrg_qdh0wicurs9i">
               <w:r>
                 <w:rPr>
                   <w:rFonts w:ascii="Arial" w:cs="Arial" w:eastAsia="Arial" w:hAnsi="Arial"/>
@@ -15774,7 +15204,7 @@
             <w:pPr>
               <w:spacing w:after="20" w:before="0"/>
             </w:pPr>
-            <w:hyperlink w:history="1" r:id="rId7jyzltwrgim_u3jjg-ax8">
+            <w:hyperlink w:history="1" r:id="rIdttx2k_oscqhn2hoxve3qm">
               <w:r>
                 <w:rPr>
                   <w:rFonts w:ascii="Arial" w:cs="Arial" w:eastAsia="Arial" w:hAnsi="Arial"/>
@@ -15807,7 +15237,7 @@
               <w:spacing w:after="10" w:before="0"/>
               <w:ind w:left="120"/>
             </w:pPr>
-            <w:hyperlink w:history="1" r:id="rIdhlcmxn40wuz5kawivgrnu">
+            <w:hyperlink w:history="1" r:id="rIdgyczdnhnbi7vdkjg8ezlm">
               <w:r>
                 <w:rPr>
                   <w:rFonts w:ascii="Arial" w:cs="Arial" w:eastAsia="Arial" w:hAnsi="Arial"/>
@@ -15852,7 +15282,7 @@
             <w:pPr>
               <w:spacing w:after="20" w:before="0"/>
             </w:pPr>
-            <w:hyperlink w:history="1" r:id="rIdu2dqsqnzbv0hwdiysttpb">
+            <w:hyperlink w:history="1" r:id="rIdayv_065dpetqqlvec2fl-">
               <w:r>
                 <w:rPr>
                   <w:rFonts w:ascii="Arial" w:cs="Arial" w:eastAsia="Arial" w:hAnsi="Arial"/>
@@ -15885,7 +15315,7 @@
               <w:spacing w:after="10" w:before="0"/>
               <w:ind w:left="120"/>
             </w:pPr>
-            <w:hyperlink w:history="1" r:id="rIdu0xt_kgihuyy3dct_pqnb">
+            <w:hyperlink w:history="1" r:id="rId29_0vpc5rqksladnm1-s7">
               <w:r>
                 <w:rPr>
                   <w:rFonts w:ascii="Arial" w:cs="Arial" w:eastAsia="Arial" w:hAnsi="Arial"/>
@@ -16080,7 +15510,7 @@
             <w:pPr>
               <w:spacing w:after="20" w:before="0"/>
             </w:pPr>
-            <w:hyperlink w:history="1" r:id="rIdzrkwwacrccj72n6ewzv68">
+            <w:hyperlink w:history="1" r:id="rIdwn8kog_5371kjhwn4jzep">
               <w:r>
                 <w:rPr>
                   <w:rFonts w:ascii="Arial" w:cs="Arial" w:eastAsia="Arial" w:hAnsi="Arial"/>
@@ -16113,7 +15543,7 @@
               <w:spacing w:after="10" w:before="0"/>
               <w:ind w:left="120"/>
             </w:pPr>
-            <w:hyperlink w:history="1" r:id="rIdei3undf8ih5o4fizq0w4m">
+            <w:hyperlink w:history="1" r:id="rIdx9lcu9e0-nabdgxtmqpr3">
               <w:r>
                 <w:rPr>
                   <w:rFonts w:ascii="Arial" w:cs="Arial" w:eastAsia="Arial" w:hAnsi="Arial"/>
@@ -16158,7 +15588,7 @@
             <w:pPr>
               <w:spacing w:after="20" w:before="0"/>
             </w:pPr>
-            <w:hyperlink w:history="1" r:id="rIdvofljcc66_5cnwyverkpi">
+            <w:hyperlink w:history="1" r:id="rIdgahr4ee9k8nd6xq7oabne">
               <w:r>
                 <w:rPr>
                   <w:rFonts w:ascii="Arial" w:cs="Arial" w:eastAsia="Arial" w:hAnsi="Arial"/>
@@ -16191,7 +15621,7 @@
               <w:spacing w:after="10" w:before="0"/>
               <w:ind w:left="120"/>
             </w:pPr>
-            <w:hyperlink w:history="1" r:id="rIdendekowgcwx7g6viczvhg">
+            <w:hyperlink w:history="1" r:id="rIdh5plzbhdo1vedmmfn8yq9">
               <w:r>
                 <w:rPr>
                   <w:rFonts w:ascii="Arial" w:cs="Arial" w:eastAsia="Arial" w:hAnsi="Arial"/>
@@ -16386,7 +15816,7 @@
             <w:pPr>
               <w:spacing w:after="20" w:before="0"/>
             </w:pPr>
-            <w:hyperlink w:history="1" r:id="rIdjmzsfle4mvzj0lv_zypbq">
+            <w:hyperlink w:history="1" r:id="rId1hh1z_wkynpxnactpne9g">
               <w:r>
                 <w:rPr>
                   <w:rFonts w:ascii="Arial" w:cs="Arial" w:eastAsia="Arial" w:hAnsi="Arial"/>
@@ -16419,7 +15849,7 @@
               <w:spacing w:after="10" w:before="0"/>
               <w:ind w:left="120"/>
             </w:pPr>
-            <w:hyperlink w:history="1" r:id="rIdanj0t-_sltijvwrzywxqe">
+            <w:hyperlink w:history="1" r:id="rIdvcwlq-jmedlufp4oqojhx">
               <w:r>
                 <w:rPr>
                   <w:rFonts w:ascii="Arial" w:cs="Arial" w:eastAsia="Arial" w:hAnsi="Arial"/>
@@ -16464,7 +15894,7 @@
             <w:pPr>
               <w:spacing w:after="20" w:before="0"/>
             </w:pPr>
-            <w:hyperlink w:history="1" r:id="rIdt8u6rejk9ingek8uzruci">
+            <w:hyperlink w:history="1" r:id="rIdijelqrtgfjtsjs6f9kvqu">
               <w:r>
                 <w:rPr>
                   <w:rFonts w:ascii="Arial" w:cs="Arial" w:eastAsia="Arial" w:hAnsi="Arial"/>
@@ -16497,7 +15927,7 @@
               <w:spacing w:after="10" w:before="0"/>
               <w:ind w:left="120"/>
             </w:pPr>
-            <w:hyperlink w:history="1" r:id="rIdpq5japtftw_qaxgytwwy-">
+            <w:hyperlink w:history="1" r:id="rIdtbrq5sk0a4qk4oec2c2lg">
               <w:r>
                 <w:rPr>
                   <w:rFonts w:ascii="Arial" w:cs="Arial" w:eastAsia="Arial" w:hAnsi="Arial"/>
@@ -17984,7 +17414,7 @@
             <w:pPr>
               <w:spacing w:after="20" w:before="0"/>
             </w:pPr>
-            <w:hyperlink w:history="1" r:id="rId7ccnx6adep7amgnnbkqql">
+            <w:hyperlink w:history="1" r:id="rId3kixth0loyh7h0gfu5ndf">
               <w:r>
                 <w:rPr>
                   <w:rFonts w:ascii="Arial" w:cs="Arial" w:eastAsia="Arial" w:hAnsi="Arial"/>
@@ -18017,7 +17447,7 @@
               <w:spacing w:after="10" w:before="0"/>
               <w:ind w:left="120"/>
             </w:pPr>
-            <w:hyperlink w:history="1" r:id="rIdbwcmvzt_fmj3tzw7b-dgj">
+            <w:hyperlink w:history="1" r:id="rIdxvptofvj6h4koq6x1lx6z">
               <w:r>
                 <w:rPr>
                   <w:rFonts w:ascii="Arial" w:cs="Arial" w:eastAsia="Arial" w:hAnsi="Arial"/>
@@ -18062,7 +17492,7 @@
             <w:pPr>
               <w:spacing w:after="20" w:before="0"/>
             </w:pPr>
-            <w:hyperlink w:history="1" r:id="rIdhnvjdd839uxwp9boe9rbl">
+            <w:hyperlink w:history="1" r:id="rIdvfd-njdhadowwa92cghvh">
               <w:r>
                 <w:rPr>
                   <w:rFonts w:ascii="Arial" w:cs="Arial" w:eastAsia="Arial" w:hAnsi="Arial"/>
@@ -18095,7 +17525,7 @@
               <w:spacing w:after="10" w:before="0"/>
               <w:ind w:left="120"/>
             </w:pPr>
-            <w:hyperlink w:history="1" r:id="rIdmy1aqhitlmu8tq6tcvmam">
+            <w:hyperlink w:history="1" r:id="rIdrgcdkrlsjtytrcy4qmkph">
               <w:r>
                 <w:rPr>
                   <w:rFonts w:ascii="Arial" w:cs="Arial" w:eastAsia="Arial" w:hAnsi="Arial"/>
@@ -18290,7 +17720,7 @@
             <w:pPr>
               <w:spacing w:after="20" w:before="0"/>
             </w:pPr>
-            <w:hyperlink w:history="1" r:id="rIdjcizib-kohn1tuvy39ozx">
+            <w:hyperlink w:history="1" r:id="rIdjhi8wibpwyzjfvnnoroyu">
               <w:r>
                 <w:rPr>
                   <w:rFonts w:ascii="Arial" w:cs="Arial" w:eastAsia="Arial" w:hAnsi="Arial"/>
@@ -18323,7 +17753,7 @@
               <w:spacing w:after="10" w:before="0"/>
               <w:ind w:left="120"/>
             </w:pPr>
-            <w:hyperlink w:history="1" r:id="rIdrwvdnruxefufgefzuewah">
+            <w:hyperlink w:history="1" r:id="rIdgbqxac2ttw_2ycpqa1w3q">
               <w:r>
                 <w:rPr>
                   <w:rFonts w:ascii="Arial" w:cs="Arial" w:eastAsia="Arial" w:hAnsi="Arial"/>
@@ -18368,7 +17798,7 @@
             <w:pPr>
               <w:spacing w:after="20" w:before="0"/>
             </w:pPr>
-            <w:hyperlink w:history="1" r:id="rIddc4s3dz_zerifi0lwcnip">
+            <w:hyperlink w:history="1" r:id="rIdltncn6wq7eufi_vy_egl8">
               <w:r>
                 <w:rPr>
                   <w:rFonts w:ascii="Arial" w:cs="Arial" w:eastAsia="Arial" w:hAnsi="Arial"/>
@@ -18401,7 +17831,7 @@
               <w:spacing w:after="10" w:before="0"/>
               <w:ind w:left="120"/>
             </w:pPr>
-            <w:hyperlink w:history="1" r:id="rIdt7bpc6fljzduyayp1tqec">
+            <w:hyperlink w:history="1" r:id="rId50d0uyxegxvfimdub-p_e">
               <w:r>
                 <w:rPr>
                   <w:rFonts w:ascii="Arial" w:cs="Arial" w:eastAsia="Arial" w:hAnsi="Arial"/>
@@ -18596,7 +18026,7 @@
             <w:pPr>
               <w:spacing w:after="20" w:before="0"/>
             </w:pPr>
-            <w:hyperlink w:history="1" r:id="rIdhlyqfjvge_-fw_cdztbgi">
+            <w:hyperlink w:history="1" r:id="rIdetuz29nvkyplhxpemufpp">
               <w:r>
                 <w:rPr>
                   <w:rFonts w:ascii="Arial" w:cs="Arial" w:eastAsia="Arial" w:hAnsi="Arial"/>
@@ -18629,7 +18059,7 @@
               <w:spacing w:after="10" w:before="0"/>
               <w:ind w:left="120"/>
             </w:pPr>
-            <w:hyperlink w:history="1" r:id="rIdiwftok5xbxa4etwnuxhbu">
+            <w:hyperlink w:history="1" r:id="rIdeajhgmirwlus1mjw2s3rc">
               <w:r>
                 <w:rPr>
                   <w:rFonts w:ascii="Arial" w:cs="Arial" w:eastAsia="Arial" w:hAnsi="Arial"/>
@@ -18674,7 +18104,7 @@
             <w:pPr>
               <w:spacing w:after="20" w:before="0"/>
             </w:pPr>
-            <w:hyperlink w:history="1" r:id="rIdtkielohmywwduxgotc8nj">
+            <w:hyperlink w:history="1" r:id="rIdnkg_9fvvtespjicjbwmrg">
               <w:r>
                 <w:rPr>
                   <w:rFonts w:ascii="Arial" w:cs="Arial" w:eastAsia="Arial" w:hAnsi="Arial"/>
@@ -18707,7 +18137,7 @@
               <w:spacing w:after="10" w:before="0"/>
               <w:ind w:left="120"/>
             </w:pPr>
-            <w:hyperlink w:history="1" r:id="rIdy8gignfoumgvkkyhppdwu">
+            <w:hyperlink w:history="1" r:id="rIdphcxknt58c8nmoakktcim">
               <w:r>
                 <w:rPr>
                   <w:rFonts w:ascii="Arial" w:cs="Arial" w:eastAsia="Arial" w:hAnsi="Arial"/>
@@ -18902,7 +18332,7 @@
             <w:pPr>
               <w:spacing w:after="20" w:before="0"/>
             </w:pPr>
-            <w:hyperlink w:history="1" r:id="rId3qmvlcsgf-wa80ppvqmbr">
+            <w:hyperlink w:history="1" r:id="rIdr4ugrfqwwjfl-12e7zewq">
               <w:r>
                 <w:rPr>
                   <w:rFonts w:ascii="Arial" w:cs="Arial" w:eastAsia="Arial" w:hAnsi="Arial"/>
@@ -18935,7 +18365,7 @@
               <w:spacing w:after="10" w:before="0"/>
               <w:ind w:left="120"/>
             </w:pPr>
-            <w:hyperlink w:history="1" r:id="rIdmexl4cmbh86s7gufvaxva">
+            <w:hyperlink w:history="1" r:id="rIdfubswjaahwdid6vl0h1bj">
               <w:r>
                 <w:rPr>
                   <w:rFonts w:ascii="Arial" w:cs="Arial" w:eastAsia="Arial" w:hAnsi="Arial"/>
@@ -18980,7 +18410,7 @@
             <w:pPr>
               <w:spacing w:after="20" w:before="0"/>
             </w:pPr>
-            <w:hyperlink w:history="1" r:id="rIdcgochiqqfrdveg0rr-x-c">
+            <w:hyperlink w:history="1" r:id="rIdhuhmtopauytucln7iarzg">
               <w:r>
                 <w:rPr>
                   <w:rFonts w:ascii="Arial" w:cs="Arial" w:eastAsia="Arial" w:hAnsi="Arial"/>
@@ -19013,7 +18443,7 @@
               <w:spacing w:after="10" w:before="0"/>
               <w:ind w:left="120"/>
             </w:pPr>
-            <w:hyperlink w:history="1" r:id="rIdul9srhnvgtvlwhdkyov8u">
+            <w:hyperlink w:history="1" r:id="rIdxxobdzkecezw7yl3ktfrv">
               <w:r>
                 <w:rPr>
                   <w:rFonts w:ascii="Arial" w:cs="Arial" w:eastAsia="Arial" w:hAnsi="Arial"/>
@@ -19208,7 +18638,7 @@
             <w:pPr>
               <w:spacing w:after="20" w:before="0"/>
             </w:pPr>
-            <w:hyperlink w:history="1" r:id="rId5no9brol6c1denylbucjr">
+            <w:hyperlink w:history="1" r:id="rIdyn_nspkkkkhndmbsn3wx5">
               <w:r>
                 <w:rPr>
                   <w:rFonts w:ascii="Arial" w:cs="Arial" w:eastAsia="Arial" w:hAnsi="Arial"/>
@@ -19241,7 +18671,7 @@
               <w:spacing w:after="10" w:before="0"/>
               <w:ind w:left="120"/>
             </w:pPr>
-            <w:hyperlink w:history="1" r:id="rIdqrdtaqj56o99rjeeqmc29">
+            <w:hyperlink w:history="1" r:id="rIdiqrcfd3af4axmtnqltp5t">
               <w:r>
                 <w:rPr>
                   <w:rFonts w:ascii="Arial" w:cs="Arial" w:eastAsia="Arial" w:hAnsi="Arial"/>
@@ -19286,7 +18716,7 @@
             <w:pPr>
               <w:spacing w:after="20" w:before="0"/>
             </w:pPr>
-            <w:hyperlink w:history="1" r:id="rIdkx0bijzwzxqi5-a5tsfwx">
+            <w:hyperlink w:history="1" r:id="rIdansy-jsq7d1vx49vnvi4e">
               <w:r>
                 <w:rPr>
                   <w:rFonts w:ascii="Arial" w:cs="Arial" w:eastAsia="Arial" w:hAnsi="Arial"/>
@@ -19319,7 +18749,7 @@
               <w:spacing w:after="10" w:before="0"/>
               <w:ind w:left="120"/>
             </w:pPr>
-            <w:hyperlink w:history="1" r:id="rIdjc-uiayftgx69okszg_dg">
+            <w:hyperlink w:history="1" r:id="rIdominoqzh1mzkh77owjeii">
               <w:r>
                 <w:rPr>
                   <w:rFonts w:ascii="Arial" w:cs="Arial" w:eastAsia="Arial" w:hAnsi="Arial"/>
@@ -20806,7 +20236,7 @@
             <w:pPr>
               <w:spacing w:after="20" w:before="0"/>
             </w:pPr>
-            <w:hyperlink w:history="1" r:id="rIduqcvnkwmz6ghhqn-3srwa">
+            <w:hyperlink w:history="1" r:id="rIdw-9gaswf4ukmgynndzekc">
               <w:r>
                 <w:rPr>
                   <w:rFonts w:ascii="Arial" w:cs="Arial" w:eastAsia="Arial" w:hAnsi="Arial"/>
@@ -20839,7 +20269,7 @@
               <w:spacing w:after="10" w:before="0"/>
               <w:ind w:left="120"/>
             </w:pPr>
-            <w:hyperlink w:history="1" r:id="rIdpqytquc52gh_lacmsupqn">
+            <w:hyperlink w:history="1" r:id="rIdiw8zlag5g0wy7qkug3swu">
               <w:r>
                 <w:rPr>
                   <w:rFonts w:ascii="Arial" w:cs="Arial" w:eastAsia="Arial" w:hAnsi="Arial"/>
@@ -20884,7 +20314,7 @@
             <w:pPr>
               <w:spacing w:after="20" w:before="0"/>
             </w:pPr>
-            <w:hyperlink w:history="1" r:id="rIdwaiongfna32amzaml5znk">
+            <w:hyperlink w:history="1" r:id="rId2jdewm-uuluptns4u50mu">
               <w:r>
                 <w:rPr>
                   <w:rFonts w:ascii="Arial" w:cs="Arial" w:eastAsia="Arial" w:hAnsi="Arial"/>
@@ -20917,7 +20347,7 @@
               <w:spacing w:after="10" w:before="0"/>
               <w:ind w:left="120"/>
             </w:pPr>
-            <w:hyperlink w:history="1" r:id="rIdai4nuktftlzv0qqe7l02_">
+            <w:hyperlink w:history="1" r:id="rIdc-6f83cnygkbubsefqj0t">
               <w:r>
                 <w:rPr>
                   <w:rFonts w:ascii="Arial" w:cs="Arial" w:eastAsia="Arial" w:hAnsi="Arial"/>
@@ -21112,7 +20542,7 @@
             <w:pPr>
               <w:spacing w:after="20" w:before="0"/>
             </w:pPr>
-            <w:hyperlink w:history="1" r:id="rId964fskblw_vbzahqwf5ge">
+            <w:hyperlink w:history="1" r:id="rId1-odxahpny0g9anisvscg">
               <w:r>
                 <w:rPr>
                   <w:rFonts w:ascii="Arial" w:cs="Arial" w:eastAsia="Arial" w:hAnsi="Arial"/>
@@ -21145,7 +20575,7 @@
               <w:spacing w:after="10" w:before="0"/>
               <w:ind w:left="120"/>
             </w:pPr>
-            <w:hyperlink w:history="1" r:id="rId34cryjs0v1s2yyaj3uefp">
+            <w:hyperlink w:history="1" r:id="rIdwcql4_3vx_cn780pc8loi">
               <w:r>
                 <w:rPr>
                   <w:rFonts w:ascii="Arial" w:cs="Arial" w:eastAsia="Arial" w:hAnsi="Arial"/>
@@ -21190,7 +20620,7 @@
             <w:pPr>
               <w:spacing w:after="20" w:before="0"/>
             </w:pPr>
-            <w:hyperlink w:history="1" r:id="rIdw4guocl4__fkvvr1gmgpk">
+            <w:hyperlink w:history="1" r:id="rIddkcikt3cxgtp-fpvj0qwy">
               <w:r>
                 <w:rPr>
                   <w:rFonts w:ascii="Arial" w:cs="Arial" w:eastAsia="Arial" w:hAnsi="Arial"/>
@@ -21223,7 +20653,7 @@
               <w:spacing w:after="10" w:before="0"/>
               <w:ind w:left="120"/>
             </w:pPr>
-            <w:hyperlink w:history="1" r:id="rIdfydhtsio1xkw6lij51vbj">
+            <w:hyperlink w:history="1" r:id="rIdwu6ksrkwrph6szbceeuhk">
               <w:r>
                 <w:rPr>
                   <w:rFonts w:ascii="Arial" w:cs="Arial" w:eastAsia="Arial" w:hAnsi="Arial"/>
@@ -21418,7 +20848,7 @@
             <w:pPr>
               <w:spacing w:after="20" w:before="0"/>
             </w:pPr>
-            <w:hyperlink w:history="1" r:id="rIdjrxgvfo4bbmpvp_46ve7a">
+            <w:hyperlink w:history="1" r:id="rId08jor9_rneiyf7u9qrilg">
               <w:r>
                 <w:rPr>
                   <w:rFonts w:ascii="Arial" w:cs="Arial" w:eastAsia="Arial" w:hAnsi="Arial"/>
@@ -21451,7 +20881,7 @@
               <w:spacing w:after="10" w:before="0"/>
               <w:ind w:left="120"/>
             </w:pPr>
-            <w:hyperlink w:history="1" r:id="rId2nwrukplekioz-qan2pg6">
+            <w:hyperlink w:history="1" r:id="rIdoy_jhjjhb79vnwmyhiqx3">
               <w:r>
                 <w:rPr>
                   <w:rFonts w:ascii="Arial" w:cs="Arial" w:eastAsia="Arial" w:hAnsi="Arial"/>
@@ -21496,7 +20926,7 @@
             <w:pPr>
               <w:spacing w:after="20" w:before="0"/>
             </w:pPr>
-            <w:hyperlink w:history="1" r:id="rId3zlh-6cpfu7pghyjxiqq1">
+            <w:hyperlink w:history="1" r:id="rIdwgmdgvwcxwdt1mptau9oj">
               <w:r>
                 <w:rPr>
                   <w:rFonts w:ascii="Arial" w:cs="Arial" w:eastAsia="Arial" w:hAnsi="Arial"/>
@@ -21529,7 +20959,7 @@
               <w:spacing w:after="10" w:before="0"/>
               <w:ind w:left="120"/>
             </w:pPr>
-            <w:hyperlink w:history="1" r:id="rIdqbnfksv2-e2_phrgz1jsd">
+            <w:hyperlink w:history="1" r:id="rId7jt00wkdu3sbn6dgdznje">
               <w:r>
                 <w:rPr>
                   <w:rFonts w:ascii="Arial" w:cs="Arial" w:eastAsia="Arial" w:hAnsi="Arial"/>
@@ -21724,7 +21154,7 @@
             <w:pPr>
               <w:spacing w:after="20" w:before="0"/>
             </w:pPr>
-            <w:hyperlink w:history="1" r:id="rIdmphcfxqjr6tir95xjngdd">
+            <w:hyperlink w:history="1" r:id="rIdyf3rutlburifuqma1hpkx">
               <w:r>
                 <w:rPr>
                   <w:rFonts w:ascii="Arial" w:cs="Arial" w:eastAsia="Arial" w:hAnsi="Arial"/>
@@ -21757,7 +21187,7 @@
               <w:spacing w:after="10" w:before="0"/>
               <w:ind w:left="120"/>
             </w:pPr>
-            <w:hyperlink w:history="1" r:id="rIdfbbu8q9gvs3jw8selwn2o">
+            <w:hyperlink w:history="1" r:id="rIdkmb_nyfgipaatjhjzizik">
               <w:r>
                 <w:rPr>
                   <w:rFonts w:ascii="Arial" w:cs="Arial" w:eastAsia="Arial" w:hAnsi="Arial"/>
@@ -21802,7 +21232,7 @@
             <w:pPr>
               <w:spacing w:after="20" w:before="0"/>
             </w:pPr>
-            <w:hyperlink w:history="1" r:id="rIds7dnxvmr_h-sx58zlioq_">
+            <w:hyperlink w:history="1" r:id="rIdloccrkz3cj8osiworxvpk">
               <w:r>
                 <w:rPr>
                   <w:rFonts w:ascii="Arial" w:cs="Arial" w:eastAsia="Arial" w:hAnsi="Arial"/>
@@ -21835,7 +21265,7 @@
               <w:spacing w:after="10" w:before="0"/>
               <w:ind w:left="120"/>
             </w:pPr>
-            <w:hyperlink w:history="1" r:id="rId2zfkoiqn6teqyn3anxpao">
+            <w:hyperlink w:history="1" r:id="rIdzaloias4bbs2v7eto_0xe">
               <w:r>
                 <w:rPr>
                   <w:rFonts w:ascii="Arial" w:cs="Arial" w:eastAsia="Arial" w:hAnsi="Arial"/>
@@ -22030,7 +21460,7 @@
             <w:pPr>
               <w:spacing w:after="20" w:before="0"/>
             </w:pPr>
-            <w:hyperlink w:history="1" r:id="rIdb_70ewosrm7xwp_ni0lnz">
+            <w:hyperlink w:history="1" r:id="rIdsu2aq78udyyahbzemg8jm">
               <w:r>
                 <w:rPr>
                   <w:rFonts w:ascii="Arial" w:cs="Arial" w:eastAsia="Arial" w:hAnsi="Arial"/>
@@ -22063,7 +21493,7 @@
               <w:spacing w:after="10" w:before="0"/>
               <w:ind w:left="120"/>
             </w:pPr>
-            <w:hyperlink w:history="1" r:id="rIdaaeqnzby4fqn593hwmpm8">
+            <w:hyperlink w:history="1" r:id="rId7kcfgzf4nsomjucje5sdd">
               <w:r>
                 <w:rPr>
                   <w:rFonts w:ascii="Arial" w:cs="Arial" w:eastAsia="Arial" w:hAnsi="Arial"/>
@@ -22108,7 +21538,7 @@
             <w:pPr>
               <w:spacing w:after="20" w:before="0"/>
             </w:pPr>
-            <w:hyperlink w:history="1" r:id="rIdyl2e6svkblndlloj44mu5">
+            <w:hyperlink w:history="1" r:id="rId5z0cicy-xz_jsjai3kxsd">
               <w:r>
                 <w:rPr>
                   <w:rFonts w:ascii="Arial" w:cs="Arial" w:eastAsia="Arial" w:hAnsi="Arial"/>
@@ -22141,7 +21571,7 @@
               <w:spacing w:after="10" w:before="0"/>
               <w:ind w:left="120"/>
             </w:pPr>
-            <w:hyperlink w:history="1" r:id="rIdiup9jpukvn16dzre6wprd">
+            <w:hyperlink w:history="1" r:id="rId97uodumi-8yjncgsnth3p">
               <w:r>
                 <w:rPr>
                   <w:rFonts w:ascii="Arial" w:cs="Arial" w:eastAsia="Arial" w:hAnsi="Arial"/>
@@ -23628,7 +23058,7 @@
             <w:pPr>
               <w:spacing w:after="20" w:before="0"/>
             </w:pPr>
-            <w:hyperlink w:history="1" r:id="rIddoalpevkbblm8qakp8bpx">
+            <w:hyperlink w:history="1" r:id="rIddr3rmzppzr2wykngqvfu9">
               <w:r>
                 <w:rPr>
                   <w:rFonts w:ascii="Arial" w:cs="Arial" w:eastAsia="Arial" w:hAnsi="Arial"/>
@@ -23661,7 +23091,7 @@
               <w:spacing w:after="10" w:before="0"/>
               <w:ind w:left="120"/>
             </w:pPr>
-            <w:hyperlink w:history="1" r:id="rIdoewfvz6ajhwsxeu43igrh">
+            <w:hyperlink w:history="1" r:id="rIddq1_gbjn964sf73vkb7go">
               <w:r>
                 <w:rPr>
                   <w:rFonts w:ascii="Arial" w:cs="Arial" w:eastAsia="Arial" w:hAnsi="Arial"/>
@@ -23706,7 +23136,7 @@
             <w:pPr>
               <w:spacing w:after="20" w:before="0"/>
             </w:pPr>
-            <w:hyperlink w:history="1" r:id="rIdyjkwexrnax8jdbzprzuqq">
+            <w:hyperlink w:history="1" r:id="rIdrpzhgj9zjzfvyrudso_az">
               <w:r>
                 <w:rPr>
                   <w:rFonts w:ascii="Arial" w:cs="Arial" w:eastAsia="Arial" w:hAnsi="Arial"/>
@@ -23739,7 +23169,7 @@
               <w:spacing w:after="10" w:before="0"/>
               <w:ind w:left="120"/>
             </w:pPr>
-            <w:hyperlink w:history="1" r:id="rIdiw-mhy_cgcvu4cdqipzdk">
+            <w:hyperlink w:history="1" r:id="rIdhcnmkrf7egrl7wwascqrc">
               <w:r>
                 <w:rPr>
                   <w:rFonts w:ascii="Arial" w:cs="Arial" w:eastAsia="Arial" w:hAnsi="Arial"/>
@@ -24276,7 +23706,7 @@
             <w:pPr>
               <w:spacing w:after="20" w:before="0"/>
             </w:pPr>
-            <w:hyperlink w:history="1" r:id="rIdmhgyj9sdqcsdh5saolft9">
+            <w:hyperlink w:history="1" r:id="rIdducl7_u6ctcl7dhvnn0mb">
               <w:r>
                 <w:rPr>
                   <w:rFonts w:ascii="Arial" w:cs="Arial" w:eastAsia="Arial" w:hAnsi="Arial"/>
@@ -24309,7 +23739,7 @@
               <w:spacing w:after="10" w:before="0"/>
               <w:ind w:left="120"/>
             </w:pPr>
-            <w:hyperlink w:history="1" r:id="rIdhzplrvbvmw2zxrvvsezq0">
+            <w:hyperlink w:history="1" r:id="rIdv9czbv4paznh2iwv5a9g1">
               <w:r>
                 <w:rPr>
                   <w:rFonts w:ascii="Arial" w:cs="Arial" w:eastAsia="Arial" w:hAnsi="Arial"/>
@@ -24354,7 +23784,7 @@
             <w:pPr>
               <w:spacing w:after="20" w:before="0"/>
             </w:pPr>
-            <w:hyperlink w:history="1" r:id="rIdraavechvwziyodfcyg8z5">
+            <w:hyperlink w:history="1" r:id="rIddj1hm0o_-_awlclvp1h2a">
               <w:r>
                 <w:rPr>
                   <w:rFonts w:ascii="Arial" w:cs="Arial" w:eastAsia="Arial" w:hAnsi="Arial"/>
@@ -24387,7 +23817,7 @@
               <w:spacing w:after="10" w:before="0"/>
               <w:ind w:left="120"/>
             </w:pPr>
-            <w:hyperlink w:history="1" r:id="rIdywbof9cls7qstvduv3ldf">
+            <w:hyperlink w:history="1" r:id="rIdrabctwgfie9kcgk91vf6w">
               <w:r>
                 <w:rPr>
                   <w:rFonts w:ascii="Arial" w:cs="Arial" w:eastAsia="Arial" w:hAnsi="Arial"/>
@@ -25266,7 +24696,7 @@
             <w:pPr>
               <w:spacing w:after="20" w:before="0"/>
             </w:pPr>
-            <w:hyperlink w:history="1" r:id="rIdhqooiux6c19jkhivgl5yw">
+            <w:hyperlink w:history="1" r:id="rIdvjvp__iixxo1qrxsd0zir">
               <w:r>
                 <w:rPr>
                   <w:rFonts w:ascii="Arial" w:cs="Arial" w:eastAsia="Arial" w:hAnsi="Arial"/>
@@ -25299,7 +24729,7 @@
               <w:spacing w:after="10" w:before="0"/>
               <w:ind w:left="120"/>
             </w:pPr>
-            <w:hyperlink w:history="1" r:id="rIdnlt_cgn-riubwabjvm9uc">
+            <w:hyperlink w:history="1" r:id="rIdpsmd7uxw_839l6pfrnr5f">
               <w:r>
                 <w:rPr>
                   <w:rFonts w:ascii="Arial" w:cs="Arial" w:eastAsia="Arial" w:hAnsi="Arial"/>
@@ -25344,7 +24774,7 @@
             <w:pPr>
               <w:spacing w:after="20" w:before="0"/>
             </w:pPr>
-            <w:hyperlink w:history="1" r:id="rIdqwyvaql0da5opzl5t3r8n">
+            <w:hyperlink w:history="1" r:id="rIdgdpuwfhlougcqegrbqv9x">
               <w:r>
                 <w:rPr>
                   <w:rFonts w:ascii="Arial" w:cs="Arial" w:eastAsia="Arial" w:hAnsi="Arial"/>
@@ -25377,7 +24807,7 @@
               <w:spacing w:after="10" w:before="0"/>
               <w:ind w:left="120"/>
             </w:pPr>
-            <w:hyperlink w:history="1" r:id="rIdpkqeu4it-gzseicewcqdd">
+            <w:hyperlink w:history="1" r:id="rIdubrrqnj3agj10nbmfqjyj">
               <w:r>
                 <w:rPr>
                   <w:rFonts w:ascii="Arial" w:cs="Arial" w:eastAsia="Arial" w:hAnsi="Arial"/>
@@ -25686,7 +25116,7 @@
             <w:pPr>
               <w:spacing w:after="20" w:before="0"/>
             </w:pPr>
-            <w:hyperlink w:history="1" r:id="rIdlxpfwhpooqjxqogtcr7s-">
+            <w:hyperlink w:history="1" r:id="rId_nwbqqvj9r7ohgag4st7w">
               <w:r>
                 <w:rPr>
                   <w:rFonts w:ascii="Arial" w:cs="Arial" w:eastAsia="Arial" w:hAnsi="Arial"/>
@@ -25719,7 +25149,7 @@
               <w:spacing w:after="10" w:before="0"/>
               <w:ind w:left="120"/>
             </w:pPr>
-            <w:hyperlink w:history="1" r:id="rIdqy4qeyifvwp1uaxp6dgy-">
+            <w:hyperlink w:history="1" r:id="rIdes7ttriidc3fynpt7myct">
               <w:r>
                 <w:rPr>
                   <w:rFonts w:ascii="Arial" w:cs="Arial" w:eastAsia="Arial" w:hAnsi="Arial"/>
@@ -25764,7 +25194,7 @@
             <w:pPr>
               <w:spacing w:after="20" w:before="0"/>
             </w:pPr>
-            <w:hyperlink w:history="1" r:id="rIdednjmvwhvwxk2tzd8vckg">
+            <w:hyperlink w:history="1" r:id="rIdnh_ex6e0k5gz3hfx0xuqf">
               <w:r>
                 <w:rPr>
                   <w:rFonts w:ascii="Arial" w:cs="Arial" w:eastAsia="Arial" w:hAnsi="Arial"/>
@@ -25797,7 +25227,7 @@
               <w:spacing w:after="10" w:before="0"/>
               <w:ind w:left="120"/>
             </w:pPr>
-            <w:hyperlink w:history="1" r:id="rIdhbkn_fsvnzadbwrpbgiyj">
+            <w:hyperlink w:history="1" r:id="rIdtkhlqs7yu_gekzizwkqy7">
               <w:r>
                 <w:rPr>
                   <w:rFonts w:ascii="Arial" w:cs="Arial" w:eastAsia="Arial" w:hAnsi="Arial"/>
@@ -26106,7 +25536,7 @@
             <w:pPr>
               <w:spacing w:after="20" w:before="0"/>
             </w:pPr>
-            <w:hyperlink w:history="1" r:id="rIdb9job08lapymjvykbqwiu">
+            <w:hyperlink w:history="1" r:id="rIdjzggfb1xfb-374zphfqzd">
               <w:r>
                 <w:rPr>
                   <w:rFonts w:ascii="Arial" w:cs="Arial" w:eastAsia="Arial" w:hAnsi="Arial"/>
@@ -26139,7 +25569,7 @@
               <w:spacing w:after="10" w:before="0"/>
               <w:ind w:left="120"/>
             </w:pPr>
-            <w:hyperlink w:history="1" r:id="rIdd4amt6hwvrqjpuk-s6ufe">
+            <w:hyperlink w:history="1" r:id="rId5tlhw2ivqdnkzcwv-dm6w">
               <w:r>
                 <w:rPr>
                   <w:rFonts w:ascii="Arial" w:cs="Arial" w:eastAsia="Arial" w:hAnsi="Arial"/>
@@ -26184,7 +25614,7 @@
             <w:pPr>
               <w:spacing w:after="20" w:before="0"/>
             </w:pPr>
-            <w:hyperlink w:history="1" r:id="rId993q33frqez9hmkkb-b-1">
+            <w:hyperlink w:history="1" r:id="rIdmccjtz_qzbqgwr7yo3q0f">
               <w:r>
                 <w:rPr>
                   <w:rFonts w:ascii="Arial" w:cs="Arial" w:eastAsia="Arial" w:hAnsi="Arial"/>
@@ -26217,7 +25647,7 @@
               <w:spacing w:after="10" w:before="0"/>
               <w:ind w:left="120"/>
             </w:pPr>
-            <w:hyperlink w:history="1" r:id="rIdinim4asjunb-lyhes-3lo">
+            <w:hyperlink w:history="1" r:id="rIdo5hk8d59u6evdteztqghk">
               <w:r>
                 <w:rPr>
                   <w:rFonts w:ascii="Arial" w:cs="Arial" w:eastAsia="Arial" w:hAnsi="Arial"/>
@@ -28388,7 +27818,7 @@
             <w:pPr>
               <w:spacing w:after="20" w:before="0"/>
             </w:pPr>
-            <w:hyperlink w:history="1" r:id="rIdno9ne3m521wbvor50hrxy">
+            <w:hyperlink w:history="1" r:id="rIdumsllkdxeovy9ouui-vat">
               <w:r>
                 <w:rPr>
                   <w:rFonts w:ascii="Arial" w:cs="Arial" w:eastAsia="Arial" w:hAnsi="Arial"/>
@@ -28421,7 +27851,7 @@
               <w:spacing w:after="10" w:before="0"/>
               <w:ind w:left="120"/>
             </w:pPr>
-            <w:hyperlink w:history="1" r:id="rIdkd0hznhgpr5-ijnvxwdip">
+            <w:hyperlink w:history="1" r:id="rIdbezui_gckqesgd84idqru">
               <w:r>
                 <w:rPr>
                   <w:rFonts w:ascii="Arial" w:cs="Arial" w:eastAsia="Arial" w:hAnsi="Arial"/>
@@ -28466,7 +27896,7 @@
             <w:pPr>
               <w:spacing w:after="20" w:before="0"/>
             </w:pPr>
-            <w:hyperlink w:history="1" r:id="rId3nskttdxjtgvjq055xy8s">
+            <w:hyperlink w:history="1" r:id="rId3js2anbtavptchh2p39li">
               <w:r>
                 <w:rPr>
                   <w:rFonts w:ascii="Arial" w:cs="Arial" w:eastAsia="Arial" w:hAnsi="Arial"/>
@@ -28499,7 +27929,7 @@
               <w:spacing w:after="10" w:before="0"/>
               <w:ind w:left="120"/>
             </w:pPr>
-            <w:hyperlink w:history="1" r:id="rIdduxw619qvvcrowxham6w7">
+            <w:hyperlink w:history="1" r:id="rIdrzx9iqsctrv4qtarv_ddl">
               <w:r>
                 <w:rPr>
                   <w:rFonts w:ascii="Arial" w:cs="Arial" w:eastAsia="Arial" w:hAnsi="Arial"/>
@@ -28694,7 +28124,7 @@
             <w:pPr>
               <w:spacing w:after="20" w:before="0"/>
             </w:pPr>
-            <w:hyperlink w:history="1" r:id="rIdmmhzkwaibv9pwc4zva5er">
+            <w:hyperlink w:history="1" r:id="rIdcv8ukqr47baszm5i5jjqn">
               <w:r>
                 <w:rPr>
                   <w:rFonts w:ascii="Arial" w:cs="Arial" w:eastAsia="Arial" w:hAnsi="Arial"/>
@@ -28727,7 +28157,7 @@
               <w:spacing w:after="10" w:before="0"/>
               <w:ind w:left="120"/>
             </w:pPr>
-            <w:hyperlink w:history="1" r:id="rIdapm1anorvuqot9_yr8pwe">
+            <w:hyperlink w:history="1" r:id="rIdsksczyuvyerqks-ruyace">
               <w:r>
                 <w:rPr>
                   <w:rFonts w:ascii="Arial" w:cs="Arial" w:eastAsia="Arial" w:hAnsi="Arial"/>
@@ -28772,7 +28202,7 @@
             <w:pPr>
               <w:spacing w:after="20" w:before="0"/>
             </w:pPr>
-            <w:hyperlink w:history="1" r:id="rIdxzqjfu32lwssfz8flogmb">
+            <w:hyperlink w:history="1" r:id="rIdvgz6z6ltrboqmhd8uvy0_">
               <w:r>
                 <w:rPr>
                   <w:rFonts w:ascii="Arial" w:cs="Arial" w:eastAsia="Arial" w:hAnsi="Arial"/>
@@ -28805,7 +28235,7 @@
               <w:spacing w:after="10" w:before="0"/>
               <w:ind w:left="120"/>
             </w:pPr>
-            <w:hyperlink w:history="1" r:id="rIdmvkrlmke5_ymmlkt6kk45">
+            <w:hyperlink w:history="1" r:id="rIdxqycb_2zlrqivwlaygd37">
               <w:r>
                 <w:rPr>
                   <w:rFonts w:ascii="Arial" w:cs="Arial" w:eastAsia="Arial" w:hAnsi="Arial"/>
@@ -29000,7 +28430,7 @@
             <w:pPr>
               <w:spacing w:after="20" w:before="0"/>
             </w:pPr>
-            <w:hyperlink w:history="1" r:id="rIdav58hq8cxsgogk8yeju7z">
+            <w:hyperlink w:history="1" r:id="rIdwnq4aqa3gqhx0cgbtdx3i">
               <w:r>
                 <w:rPr>
                   <w:rFonts w:ascii="Arial" w:cs="Arial" w:eastAsia="Arial" w:hAnsi="Arial"/>
@@ -29033,7 +28463,7 @@
               <w:spacing w:after="10" w:before="0"/>
               <w:ind w:left="120"/>
             </w:pPr>
-            <w:hyperlink w:history="1" r:id="rIdd2dtnmdcknx0lnoasn3ad">
+            <w:hyperlink w:history="1" r:id="rIdggebwop4uv4aeyvojalxt">
               <w:r>
                 <w:rPr>
                   <w:rFonts w:ascii="Arial" w:cs="Arial" w:eastAsia="Arial" w:hAnsi="Arial"/>
@@ -29078,7 +28508,7 @@
             <w:pPr>
               <w:spacing w:after="20" w:before="0"/>
             </w:pPr>
-            <w:hyperlink w:history="1" r:id="rIdzxly2ucocffza1huq__mn">
+            <w:hyperlink w:history="1" r:id="rIdvqjp4ox1j5ttyyu1buqfj">
               <w:r>
                 <w:rPr>
                   <w:rFonts w:ascii="Arial" w:cs="Arial" w:eastAsia="Arial" w:hAnsi="Arial"/>
@@ -29111,7 +28541,7 @@
               <w:spacing w:after="10" w:before="0"/>
               <w:ind w:left="120"/>
             </w:pPr>
-            <w:hyperlink w:history="1" r:id="rIdkyyvzxuzg-4z6g1xwcrr7">
+            <w:hyperlink w:history="1" r:id="rIdatu8yjb072vsuiyxauuwv">
               <w:r>
                 <w:rPr>
                   <w:rFonts w:ascii="Arial" w:cs="Arial" w:eastAsia="Arial" w:hAnsi="Arial"/>
@@ -29306,7 +28736,7 @@
             <w:pPr>
               <w:spacing w:after="20" w:before="0"/>
             </w:pPr>
-            <w:hyperlink w:history="1" r:id="rIdpyrn4a070qaidrhuzg7df">
+            <w:hyperlink w:history="1" r:id="rIdq31lwfsktyaudzw9gai_b">
               <w:r>
                 <w:rPr>
                   <w:rFonts w:ascii="Arial" w:cs="Arial" w:eastAsia="Arial" w:hAnsi="Arial"/>
@@ -29339,7 +28769,7 @@
               <w:spacing w:after="10" w:before="0"/>
               <w:ind w:left="120"/>
             </w:pPr>
-            <w:hyperlink w:history="1" r:id="rIdcet4cdrszo6z54rvomu0m">
+            <w:hyperlink w:history="1" r:id="rId9o9vmnzhhdf7ixsu-g0_8">
               <w:r>
                 <w:rPr>
                   <w:rFonts w:ascii="Arial" w:cs="Arial" w:eastAsia="Arial" w:hAnsi="Arial"/>
@@ -29384,7 +28814,7 @@
             <w:pPr>
               <w:spacing w:after="20" w:before="0"/>
             </w:pPr>
-            <w:hyperlink w:history="1" r:id="rIdizejurzt1qr_s66_5vg2-">
+            <w:hyperlink w:history="1" r:id="rIdosuglsoc9on3krevbdfn-">
               <w:r>
                 <w:rPr>
                   <w:rFonts w:ascii="Arial" w:cs="Arial" w:eastAsia="Arial" w:hAnsi="Arial"/>
@@ -29417,7 +28847,7 @@
               <w:spacing w:after="10" w:before="0"/>
               <w:ind w:left="120"/>
             </w:pPr>
-            <w:hyperlink w:history="1" r:id="rId-d3nepwlx-84bbg8mzobb">
+            <w:hyperlink w:history="1" r:id="rId2e3s1l4n9h6gcku520cg0">
               <w:r>
                 <w:rPr>
                   <w:rFonts w:ascii="Arial" w:cs="Arial" w:eastAsia="Arial" w:hAnsi="Arial"/>
@@ -29612,7 +29042,7 @@
             <w:pPr>
               <w:spacing w:after="20" w:before="0"/>
             </w:pPr>
-            <w:hyperlink w:history="1" r:id="rIdxngnvda3n50rgfvsneugm">
+            <w:hyperlink w:history="1" r:id="rId00cqefnto2-utwkaojc9s">
               <w:r>
                 <w:rPr>
                   <w:rFonts w:ascii="Arial" w:cs="Arial" w:eastAsia="Arial" w:hAnsi="Arial"/>
@@ -29645,7 +29075,7 @@
               <w:spacing w:after="10" w:before="0"/>
               <w:ind w:left="120"/>
             </w:pPr>
-            <w:hyperlink w:history="1" r:id="rIdxxtywxyppfrqvbxth8txz">
+            <w:hyperlink w:history="1" r:id="rIddk9vfd7lqb_czkam_kiug">
               <w:r>
                 <w:rPr>
                   <w:rFonts w:ascii="Arial" w:cs="Arial" w:eastAsia="Arial" w:hAnsi="Arial"/>
@@ -29690,7 +29120,7 @@
             <w:pPr>
               <w:spacing w:after="20" w:before="0"/>
             </w:pPr>
-            <w:hyperlink w:history="1" r:id="rIdljfmpv1nx7gm-i1s_ogl7">
+            <w:hyperlink w:history="1" r:id="rIdbbbnlarlzkeyiyeeebqte">
               <w:r>
                 <w:rPr>
                   <w:rFonts w:ascii="Arial" w:cs="Arial" w:eastAsia="Arial" w:hAnsi="Arial"/>
@@ -29723,7 +29153,7 @@
               <w:spacing w:after="10" w:before="0"/>
               <w:ind w:left="120"/>
             </w:pPr>
-            <w:hyperlink w:history="1" r:id="rIdfdw9rlp_7djkglo6tyf_g">
+            <w:hyperlink w:history="1" r:id="rIdnargftl7q57eddc0khsxd">
               <w:r>
                 <w:rPr>
                   <w:rFonts w:ascii="Arial" w:cs="Arial" w:eastAsia="Arial" w:hAnsi="Arial"/>
@@ -31210,7 +30640,7 @@
             <w:pPr>
               <w:spacing w:after="20" w:before="0"/>
             </w:pPr>
-            <w:hyperlink w:history="1" r:id="rIdptnck9qmgyufkmuotad-6">
+            <w:hyperlink w:history="1" r:id="rIdvs85gs6kb11tyksedshrx">
               <w:r>
                 <w:rPr>
                   <w:rFonts w:ascii="Arial" w:cs="Arial" w:eastAsia="Arial" w:hAnsi="Arial"/>
@@ -31243,7 +30673,7 @@
               <w:spacing w:after="10" w:before="0"/>
               <w:ind w:left="120"/>
             </w:pPr>
-            <w:hyperlink w:history="1" r:id="rId2upxiihe_0ot86r7l5zjm">
+            <w:hyperlink w:history="1" r:id="rIdddakp07dzcx8xxx5ide1q">
               <w:r>
                 <w:rPr>
                   <w:rFonts w:ascii="Arial" w:cs="Arial" w:eastAsia="Arial" w:hAnsi="Arial"/>
@@ -31288,7 +30718,7 @@
             <w:pPr>
               <w:spacing w:after="20" w:before="0"/>
             </w:pPr>
-            <w:hyperlink w:history="1" r:id="rIdcibocfbvz9aggak9tiwf7">
+            <w:hyperlink w:history="1" r:id="rIdgljb-6bpyunvnr6hxtzda">
               <w:r>
                 <w:rPr>
                   <w:rFonts w:ascii="Arial" w:cs="Arial" w:eastAsia="Arial" w:hAnsi="Arial"/>
@@ -31321,7 +30751,7 @@
               <w:spacing w:after="10" w:before="0"/>
               <w:ind w:left="120"/>
             </w:pPr>
-            <w:hyperlink w:history="1" r:id="rIdyp4pwg7emsmliyjt99b3s">
+            <w:hyperlink w:history="1" r:id="rIdy_kpzir3nz4gswlybwgfo">
               <w:r>
                 <w:rPr>
                   <w:rFonts w:ascii="Arial" w:cs="Arial" w:eastAsia="Arial" w:hAnsi="Arial"/>
@@ -31516,7 +30946,7 @@
             <w:pPr>
               <w:spacing w:after="20" w:before="0"/>
             </w:pPr>
-            <w:hyperlink w:history="1" r:id="rIdtsys-1ch94ssrzdquxsay">
+            <w:hyperlink w:history="1" r:id="rId0famkqvednpovyzqx4fun">
               <w:r>
                 <w:rPr>
                   <w:rFonts w:ascii="Arial" w:cs="Arial" w:eastAsia="Arial" w:hAnsi="Arial"/>
@@ -31549,7 +30979,7 @@
               <w:spacing w:after="10" w:before="0"/>
               <w:ind w:left="120"/>
             </w:pPr>
-            <w:hyperlink w:history="1" r:id="rIdztqcoj_eq44shpymi4zrl">
+            <w:hyperlink w:history="1" r:id="rId83xuvuyqvpwxqukg897th">
               <w:r>
                 <w:rPr>
                   <w:rFonts w:ascii="Arial" w:cs="Arial" w:eastAsia="Arial" w:hAnsi="Arial"/>
@@ -31594,7 +31024,7 @@
             <w:pPr>
               <w:spacing w:after="20" w:before="0"/>
             </w:pPr>
-            <w:hyperlink w:history="1" r:id="rIdnlck6zotts7vqa414lfuz">
+            <w:hyperlink w:history="1" r:id="rId6mmqrqnwrrytmiwqcugoe">
               <w:r>
                 <w:rPr>
                   <w:rFonts w:ascii="Arial" w:cs="Arial" w:eastAsia="Arial" w:hAnsi="Arial"/>
@@ -31627,7 +31057,7 @@
               <w:spacing w:after="10" w:before="0"/>
               <w:ind w:left="120"/>
             </w:pPr>
-            <w:hyperlink w:history="1" r:id="rIdrh64apfjiwmgqd02llumu">
+            <w:hyperlink w:history="1" r:id="rIdsdiezuwfgbitqfg3gpkly">
               <w:r>
                 <w:rPr>
                   <w:rFonts w:ascii="Arial" w:cs="Arial" w:eastAsia="Arial" w:hAnsi="Arial"/>
@@ -31822,7 +31252,7 @@
             <w:pPr>
               <w:spacing w:after="20" w:before="0"/>
             </w:pPr>
-            <w:hyperlink w:history="1" r:id="rIdctouxt5wq0p-tmx857t5b">
+            <w:hyperlink w:history="1" r:id="rIdsxk6u6wik878jrjhq8cmo">
               <w:r>
                 <w:rPr>
                   <w:rFonts w:ascii="Arial" w:cs="Arial" w:eastAsia="Arial" w:hAnsi="Arial"/>
@@ -31855,7 +31285,7 @@
               <w:spacing w:after="10" w:before="0"/>
               <w:ind w:left="120"/>
             </w:pPr>
-            <w:hyperlink w:history="1" r:id="rIdcivn12oeubuvapzvyqvid">
+            <w:hyperlink w:history="1" r:id="rIdivl-x-anci69mmkipgtnt">
               <w:r>
                 <w:rPr>
                   <w:rFonts w:ascii="Arial" w:cs="Arial" w:eastAsia="Arial" w:hAnsi="Arial"/>
@@ -31900,7 +31330,7 @@
             <w:pPr>
               <w:spacing w:after="20" w:before="0"/>
             </w:pPr>
-            <w:hyperlink w:history="1" r:id="rIdbemng2pppxeanstgqti7o">
+            <w:hyperlink w:history="1" r:id="rIdcng-q6-fetccrzxutyc5d">
               <w:r>
                 <w:rPr>
                   <w:rFonts w:ascii="Arial" w:cs="Arial" w:eastAsia="Arial" w:hAnsi="Arial"/>
@@ -31933,7 +31363,7 @@
               <w:spacing w:after="10" w:before="0"/>
               <w:ind w:left="120"/>
             </w:pPr>
-            <w:hyperlink w:history="1" r:id="rId7hwbysmnrwea7lpege6zo">
+            <w:hyperlink w:history="1" r:id="rIdm8robhirzeou58y4hctll">
               <w:r>
                 <w:rPr>
                   <w:rFonts w:ascii="Arial" w:cs="Arial" w:eastAsia="Arial" w:hAnsi="Arial"/>
@@ -32128,7 +31558,7 @@
             <w:pPr>
               <w:spacing w:after="20" w:before="0"/>
             </w:pPr>
-            <w:hyperlink w:history="1" r:id="rIdi2kihgrhb1inod65csquh">
+            <w:hyperlink w:history="1" r:id="rIdlf3gdtlyglo6ascdw0kxq">
               <w:r>
                 <w:rPr>
                   <w:rFonts w:ascii="Arial" w:cs="Arial" w:eastAsia="Arial" w:hAnsi="Arial"/>
@@ -32161,7 +31591,7 @@
               <w:spacing w:after="10" w:before="0"/>
               <w:ind w:left="120"/>
             </w:pPr>
-            <w:hyperlink w:history="1" r:id="rIdnyxsx74uvqdwff7yw9dqo">
+            <w:hyperlink w:history="1" r:id="rIdvwqc0yxsq67moze-kvqwv">
               <w:r>
                 <w:rPr>
                   <w:rFonts w:ascii="Arial" w:cs="Arial" w:eastAsia="Arial" w:hAnsi="Arial"/>
@@ -32206,7 +31636,7 @@
             <w:pPr>
               <w:spacing w:after="20" w:before="0"/>
             </w:pPr>
-            <w:hyperlink w:history="1" r:id="rIdqw4m4yvxabdcnd7bcunrn">
+            <w:hyperlink w:history="1" r:id="rIda69wp4ooucoziuphip6kh">
               <w:r>
                 <w:rPr>
                   <w:rFonts w:ascii="Arial" w:cs="Arial" w:eastAsia="Arial" w:hAnsi="Arial"/>
@@ -32239,7 +31669,7 @@
               <w:spacing w:after="10" w:before="0"/>
               <w:ind w:left="120"/>
             </w:pPr>
-            <w:hyperlink w:history="1" r:id="rIdkgowkjoqovghe7nda24n5">
+            <w:hyperlink w:history="1" r:id="rIdbfu5wzqwakmcsfbkx-vea">
               <w:r>
                 <w:rPr>
                   <w:rFonts w:ascii="Arial" w:cs="Arial" w:eastAsia="Arial" w:hAnsi="Arial"/>
@@ -32434,7 +31864,7 @@
             <w:pPr>
               <w:spacing w:after="20" w:before="0"/>
             </w:pPr>
-            <w:hyperlink w:history="1" r:id="rIdvf64u5fhtiqfdkvtd_i2b">
+            <w:hyperlink w:history="1" r:id="rIdvh4kcplxxp2xruelkmmkk">
               <w:r>
                 <w:rPr>
                   <w:rFonts w:ascii="Arial" w:cs="Arial" w:eastAsia="Arial" w:hAnsi="Arial"/>
@@ -32467,7 +31897,7 @@
               <w:spacing w:after="10" w:before="0"/>
               <w:ind w:left="120"/>
             </w:pPr>
-            <w:hyperlink w:history="1" r:id="rId8eqvnuhydwo2uvbzlndby">
+            <w:hyperlink w:history="1" r:id="rIdttl3_esivfxmegsqa0sss">
               <w:r>
                 <w:rPr>
                   <w:rFonts w:ascii="Arial" w:cs="Arial" w:eastAsia="Arial" w:hAnsi="Arial"/>
@@ -32512,7 +31942,7 @@
             <w:pPr>
               <w:spacing w:after="20" w:before="0"/>
             </w:pPr>
-            <w:hyperlink w:history="1" r:id="rIds_s87u9cme7tfqgfnruz-">
+            <w:hyperlink w:history="1" r:id="rIdicjhwd-g6oa3dj8oisyig">
               <w:r>
                 <w:rPr>
                   <w:rFonts w:ascii="Arial" w:cs="Arial" w:eastAsia="Arial" w:hAnsi="Arial"/>
@@ -32545,7 +31975,7 @@
               <w:spacing w:after="10" w:before="0"/>
               <w:ind w:left="120"/>
             </w:pPr>
-            <w:hyperlink w:history="1" r:id="rIdhe_folinh9j3mtldej9tj">
+            <w:hyperlink w:history="1" r:id="rIdzbazrdr5r6yw3tn7i3qog">
               <w:r>
                 <w:rPr>
                   <w:rFonts w:ascii="Arial" w:cs="Arial" w:eastAsia="Arial" w:hAnsi="Arial"/>
